--- a/Documenti/Documento di progetto finale.docx
+++ b/Documenti/Documento di progetto finale.docx
@@ -13945,11 +13945,8 @@
     <w:p>
       <w:pPr>
         <w:pStyle w:val="Paragrafoelenco"/>
+        <w:keepNext/>
         <w:ind w:left="444"/>
-        <w:rPr>
-          <w:rFonts w:ascii="Calibri" w:hAnsi="Calibri" w:cs="Calibri"/>
-          <w:color w:val="000000" w:themeColor="text1"/>
-        </w:rPr>
       </w:pPr>
       <w:r>
         <w:rPr>
@@ -13958,26 +13955,10 @@
           <w:color w:val="000000" w:themeColor="text1"/>
         </w:rPr>
         <w:drawing>
-          <wp:anchor distT="0" distB="0" distL="114300" distR="114300" simplePos="0" relativeHeight="251623424" behindDoc="1" locked="0" layoutInCell="1" allowOverlap="1" wp14:anchorId="16C2BBC3" wp14:editId="04A9D63F">
-            <wp:simplePos x="0" y="0"/>
-            <wp:positionH relativeFrom="margin">
-              <wp:align>left</wp:align>
-            </wp:positionH>
-            <wp:positionV relativeFrom="paragraph">
-              <wp:posOffset>684157</wp:posOffset>
-            </wp:positionV>
-            <wp:extent cx="6049924" cy="3388659"/>
-            <wp:effectExtent l="0" t="0" r="8255" b="2540"/>
-            <wp:wrapTight wrapText="bothSides">
-              <wp:wrapPolygon edited="0">
-                <wp:start x="0" y="0"/>
-                <wp:lineTo x="0" y="21495"/>
-                <wp:lineTo x="21561" y="21495"/>
-                <wp:lineTo x="21561" y="0"/>
-                <wp:lineTo x="0" y="0"/>
-              </wp:wrapPolygon>
-            </wp:wrapTight>
-            <wp:docPr id="1987447705" name="Immagine 1" descr="Immagine che contiene testo, diagramma, Piano, schematico&#10;&#10;Il contenuto generato dall'IA potrebbe non essere corretto."/>
+          <wp:inline distT="0" distB="0" distL="0" distR="0" wp14:anchorId="12EE7490" wp14:editId="29337208">
+            <wp:extent cx="5825002" cy="3403261"/>
+            <wp:effectExtent l="0" t="0" r="4445" b="6985"/>
+            <wp:docPr id="1470748806" name="Immagine 1"/>
             <wp:cNvGraphicFramePr>
               <a:graphicFrameLocks xmlns:a="http://schemas.openxmlformats.org/drawingml/2006/main" noChangeAspect="1"/>
             </wp:cNvGraphicFramePr>
@@ -13985,8 +13966,10 @@
               <a:graphicData uri="http://schemas.openxmlformats.org/drawingml/2006/picture">
                 <pic:pic xmlns:pic="http://schemas.openxmlformats.org/drawingml/2006/picture">
                   <pic:nvPicPr>
-                    <pic:cNvPr id="1987447705" name="Immagine 1" descr="Immagine che contiene testo, diagramma, Piano, schematico&#10;&#10;Il contenuto generato dall'IA potrebbe non essere corretto."/>
-                    <pic:cNvPicPr/>
+                    <pic:cNvPr id="0" name="Picture 2"/>
+                    <pic:cNvPicPr>
+                      <a:picLocks noChangeAspect="1" noChangeArrowheads="1"/>
+                    </pic:cNvPicPr>
                   </pic:nvPicPr>
                   <pic:blipFill>
                     <a:blip r:embed="rId11">
@@ -13996,31 +13979,82 @@
                         </a:ext>
                       </a:extLst>
                     </a:blip>
+                    <a:srcRect/>
                     <a:stretch>
                       <a:fillRect/>
                     </a:stretch>
                   </pic:blipFill>
-                  <pic:spPr>
+                  <pic:spPr bwMode="auto">
                     <a:xfrm>
                       <a:off x="0" y="0"/>
-                      <a:ext cx="6049924" cy="3388659"/>
+                      <a:ext cx="5845752" cy="3415384"/>
                     </a:xfrm>
                     <a:prstGeom prst="rect">
                       <a:avLst/>
                     </a:prstGeom>
+                    <a:noFill/>
                   </pic:spPr>
                 </pic:pic>
               </a:graphicData>
             </a:graphic>
-            <wp14:sizeRelH relativeFrom="margin">
-              <wp14:pctWidth>0</wp14:pctWidth>
-            </wp14:sizeRelH>
-            <wp14:sizeRelV relativeFrom="margin">
-              <wp14:pctHeight>0</wp14:pctHeight>
-            </wp14:sizeRelV>
-          </wp:anchor>
+          </wp:inline>
         </w:drawing>
       </w:r>
+    </w:p>
+    <w:p>
+      <w:pPr>
+        <w:pStyle w:val="Didascalia"/>
+        <w:rPr>
+          <w:rFonts w:ascii="Calibri" w:hAnsi="Calibri" w:cs="Calibri"/>
+          <w:noProof/>
+          <w:color w:val="000000" w:themeColor="text1"/>
+        </w:rPr>
+      </w:pPr>
+      <w:r>
+        <w:t xml:space="preserve">Figura </w:t>
+      </w:r>
+      <w:r>
+        <w:fldChar w:fldCharType="begin"/>
+      </w:r>
+      <w:r>
+        <w:instrText xml:space="preserve"> SEQ Figura \* ARABIC </w:instrText>
+      </w:r>
+      <w:r>
+        <w:fldChar w:fldCharType="separate"/>
+      </w:r>
+      <w:r>
+        <w:rPr>
+          <w:noProof/>
+        </w:rPr>
+        <w:t>1</w:t>
+      </w:r>
+      <w:r>
+        <w:fldChar w:fldCharType="end"/>
+      </w:r>
+      <w:r>
+        <w:t xml:space="preserve"> Modello di dominio</w:t>
+      </w:r>
+    </w:p>
+    <w:p>
+      <w:pPr>
+        <w:pStyle w:val="Paragrafoelenco"/>
+        <w:ind w:left="444"/>
+        <w:rPr>
+          <w:rFonts w:ascii="Calibri" w:hAnsi="Calibri" w:cs="Calibri"/>
+          <w:noProof/>
+          <w:color w:val="000000" w:themeColor="text1"/>
+        </w:rPr>
+      </w:pPr>
+    </w:p>
+    <w:p>
+      <w:pPr>
+        <w:pStyle w:val="Paragrafoelenco"/>
+        <w:ind w:left="444"/>
+        <w:rPr>
+          <w:rFonts w:ascii="Calibri" w:hAnsi="Calibri" w:cs="Calibri"/>
+          <w:color w:val="000000" w:themeColor="text1"/>
+        </w:rPr>
+      </w:pPr>
       <w:r>
         <w:rPr>
           <w:rFonts w:ascii="Calibri" w:hAnsi="Calibri" w:cs="Calibri"/>
@@ -14391,6 +14425,7 @@
           <w:bCs/>
           <w:color w:val="000000" w:themeColor="text1"/>
         </w:rPr>
+        <w:lastRenderedPageBreak/>
         <w:t>Magazzino / Farmaco</w:t>
       </w:r>
       <w:r>
@@ -14486,10 +14521,7 @@
     </w:p>
     <w:p>
       <w:pPr>
-        <w:rPr>
-          <w:rFonts w:ascii="Calibri" w:hAnsi="Calibri" w:cs="Calibri"/>
-          <w:color w:val="000000" w:themeColor="text1"/>
-        </w:rPr>
+        <w:keepNext/>
       </w:pPr>
       <w:r>
         <w:rPr>
@@ -14542,6 +14574,39 @@
     </w:p>
     <w:p>
       <w:pPr>
+        <w:pStyle w:val="Didascalia"/>
+        <w:rPr>
+          <w:rFonts w:ascii="Calibri" w:hAnsi="Calibri" w:cs="Calibri"/>
+          <w:color w:val="000000" w:themeColor="text1"/>
+        </w:rPr>
+      </w:pPr>
+      <w:r>
+        <w:t xml:space="preserve">Figura </w:t>
+      </w:r>
+      <w:r>
+        <w:fldChar w:fldCharType="begin"/>
+      </w:r>
+      <w:r>
+        <w:instrText xml:space="preserve"> SEQ Figura \* ARABIC </w:instrText>
+      </w:r>
+      <w:r>
+        <w:fldChar w:fldCharType="separate"/>
+      </w:r>
+      <w:r>
+        <w:rPr>
+          <w:noProof/>
+        </w:rPr>
+        <w:t>2</w:t>
+      </w:r>
+      <w:r>
+        <w:fldChar w:fldCharType="end"/>
+      </w:r>
+      <w:r>
+        <w:t xml:space="preserve"> SSD Modello di Analisi UC1</w:t>
+      </w:r>
+    </w:p>
+    <w:p>
+      <w:pPr>
         <w:rPr>
           <w:rFonts w:ascii="Calibri" w:hAnsi="Calibri" w:cs="Calibri"/>
           <w:color w:val="000000" w:themeColor="text1"/>
@@ -14894,6 +14959,7 @@
           <w:rFonts w:ascii="Calibri" w:hAnsi="Calibri" w:cs="Calibri"/>
           <w:color w:val="000000" w:themeColor="text1"/>
         </w:rPr>
+        <w:lastRenderedPageBreak/>
         <w:t>Post-condizioni:</w:t>
       </w:r>
       <w:r>
@@ -15016,7 +15082,6 @@
           <w:rFonts w:ascii="Calibri" w:hAnsi="Calibri" w:cs="Calibri"/>
           <w:color w:val="000000" w:themeColor="text1"/>
         </w:rPr>
-        <w:lastRenderedPageBreak/>
         <w:t xml:space="preserve">- a è stato associato a </w:t>
       </w:r>
       <w:proofErr w:type="spellStart"/>
@@ -15306,6 +15371,157 @@
           <w:color w:val="000000" w:themeColor="text1"/>
         </w:rPr>
       </w:pPr>
+      <w:r>
+        <w:rPr>
+          <w:noProof/>
+        </w:rPr>
+        <mc:AlternateContent>
+          <mc:Choice Requires="wps">
+            <w:drawing>
+              <wp:anchor distT="0" distB="0" distL="114300" distR="114300" simplePos="0" relativeHeight="251696128" behindDoc="1" locked="0" layoutInCell="1" allowOverlap="1" wp14:anchorId="6BBFEEE5" wp14:editId="19374E96">
+                <wp:simplePos x="0" y="0"/>
+                <wp:positionH relativeFrom="column">
+                  <wp:posOffset>32385</wp:posOffset>
+                </wp:positionH>
+                <wp:positionV relativeFrom="paragraph">
+                  <wp:posOffset>1986280</wp:posOffset>
+                </wp:positionV>
+                <wp:extent cx="4120515" cy="635"/>
+                <wp:effectExtent l="0" t="0" r="0" b="0"/>
+                <wp:wrapTight wrapText="bothSides">
+                  <wp:wrapPolygon edited="0">
+                    <wp:start x="0" y="0"/>
+                    <wp:lineTo x="0" y="21600"/>
+                    <wp:lineTo x="21600" y="21600"/>
+                    <wp:lineTo x="21600" y="0"/>
+                  </wp:wrapPolygon>
+                </wp:wrapTight>
+                <wp:docPr id="148219860" name="Casella di testo 1"/>
+                <wp:cNvGraphicFramePr/>
+                <a:graphic xmlns:a="http://schemas.openxmlformats.org/drawingml/2006/main">
+                  <a:graphicData uri="http://schemas.microsoft.com/office/word/2010/wordprocessingShape">
+                    <wps:wsp>
+                      <wps:cNvSpPr txBox="1"/>
+                      <wps:spPr>
+                        <a:xfrm>
+                          <a:off x="0" y="0"/>
+                          <a:ext cx="4120515" cy="635"/>
+                        </a:xfrm>
+                        <a:prstGeom prst="rect">
+                          <a:avLst/>
+                        </a:prstGeom>
+                        <a:solidFill>
+                          <a:prstClr val="white"/>
+                        </a:solidFill>
+                        <a:ln>
+                          <a:noFill/>
+                        </a:ln>
+                      </wps:spPr>
+                      <wps:txbx>
+                        <w:txbxContent>
+                          <w:p>
+                            <w:pPr>
+                              <w:pStyle w:val="Didascalia"/>
+                              <w:rPr>
+                                <w:rFonts w:ascii="Calibri" w:hAnsi="Calibri" w:cs="Calibri"/>
+                                <w:noProof/>
+                                <w:color w:val="000000" w:themeColor="text1"/>
+                                <w:sz w:val="22"/>
+                                <w:szCs w:val="22"/>
+                              </w:rPr>
+                            </w:pPr>
+                            <w:r>
+                              <w:t xml:space="preserve">Figura </w:t>
+                            </w:r>
+                            <w:r>
+                              <w:fldChar w:fldCharType="begin"/>
+                            </w:r>
+                            <w:r>
+                              <w:instrText xml:space="preserve"> SEQ Figura \* ARABIC </w:instrText>
+                            </w:r>
+                            <w:r>
+                              <w:fldChar w:fldCharType="separate"/>
+                            </w:r>
+                            <w:r>
+                              <w:rPr>
+                                <w:noProof/>
+                              </w:rPr>
+                              <w:t>3</w:t>
+                            </w:r>
+                            <w:r>
+                              <w:fldChar w:fldCharType="end"/>
+                            </w:r>
+                            <w:r>
+                              <w:t xml:space="preserve"> SSD Modello di Analisi UC2</w:t>
+                            </w:r>
+                          </w:p>
+                        </w:txbxContent>
+                      </wps:txbx>
+                      <wps:bodyPr rot="0" spcFirstLastPara="0" vertOverflow="overflow" horzOverflow="overflow" vert="horz" wrap="square" lIns="0" tIns="0" rIns="0" bIns="0" numCol="1" spcCol="0" rtlCol="0" fromWordArt="0" anchor="t" anchorCtr="0" forceAA="0" compatLnSpc="1">
+                        <a:prstTxWarp prst="textNoShape">
+                          <a:avLst/>
+                        </a:prstTxWarp>
+                        <a:spAutoFit/>
+                      </wps:bodyPr>
+                    </wps:wsp>
+                  </a:graphicData>
+                </a:graphic>
+              </wp:anchor>
+            </w:drawing>
+          </mc:Choice>
+          <mc:Fallback>
+            <w:pict>
+              <v:shapetype w14:anchorId="6BBFEEE5" id="_x0000_t202" coordsize="21600,21600" o:spt="202" path="m,l,21600r21600,l21600,xe">
+                <v:stroke joinstyle="miter"/>
+                <v:path gradientshapeok="t" o:connecttype="rect"/>
+              </v:shapetype>
+              <v:shape id="Casella di testo 1" o:spid="_x0000_s1026" type="#_x0000_t202" style="position:absolute;margin-left:2.55pt;margin-top:156.4pt;width:324.45pt;height:.05pt;z-index:-251620352;visibility:visible;mso-wrap-style:square;mso-wrap-distance-left:9pt;mso-wrap-distance-top:0;mso-wrap-distance-right:9pt;mso-wrap-distance-bottom:0;mso-position-horizontal:absolute;mso-position-horizontal-relative:text;mso-position-vertical:absolute;mso-position-vertical-relative:text;v-text-anchor:top" o:gfxdata="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" stroked="f">
+                <v:textbox style="mso-fit-shape-to-text:t" inset="0,0,0,0">
+                  <w:txbxContent>
+                    <w:p>
+                      <w:pPr>
+                        <w:pStyle w:val="Didascalia"/>
+                        <w:rPr>
+                          <w:rFonts w:ascii="Calibri" w:hAnsi="Calibri" w:cs="Calibri"/>
+                          <w:noProof/>
+                          <w:color w:val="000000" w:themeColor="text1"/>
+                          <w:sz w:val="22"/>
+                          <w:szCs w:val="22"/>
+                        </w:rPr>
+                      </w:pPr>
+                      <w:r>
+                        <w:t xml:space="preserve">Figura </w:t>
+                      </w:r>
+                      <w:r>
+                        <w:fldChar w:fldCharType="begin"/>
+                      </w:r>
+                      <w:r>
+                        <w:instrText xml:space="preserve"> SEQ Figura \* ARABIC </w:instrText>
+                      </w:r>
+                      <w:r>
+                        <w:fldChar w:fldCharType="separate"/>
+                      </w:r>
+                      <w:r>
+                        <w:rPr>
+                          <w:noProof/>
+                        </w:rPr>
+                        <w:t>3</w:t>
+                      </w:r>
+                      <w:r>
+                        <w:fldChar w:fldCharType="end"/>
+                      </w:r>
+                      <w:r>
+                        <w:t xml:space="preserve"> SSD Modello di Analisi UC2</w:t>
+                      </w:r>
+                    </w:p>
+                  </w:txbxContent>
+                </v:textbox>
+                <w10:wrap type="tight"/>
+              </v:shape>
+            </w:pict>
+          </mc:Fallback>
+        </mc:AlternateContent>
+      </w:r>
       <w:r>
         <w:rPr>
           <w:rFonts w:ascii="Calibri" w:hAnsi="Calibri" w:cs="Calibri"/>
@@ -15452,6 +15668,14 @@
           <w:color w:val="000000" w:themeColor="text1"/>
         </w:rPr>
       </w:pPr>
+    </w:p>
+    <w:p>
+      <w:pPr>
+        <w:rPr>
+          <w:rFonts w:ascii="Calibri" w:hAnsi="Calibri" w:cs="Calibri"/>
+          <w:color w:val="000000" w:themeColor="text1"/>
+        </w:rPr>
+      </w:pPr>
       <w:proofErr w:type="spellStart"/>
       <w:r>
         <w:rPr>
@@ -15687,6 +15911,7 @@
           <w:rFonts w:ascii="Calibri" w:hAnsi="Calibri" w:cs="Calibri"/>
           <w:color w:val="000000" w:themeColor="text1"/>
         </w:rPr>
+        <w:lastRenderedPageBreak/>
         <w:t>Riferimenti: Caso d'uso: Creazione e aggiornamento di cartelle cliniche digitali</w:t>
       </w:r>
     </w:p>
@@ -15771,7 +15996,6 @@
           <w:rFonts w:ascii="Calibri" w:hAnsi="Calibri" w:cs="Calibri"/>
           <w:color w:val="000000" w:themeColor="text1"/>
         </w:rPr>
-        <w:lastRenderedPageBreak/>
         <w:t>3.</w:t>
       </w:r>
       <w:r>
@@ -15973,6 +16197,165 @@
           <w:color w:val="000000" w:themeColor="text1"/>
         </w:rPr>
       </w:pPr>
+      <w:r>
+        <w:rPr>
+          <w:noProof/>
+        </w:rPr>
+        <mc:AlternateContent>
+          <mc:Choice Requires="wps">
+            <w:drawing>
+              <wp:anchor distT="0" distB="0" distL="114300" distR="114300" simplePos="0" relativeHeight="251698176" behindDoc="1" locked="0" layoutInCell="1" allowOverlap="1" wp14:anchorId="3100CD7D" wp14:editId="31DF8E2B">
+                <wp:simplePos x="0" y="0"/>
+                <wp:positionH relativeFrom="column">
+                  <wp:posOffset>1905</wp:posOffset>
+                </wp:positionH>
+                <wp:positionV relativeFrom="paragraph">
+                  <wp:posOffset>2283460</wp:posOffset>
+                </wp:positionV>
+                <wp:extent cx="3987800" cy="635"/>
+                <wp:effectExtent l="0" t="0" r="0" b="0"/>
+                <wp:wrapTight wrapText="bothSides">
+                  <wp:wrapPolygon edited="0">
+                    <wp:start x="0" y="0"/>
+                    <wp:lineTo x="0" y="21600"/>
+                    <wp:lineTo x="21600" y="21600"/>
+                    <wp:lineTo x="21600" y="0"/>
+                  </wp:wrapPolygon>
+                </wp:wrapTight>
+                <wp:docPr id="114160978" name="Casella di testo 1"/>
+                <wp:cNvGraphicFramePr/>
+                <a:graphic xmlns:a="http://schemas.openxmlformats.org/drawingml/2006/main">
+                  <a:graphicData uri="http://schemas.microsoft.com/office/word/2010/wordprocessingShape">
+                    <wps:wsp>
+                      <wps:cNvSpPr txBox="1"/>
+                      <wps:spPr>
+                        <a:xfrm>
+                          <a:off x="0" y="0"/>
+                          <a:ext cx="3987800" cy="635"/>
+                        </a:xfrm>
+                        <a:prstGeom prst="rect">
+                          <a:avLst/>
+                        </a:prstGeom>
+                        <a:solidFill>
+                          <a:prstClr val="white"/>
+                        </a:solidFill>
+                        <a:ln>
+                          <a:noFill/>
+                        </a:ln>
+                      </wps:spPr>
+                      <wps:txbx>
+                        <w:txbxContent>
+                          <w:p>
+                            <w:pPr>
+                              <w:pStyle w:val="Didascalia"/>
+                              <w:rPr>
+                                <w:rFonts w:ascii="Calibri" w:hAnsi="Calibri" w:cs="Calibri"/>
+                                <w:noProof/>
+                                <w:color w:val="000000" w:themeColor="text1"/>
+                                <w:sz w:val="22"/>
+                                <w:szCs w:val="22"/>
+                              </w:rPr>
+                            </w:pPr>
+                            <w:r>
+                              <w:t xml:space="preserve">Figura </w:t>
+                            </w:r>
+                            <w:r>
+                              <w:fldChar w:fldCharType="begin"/>
+                            </w:r>
+                            <w:r>
+                              <w:instrText xml:space="preserve"> SEQ Figura \* ARABIC </w:instrText>
+                            </w:r>
+                            <w:r>
+                              <w:fldChar w:fldCharType="separate"/>
+                            </w:r>
+                            <w:r>
+                              <w:rPr>
+                                <w:noProof/>
+                              </w:rPr>
+                              <w:t>4</w:t>
+                            </w:r>
+                            <w:r>
+                              <w:fldChar w:fldCharType="end"/>
+                            </w:r>
+                            <w:r>
+                              <w:t xml:space="preserve"> </w:t>
+                            </w:r>
+                            <w:r>
+                              <w:t xml:space="preserve"> SSD Modello di Analisi UC</w:t>
+                            </w:r>
+                            <w:r>
+                              <w:t>3</w:t>
+                            </w:r>
+                          </w:p>
+                        </w:txbxContent>
+                      </wps:txbx>
+                      <wps:bodyPr rot="0" spcFirstLastPara="0" vertOverflow="overflow" horzOverflow="overflow" vert="horz" wrap="square" lIns="0" tIns="0" rIns="0" bIns="0" numCol="1" spcCol="0" rtlCol="0" fromWordArt="0" anchor="t" anchorCtr="0" forceAA="0" compatLnSpc="1">
+                        <a:prstTxWarp prst="textNoShape">
+                          <a:avLst/>
+                        </a:prstTxWarp>
+                        <a:spAutoFit/>
+                      </wps:bodyPr>
+                    </wps:wsp>
+                  </a:graphicData>
+                </a:graphic>
+              </wp:anchor>
+            </w:drawing>
+          </mc:Choice>
+          <mc:Fallback>
+            <w:pict>
+              <v:shape w14:anchorId="3100CD7D" id="_x0000_s1027" type="#_x0000_t202" style="position:absolute;margin-left:.15pt;margin-top:179.8pt;width:314pt;height:.05pt;z-index:-251618304;visibility:visible;mso-wrap-style:square;mso-wrap-distance-left:9pt;mso-wrap-distance-top:0;mso-wrap-distance-right:9pt;mso-wrap-distance-bottom:0;mso-position-horizontal:absolute;mso-position-horizontal-relative:text;mso-position-vertical:absolute;mso-position-vertical-relative:text;v-text-anchor:top" o:gfxdata="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" stroked="f">
+                <v:textbox style="mso-fit-shape-to-text:t" inset="0,0,0,0">
+                  <w:txbxContent>
+                    <w:p>
+                      <w:pPr>
+                        <w:pStyle w:val="Didascalia"/>
+                        <w:rPr>
+                          <w:rFonts w:ascii="Calibri" w:hAnsi="Calibri" w:cs="Calibri"/>
+                          <w:noProof/>
+                          <w:color w:val="000000" w:themeColor="text1"/>
+                          <w:sz w:val="22"/>
+                          <w:szCs w:val="22"/>
+                        </w:rPr>
+                      </w:pPr>
+                      <w:r>
+                        <w:t xml:space="preserve">Figura </w:t>
+                      </w:r>
+                      <w:r>
+                        <w:fldChar w:fldCharType="begin"/>
+                      </w:r>
+                      <w:r>
+                        <w:instrText xml:space="preserve"> SEQ Figura \* ARABIC </w:instrText>
+                      </w:r>
+                      <w:r>
+                        <w:fldChar w:fldCharType="separate"/>
+                      </w:r>
+                      <w:r>
+                        <w:rPr>
+                          <w:noProof/>
+                        </w:rPr>
+                        <w:t>4</w:t>
+                      </w:r>
+                      <w:r>
+                        <w:fldChar w:fldCharType="end"/>
+                      </w:r>
+                      <w:r>
+                        <w:t xml:space="preserve"> </w:t>
+                      </w:r>
+                      <w:r>
+                        <w:t xml:space="preserve"> SSD Modello di Analisi UC</w:t>
+                      </w:r>
+                      <w:r>
+                        <w:t>3</w:t>
+                      </w:r>
+                    </w:p>
+                  </w:txbxContent>
+                </v:textbox>
+                <w10:wrap type="tight"/>
+              </v:shape>
+            </w:pict>
+          </mc:Fallback>
+        </mc:AlternateContent>
+      </w:r>
       <w:r>
         <w:rPr>
           <w:rFonts w:ascii="Calibri" w:hAnsi="Calibri" w:cs="Calibri"/>
@@ -16101,6 +16484,14 @@
           <w:color w:val="000000" w:themeColor="text1"/>
         </w:rPr>
       </w:pPr>
+    </w:p>
+    <w:p>
+      <w:pPr>
+        <w:rPr>
+          <w:rFonts w:ascii="Calibri" w:hAnsi="Calibri" w:cs="Calibri"/>
+          <w:color w:val="000000" w:themeColor="text1"/>
+        </w:rPr>
+      </w:pPr>
       <w:r>
         <w:rPr>
           <w:rFonts w:ascii="Calibri" w:hAnsi="Calibri" w:cs="Calibri"/>
@@ -16258,6 +16649,7 @@
           <w:rFonts w:ascii="Calibri" w:hAnsi="Calibri" w:cs="Calibri"/>
           <w:color w:val="000000" w:themeColor="text1"/>
         </w:rPr>
+        <w:lastRenderedPageBreak/>
         <w:t>-è in corso una Visita;</w:t>
       </w:r>
     </w:p>
@@ -16409,7 +16801,6 @@
           <w:rFonts w:ascii="Calibri" w:hAnsi="Calibri" w:cs="Calibri"/>
           <w:color w:val="000000" w:themeColor="text1"/>
         </w:rPr>
-        <w:lastRenderedPageBreak/>
         <w:t>- è presente l’istanza m di Magazzino;</w:t>
       </w:r>
     </w:p>
@@ -16749,10 +17140,7 @@
     </w:p>
     <w:p>
       <w:pPr>
-        <w:rPr>
-          <w:rFonts w:ascii="Calibri" w:hAnsi="Calibri" w:cs="Calibri"/>
-          <w:color w:val="000000" w:themeColor="text1"/>
-        </w:rPr>
+        <w:keepNext/>
       </w:pPr>
       <w:r>
         <w:rPr>
@@ -16805,6 +17193,45 @@
     </w:p>
     <w:p>
       <w:pPr>
+        <w:pStyle w:val="Didascalia"/>
+        <w:rPr>
+          <w:rFonts w:ascii="Calibri" w:hAnsi="Calibri" w:cs="Calibri"/>
+          <w:color w:val="000000" w:themeColor="text1"/>
+        </w:rPr>
+      </w:pPr>
+      <w:r>
+        <w:t xml:space="preserve">Figura </w:t>
+      </w:r>
+      <w:r>
+        <w:fldChar w:fldCharType="begin"/>
+      </w:r>
+      <w:r>
+        <w:instrText xml:space="preserve"> SEQ Figura \* ARABIC </w:instrText>
+      </w:r>
+      <w:r>
+        <w:fldChar w:fldCharType="separate"/>
+      </w:r>
+      <w:r>
+        <w:rPr>
+          <w:noProof/>
+        </w:rPr>
+        <w:t>5</w:t>
+      </w:r>
+      <w:r>
+        <w:fldChar w:fldCharType="end"/>
+      </w:r>
+      <w:r>
+        <w:t xml:space="preserve"> </w:t>
+      </w:r>
+      <w:r>
+        <w:t xml:space="preserve"> SSD Modello di Analisi UC</w:t>
+      </w:r>
+      <w:r>
+        <w:t>4</w:t>
+      </w:r>
+    </w:p>
+    <w:p>
+      <w:pPr>
         <w:tabs>
           <w:tab w:val="left" w:pos="4259"/>
         </w:tabs>
@@ -16843,6 +17270,7 @@
           <w:rFonts w:ascii="Calibri" w:hAnsi="Calibri" w:cs="Calibri"/>
           <w:color w:val="000000" w:themeColor="text1"/>
         </w:rPr>
+        <w:lastRenderedPageBreak/>
         <w:t>1.</w:t>
       </w:r>
       <w:r>
@@ -16992,7 +17420,6 @@
           <w:rFonts w:ascii="Calibri" w:hAnsi="Calibri" w:cs="Calibri"/>
           <w:color w:val="000000" w:themeColor="text1"/>
         </w:rPr>
-        <w:lastRenderedPageBreak/>
         <w:t>-è in corso una Visita;</w:t>
       </w:r>
     </w:p>
@@ -17610,10 +18037,7 @@
     </w:p>
     <w:p>
       <w:pPr>
-        <w:rPr>
-          <w:rFonts w:ascii="Calibri" w:hAnsi="Calibri" w:cs="Calibri"/>
-          <w:color w:val="000000" w:themeColor="text1"/>
-        </w:rPr>
+        <w:keepNext/>
       </w:pPr>
       <w:r>
         <w:rPr>
@@ -17621,6 +18045,7 @@
           <w:noProof/>
           <w:color w:val="000000" w:themeColor="text1"/>
         </w:rPr>
+        <w:lastRenderedPageBreak/>
         <w:drawing>
           <wp:inline distT="0" distB="0" distL="0" distR="0" wp14:anchorId="699E0BDB" wp14:editId="441C1542">
             <wp:extent cx="3672968" cy="2075048"/>
@@ -17666,6 +18091,45 @@
     </w:p>
     <w:p>
       <w:pPr>
+        <w:pStyle w:val="Didascalia"/>
+        <w:rPr>
+          <w:rFonts w:ascii="Calibri" w:hAnsi="Calibri" w:cs="Calibri"/>
+          <w:color w:val="000000" w:themeColor="text1"/>
+        </w:rPr>
+      </w:pPr>
+      <w:r>
+        <w:t xml:space="preserve">Figura </w:t>
+      </w:r>
+      <w:r>
+        <w:fldChar w:fldCharType="begin"/>
+      </w:r>
+      <w:r>
+        <w:instrText xml:space="preserve"> SEQ Figura \* ARABIC </w:instrText>
+      </w:r>
+      <w:r>
+        <w:fldChar w:fldCharType="separate"/>
+      </w:r>
+      <w:r>
+        <w:rPr>
+          <w:noProof/>
+        </w:rPr>
+        <w:t>6</w:t>
+      </w:r>
+      <w:r>
+        <w:fldChar w:fldCharType="end"/>
+      </w:r>
+      <w:r>
+        <w:t xml:space="preserve"> </w:t>
+      </w:r>
+      <w:r>
+        <w:t xml:space="preserve"> SSD Modello di Analisi UC</w:t>
+      </w:r>
+      <w:r>
+        <w:t>5</w:t>
+      </w:r>
+    </w:p>
+    <w:p>
+      <w:pPr>
         <w:rPr>
           <w:rFonts w:ascii="Calibri" w:hAnsi="Calibri" w:cs="Calibri"/>
           <w:color w:val="000000" w:themeColor="text1"/>
@@ -17762,7 +18226,6 @@
           <w:rFonts w:ascii="Calibri" w:hAnsi="Calibri" w:cs="Calibri"/>
           <w:color w:val="000000" w:themeColor="text1"/>
         </w:rPr>
-        <w:lastRenderedPageBreak/>
         <w:t xml:space="preserve">Riferimenti: </w:t>
       </w:r>
       <w:r>
@@ -18052,17 +18515,206 @@
       <w:r>
         <w:rPr>
           <w:rFonts w:ascii="Calibri" w:hAnsi="Calibri" w:cs="Calibri"/>
+          <w:color w:val="000000" w:themeColor="text1"/>
+        </w:rPr>
+        <w:t>- gli attributi di ap sono stati inizializzati;</w:t>
+      </w:r>
+      <w:r>
+        <w:rPr>
+          <w:rFonts w:ascii="Calibri" w:hAnsi="Calibri" w:cs="Calibri"/>
+          <w:color w:val="000000" w:themeColor="text1"/>
+        </w:rPr>
+        <w:br/>
+      </w:r>
+      <w:r>
+        <w:rPr>
+          <w:rFonts w:ascii="Calibri" w:hAnsi="Calibri" w:cs="Calibri"/>
+          <w:color w:val="000000" w:themeColor="text1"/>
+        </w:rPr>
+        <w:br/>
+        <w:t>Scenario principale UC6</w:t>
+      </w:r>
+    </w:p>
+    <w:p>
+      <w:pPr>
+        <w:rPr>
+          <w:rFonts w:ascii="Calibri" w:hAnsi="Calibri" w:cs="Calibri"/>
+          <w:color w:val="000000" w:themeColor="text1"/>
+        </w:rPr>
+      </w:pPr>
+      <w:r>
+        <w:rPr>
           <w:noProof/>
+        </w:rPr>
+        <mc:AlternateContent>
+          <mc:Choice Requires="wps">
+            <w:drawing>
+              <wp:anchor distT="0" distB="0" distL="114300" distR="114300" simplePos="0" relativeHeight="251700224" behindDoc="0" locked="0" layoutInCell="1" allowOverlap="1" wp14:anchorId="5B45446D" wp14:editId="00133D16">
+                <wp:simplePos x="0" y="0"/>
+                <wp:positionH relativeFrom="column">
+                  <wp:posOffset>-635</wp:posOffset>
+                </wp:positionH>
+                <wp:positionV relativeFrom="paragraph">
+                  <wp:posOffset>1990090</wp:posOffset>
+                </wp:positionV>
+                <wp:extent cx="3295650" cy="635"/>
+                <wp:effectExtent l="0" t="0" r="0" b="0"/>
+                <wp:wrapThrough wrapText="bothSides">
+                  <wp:wrapPolygon edited="0">
+                    <wp:start x="0" y="0"/>
+                    <wp:lineTo x="0" y="21600"/>
+                    <wp:lineTo x="21600" y="21600"/>
+                    <wp:lineTo x="21600" y="0"/>
+                  </wp:wrapPolygon>
+                </wp:wrapThrough>
+                <wp:docPr id="490062238" name="Casella di testo 1"/>
+                <wp:cNvGraphicFramePr/>
+                <a:graphic xmlns:a="http://schemas.openxmlformats.org/drawingml/2006/main">
+                  <a:graphicData uri="http://schemas.microsoft.com/office/word/2010/wordprocessingShape">
+                    <wps:wsp>
+                      <wps:cNvSpPr txBox="1"/>
+                      <wps:spPr>
+                        <a:xfrm>
+                          <a:off x="0" y="0"/>
+                          <a:ext cx="3295650" cy="635"/>
+                        </a:xfrm>
+                        <a:prstGeom prst="rect">
+                          <a:avLst/>
+                        </a:prstGeom>
+                        <a:solidFill>
+                          <a:prstClr val="white"/>
+                        </a:solidFill>
+                        <a:ln>
+                          <a:noFill/>
+                        </a:ln>
+                      </wps:spPr>
+                      <wps:txbx>
+                        <w:txbxContent>
+                          <w:p>
+                            <w:pPr>
+                              <w:pStyle w:val="Didascalia"/>
+                              <w:rPr>
+                                <w:rFonts w:ascii="Calibri" w:hAnsi="Calibri" w:cs="Calibri"/>
+                                <w:noProof/>
+                                <w:color w:val="000000" w:themeColor="text1"/>
+                                <w:sz w:val="22"/>
+                                <w:szCs w:val="22"/>
+                              </w:rPr>
+                            </w:pPr>
+                            <w:r>
+                              <w:t xml:space="preserve">Figura </w:t>
+                            </w:r>
+                            <w:r>
+                              <w:fldChar w:fldCharType="begin"/>
+                            </w:r>
+                            <w:r>
+                              <w:instrText xml:space="preserve"> SEQ Figura \* ARABIC </w:instrText>
+                            </w:r>
+                            <w:r>
+                              <w:fldChar w:fldCharType="separate"/>
+                            </w:r>
+                            <w:r>
+                              <w:rPr>
+                                <w:noProof/>
+                              </w:rPr>
+                              <w:t>7</w:t>
+                            </w:r>
+                            <w:r>
+                              <w:fldChar w:fldCharType="end"/>
+                            </w:r>
+                            <w:r>
+                              <w:t xml:space="preserve"> </w:t>
+                            </w:r>
+                            <w:r>
+                              <w:t xml:space="preserve"> SSD Modello di Analisi UC</w:t>
+                            </w:r>
+                            <w:r>
+                              <w:t>6</w:t>
+                            </w:r>
+                          </w:p>
+                        </w:txbxContent>
+                      </wps:txbx>
+                      <wps:bodyPr rot="0" spcFirstLastPara="0" vertOverflow="overflow" horzOverflow="overflow" vert="horz" wrap="square" lIns="0" tIns="0" rIns="0" bIns="0" numCol="1" spcCol="0" rtlCol="0" fromWordArt="0" anchor="t" anchorCtr="0" forceAA="0" compatLnSpc="1">
+                        <a:prstTxWarp prst="textNoShape">
+                          <a:avLst/>
+                        </a:prstTxWarp>
+                        <a:spAutoFit/>
+                      </wps:bodyPr>
+                    </wps:wsp>
+                  </a:graphicData>
+                </a:graphic>
+              </wp:anchor>
+            </w:drawing>
+          </mc:Choice>
+          <mc:Fallback>
+            <w:pict>
+              <v:shape w14:anchorId="5B45446D" id="_x0000_s1028" type="#_x0000_t202" style="position:absolute;margin-left:-.05pt;margin-top:156.7pt;width:259.5pt;height:.05pt;z-index:251700224;visibility:visible;mso-wrap-style:square;mso-wrap-distance-left:9pt;mso-wrap-distance-top:0;mso-wrap-distance-right:9pt;mso-wrap-distance-bottom:0;mso-position-horizontal:absolute;mso-position-horizontal-relative:text;mso-position-vertical:absolute;mso-position-vertical-relative:text;v-text-anchor:top" o:gfxdata="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" stroked="f">
+                <v:textbox style="mso-fit-shape-to-text:t" inset="0,0,0,0">
+                  <w:txbxContent>
+                    <w:p>
+                      <w:pPr>
+                        <w:pStyle w:val="Didascalia"/>
+                        <w:rPr>
+                          <w:rFonts w:ascii="Calibri" w:hAnsi="Calibri" w:cs="Calibri"/>
+                          <w:noProof/>
+                          <w:color w:val="000000" w:themeColor="text1"/>
+                          <w:sz w:val="22"/>
+                          <w:szCs w:val="22"/>
+                        </w:rPr>
+                      </w:pPr>
+                      <w:r>
+                        <w:t xml:space="preserve">Figura </w:t>
+                      </w:r>
+                      <w:r>
+                        <w:fldChar w:fldCharType="begin"/>
+                      </w:r>
+                      <w:r>
+                        <w:instrText xml:space="preserve"> SEQ Figura \* ARABIC </w:instrText>
+                      </w:r>
+                      <w:r>
+                        <w:fldChar w:fldCharType="separate"/>
+                      </w:r>
+                      <w:r>
+                        <w:rPr>
+                          <w:noProof/>
+                        </w:rPr>
+                        <w:t>7</w:t>
+                      </w:r>
+                      <w:r>
+                        <w:fldChar w:fldCharType="end"/>
+                      </w:r>
+                      <w:r>
+                        <w:t xml:space="preserve"> </w:t>
+                      </w:r>
+                      <w:r>
+                        <w:t xml:space="preserve"> SSD Modello di Analisi UC</w:t>
+                      </w:r>
+                      <w:r>
+                        <w:t>6</w:t>
+                      </w:r>
+                    </w:p>
+                  </w:txbxContent>
+                </v:textbox>
+                <w10:wrap type="through"/>
+              </v:shape>
+            </w:pict>
+          </mc:Fallback>
+        </mc:AlternateContent>
+      </w:r>
+      <w:r>
+        <w:rPr>
+          <w:rFonts w:ascii="Calibri" w:hAnsi="Calibri" w:cs="Calibri"/>
+          <w:noProof/>
           <w:color w:val="000000" w:themeColor="text1"/>
         </w:rPr>
         <w:drawing>
-          <wp:anchor distT="0" distB="0" distL="114300" distR="114300" simplePos="0" relativeHeight="251653120" behindDoc="1" locked="0" layoutInCell="1" allowOverlap="1" wp14:anchorId="510FBAB9" wp14:editId="7E7A8849">
+          <wp:anchor distT="0" distB="0" distL="114300" distR="114300" simplePos="0" relativeHeight="251653120" behindDoc="1" locked="0" layoutInCell="1" allowOverlap="1" wp14:anchorId="510FBAB9" wp14:editId="0A889C0B">
             <wp:simplePos x="0" y="0"/>
             <wp:positionH relativeFrom="margin">
-              <wp:posOffset>2407285</wp:posOffset>
+              <wp:posOffset>-867</wp:posOffset>
             </wp:positionH>
             <wp:positionV relativeFrom="paragraph">
-              <wp:posOffset>383540</wp:posOffset>
+              <wp:posOffset>9331</wp:posOffset>
             </wp:positionV>
             <wp:extent cx="3295650" cy="1924050"/>
             <wp:effectExtent l="0" t="0" r="0" b="0"/>
@@ -18119,28 +18771,14 @@
           </wp:anchor>
         </w:drawing>
       </w:r>
-      <w:r>
-        <w:rPr>
-          <w:rFonts w:ascii="Calibri" w:hAnsi="Calibri" w:cs="Calibri"/>
-          <w:color w:val="000000" w:themeColor="text1"/>
-        </w:rPr>
-        <w:t>- gli attributi di ap sono stati inizializzati;</w:t>
-      </w:r>
-      <w:r>
-        <w:rPr>
-          <w:rFonts w:ascii="Calibri" w:hAnsi="Calibri" w:cs="Calibri"/>
-          <w:color w:val="000000" w:themeColor="text1"/>
-        </w:rPr>
-        <w:br/>
-      </w:r>
-      <w:r>
-        <w:rPr>
-          <w:rFonts w:ascii="Calibri" w:hAnsi="Calibri" w:cs="Calibri"/>
-          <w:color w:val="000000" w:themeColor="text1"/>
-        </w:rPr>
-        <w:br/>
-        <w:t>Scenario principale UC6</w:t>
-      </w:r>
+    </w:p>
+    <w:p>
+      <w:pPr>
+        <w:rPr>
+          <w:rFonts w:ascii="Calibri" w:hAnsi="Calibri" w:cs="Calibri"/>
+          <w:color w:val="000000" w:themeColor="text1"/>
+        </w:rPr>
+      </w:pPr>
     </w:p>
     <w:p>
       <w:pPr>
@@ -18217,6 +18855,7 @@
           <w:rFonts w:ascii="Calibri" w:hAnsi="Calibri" w:cs="Calibri"/>
           <w:color w:val="000000" w:themeColor="text1"/>
         </w:rPr>
+        <w:lastRenderedPageBreak/>
         <w:t>1.</w:t>
       </w:r>
       <w:r>
@@ -18578,7 +19217,6 @@
           <w:rFonts w:ascii="Calibri" w:hAnsi="Calibri" w:cs="Calibri"/>
           <w:color w:val="000000" w:themeColor="text1"/>
         </w:rPr>
-        <w:lastRenderedPageBreak/>
         <w:t>- gli attributi di op sono stati inizializzati;</w:t>
       </w:r>
     </w:p>
@@ -18635,6 +19273,159 @@
           <w:color w:val="000000" w:themeColor="text1"/>
         </w:rPr>
       </w:pPr>
+      <w:r>
+        <w:rPr>
+          <w:noProof/>
+        </w:rPr>
+        <mc:AlternateContent>
+          <mc:Choice Requires="wps">
+            <w:drawing>
+              <wp:anchor distT="0" distB="0" distL="114300" distR="114300" simplePos="0" relativeHeight="251702272" behindDoc="1" locked="0" layoutInCell="1" allowOverlap="1" wp14:anchorId="50EBA2A5" wp14:editId="4F1FD569">
+                <wp:simplePos x="0" y="0"/>
+                <wp:positionH relativeFrom="column">
+                  <wp:posOffset>-90170</wp:posOffset>
+                </wp:positionH>
+                <wp:positionV relativeFrom="paragraph">
+                  <wp:posOffset>3394710</wp:posOffset>
+                </wp:positionV>
+                <wp:extent cx="4126230" cy="635"/>
+                <wp:effectExtent l="0" t="0" r="0" b="0"/>
+                <wp:wrapTight wrapText="bothSides">
+                  <wp:wrapPolygon edited="0">
+                    <wp:start x="0" y="0"/>
+                    <wp:lineTo x="0" y="21600"/>
+                    <wp:lineTo x="21600" y="21600"/>
+                    <wp:lineTo x="21600" y="0"/>
+                  </wp:wrapPolygon>
+                </wp:wrapTight>
+                <wp:docPr id="1166533371" name="Casella di testo 1"/>
+                <wp:cNvGraphicFramePr/>
+                <a:graphic xmlns:a="http://schemas.openxmlformats.org/drawingml/2006/main">
+                  <a:graphicData uri="http://schemas.microsoft.com/office/word/2010/wordprocessingShape">
+                    <wps:wsp>
+                      <wps:cNvSpPr txBox="1"/>
+                      <wps:spPr>
+                        <a:xfrm>
+                          <a:off x="0" y="0"/>
+                          <a:ext cx="4126230" cy="635"/>
+                        </a:xfrm>
+                        <a:prstGeom prst="rect">
+                          <a:avLst/>
+                        </a:prstGeom>
+                        <a:solidFill>
+                          <a:prstClr val="white"/>
+                        </a:solidFill>
+                        <a:ln>
+                          <a:noFill/>
+                        </a:ln>
+                      </wps:spPr>
+                      <wps:txbx>
+                        <w:txbxContent>
+                          <w:p>
+                            <w:pPr>
+                              <w:pStyle w:val="Didascalia"/>
+                              <w:rPr>
+                                <w:rFonts w:ascii="Calibri" w:hAnsi="Calibri" w:cs="Calibri"/>
+                                <w:noProof/>
+                                <w:color w:val="000000" w:themeColor="text1"/>
+                                <w:sz w:val="22"/>
+                                <w:szCs w:val="22"/>
+                              </w:rPr>
+                            </w:pPr>
+                            <w:r>
+                              <w:t xml:space="preserve">Figura </w:t>
+                            </w:r>
+                            <w:r>
+                              <w:fldChar w:fldCharType="begin"/>
+                            </w:r>
+                            <w:r>
+                              <w:instrText xml:space="preserve"> SEQ Figura \* ARABIC </w:instrText>
+                            </w:r>
+                            <w:r>
+                              <w:fldChar w:fldCharType="separate"/>
+                            </w:r>
+                            <w:r>
+                              <w:rPr>
+                                <w:noProof/>
+                              </w:rPr>
+                              <w:t>8</w:t>
+                            </w:r>
+                            <w:r>
+                              <w:fldChar w:fldCharType="end"/>
+                            </w:r>
+                            <w:r>
+                              <w:t xml:space="preserve"> SSD Modello di Analisi UC</w:t>
+                            </w:r>
+                            <w:r>
+                              <w:t>7</w:t>
+                            </w:r>
+                          </w:p>
+                        </w:txbxContent>
+                      </wps:txbx>
+                      <wps:bodyPr rot="0" spcFirstLastPara="0" vertOverflow="overflow" horzOverflow="overflow" vert="horz" wrap="square" lIns="0" tIns="0" rIns="0" bIns="0" numCol="1" spcCol="0" rtlCol="0" fromWordArt="0" anchor="t" anchorCtr="0" forceAA="0" compatLnSpc="1">
+                        <a:prstTxWarp prst="textNoShape">
+                          <a:avLst/>
+                        </a:prstTxWarp>
+                        <a:spAutoFit/>
+                      </wps:bodyPr>
+                    </wps:wsp>
+                  </a:graphicData>
+                </a:graphic>
+              </wp:anchor>
+            </w:drawing>
+          </mc:Choice>
+          <mc:Fallback>
+            <w:pict>
+              <v:shape w14:anchorId="50EBA2A5" id="_x0000_s1029" type="#_x0000_t202" style="position:absolute;margin-left:-7.1pt;margin-top:267.3pt;width:324.9pt;height:.05pt;z-index:-251614208;visibility:visible;mso-wrap-style:square;mso-wrap-distance-left:9pt;mso-wrap-distance-top:0;mso-wrap-distance-right:9pt;mso-wrap-distance-bottom:0;mso-position-horizontal:absolute;mso-position-horizontal-relative:text;mso-position-vertical:absolute;mso-position-vertical-relative:text;v-text-anchor:top" o:gfxdata="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" stroked="f">
+                <v:textbox style="mso-fit-shape-to-text:t" inset="0,0,0,0">
+                  <w:txbxContent>
+                    <w:p>
+                      <w:pPr>
+                        <w:pStyle w:val="Didascalia"/>
+                        <w:rPr>
+                          <w:rFonts w:ascii="Calibri" w:hAnsi="Calibri" w:cs="Calibri"/>
+                          <w:noProof/>
+                          <w:color w:val="000000" w:themeColor="text1"/>
+                          <w:sz w:val="22"/>
+                          <w:szCs w:val="22"/>
+                        </w:rPr>
+                      </w:pPr>
+                      <w:r>
+                        <w:t xml:space="preserve">Figura </w:t>
+                      </w:r>
+                      <w:r>
+                        <w:fldChar w:fldCharType="begin"/>
+                      </w:r>
+                      <w:r>
+                        <w:instrText xml:space="preserve"> SEQ Figura \* ARABIC </w:instrText>
+                      </w:r>
+                      <w:r>
+                        <w:fldChar w:fldCharType="separate"/>
+                      </w:r>
+                      <w:r>
+                        <w:rPr>
+                          <w:noProof/>
+                        </w:rPr>
+                        <w:t>8</w:t>
+                      </w:r>
+                      <w:r>
+                        <w:fldChar w:fldCharType="end"/>
+                      </w:r>
+                      <w:r>
+                        <w:t xml:space="preserve"> SSD Modello di Analisi UC</w:t>
+                      </w:r>
+                      <w:r>
+                        <w:t>7</w:t>
+                      </w:r>
+                    </w:p>
+                  </w:txbxContent>
+                </v:textbox>
+                <w10:wrap type="tight"/>
+              </v:shape>
+            </w:pict>
+          </mc:Fallback>
+        </mc:AlternateContent>
+      </w:r>
       <w:r>
         <w:rPr>
           <w:rFonts w:ascii="Calibri" w:hAnsi="Calibri" w:cs="Calibri"/>
@@ -18801,6 +19592,14 @@
           <w:color w:val="000000" w:themeColor="text1"/>
         </w:rPr>
       </w:pPr>
+    </w:p>
+    <w:p>
+      <w:pPr>
+        <w:rPr>
+          <w:rFonts w:ascii="Calibri" w:hAnsi="Calibri" w:cs="Calibri"/>
+          <w:color w:val="000000" w:themeColor="text1"/>
+        </w:rPr>
+      </w:pPr>
       <w:r>
         <w:rPr>
           <w:rFonts w:ascii="Calibri" w:hAnsi="Calibri" w:cs="Calibri"/>
@@ -18844,6 +19643,7 @@
           <w:rFonts w:ascii="Calibri" w:hAnsi="Calibri" w:cs="Calibri"/>
           <w:color w:val="000000" w:themeColor="text1"/>
         </w:rPr>
+        <w:lastRenderedPageBreak/>
         <w:t>Operazione:</w:t>
       </w:r>
       <w:r>
@@ -19150,10 +19950,7 @@
     </w:p>
     <w:p>
       <w:pPr>
-        <w:rPr>
-          <w:rFonts w:ascii="Calibri" w:hAnsi="Calibri" w:cs="Calibri"/>
-          <w:color w:val="000000" w:themeColor="text1"/>
-        </w:rPr>
+        <w:keepNext/>
       </w:pPr>
       <w:r>
         <w:rPr>
@@ -19161,7 +19958,6 @@
           <w:noProof/>
           <w:color w:val="000000" w:themeColor="text1"/>
         </w:rPr>
-        <w:lastRenderedPageBreak/>
         <w:drawing>
           <wp:inline distT="0" distB="0" distL="0" distR="0" wp14:anchorId="654BA34C" wp14:editId="40528667">
             <wp:extent cx="4280007" cy="3378532"/>
@@ -19207,6 +20003,45 @@
     </w:p>
     <w:p>
       <w:pPr>
+        <w:pStyle w:val="Didascalia"/>
+        <w:rPr>
+          <w:rFonts w:ascii="Calibri" w:hAnsi="Calibri" w:cs="Calibri"/>
+          <w:color w:val="000000" w:themeColor="text1"/>
+        </w:rPr>
+      </w:pPr>
+      <w:r>
+        <w:t xml:space="preserve">Figura </w:t>
+      </w:r>
+      <w:r>
+        <w:fldChar w:fldCharType="begin"/>
+      </w:r>
+      <w:r>
+        <w:instrText xml:space="preserve"> SEQ Figura \* ARABIC </w:instrText>
+      </w:r>
+      <w:r>
+        <w:fldChar w:fldCharType="separate"/>
+      </w:r>
+      <w:r>
+        <w:rPr>
+          <w:noProof/>
+        </w:rPr>
+        <w:t>9</w:t>
+      </w:r>
+      <w:r>
+        <w:fldChar w:fldCharType="end"/>
+      </w:r>
+      <w:r>
+        <w:t xml:space="preserve"> </w:t>
+      </w:r>
+      <w:r>
+        <w:t xml:space="preserve"> SSD Modello di Analisi UC</w:t>
+      </w:r>
+      <w:r>
+        <w:t>8</w:t>
+      </w:r>
+    </w:p>
+    <w:p>
+      <w:pPr>
         <w:rPr>
           <w:rFonts w:ascii="Calibri" w:hAnsi="Calibri" w:cs="Calibri"/>
           <w:color w:val="000000" w:themeColor="text1"/>
@@ -19332,6 +20167,7 @@
           <w:rFonts w:ascii="Calibri" w:hAnsi="Calibri" w:cs="Calibri"/>
           <w:color w:val="000000" w:themeColor="text1"/>
         </w:rPr>
+        <w:lastRenderedPageBreak/>
         <w:t>Post-condizioni:</w:t>
       </w:r>
       <w:r>
@@ -19400,25 +20236,7 @@
     </w:p>
     <w:p>
       <w:pPr>
-        <w:rPr>
-          <w:rFonts w:ascii="Calibri" w:hAnsi="Calibri" w:cs="Calibri"/>
-          <w:color w:val="000000" w:themeColor="text1"/>
-        </w:rPr>
-      </w:pPr>
-      <w:r>
-        <w:rPr>
-          <w:rFonts w:ascii="Calibri" w:hAnsi="Calibri" w:cs="Calibri"/>
-          <w:color w:val="000000" w:themeColor="text1"/>
-        </w:rPr>
-        <w:t>Il Diagramma delle Classi risultante è il seguente:</w:t>
-      </w:r>
-    </w:p>
-    <w:p>
-      <w:pPr>
-        <w:rPr>
-          <w:rFonts w:ascii="Calibri" w:hAnsi="Calibri" w:cs="Calibri"/>
-          <w:color w:val="000000" w:themeColor="text1"/>
-        </w:rPr>
+        <w:keepNext/>
       </w:pPr>
       <w:r>
         <w:rPr>
@@ -19426,7 +20244,6 @@
           <w:noProof/>
           <w:color w:val="000000" w:themeColor="text1"/>
         </w:rPr>
-        <w:lastRenderedPageBreak/>
         <w:drawing>
           <wp:inline distT="0" distB="0" distL="0" distR="0" wp14:anchorId="56675FE6" wp14:editId="2FC1A438">
             <wp:extent cx="6120130" cy="3305175"/>
@@ -19472,6 +20289,39 @@
     </w:p>
     <w:p>
       <w:pPr>
+        <w:pStyle w:val="Didascalia"/>
+        <w:rPr>
+          <w:rFonts w:ascii="Calibri" w:hAnsi="Calibri" w:cs="Calibri"/>
+          <w:color w:val="000000" w:themeColor="text1"/>
+        </w:rPr>
+      </w:pPr>
+      <w:r>
+        <w:t xml:space="preserve">Figura </w:t>
+      </w:r>
+      <w:r>
+        <w:fldChar w:fldCharType="begin"/>
+      </w:r>
+      <w:r>
+        <w:instrText xml:space="preserve"> SEQ Figura \* ARABIC </w:instrText>
+      </w:r>
+      <w:r>
+        <w:fldChar w:fldCharType="separate"/>
+      </w:r>
+      <w:r>
+        <w:rPr>
+          <w:noProof/>
+        </w:rPr>
+        <w:t>10</w:t>
+      </w:r>
+      <w:r>
+        <w:fldChar w:fldCharType="end"/>
+      </w:r>
+      <w:r>
+        <w:t xml:space="preserve"> Diagramma delle Classi</w:t>
+      </w:r>
+    </w:p>
+    <w:p>
+      <w:pPr>
         <w:pStyle w:val="Subtitle1"/>
       </w:pPr>
       <w:bookmarkStart w:id="40" w:name="_Toc221933047"/>
@@ -19514,13 +20364,13 @@
           <w:color w:val="000000" w:themeColor="text1"/>
         </w:rPr>
         <w:drawing>
-          <wp:anchor distT="0" distB="0" distL="114300" distR="114300" simplePos="0" relativeHeight="251669504" behindDoc="1" locked="0" layoutInCell="1" allowOverlap="1" wp14:anchorId="592AD052" wp14:editId="62A292CE">
+          <wp:anchor distT="0" distB="0" distL="114300" distR="114300" simplePos="0" relativeHeight="251669504" behindDoc="1" locked="0" layoutInCell="1" allowOverlap="1" wp14:anchorId="592AD052" wp14:editId="435281D3">
             <wp:simplePos x="0" y="0"/>
             <wp:positionH relativeFrom="margin">
               <wp:align>right</wp:align>
             </wp:positionH>
-            <wp:positionV relativeFrom="paragraph">
-              <wp:posOffset>283210</wp:posOffset>
+            <wp:positionV relativeFrom="page">
+              <wp:posOffset>1183005</wp:posOffset>
             </wp:positionV>
             <wp:extent cx="6120130" cy="2414270"/>
             <wp:effectExtent l="0" t="0" r="0" b="5080"/>
@@ -19612,9 +20462,8 @@
           <w:noProof/>
           <w:color w:val="000000" w:themeColor="text1"/>
         </w:rPr>
-        <w:lastRenderedPageBreak/>
         <w:drawing>
-          <wp:anchor distT="0" distB="0" distL="114300" distR="114300" simplePos="0" relativeHeight="251667456" behindDoc="1" locked="0" layoutInCell="1" allowOverlap="1" wp14:anchorId="1CA21F51" wp14:editId="5FD050DD">
+          <wp:anchor distT="0" distB="0" distL="114300" distR="114300" simplePos="0" relativeHeight="251667456" behindDoc="1" locked="0" layoutInCell="1" allowOverlap="1" wp14:anchorId="1CA21F51" wp14:editId="02E92865">
             <wp:simplePos x="0" y="0"/>
             <wp:positionH relativeFrom="margin">
               <wp:align>right</wp:align>
@@ -19694,30 +20543,27 @@
       <w:r>
         <w:rPr>
           <w:rFonts w:ascii="Calibri" w:hAnsi="Calibri" w:cs="Calibri"/>
+          <w:color w:val="000000" w:themeColor="text1"/>
+        </w:rPr>
+        <w:t>Generazione e salvataggio di una nuova terapia</w:t>
+      </w:r>
+    </w:p>
+    <w:p>
+      <w:pPr>
+        <w:pStyle w:val="Paragrafoelenco"/>
+        <w:keepNext/>
+      </w:pPr>
+      <w:r>
+        <w:rPr>
+          <w:rFonts w:ascii="Calibri" w:hAnsi="Calibri" w:cs="Calibri"/>
           <w:noProof/>
           <w:color w:val="000000" w:themeColor="text1"/>
         </w:rPr>
         <w:drawing>
-          <wp:anchor distT="0" distB="0" distL="114300" distR="114300" simplePos="0" relativeHeight="251677696" behindDoc="1" locked="0" layoutInCell="1" allowOverlap="1" wp14:anchorId="19E1C084" wp14:editId="6E4B6C17">
-            <wp:simplePos x="0" y="0"/>
-            <wp:positionH relativeFrom="margin">
-              <wp:posOffset>138313</wp:posOffset>
-            </wp:positionH>
-            <wp:positionV relativeFrom="paragraph">
-              <wp:posOffset>2728349</wp:posOffset>
-            </wp:positionV>
-            <wp:extent cx="6120130" cy="3582670"/>
-            <wp:effectExtent l="0" t="0" r="0" b="0"/>
-            <wp:wrapTight wrapText="bothSides">
-              <wp:wrapPolygon edited="0">
-                <wp:start x="0" y="0"/>
-                <wp:lineTo x="0" y="21477"/>
-                <wp:lineTo x="21515" y="21477"/>
-                <wp:lineTo x="21515" y="0"/>
-                <wp:lineTo x="0" y="0"/>
-              </wp:wrapPolygon>
-            </wp:wrapTight>
-            <wp:docPr id="812492478" name="Immagine 18" descr="Immagine che contiene testo, diagramma, Parallelo, linea&#10;&#10;Il contenuto generato dall'IA potrebbe non essere corretto."/>
+          <wp:inline distT="0" distB="0" distL="0" distR="0" wp14:anchorId="5938DDA0" wp14:editId="3C93FC04">
+            <wp:extent cx="4347210" cy="2545715"/>
+            <wp:effectExtent l="0" t="0" r="0" b="6985"/>
+            <wp:docPr id="1346670790" name="Immagine 3"/>
             <wp:cNvGraphicFramePr>
               <a:graphicFrameLocks xmlns:a="http://schemas.openxmlformats.org/drawingml/2006/main" noChangeAspect="1"/>
             </wp:cNvGraphicFramePr>
@@ -19725,8 +20571,10 @@
               <a:graphicData uri="http://schemas.openxmlformats.org/drawingml/2006/picture">
                 <pic:pic xmlns:pic="http://schemas.openxmlformats.org/drawingml/2006/picture">
                   <pic:nvPicPr>
-                    <pic:cNvPr id="812492478" name="Immagine 18" descr="Immagine che contiene testo, diagramma, Parallelo, linea&#10;&#10;Il contenuto generato dall'IA potrebbe non essere corretto."/>
-                    <pic:cNvPicPr/>
+                    <pic:cNvPr id="0" name="Picture 4"/>
+                    <pic:cNvPicPr>
+                      <a:picLocks noChangeAspect="1" noChangeArrowheads="1"/>
+                    </pic:cNvPicPr>
                   </pic:nvPicPr>
                   <pic:blipFill>
                     <a:blip r:embed="rId23">
@@ -19736,31 +20584,26 @@
                         </a:ext>
                       </a:extLst>
                     </a:blip>
+                    <a:srcRect/>
                     <a:stretch>
                       <a:fillRect/>
                     </a:stretch>
                   </pic:blipFill>
-                  <pic:spPr>
+                  <pic:spPr bwMode="auto">
                     <a:xfrm>
                       <a:off x="0" y="0"/>
-                      <a:ext cx="6120130" cy="3582670"/>
+                      <a:ext cx="4347210" cy="2545715"/>
                     </a:xfrm>
                     <a:prstGeom prst="rect">
                       <a:avLst/>
                     </a:prstGeom>
+                    <a:noFill/>
                   </pic:spPr>
                 </pic:pic>
               </a:graphicData>
             </a:graphic>
-          </wp:anchor>
+          </wp:inline>
         </w:drawing>
-      </w:r>
-      <w:r>
-        <w:rPr>
-          <w:rFonts w:ascii="Calibri" w:hAnsi="Calibri" w:cs="Calibri"/>
-          <w:color w:val="000000" w:themeColor="text1"/>
-        </w:rPr>
-        <w:t>Generazione e salvataggio di una nuova terapia</w:t>
       </w:r>
     </w:p>
     <w:p>
@@ -19791,6 +20634,14 @@
           <w:color w:val="000000" w:themeColor="text1"/>
         </w:rPr>
       </w:pPr>
+    </w:p>
+    <w:p>
+      <w:pPr>
+        <w:rPr>
+          <w:rFonts w:ascii="Calibri" w:hAnsi="Calibri" w:cs="Calibri"/>
+          <w:color w:val="000000" w:themeColor="text1"/>
+        </w:rPr>
+      </w:pPr>
       <w:r>
         <w:rPr>
           <w:rFonts w:ascii="Calibri" w:hAnsi="Calibri" w:cs="Calibri"/>
@@ -19798,13 +20649,13 @@
           <w:color w:val="000000" w:themeColor="text1"/>
         </w:rPr>
         <w:drawing>
-          <wp:anchor distT="0" distB="0" distL="114300" distR="114300" simplePos="0" relativeHeight="251683840" behindDoc="1" locked="0" layoutInCell="1" allowOverlap="1" wp14:anchorId="7CCA5662" wp14:editId="21EEE768">
+          <wp:anchor distT="0" distB="0" distL="114300" distR="114300" simplePos="0" relativeHeight="251683840" behindDoc="1" locked="0" layoutInCell="1" allowOverlap="1" wp14:anchorId="7CCA5662" wp14:editId="541CB22F">
             <wp:simplePos x="0" y="0"/>
             <wp:positionH relativeFrom="column">
-              <wp:posOffset>101770</wp:posOffset>
+              <wp:posOffset>71750</wp:posOffset>
             </wp:positionH>
-            <wp:positionV relativeFrom="paragraph">
-              <wp:posOffset>163606</wp:posOffset>
+            <wp:positionV relativeFrom="page">
+              <wp:posOffset>6990167</wp:posOffset>
             </wp:positionV>
             <wp:extent cx="5408930" cy="1965325"/>
             <wp:effectExtent l="0" t="0" r="1270" b="0"/>
@@ -19862,14 +20713,6 @@
         </w:drawing>
       </w:r>
     </w:p>
-    <w:p>
-      <w:pPr>
-        <w:rPr>
-          <w:rFonts w:ascii="Calibri" w:hAnsi="Calibri" w:cs="Calibri"/>
-          <w:color w:val="000000" w:themeColor="text1"/>
-        </w:rPr>
-      </w:pPr>
-    </w:p>
     <w:p/>
     <w:p/>
     <w:p/>
@@ -19885,6 +20728,14 @@
         </w:numPr>
       </w:pPr>
       <w:r>
+        <w:t>Salvataggio degli esami richiesti</w:t>
+      </w:r>
+    </w:p>
+    <w:p>
+      <w:pPr>
+        <w:pStyle w:val="Paragrafoelenco"/>
+      </w:pPr>
+      <w:r>
         <w:rPr>
           <w:rFonts w:ascii="Calibri" w:hAnsi="Calibri" w:cs="Calibri"/>
           <w:noProof/>
@@ -19892,13 +20743,13 @@
         </w:rPr>
         <w:lastRenderedPageBreak/>
         <w:drawing>
-          <wp:anchor distT="0" distB="0" distL="114300" distR="114300" simplePos="0" relativeHeight="251686912" behindDoc="1" locked="0" layoutInCell="1" allowOverlap="1" wp14:anchorId="5F5EE57F" wp14:editId="2E83797C">
+          <wp:anchor distT="0" distB="0" distL="114300" distR="114300" simplePos="0" relativeHeight="251704320" behindDoc="1" locked="0" layoutInCell="1" allowOverlap="1" wp14:anchorId="183F2004" wp14:editId="5D15C6AE">
             <wp:simplePos x="0" y="0"/>
             <wp:positionH relativeFrom="margin">
-              <wp:align>right</wp:align>
+              <wp:posOffset>-1134</wp:posOffset>
             </wp:positionH>
-            <wp:positionV relativeFrom="paragraph">
-              <wp:posOffset>203825</wp:posOffset>
+            <wp:positionV relativeFrom="page">
+              <wp:posOffset>1081924</wp:posOffset>
             </wp:positionV>
             <wp:extent cx="6120130" cy="2720975"/>
             <wp:effectExtent l="0" t="0" r="0" b="3175"/>
@@ -19949,9 +20800,6 @@
           </wp:anchor>
         </w:drawing>
       </w:r>
-      <w:r>
-        <w:t>Salvataggio degli esami richiesti</w:t>
-      </w:r>
     </w:p>
     <w:p>
       <w:pPr>
@@ -19966,13 +20814,13 @@
           <w:noProof/>
         </w:rPr>
         <w:drawing>
-          <wp:anchor distT="0" distB="0" distL="114300" distR="114300" simplePos="0" relativeHeight="251687936" behindDoc="1" locked="0" layoutInCell="1" allowOverlap="1" wp14:anchorId="0C6789E4" wp14:editId="00BBFAA3">
+          <wp:anchor distT="0" distB="0" distL="114300" distR="114300" simplePos="0" relativeHeight="251687936" behindDoc="1" locked="0" layoutInCell="1" allowOverlap="1" wp14:anchorId="0C6789E4" wp14:editId="5068CE0C">
             <wp:simplePos x="0" y="0"/>
             <wp:positionH relativeFrom="margin">
-              <wp:align>right</wp:align>
+              <wp:posOffset>-1134</wp:posOffset>
             </wp:positionH>
-            <wp:positionV relativeFrom="paragraph">
-              <wp:posOffset>2983604</wp:posOffset>
+            <wp:positionV relativeFrom="page">
+              <wp:posOffset>4069429</wp:posOffset>
             </wp:positionV>
             <wp:extent cx="6120130" cy="3173095"/>
             <wp:effectExtent l="0" t="0" r="0" b="8255"/>
@@ -20272,14 +21120,6 @@
     </w:p>
     <w:p>
       <w:pPr>
-        <w:rPr>
-          <w:rFonts w:ascii="Calibri" w:hAnsi="Calibri" w:cs="Calibri"/>
-          <w:color w:val="000000" w:themeColor="text1"/>
-        </w:rPr>
-      </w:pPr>
-    </w:p>
-    <w:p>
-      <w:pPr>
         <w:tabs>
           <w:tab w:val="left" w:pos="4259"/>
         </w:tabs>
@@ -20291,38 +21131,50 @@
     </w:p>
     <w:p>
       <w:pPr>
-        <w:tabs>
-          <w:tab w:val="left" w:pos="4259"/>
-        </w:tabs>
-        <w:rPr>
-          <w:rFonts w:ascii="Calibri" w:hAnsi="Calibri" w:cs="Calibri"/>
-          <w:color w:val="000000" w:themeColor="text1"/>
-        </w:rPr>
-      </w:pPr>
-    </w:p>
-    <w:p>
-      <w:pPr>
-        <w:tabs>
-          <w:tab w:val="left" w:pos="4259"/>
-        </w:tabs>
-        <w:rPr>
-          <w:rFonts w:ascii="Calibri" w:hAnsi="Calibri" w:cs="Calibri"/>
-          <w:color w:val="000000" w:themeColor="text1"/>
-        </w:rPr>
-      </w:pPr>
-    </w:p>
-    <w:p>
-      <w:pPr>
         <w:pStyle w:val="Title1"/>
+        <w:numPr>
+          <w:ilvl w:val="0"/>
+          <w:numId w:val="0"/>
+        </w:numPr>
+        <w:ind w:left="720"/>
+        <w:jc w:val="left"/>
+        <w:rPr>
+          <w:b w:val="0"/>
+          <w:bCs w:val="0"/>
+          <w:sz w:val="22"/>
+        </w:rPr>
       </w:pPr>
       <w:bookmarkStart w:id="41" w:name="_Toc221933048"/>
-      <w:r>
+    </w:p>
+    <w:p>
+      <w:pPr>
+        <w:pStyle w:val="Title1"/>
+        <w:numPr>
+          <w:ilvl w:val="0"/>
+          <w:numId w:val="21"/>
+        </w:numPr>
+        <w:jc w:val="left"/>
+        <w:rPr>
+          <w:b w:val="0"/>
+          <w:bCs w:val="0"/>
+          <w:sz w:val="22"/>
+        </w:rPr>
+      </w:pPr>
+      <w:r>
+        <w:rPr>
+          <w:b w:val="0"/>
+          <w:bCs w:val="0"/>
+          <w:sz w:val="22"/>
+        </w:rPr>
         <w:lastRenderedPageBreak/>
         <w:t>Aggiunta di un’operazione al calendario</w:t>
       </w:r>
       <w:r>
         <w:rPr>
+          <w:b w:val="0"/>
+          <w:bCs w:val="0"/>
           <w:noProof/>
+          <w:sz w:val="22"/>
         </w:rPr>
         <w:drawing>
           <wp:anchor distT="0" distB="0" distL="114300" distR="114300" simplePos="0" relativeHeight="251694080" behindDoc="1" locked="0" layoutInCell="1" allowOverlap="1" wp14:anchorId="36BD0AD3" wp14:editId="0C6B57B3">
@@ -20416,6 +21268,952 @@
       <w:pPr>
         <w:pStyle w:val="Title1"/>
       </w:pPr>
+      <w:r>
+        <w:t>RAFFINAMENTO DELL’ARCHITETTURA E PROSPETTIVE FUTURE</w:t>
+      </w:r>
+    </w:p>
+    <w:p>
+      <w:pPr>
+        <w:tabs>
+          <w:tab w:val="left" w:pos="4259"/>
+        </w:tabs>
+        <w:rPr>
+          <w:rFonts w:ascii="Calibri" w:hAnsi="Calibri" w:cs="Calibri"/>
+          <w:color w:val="000000" w:themeColor="text1"/>
+        </w:rPr>
+      </w:pPr>
+      <w:r>
+        <w:rPr>
+          <w:rFonts w:ascii="Calibri" w:hAnsi="Calibri" w:cs="Calibri"/>
+          <w:color w:val="000000" w:themeColor="text1"/>
+        </w:rPr>
+        <w:t xml:space="preserve">Il sistema </w:t>
+      </w:r>
+      <w:proofErr w:type="spellStart"/>
+      <w:r>
+        <w:rPr>
+          <w:rFonts w:ascii="Calibri" w:hAnsi="Calibri" w:cs="Calibri"/>
+          <w:color w:val="000000" w:themeColor="text1"/>
+        </w:rPr>
+        <w:t>VetCare</w:t>
+      </w:r>
+      <w:proofErr w:type="spellEnd"/>
+      <w:r>
+        <w:rPr>
+          <w:rFonts w:ascii="Calibri" w:hAnsi="Calibri" w:cs="Calibri"/>
+          <w:color w:val="000000" w:themeColor="text1"/>
+        </w:rPr>
+        <w:t xml:space="preserve">, nella sua architettura attuale, costituisce una solida base per la gestione integrata di una clinica veterinaria, soddisfacendo pienamente i requisiti funzionali e non funzionali emersi durante la fase di analisi. Tuttavia, in un'ottica di miglioramento continuo e di adattamento a scenari operativi più complessi, sono state identificate due direttrici di evoluzione architetturale. Questi interventi mirano a rendere il sistema ancora più </w:t>
+      </w:r>
+      <w:proofErr w:type="spellStart"/>
+      <w:r>
+        <w:rPr>
+          <w:rFonts w:ascii="Calibri" w:hAnsi="Calibri" w:cs="Calibri"/>
+          <w:color w:val="000000" w:themeColor="text1"/>
+        </w:rPr>
+        <w:t>manutenibile</w:t>
+      </w:r>
+      <w:proofErr w:type="spellEnd"/>
+      <w:r>
+        <w:rPr>
+          <w:rFonts w:ascii="Calibri" w:hAnsi="Calibri" w:cs="Calibri"/>
+          <w:color w:val="000000" w:themeColor="text1"/>
+        </w:rPr>
+        <w:t>, testabile e aderente ai principi dell'ingegneria del software, in particolare per quanto riguarda la gestione della complessità e la separazione delle responsabilità.</w:t>
+      </w:r>
+    </w:p>
+    <w:p>
+      <w:pPr>
+        <w:pStyle w:val="Subtitle1"/>
+      </w:pPr>
+      <w:r>
+        <w:t>Introduzione della classe Archivio</w:t>
+      </w:r>
+    </w:p>
+    <w:p>
+      <w:pPr>
+        <w:tabs>
+          <w:tab w:val="left" w:pos="4259"/>
+        </w:tabs>
+        <w:rPr>
+          <w:rFonts w:ascii="Calibri" w:hAnsi="Calibri" w:cs="Calibri"/>
+          <w:color w:val="000000" w:themeColor="text1"/>
+        </w:rPr>
+      </w:pPr>
+      <w:r>
+        <w:rPr>
+          <w:rFonts w:ascii="Calibri" w:hAnsi="Calibri" w:cs="Calibri"/>
+          <w:color w:val="000000" w:themeColor="text1"/>
+        </w:rPr>
+        <w:t>Analizzando le responsabilità attuali di </w:t>
+      </w:r>
+      <w:proofErr w:type="spellStart"/>
+      <w:r>
+        <w:rPr>
+          <w:rFonts w:ascii="Calibri" w:hAnsi="Calibri" w:cs="Calibri"/>
+          <w:color w:val="000000" w:themeColor="text1"/>
+        </w:rPr>
+        <w:t>VetCare</w:t>
+      </w:r>
+      <w:proofErr w:type="spellEnd"/>
+      <w:r>
+        <w:rPr>
+          <w:rFonts w:ascii="Calibri" w:hAnsi="Calibri" w:cs="Calibri"/>
+          <w:color w:val="000000" w:themeColor="text1"/>
+        </w:rPr>
+        <w:t>, si osserva che essa si occupa non solo del coordinamento delle operazioni, ma anche della gestione diretta della persistenza e della ricerca di entità come Proprietario, Animale e </w:t>
+      </w:r>
+      <w:proofErr w:type="spellStart"/>
+      <w:r>
+        <w:rPr>
+          <w:rFonts w:ascii="Calibri" w:hAnsi="Calibri" w:cs="Calibri"/>
+          <w:color w:val="000000" w:themeColor="text1"/>
+        </w:rPr>
+        <w:t>MembroPersonale</w:t>
+      </w:r>
+      <w:proofErr w:type="spellEnd"/>
+      <w:r>
+        <w:rPr>
+          <w:rFonts w:ascii="Calibri" w:hAnsi="Calibri" w:cs="Calibri"/>
+          <w:color w:val="000000" w:themeColor="text1"/>
+        </w:rPr>
+        <w:t xml:space="preserve"> (Veterinario, Segretario, </w:t>
+      </w:r>
+      <w:proofErr w:type="spellStart"/>
+      <w:r>
+        <w:rPr>
+          <w:rFonts w:ascii="Calibri" w:hAnsi="Calibri" w:cs="Calibri"/>
+          <w:color w:val="000000" w:themeColor="text1"/>
+        </w:rPr>
+        <w:t>MembroEquipe</w:t>
+      </w:r>
+      <w:proofErr w:type="spellEnd"/>
+      <w:r>
+        <w:rPr>
+          <w:rFonts w:ascii="Calibri" w:hAnsi="Calibri" w:cs="Calibri"/>
+          <w:color w:val="000000" w:themeColor="text1"/>
+        </w:rPr>
+        <w:t>). Questa gestione non appartiene naturalmente al controller, che dovrebbe coordinare i flussi, né alle singole entità di dominio, il cui compito è rappresentare concetti del mondo reale.</w:t>
+      </w:r>
+    </w:p>
+    <w:p>
+      <w:pPr>
+        <w:tabs>
+          <w:tab w:val="left" w:pos="4259"/>
+        </w:tabs>
+        <w:rPr>
+          <w:rFonts w:ascii="Calibri" w:hAnsi="Calibri" w:cs="Calibri"/>
+          <w:color w:val="000000" w:themeColor="text1"/>
+        </w:rPr>
+      </w:pPr>
+      <w:r>
+        <w:rPr>
+          <w:rFonts w:ascii="Calibri" w:hAnsi="Calibri" w:cs="Calibri"/>
+          <w:color w:val="000000" w:themeColor="text1"/>
+        </w:rPr>
+        <w:t xml:space="preserve">Applicando il principio del Pure </w:t>
+      </w:r>
+      <w:proofErr w:type="spellStart"/>
+      <w:r>
+        <w:rPr>
+          <w:rFonts w:ascii="Calibri" w:hAnsi="Calibri" w:cs="Calibri"/>
+          <w:color w:val="000000" w:themeColor="text1"/>
+        </w:rPr>
+        <w:t>Fabrication</w:t>
+      </w:r>
+      <w:proofErr w:type="spellEnd"/>
+      <w:r>
+        <w:rPr>
+          <w:rFonts w:ascii="Calibri" w:hAnsi="Calibri" w:cs="Calibri"/>
+          <w:color w:val="000000" w:themeColor="text1"/>
+        </w:rPr>
+        <w:t>, si introduce una nuova classe, denominata Archivio, la cui unica responsabilità è la memorizzazione, il recupero e la ricerca delle entità anagrafiche. Questa classe viene "fabbricata" puramente per esigenze di progettazione, non esiste nel dominio reale della clinica, ma serve a migliorare la struttura del software.</w:t>
+      </w:r>
+    </w:p>
+    <w:p>
+      <w:pPr>
+        <w:tabs>
+          <w:tab w:val="left" w:pos="4259"/>
+        </w:tabs>
+        <w:rPr>
+          <w:rFonts w:ascii="Calibri" w:hAnsi="Calibri" w:cs="Calibri"/>
+          <w:b/>
+          <w:bCs/>
+          <w:color w:val="000000" w:themeColor="text1"/>
+        </w:rPr>
+      </w:pPr>
+      <w:r>
+        <w:rPr>
+          <w:rFonts w:ascii="Calibri" w:hAnsi="Calibri" w:cs="Calibri"/>
+          <w:b/>
+          <w:bCs/>
+          <w:color w:val="000000" w:themeColor="text1"/>
+        </w:rPr>
+        <w:lastRenderedPageBreak/>
+        <w:t>Vantaggi dell'introduzione di Archivio</w:t>
+      </w:r>
+    </w:p>
+    <w:p>
+      <w:pPr>
+        <w:pStyle w:val="Paragrafoelenco"/>
+        <w:numPr>
+          <w:ilvl w:val="0"/>
+          <w:numId w:val="18"/>
+        </w:numPr>
+        <w:tabs>
+          <w:tab w:val="left" w:pos="4259"/>
+        </w:tabs>
+        <w:rPr>
+          <w:rFonts w:ascii="Calibri" w:hAnsi="Calibri" w:cs="Calibri"/>
+          <w:color w:val="000000" w:themeColor="text1"/>
+        </w:rPr>
+      </w:pPr>
+      <w:r>
+        <w:rPr>
+          <w:rFonts w:ascii="Calibri" w:hAnsi="Calibri" w:cs="Calibri"/>
+          <w:b/>
+          <w:bCs/>
+          <w:color w:val="000000" w:themeColor="text1"/>
+        </w:rPr>
+        <w:t>Separazione delle Responsabilità (SoC):</w:t>
+      </w:r>
+      <w:r>
+        <w:rPr>
+          <w:rFonts w:ascii="Calibri" w:hAnsi="Calibri" w:cs="Calibri"/>
+          <w:color w:val="000000" w:themeColor="text1"/>
+        </w:rPr>
+        <w:t> </w:t>
+      </w:r>
+      <w:proofErr w:type="spellStart"/>
+      <w:r>
+        <w:rPr>
+          <w:rFonts w:ascii="Calibri" w:hAnsi="Calibri" w:cs="Calibri"/>
+          <w:color w:val="000000" w:themeColor="text1"/>
+        </w:rPr>
+        <w:t>VetCare</w:t>
+      </w:r>
+      <w:proofErr w:type="spellEnd"/>
+      <w:r>
+        <w:rPr>
+          <w:rFonts w:ascii="Calibri" w:hAnsi="Calibri" w:cs="Calibri"/>
+          <w:color w:val="000000" w:themeColor="text1"/>
+        </w:rPr>
+        <w:t> viene sollevata dalla gestione diretta dei dati anagrafici e può concentrarsi esclusivamente sul coordinamento dei flussi logici.</w:t>
+      </w:r>
+    </w:p>
+    <w:p>
+      <w:pPr>
+        <w:numPr>
+          <w:ilvl w:val="0"/>
+          <w:numId w:val="15"/>
+        </w:numPr>
+        <w:tabs>
+          <w:tab w:val="left" w:pos="4259"/>
+        </w:tabs>
+        <w:rPr>
+          <w:rFonts w:ascii="Calibri" w:hAnsi="Calibri" w:cs="Calibri"/>
+          <w:color w:val="000000" w:themeColor="text1"/>
+        </w:rPr>
+      </w:pPr>
+      <w:r>
+        <w:rPr>
+          <w:rFonts w:ascii="Calibri" w:hAnsi="Calibri" w:cs="Calibri"/>
+          <w:b/>
+          <w:bCs/>
+          <w:color w:val="000000" w:themeColor="text1"/>
+        </w:rPr>
+        <w:t>Maggiore Coesione:</w:t>
+      </w:r>
+      <w:r>
+        <w:rPr>
+          <w:rFonts w:ascii="Calibri" w:hAnsi="Calibri" w:cs="Calibri"/>
+          <w:color w:val="000000" w:themeColor="text1"/>
+        </w:rPr>
+        <w:t> Sia </w:t>
+      </w:r>
+      <w:proofErr w:type="spellStart"/>
+      <w:r>
+        <w:rPr>
+          <w:rFonts w:ascii="Calibri" w:hAnsi="Calibri" w:cs="Calibri"/>
+          <w:color w:val="000000" w:themeColor="text1"/>
+        </w:rPr>
+        <w:t>VetCare</w:t>
+      </w:r>
+      <w:proofErr w:type="spellEnd"/>
+      <w:r>
+        <w:rPr>
+          <w:rFonts w:ascii="Calibri" w:hAnsi="Calibri" w:cs="Calibri"/>
+          <w:color w:val="000000" w:themeColor="text1"/>
+        </w:rPr>
+        <w:t> (coordinamento) che Archivio (gestione dati) diventano classi con una responsabilità unica e ben definita.</w:t>
+      </w:r>
+    </w:p>
+    <w:p>
+      <w:pPr>
+        <w:numPr>
+          <w:ilvl w:val="0"/>
+          <w:numId w:val="15"/>
+        </w:numPr>
+        <w:tabs>
+          <w:tab w:val="left" w:pos="4259"/>
+        </w:tabs>
+        <w:rPr>
+          <w:rFonts w:ascii="Calibri" w:hAnsi="Calibri" w:cs="Calibri"/>
+          <w:color w:val="000000" w:themeColor="text1"/>
+        </w:rPr>
+      </w:pPr>
+      <w:r>
+        <w:rPr>
+          <w:rFonts w:ascii="Calibri" w:hAnsi="Calibri" w:cs="Calibri"/>
+          <w:b/>
+          <w:bCs/>
+          <w:color w:val="000000" w:themeColor="text1"/>
+        </w:rPr>
+        <w:t>Riusabilità:</w:t>
+      </w:r>
+      <w:r>
+        <w:rPr>
+          <w:rFonts w:ascii="Calibri" w:hAnsi="Calibri" w:cs="Calibri"/>
+          <w:color w:val="000000" w:themeColor="text1"/>
+        </w:rPr>
+        <w:t> La logica di ricerca e archiviazione è centralizzata e può essere facilmente riutilizzata da diverse parti del sistema senza duplicazione di codice.</w:t>
+      </w:r>
+    </w:p>
+    <w:p>
+      <w:pPr>
+        <w:numPr>
+          <w:ilvl w:val="0"/>
+          <w:numId w:val="15"/>
+        </w:numPr>
+        <w:tabs>
+          <w:tab w:val="left" w:pos="4259"/>
+        </w:tabs>
+        <w:rPr>
+          <w:rFonts w:ascii="Calibri" w:hAnsi="Calibri" w:cs="Calibri"/>
+          <w:color w:val="000000" w:themeColor="text1"/>
+        </w:rPr>
+      </w:pPr>
+      <w:r>
+        <w:rPr>
+          <w:rFonts w:ascii="Calibri" w:hAnsi="Calibri" w:cs="Calibri"/>
+          <w:b/>
+          <w:bCs/>
+          <w:color w:val="000000" w:themeColor="text1"/>
+        </w:rPr>
+        <w:t>Manutenibilità:</w:t>
+      </w:r>
+      <w:r>
+        <w:rPr>
+          <w:rFonts w:ascii="Calibri" w:hAnsi="Calibri" w:cs="Calibri"/>
+          <w:color w:val="000000" w:themeColor="text1"/>
+        </w:rPr>
+        <w:t> Eventuali modifiche alle strutture dati o alle logiche di ricerca sono confinate alla sola classe Archivio, senza impattare il controller o le entità di dominio.</w:t>
+      </w:r>
+    </w:p>
+    <w:p>
+      <w:pPr>
+        <w:keepNext/>
+        <w:tabs>
+          <w:tab w:val="left" w:pos="4259"/>
+        </w:tabs>
+        <w:ind w:left="360"/>
+      </w:pPr>
+      <w:r>
+        <w:rPr>
+          <w:rFonts w:ascii="Calibri" w:hAnsi="Calibri" w:cs="Calibri"/>
+          <w:noProof/>
+          <w:color w:val="000000" w:themeColor="text1"/>
+        </w:rPr>
+        <w:drawing>
+          <wp:inline distT="0" distB="0" distL="0" distR="0" wp14:anchorId="46991971" wp14:editId="74F16A13">
+            <wp:extent cx="4932681" cy="3259094"/>
+            <wp:effectExtent l="0" t="0" r="1270" b="0"/>
+            <wp:docPr id="694172031" name="Immagine 2"/>
+            <wp:cNvGraphicFramePr>
+              <a:graphicFrameLocks xmlns:a="http://schemas.openxmlformats.org/drawingml/2006/main" noChangeAspect="1"/>
+            </wp:cNvGraphicFramePr>
+            <a:graphic xmlns:a="http://schemas.openxmlformats.org/drawingml/2006/main">
+              <a:graphicData uri="http://schemas.openxmlformats.org/drawingml/2006/picture">
+                <pic:pic xmlns:pic="http://schemas.openxmlformats.org/drawingml/2006/picture">
+                  <pic:nvPicPr>
+                    <pic:cNvPr id="0" name="Picture 3"/>
+                    <pic:cNvPicPr>
+                      <a:picLocks noChangeAspect="1" noChangeArrowheads="1"/>
+                    </pic:cNvPicPr>
+                  </pic:nvPicPr>
+                  <pic:blipFill>
+                    <a:blip r:embed="rId31">
+                      <a:extLst>
+                        <a:ext uri="{28A0092B-C50C-407E-A947-70E740481C1C}">
+                          <a14:useLocalDpi xmlns:a14="http://schemas.microsoft.com/office/drawing/2010/main" val="0"/>
+                        </a:ext>
+                      </a:extLst>
+                    </a:blip>
+                    <a:srcRect/>
+                    <a:stretch>
+                      <a:fillRect/>
+                    </a:stretch>
+                  </pic:blipFill>
+                  <pic:spPr bwMode="auto">
+                    <a:xfrm>
+                      <a:off x="0" y="0"/>
+                      <a:ext cx="4953572" cy="3272897"/>
+                    </a:xfrm>
+                    <a:prstGeom prst="rect">
+                      <a:avLst/>
+                    </a:prstGeom>
+                    <a:noFill/>
+                  </pic:spPr>
+                </pic:pic>
+              </a:graphicData>
+            </a:graphic>
+          </wp:inline>
+        </w:drawing>
+      </w:r>
+    </w:p>
+    <w:p>
+      <w:pPr>
+        <w:pStyle w:val="Didascalia"/>
+        <w:rPr>
+          <w:rFonts w:ascii="Calibri" w:hAnsi="Calibri" w:cs="Calibri"/>
+          <w:color w:val="000000" w:themeColor="text1"/>
+        </w:rPr>
+      </w:pPr>
+      <w:r>
+        <w:t xml:space="preserve">Figura </w:t>
+      </w:r>
+      <w:r>
+        <w:fldChar w:fldCharType="begin"/>
+      </w:r>
+      <w:r>
+        <w:instrText xml:space="preserve"> SEQ Figura \* ARABIC </w:instrText>
+      </w:r>
+      <w:r>
+        <w:fldChar w:fldCharType="separate"/>
+      </w:r>
+      <w:r>
+        <w:rPr>
+          <w:noProof/>
+        </w:rPr>
+        <w:t>16</w:t>
+      </w:r>
+      <w:r>
+        <w:fldChar w:fldCharType="end"/>
+      </w:r>
+      <w:r>
+        <w:t xml:space="preserve"> Modello di dominio con classe Archivio</w:t>
+      </w:r>
+    </w:p>
+    <w:p>
+      <w:pPr>
+        <w:tabs>
+          <w:tab w:val="left" w:pos="4259"/>
+        </w:tabs>
+        <w:rPr>
+          <w:rFonts w:ascii="Calibri" w:hAnsi="Calibri" w:cs="Calibri"/>
+          <w:color w:val="000000" w:themeColor="text1"/>
+          <w:sz w:val="20"/>
+          <w:szCs w:val="20"/>
+        </w:rPr>
+      </w:pPr>
+    </w:p>
+    <w:p>
+      <w:pPr>
+        <w:pStyle w:val="Subtitle1"/>
+      </w:pPr>
+      <w:r>
+        <w:t>Riorganizzazione della Logica di Presentazione per una Maggiore Coesione</w:t>
+      </w:r>
+    </w:p>
+    <w:p>
+      <w:pPr>
+        <w:tabs>
+          <w:tab w:val="left" w:pos="4259"/>
+        </w:tabs>
+        <w:rPr>
+          <w:rFonts w:ascii="Calibri" w:hAnsi="Calibri" w:cs="Calibri"/>
+          <w:color w:val="000000" w:themeColor="text1"/>
+        </w:rPr>
+      </w:pPr>
+      <w:r>
+        <w:rPr>
+          <w:rFonts w:ascii="Calibri" w:hAnsi="Calibri" w:cs="Calibri"/>
+          <w:color w:val="000000" w:themeColor="text1"/>
+        </w:rPr>
+        <w:t xml:space="preserve">Allo stato attuale, la classe </w:t>
+      </w:r>
+      <w:proofErr w:type="spellStart"/>
+      <w:r>
+        <w:rPr>
+          <w:rFonts w:ascii="Calibri" w:hAnsi="Calibri" w:cs="Calibri"/>
+          <w:color w:val="000000" w:themeColor="text1"/>
+        </w:rPr>
+        <w:t>VetCare</w:t>
+      </w:r>
+      <w:proofErr w:type="spellEnd"/>
+      <w:r>
+        <w:rPr>
+          <w:rFonts w:ascii="Calibri" w:hAnsi="Calibri" w:cs="Calibri"/>
+          <w:color w:val="000000" w:themeColor="text1"/>
+        </w:rPr>
+        <w:t xml:space="preserve"> (che funge da controller) gestisce anche parte della logica di interazione con l'utente, come la stampa di messaggi di conferma o la richiesta di input. Questa commistione di responsabilità viola il principio della Separazione delle Responsabilità (SoC) e riduce la coesione della classe, rendendola più complessa e difficile da manutenere o adattare a diversi tipi di interfaccia utente (es. grafica invece che a riga di comando).</w:t>
+      </w:r>
+    </w:p>
+    <w:p>
+      <w:pPr>
+        <w:tabs>
+          <w:tab w:val="left" w:pos="4259"/>
+        </w:tabs>
+        <w:rPr>
+          <w:rFonts w:ascii="Calibri" w:hAnsi="Calibri" w:cs="Calibri"/>
+          <w:color w:val="000000" w:themeColor="text1"/>
+        </w:rPr>
+      </w:pPr>
+    </w:p>
+    <w:p>
+      <w:pPr>
+        <w:tabs>
+          <w:tab w:val="left" w:pos="4259"/>
+        </w:tabs>
+        <w:rPr>
+          <w:rFonts w:ascii="Calibri" w:hAnsi="Calibri" w:cs="Calibri"/>
+          <w:b/>
+          <w:bCs/>
+          <w:color w:val="000000" w:themeColor="text1"/>
+        </w:rPr>
+      </w:pPr>
+      <w:r>
+        <w:rPr>
+          <w:rFonts w:ascii="Calibri" w:hAnsi="Calibri" w:cs="Calibri"/>
+          <w:b/>
+          <w:bCs/>
+          <w:color w:val="000000" w:themeColor="text1"/>
+        </w:rPr>
+        <w:t>Soluzione Proposta:</w:t>
+      </w:r>
+    </w:p>
+    <w:p>
+      <w:pPr>
+        <w:tabs>
+          <w:tab w:val="left" w:pos="4259"/>
+        </w:tabs>
+        <w:rPr>
+          <w:rFonts w:ascii="Calibri" w:hAnsi="Calibri" w:cs="Calibri"/>
+          <w:color w:val="000000" w:themeColor="text1"/>
+        </w:rPr>
+      </w:pPr>
+      <w:r>
+        <w:rPr>
+          <w:rFonts w:ascii="Calibri" w:hAnsi="Calibri" w:cs="Calibri"/>
+          <w:color w:val="000000" w:themeColor="text1"/>
+        </w:rPr>
+        <w:t xml:space="preserve">Si intende operare un </w:t>
+      </w:r>
+      <w:proofErr w:type="spellStart"/>
+      <w:r>
+        <w:rPr>
+          <w:rFonts w:ascii="Calibri" w:hAnsi="Calibri" w:cs="Calibri"/>
+          <w:color w:val="000000" w:themeColor="text1"/>
+        </w:rPr>
+        <w:t>refactoring</w:t>
+      </w:r>
+      <w:proofErr w:type="spellEnd"/>
+      <w:r>
+        <w:rPr>
+          <w:rFonts w:ascii="Calibri" w:hAnsi="Calibri" w:cs="Calibri"/>
+          <w:color w:val="000000" w:themeColor="text1"/>
+        </w:rPr>
+        <w:t xml:space="preserve"> che trasferisca completamente la responsabilità dell'interazione con l'utente dalla classe </w:t>
+      </w:r>
+      <w:proofErr w:type="spellStart"/>
+      <w:r>
+        <w:rPr>
+          <w:rFonts w:ascii="Calibri" w:hAnsi="Calibri" w:cs="Calibri"/>
+          <w:color w:val="000000" w:themeColor="text1"/>
+        </w:rPr>
+        <w:t>VetCare</w:t>
+      </w:r>
+      <w:proofErr w:type="spellEnd"/>
+      <w:r>
+        <w:rPr>
+          <w:rFonts w:ascii="Calibri" w:hAnsi="Calibri" w:cs="Calibri"/>
+          <w:color w:val="000000" w:themeColor="text1"/>
+        </w:rPr>
+        <w:t xml:space="preserve"> a un livello dedicato, ovvero la UI. L'obiettivo è fare in modo che </w:t>
+      </w:r>
+      <w:proofErr w:type="spellStart"/>
+      <w:r>
+        <w:rPr>
+          <w:rFonts w:ascii="Calibri" w:hAnsi="Calibri" w:cs="Calibri"/>
+          <w:color w:val="000000" w:themeColor="text1"/>
+        </w:rPr>
+        <w:t>VetCare</w:t>
+      </w:r>
+      <w:proofErr w:type="spellEnd"/>
+      <w:r>
+        <w:rPr>
+          <w:rFonts w:ascii="Calibri" w:hAnsi="Calibri" w:cs="Calibri"/>
+          <w:color w:val="000000" w:themeColor="text1"/>
+        </w:rPr>
+        <w:t xml:space="preserve"> si occupi esclusivamente della logica di dominio e del coordinamento dei servizi, diventando un vero e proprio Application Service o </w:t>
+      </w:r>
+      <w:proofErr w:type="spellStart"/>
+      <w:r>
+        <w:rPr>
+          <w:rFonts w:ascii="Calibri" w:hAnsi="Calibri" w:cs="Calibri"/>
+          <w:color w:val="000000" w:themeColor="text1"/>
+        </w:rPr>
+        <w:t>Facade</w:t>
+      </w:r>
+      <w:proofErr w:type="spellEnd"/>
+      <w:r>
+        <w:rPr>
+          <w:rFonts w:ascii="Calibri" w:hAnsi="Calibri" w:cs="Calibri"/>
+          <w:color w:val="000000" w:themeColor="text1"/>
+        </w:rPr>
+        <w:t xml:space="preserve"> per il sistema.</w:t>
+      </w:r>
+    </w:p>
+    <w:p>
+      <w:pPr>
+        <w:tabs>
+          <w:tab w:val="left" w:pos="4259"/>
+        </w:tabs>
+        <w:rPr>
+          <w:rFonts w:ascii="Calibri" w:hAnsi="Calibri" w:cs="Calibri"/>
+          <w:color w:val="000000" w:themeColor="text1"/>
+        </w:rPr>
+      </w:pPr>
+      <w:r>
+        <w:rPr>
+          <w:rFonts w:ascii="Calibri" w:hAnsi="Calibri" w:cs="Calibri"/>
+          <w:color w:val="000000" w:themeColor="text1"/>
+        </w:rPr>
+        <w:t>In questo nuovo assetto:</w:t>
+      </w:r>
+    </w:p>
+    <w:p>
+      <w:pPr>
+        <w:pStyle w:val="Paragrafoelenco"/>
+        <w:numPr>
+          <w:ilvl w:val="0"/>
+          <w:numId w:val="19"/>
+        </w:numPr>
+        <w:tabs>
+          <w:tab w:val="left" w:pos="4259"/>
+        </w:tabs>
+        <w:rPr>
+          <w:rFonts w:ascii="Calibri" w:hAnsi="Calibri" w:cs="Calibri"/>
+          <w:color w:val="000000" w:themeColor="text1"/>
+        </w:rPr>
+      </w:pPr>
+      <w:r>
+        <w:rPr>
+          <w:rFonts w:ascii="Calibri" w:hAnsi="Calibri" w:cs="Calibri"/>
+          <w:color w:val="000000" w:themeColor="text1"/>
+        </w:rPr>
+        <w:lastRenderedPageBreak/>
+        <w:t>La UI (</w:t>
+      </w:r>
+      <w:proofErr w:type="spellStart"/>
+      <w:r>
+        <w:rPr>
+          <w:rFonts w:ascii="Calibri" w:hAnsi="Calibri" w:cs="Calibri"/>
+          <w:color w:val="000000" w:themeColor="text1"/>
+        </w:rPr>
+        <w:t>ConsoleUI</w:t>
+      </w:r>
+      <w:proofErr w:type="spellEnd"/>
+      <w:r>
+        <w:rPr>
+          <w:rFonts w:ascii="Calibri" w:hAnsi="Calibri" w:cs="Calibri"/>
+          <w:color w:val="000000" w:themeColor="text1"/>
+        </w:rPr>
+        <w:t xml:space="preserve">) gestisce tutto il flusso di presentazione: raccoglie i dati in input, li validano sintatticamente (es. formato della data) e li passa a </w:t>
+      </w:r>
+      <w:proofErr w:type="spellStart"/>
+      <w:r>
+        <w:rPr>
+          <w:rFonts w:ascii="Calibri" w:hAnsi="Calibri" w:cs="Calibri"/>
+          <w:color w:val="000000" w:themeColor="text1"/>
+        </w:rPr>
+        <w:t>VetCare</w:t>
+      </w:r>
+      <w:proofErr w:type="spellEnd"/>
+      <w:r>
+        <w:rPr>
+          <w:rFonts w:ascii="Calibri" w:hAnsi="Calibri" w:cs="Calibri"/>
+          <w:color w:val="000000" w:themeColor="text1"/>
+        </w:rPr>
+        <w:t xml:space="preserve"> sotto forma di oggetti dati semplici (DTO o parametri già tipizzati).</w:t>
+      </w:r>
+    </w:p>
+    <w:p>
+      <w:pPr>
+        <w:pStyle w:val="Paragrafoelenco"/>
+        <w:numPr>
+          <w:ilvl w:val="0"/>
+          <w:numId w:val="19"/>
+        </w:numPr>
+        <w:tabs>
+          <w:tab w:val="left" w:pos="4259"/>
+        </w:tabs>
+        <w:rPr>
+          <w:rFonts w:ascii="Calibri" w:hAnsi="Calibri" w:cs="Calibri"/>
+          <w:color w:val="000000" w:themeColor="text1"/>
+        </w:rPr>
+      </w:pPr>
+      <w:r>
+        <w:rPr>
+          <w:rFonts w:ascii="Calibri" w:hAnsi="Calibri" w:cs="Calibri"/>
+          <w:color w:val="000000" w:themeColor="text1"/>
+        </w:rPr>
+        <w:t>Il controller (</w:t>
+      </w:r>
+      <w:proofErr w:type="spellStart"/>
+      <w:r>
+        <w:rPr>
+          <w:rFonts w:ascii="Calibri" w:hAnsi="Calibri" w:cs="Calibri"/>
+          <w:color w:val="000000" w:themeColor="text1"/>
+        </w:rPr>
+        <w:t>VetCare</w:t>
+      </w:r>
+      <w:proofErr w:type="spellEnd"/>
+      <w:r>
+        <w:rPr>
+          <w:rFonts w:ascii="Calibri" w:hAnsi="Calibri" w:cs="Calibri"/>
+          <w:color w:val="000000" w:themeColor="text1"/>
+        </w:rPr>
+        <w:t>) esegue le operazioni richieste: interagisce con il modello di dominio (attraverso le nuove interfacce di servizio) e restituisce alla UI un oggetto risultato (es. l'animale appena creato, un messaggio di stato, un'eccezione trasformata).</w:t>
+      </w:r>
+    </w:p>
+    <w:p>
+      <w:pPr>
+        <w:pStyle w:val="Paragrafoelenco"/>
+        <w:numPr>
+          <w:ilvl w:val="0"/>
+          <w:numId w:val="19"/>
+        </w:numPr>
+        <w:tabs>
+          <w:tab w:val="left" w:pos="4259"/>
+        </w:tabs>
+        <w:rPr>
+          <w:rFonts w:ascii="Calibri" w:hAnsi="Calibri" w:cs="Calibri"/>
+          <w:color w:val="000000" w:themeColor="text1"/>
+        </w:rPr>
+      </w:pPr>
+      <w:r>
+        <w:rPr>
+          <w:rFonts w:ascii="Calibri" w:hAnsi="Calibri" w:cs="Calibri"/>
+          <w:color w:val="000000" w:themeColor="text1"/>
+        </w:rPr>
+        <w:t xml:space="preserve">La UI gestisce l'output: riceve il risultato da </w:t>
+      </w:r>
+      <w:proofErr w:type="spellStart"/>
+      <w:r>
+        <w:rPr>
+          <w:rFonts w:ascii="Calibri" w:hAnsi="Calibri" w:cs="Calibri"/>
+          <w:color w:val="000000" w:themeColor="text1"/>
+        </w:rPr>
+        <w:t>VetCare</w:t>
+      </w:r>
+      <w:proofErr w:type="spellEnd"/>
+      <w:r>
+        <w:rPr>
+          <w:rFonts w:ascii="Calibri" w:hAnsi="Calibri" w:cs="Calibri"/>
+          <w:color w:val="000000" w:themeColor="text1"/>
+        </w:rPr>
+        <w:t xml:space="preserve"> e decide come presentarlo all'utente, che si tratti di un messaggio di successo, di un errore, o della formattazione di dati da visualizzare.</w:t>
+      </w:r>
+    </w:p>
+    <w:p>
+      <w:pPr>
+        <w:tabs>
+          <w:tab w:val="left" w:pos="4259"/>
+        </w:tabs>
+        <w:rPr>
+          <w:rFonts w:ascii="Calibri" w:hAnsi="Calibri" w:cs="Calibri"/>
+          <w:color w:val="000000" w:themeColor="text1"/>
+        </w:rPr>
+      </w:pPr>
+    </w:p>
+    <w:p>
+      <w:pPr>
+        <w:tabs>
+          <w:tab w:val="left" w:pos="4259"/>
+        </w:tabs>
+        <w:rPr>
+          <w:rFonts w:ascii="Calibri" w:hAnsi="Calibri" w:cs="Calibri"/>
+          <w:b/>
+          <w:bCs/>
+          <w:color w:val="000000" w:themeColor="text1"/>
+        </w:rPr>
+      </w:pPr>
+      <w:r>
+        <w:rPr>
+          <w:rFonts w:ascii="Calibri" w:hAnsi="Calibri" w:cs="Calibri"/>
+          <w:b/>
+          <w:bCs/>
+          <w:color w:val="000000" w:themeColor="text1"/>
+        </w:rPr>
+        <w:t>Vantaggi della Riorganizzazione:</w:t>
+      </w:r>
+    </w:p>
+    <w:p>
+      <w:pPr>
+        <w:pStyle w:val="Paragrafoelenco"/>
+        <w:numPr>
+          <w:ilvl w:val="0"/>
+          <w:numId w:val="20"/>
+        </w:numPr>
+        <w:tabs>
+          <w:tab w:val="left" w:pos="4259"/>
+        </w:tabs>
+        <w:rPr>
+          <w:rFonts w:ascii="Calibri" w:hAnsi="Calibri" w:cs="Calibri"/>
+          <w:color w:val="000000" w:themeColor="text1"/>
+        </w:rPr>
+      </w:pPr>
+      <w:r>
+        <w:rPr>
+          <w:rFonts w:ascii="Calibri" w:hAnsi="Calibri" w:cs="Calibri"/>
+          <w:color w:val="000000" w:themeColor="text1"/>
+        </w:rPr>
+        <w:t xml:space="preserve">Massima Coesione: </w:t>
+      </w:r>
+      <w:proofErr w:type="spellStart"/>
+      <w:r>
+        <w:rPr>
+          <w:rFonts w:ascii="Calibri" w:hAnsi="Calibri" w:cs="Calibri"/>
+          <w:color w:val="000000" w:themeColor="text1"/>
+        </w:rPr>
+        <w:t>VetCare</w:t>
+      </w:r>
+      <w:proofErr w:type="spellEnd"/>
+      <w:r>
+        <w:rPr>
+          <w:rFonts w:ascii="Calibri" w:hAnsi="Calibri" w:cs="Calibri"/>
+          <w:color w:val="000000" w:themeColor="text1"/>
+        </w:rPr>
+        <w:t xml:space="preserve"> diventa un componente altamente coeso, focalizzato solo sulla logica applicativa. La UI si occupa solo di presentazione.</w:t>
+      </w:r>
+    </w:p>
+    <w:p>
+      <w:pPr>
+        <w:pStyle w:val="Paragrafoelenco"/>
+        <w:numPr>
+          <w:ilvl w:val="0"/>
+          <w:numId w:val="20"/>
+        </w:numPr>
+        <w:tabs>
+          <w:tab w:val="left" w:pos="4259"/>
+        </w:tabs>
+        <w:rPr>
+          <w:rFonts w:ascii="Calibri" w:hAnsi="Calibri" w:cs="Calibri"/>
+          <w:color w:val="000000" w:themeColor="text1"/>
+        </w:rPr>
+      </w:pPr>
+      <w:r>
+        <w:rPr>
+          <w:rFonts w:ascii="Calibri" w:hAnsi="Calibri" w:cs="Calibri"/>
+          <w:color w:val="000000" w:themeColor="text1"/>
+        </w:rPr>
+        <w:t>Manutenibilità e Chiarezza: Il codice di entrambi i livelli diventa più semplice da leggere e modificare, poiché ogni classe ha uno scopo ben definito.</w:t>
+      </w:r>
+    </w:p>
+    <w:p>
+      <w:pPr>
+        <w:pStyle w:val="Paragrafoelenco"/>
+        <w:numPr>
+          <w:ilvl w:val="0"/>
+          <w:numId w:val="20"/>
+        </w:numPr>
+        <w:tabs>
+          <w:tab w:val="left" w:pos="4259"/>
+        </w:tabs>
+        <w:rPr>
+          <w:rFonts w:ascii="Calibri" w:hAnsi="Calibri" w:cs="Calibri"/>
+          <w:color w:val="000000" w:themeColor="text1"/>
+        </w:rPr>
+      </w:pPr>
+      <w:r>
+        <w:rPr>
+          <w:rFonts w:ascii="Calibri" w:hAnsi="Calibri" w:cs="Calibri"/>
+          <w:color w:val="000000" w:themeColor="text1"/>
+        </w:rPr>
+        <w:t xml:space="preserve">Adattabilità: Questa separazione apre la strada allo sviluppo di diverse interfacce utente (Web, REST API, applicazione mobile) senza dover modificare il nucleo dell'applicazione. Basterà creare una nuova UI che interagisca con la medesima interfaccia pubblica di </w:t>
+      </w:r>
+      <w:proofErr w:type="spellStart"/>
+      <w:r>
+        <w:rPr>
+          <w:rFonts w:ascii="Calibri" w:hAnsi="Calibri" w:cs="Calibri"/>
+          <w:color w:val="000000" w:themeColor="text1"/>
+        </w:rPr>
+        <w:t>VetCare</w:t>
+      </w:r>
+      <w:proofErr w:type="spellEnd"/>
+      <w:r>
+        <w:rPr>
+          <w:rFonts w:ascii="Calibri" w:hAnsi="Calibri" w:cs="Calibri"/>
+          <w:color w:val="000000" w:themeColor="text1"/>
+        </w:rPr>
+        <w:t>.</w:t>
+      </w:r>
+    </w:p>
+    <w:p>
+      <w:pPr>
+        <w:pStyle w:val="Paragrafoelenco"/>
+        <w:numPr>
+          <w:ilvl w:val="0"/>
+          <w:numId w:val="20"/>
+        </w:numPr>
+        <w:tabs>
+          <w:tab w:val="left" w:pos="4259"/>
+        </w:tabs>
+        <w:rPr>
+          <w:rFonts w:ascii="Calibri" w:hAnsi="Calibri" w:cs="Calibri"/>
+          <w:color w:val="000000" w:themeColor="text1"/>
+        </w:rPr>
+      </w:pPr>
+      <w:r>
+        <w:rPr>
+          <w:rFonts w:ascii="Calibri" w:hAnsi="Calibri" w:cs="Calibri"/>
+          <w:color w:val="000000" w:themeColor="text1"/>
+        </w:rPr>
+        <w:t xml:space="preserve">Testabilità: La logica di dominio in </w:t>
+      </w:r>
+      <w:proofErr w:type="spellStart"/>
+      <w:r>
+        <w:rPr>
+          <w:rFonts w:ascii="Calibri" w:hAnsi="Calibri" w:cs="Calibri"/>
+          <w:color w:val="000000" w:themeColor="text1"/>
+        </w:rPr>
+        <w:t>VetCare</w:t>
+      </w:r>
+      <w:proofErr w:type="spellEnd"/>
+      <w:r>
+        <w:rPr>
+          <w:rFonts w:ascii="Calibri" w:hAnsi="Calibri" w:cs="Calibri"/>
+          <w:color w:val="000000" w:themeColor="text1"/>
+        </w:rPr>
+        <w:t xml:space="preserve"> può essere testata tramite test unitari senza la necessità di simulare l'interazione con un utente attraverso una console.</w:t>
+      </w:r>
+    </w:p>
+    <w:p>
+      <w:pPr>
+        <w:tabs>
+          <w:tab w:val="left" w:pos="4259"/>
+        </w:tabs>
+        <w:rPr>
+          <w:rFonts w:ascii="Calibri" w:hAnsi="Calibri" w:cs="Calibri"/>
+          <w:color w:val="000000" w:themeColor="text1"/>
+        </w:rPr>
+      </w:pPr>
+    </w:p>
+    <w:p>
+      <w:pPr>
+        <w:pStyle w:val="Title1"/>
+      </w:pPr>
       <w:bookmarkStart w:id="43" w:name="_Toc221933050"/>
       <w:r>
         <w:t>CONCLUSIONI</w:t>
@@ -20538,15 +22336,7 @@
           <w:rFonts w:ascii="Calibri" w:hAnsi="Calibri" w:cs="Calibri"/>
           <w:color w:val="000000" w:themeColor="text1"/>
         </w:rPr>
-        <w:t xml:space="preserve">Sostenibilità e Scalabilità: La separazione delle logiche di dominio dalla presentazione e il disaccoppiamento ottenuto tramite il polimorfismo rendono il sistema pronto per future </w:t>
-      </w:r>
-      <w:r>
-        <w:rPr>
-          <w:rFonts w:ascii="Calibri" w:hAnsi="Calibri" w:cs="Calibri"/>
-          <w:color w:val="000000" w:themeColor="text1"/>
-        </w:rPr>
-        <w:lastRenderedPageBreak/>
-        <w:t>estensioni, come l'integrazione di nuovi macchinari diagnostici o nuove tipologie di servizi chirurgici.</w:t>
+        <w:t>Sostenibilità e Scalabilità: La separazione delle logiche di dominio dalla presentazione e il disaccoppiamento ottenuto tramite il polimorfismo rendono il sistema pronto per future estensioni, come l'integrazione di nuovi macchinari diagnostici o nuove tipologie di servizi chirurgici.</w:t>
       </w:r>
     </w:p>
     <w:p>
@@ -20566,7 +22356,15 @@
           <w:rFonts w:ascii="Calibri" w:hAnsi="Calibri" w:cs="Calibri"/>
           <w:color w:val="000000" w:themeColor="text1"/>
         </w:rPr>
-        <w:t xml:space="preserve">In sintesi, ogni componente è stato attentamente valutato e testato per convergere verso un unico fine: offrire uno strumento informatico organico che supporti il personale medico e amministrativo nel fornire la migliore assistenza possibile ai pazienti, riducendo al minimo l'errore umano e l'inefficienza gestionale. Il sistema </w:t>
+        <w:t xml:space="preserve">In sintesi, ogni componente è stato attentamente valutato e testato per convergere verso un unico fine: offrire uno strumento informatico organico che supporti il personale medico e amministrativo nel fornire la migliore assistenza possibile ai pazienti, riducendo al minimo l'errore umano e l'inefficienza gestionale. Il </w:t>
+      </w:r>
+      <w:r>
+        <w:rPr>
+          <w:rFonts w:ascii="Calibri" w:hAnsi="Calibri" w:cs="Calibri"/>
+          <w:color w:val="000000" w:themeColor="text1"/>
+        </w:rPr>
+        <w:lastRenderedPageBreak/>
+        <w:t xml:space="preserve">sistema </w:t>
       </w:r>
       <w:proofErr w:type="spellStart"/>
       <w:r>
@@ -20616,7 +22414,7 @@
       </w:pPr>
     </w:p>
     <w:sectPr>
-      <w:footerReference w:type="default" r:id="rId31"/>
+      <w:footerReference w:type="default" r:id="rId32"/>
       <w:pgSz w:w="11906" w:h="16838"/>
       <w:pgMar w:top="1417" w:right="1134" w:bottom="1134" w:left="1134" w:header="708" w:footer="708" w:gutter="0"/>
       <w:cols w:space="708"/>
@@ -20722,6 +22520,119 @@
 <file path=word/numbering.xml><?xml version="1.0" encoding="utf-8"?>
 <w:numbering xmlns:wpc="http://schemas.microsoft.com/office/word/2010/wordprocessingCanvas" xmlns:cx="http://schemas.microsoft.com/office/drawing/2014/chartex" xmlns:cx1="http://schemas.microsoft.com/office/drawing/2015/9/8/chartex" xmlns:cx2="http://schemas.microsoft.com/office/drawing/2015/10/21/chartex" xmlns:cx3="http://schemas.microsoft.com/office/drawing/2016/5/9/chartex" xmlns:cx4="http://schemas.microsoft.com/office/drawing/2016/5/10/chartex" xmlns:cx5="http://schemas.microsoft.com/office/drawing/2016/5/11/chartex" xmlns:cx6="http://schemas.microsoft.com/office/drawing/2016/5/12/chartex" xmlns:cx7="http://schemas.microsoft.com/office/drawing/2016/5/13/chartex" xmlns:cx8="http://schemas.microsoft.com/office/drawing/2016/5/14/chartex" xmlns:mc="http://schemas.openxmlformats.org/markup-compatibility/2006" xmlns:aink="http://schemas.microsoft.com/office/drawing/2016/ink" xmlns:am3d="http://schemas.microsoft.com/office/drawing/2017/model3d" xmlns:o="urn:schemas-microsoft-com:office:office" xmlns:oel="http://schemas.microsoft.com/office/2019/extlst" xmlns:r="http://schemas.openxmlformats.org/officeDocument/2006/relationships" xmlns:m="http://schemas.openxmlformats.org/officeDocument/2006/math" xmlns:v="urn:schemas-microsoft-com:vml" xmlns:wp14="http://schemas.microsoft.com/office/word/2010/wordprocessingDrawing" xmlns:wp="http://schemas.openxmlformats.org/drawingml/2006/wordprocessingDrawing" xmlns:w10="urn:schemas-microsoft-com:office:word" xmlns:w="http://schemas.openxmlformats.org/wordprocessingml/2006/main" xmlns:w14="http://schemas.microsoft.com/office/word/2010/wordml" xmlns:w15="http://schemas.microsoft.com/office/word/2012/wordml" xmlns:w16cex="http://schemas.microsoft.com/office/word/2018/wordml/cex" xmlns:w16cid="http://schemas.microsoft.com/office/word/2016/wordml/cid" xmlns:w16="http://schemas.microsoft.com/office/word/2018/wordml" xmlns:w16du="http://schemas.microsoft.com/office/word/2023/wordml/word16du" xmlns:w16sdtdh="http://schemas.microsoft.com/office/word/2020/wordml/sdtdatahash" xmlns:w16sdtfl="http://schemas.microsoft.com/office/word/2024/wordml/sdtformatlock" xmlns:w16se="http://schemas.microsoft.com/office/word/2015/wordml/symex" xmlns:wpg="http://schemas.microsoft.com/office/word/2010/wordprocessingGroup" xmlns:wpi="http://schemas.microsoft.com/office/word/2010/wordprocessingInk" xmlns:wne="http://schemas.microsoft.com/office/word/2006/wordml" xmlns:wps="http://schemas.microsoft.com/office/word/2010/wordprocessingShape" mc:Ignorable="w14 w15 w16se w16cid w16 w16cex w16sdtdh w16sdtfl w16du wp14">
   <w:abstractNum w:abstractNumId="0" w15:restartNumberingAfterBreak="0">
+    <w:nsid w:val="003C2C07"/>
+    <w:multiLevelType w:val="hybridMultilevel"/>
+    <w:tmpl w:val="98EC197C"/>
+    <w:lvl w:ilvl="0" w:tplc="04100001">
+      <w:start w:val="1"/>
+      <w:numFmt w:val="bullet"/>
+      <w:lvlText w:val=""/>
+      <w:lvlJc w:val="left"/>
+      <w:pPr>
+        <w:ind w:left="720" w:hanging="360"/>
+      </w:pPr>
+      <w:rPr>
+        <w:rFonts w:ascii="Symbol" w:hAnsi="Symbol" w:hint="default"/>
+      </w:rPr>
+    </w:lvl>
+    <w:lvl w:ilvl="1" w:tplc="04100003" w:tentative="1">
+      <w:start w:val="1"/>
+      <w:numFmt w:val="bullet"/>
+      <w:lvlText w:val="o"/>
+      <w:lvlJc w:val="left"/>
+      <w:pPr>
+        <w:ind w:left="1440" w:hanging="360"/>
+      </w:pPr>
+      <w:rPr>
+        <w:rFonts w:ascii="Courier New" w:hAnsi="Courier New" w:cs="Courier New" w:hint="default"/>
+      </w:rPr>
+    </w:lvl>
+    <w:lvl w:ilvl="2" w:tplc="04100005" w:tentative="1">
+      <w:start w:val="1"/>
+      <w:numFmt w:val="bullet"/>
+      <w:lvlText w:val=""/>
+      <w:lvlJc w:val="left"/>
+      <w:pPr>
+        <w:ind w:left="2160" w:hanging="360"/>
+      </w:pPr>
+      <w:rPr>
+        <w:rFonts w:ascii="Wingdings" w:hAnsi="Wingdings" w:hint="default"/>
+      </w:rPr>
+    </w:lvl>
+    <w:lvl w:ilvl="3" w:tplc="04100001" w:tentative="1">
+      <w:start w:val="1"/>
+      <w:numFmt w:val="bullet"/>
+      <w:lvlText w:val=""/>
+      <w:lvlJc w:val="left"/>
+      <w:pPr>
+        <w:ind w:left="2880" w:hanging="360"/>
+      </w:pPr>
+      <w:rPr>
+        <w:rFonts w:ascii="Symbol" w:hAnsi="Symbol" w:hint="default"/>
+      </w:rPr>
+    </w:lvl>
+    <w:lvl w:ilvl="4" w:tplc="04100003" w:tentative="1">
+      <w:start w:val="1"/>
+      <w:numFmt w:val="bullet"/>
+      <w:lvlText w:val="o"/>
+      <w:lvlJc w:val="left"/>
+      <w:pPr>
+        <w:ind w:left="3600" w:hanging="360"/>
+      </w:pPr>
+      <w:rPr>
+        <w:rFonts w:ascii="Courier New" w:hAnsi="Courier New" w:cs="Courier New" w:hint="default"/>
+      </w:rPr>
+    </w:lvl>
+    <w:lvl w:ilvl="5" w:tplc="04100005" w:tentative="1">
+      <w:start w:val="1"/>
+      <w:numFmt w:val="bullet"/>
+      <w:lvlText w:val=""/>
+      <w:lvlJc w:val="left"/>
+      <w:pPr>
+        <w:ind w:left="4320" w:hanging="360"/>
+      </w:pPr>
+      <w:rPr>
+        <w:rFonts w:ascii="Wingdings" w:hAnsi="Wingdings" w:hint="default"/>
+      </w:rPr>
+    </w:lvl>
+    <w:lvl w:ilvl="6" w:tplc="04100001" w:tentative="1">
+      <w:start w:val="1"/>
+      <w:numFmt w:val="bullet"/>
+      <w:lvlText w:val=""/>
+      <w:lvlJc w:val="left"/>
+      <w:pPr>
+        <w:ind w:left="5040" w:hanging="360"/>
+      </w:pPr>
+      <w:rPr>
+        <w:rFonts w:ascii="Symbol" w:hAnsi="Symbol" w:hint="default"/>
+      </w:rPr>
+    </w:lvl>
+    <w:lvl w:ilvl="7" w:tplc="04100003" w:tentative="1">
+      <w:start w:val="1"/>
+      <w:numFmt w:val="bullet"/>
+      <w:lvlText w:val="o"/>
+      <w:lvlJc w:val="left"/>
+      <w:pPr>
+        <w:ind w:left="5760" w:hanging="360"/>
+      </w:pPr>
+      <w:rPr>
+        <w:rFonts w:ascii="Courier New" w:hAnsi="Courier New" w:cs="Courier New" w:hint="default"/>
+      </w:rPr>
+    </w:lvl>
+    <w:lvl w:ilvl="8" w:tplc="04100005" w:tentative="1">
+      <w:start w:val="1"/>
+      <w:numFmt w:val="bullet"/>
+      <w:lvlText w:val=""/>
+      <w:lvlJc w:val="left"/>
+      <w:pPr>
+        <w:ind w:left="6480" w:hanging="360"/>
+      </w:pPr>
+      <w:rPr>
+        <w:rFonts w:ascii="Wingdings" w:hAnsi="Wingdings" w:hint="default"/>
+      </w:rPr>
+    </w:lvl>
+  </w:abstractNum>
+  <w:abstractNum w:abstractNumId="1" w15:restartNumberingAfterBreak="0">
     <w:nsid w:val="00846A54"/>
     <w:multiLevelType w:val="multilevel"/>
     <w:tmpl w:val="BB403CC8"/>
@@ -20870,10 +22781,10 @@
       </w:rPr>
     </w:lvl>
   </w:abstractNum>
-  <w:abstractNum w:abstractNumId="1" w15:restartNumberingAfterBreak="0">
-    <w:nsid w:val="1BAA7D97"/>
+  <w:abstractNum w:abstractNumId="2" w15:restartNumberingAfterBreak="0">
+    <w:nsid w:val="07CC5C3F"/>
     <w:multiLevelType w:val="hybridMultilevel"/>
-    <w:tmpl w:val="0D6C45FE"/>
+    <w:tmpl w:val="65F49FF8"/>
     <w:lvl w:ilvl="0" w:tplc="0410000B">
       <w:start w:val="1"/>
       <w:numFmt w:val="bullet"/>
@@ -20983,7 +22894,120 @@
       </w:rPr>
     </w:lvl>
   </w:abstractNum>
-  <w:abstractNum w:abstractNumId="2" w15:restartNumberingAfterBreak="0">
+  <w:abstractNum w:abstractNumId="3" w15:restartNumberingAfterBreak="0">
+    <w:nsid w:val="1BAA7D97"/>
+    <w:multiLevelType w:val="hybridMultilevel"/>
+    <w:tmpl w:val="0D6C45FE"/>
+    <w:lvl w:ilvl="0" w:tplc="0410000B">
+      <w:start w:val="1"/>
+      <w:numFmt w:val="bullet"/>
+      <w:lvlText w:val=""/>
+      <w:lvlJc w:val="left"/>
+      <w:pPr>
+        <w:ind w:left="720" w:hanging="360"/>
+      </w:pPr>
+      <w:rPr>
+        <w:rFonts w:ascii="Wingdings" w:hAnsi="Wingdings" w:hint="default"/>
+      </w:rPr>
+    </w:lvl>
+    <w:lvl w:ilvl="1" w:tplc="04100003" w:tentative="1">
+      <w:start w:val="1"/>
+      <w:numFmt w:val="bullet"/>
+      <w:lvlText w:val="o"/>
+      <w:lvlJc w:val="left"/>
+      <w:pPr>
+        <w:ind w:left="1440" w:hanging="360"/>
+      </w:pPr>
+      <w:rPr>
+        <w:rFonts w:ascii="Courier New" w:hAnsi="Courier New" w:cs="Courier New" w:hint="default"/>
+      </w:rPr>
+    </w:lvl>
+    <w:lvl w:ilvl="2" w:tplc="04100005" w:tentative="1">
+      <w:start w:val="1"/>
+      <w:numFmt w:val="bullet"/>
+      <w:lvlText w:val=""/>
+      <w:lvlJc w:val="left"/>
+      <w:pPr>
+        <w:ind w:left="2160" w:hanging="360"/>
+      </w:pPr>
+      <w:rPr>
+        <w:rFonts w:ascii="Wingdings" w:hAnsi="Wingdings" w:hint="default"/>
+      </w:rPr>
+    </w:lvl>
+    <w:lvl w:ilvl="3" w:tplc="04100001" w:tentative="1">
+      <w:start w:val="1"/>
+      <w:numFmt w:val="bullet"/>
+      <w:lvlText w:val=""/>
+      <w:lvlJc w:val="left"/>
+      <w:pPr>
+        <w:ind w:left="2880" w:hanging="360"/>
+      </w:pPr>
+      <w:rPr>
+        <w:rFonts w:ascii="Symbol" w:hAnsi="Symbol" w:hint="default"/>
+      </w:rPr>
+    </w:lvl>
+    <w:lvl w:ilvl="4" w:tplc="04100003" w:tentative="1">
+      <w:start w:val="1"/>
+      <w:numFmt w:val="bullet"/>
+      <w:lvlText w:val="o"/>
+      <w:lvlJc w:val="left"/>
+      <w:pPr>
+        <w:ind w:left="3600" w:hanging="360"/>
+      </w:pPr>
+      <w:rPr>
+        <w:rFonts w:ascii="Courier New" w:hAnsi="Courier New" w:cs="Courier New" w:hint="default"/>
+      </w:rPr>
+    </w:lvl>
+    <w:lvl w:ilvl="5" w:tplc="04100005" w:tentative="1">
+      <w:start w:val="1"/>
+      <w:numFmt w:val="bullet"/>
+      <w:lvlText w:val=""/>
+      <w:lvlJc w:val="left"/>
+      <w:pPr>
+        <w:ind w:left="4320" w:hanging="360"/>
+      </w:pPr>
+      <w:rPr>
+        <w:rFonts w:ascii="Wingdings" w:hAnsi="Wingdings" w:hint="default"/>
+      </w:rPr>
+    </w:lvl>
+    <w:lvl w:ilvl="6" w:tplc="04100001" w:tentative="1">
+      <w:start w:val="1"/>
+      <w:numFmt w:val="bullet"/>
+      <w:lvlText w:val=""/>
+      <w:lvlJc w:val="left"/>
+      <w:pPr>
+        <w:ind w:left="5040" w:hanging="360"/>
+      </w:pPr>
+      <w:rPr>
+        <w:rFonts w:ascii="Symbol" w:hAnsi="Symbol" w:hint="default"/>
+      </w:rPr>
+    </w:lvl>
+    <w:lvl w:ilvl="7" w:tplc="04100003" w:tentative="1">
+      <w:start w:val="1"/>
+      <w:numFmt w:val="bullet"/>
+      <w:lvlText w:val="o"/>
+      <w:lvlJc w:val="left"/>
+      <w:pPr>
+        <w:ind w:left="5760" w:hanging="360"/>
+      </w:pPr>
+      <w:rPr>
+        <w:rFonts w:ascii="Courier New" w:hAnsi="Courier New" w:cs="Courier New" w:hint="default"/>
+      </w:rPr>
+    </w:lvl>
+    <w:lvl w:ilvl="8" w:tplc="04100005" w:tentative="1">
+      <w:start w:val="1"/>
+      <w:numFmt w:val="bullet"/>
+      <w:lvlText w:val=""/>
+      <w:lvlJc w:val="left"/>
+      <w:pPr>
+        <w:ind w:left="6480" w:hanging="360"/>
+      </w:pPr>
+      <w:rPr>
+        <w:rFonts w:ascii="Wingdings" w:hAnsi="Wingdings" w:hint="default"/>
+      </w:rPr>
+    </w:lvl>
+  </w:abstractNum>
+  <w:abstractNum w:abstractNumId="4" w15:restartNumberingAfterBreak="0">
     <w:nsid w:val="1CAA5DBD"/>
     <w:multiLevelType w:val="multilevel"/>
     <w:tmpl w:val="9774A33E"/>
@@ -21107,7 +23131,7 @@
       </w:rPr>
     </w:lvl>
   </w:abstractNum>
-  <w:abstractNum w:abstractNumId="3" w15:restartNumberingAfterBreak="0">
+  <w:abstractNum w:abstractNumId="5" w15:restartNumberingAfterBreak="0">
     <w:nsid w:val="1F3A3DBA"/>
     <w:multiLevelType w:val="multilevel"/>
     <w:tmpl w:val="6B3A05B2"/>
@@ -21256,7 +23280,7 @@
       </w:rPr>
     </w:lvl>
   </w:abstractNum>
-  <w:abstractNum w:abstractNumId="4" w15:restartNumberingAfterBreak="0">
+  <w:abstractNum w:abstractNumId="6" w15:restartNumberingAfterBreak="0">
     <w:nsid w:val="286E2C12"/>
     <w:multiLevelType w:val="multilevel"/>
     <w:tmpl w:val="9F029808"/>
@@ -21401,7 +23425,7 @@
       </w:rPr>
     </w:lvl>
   </w:abstractNum>
-  <w:abstractNum w:abstractNumId="5" w15:restartNumberingAfterBreak="0">
+  <w:abstractNum w:abstractNumId="7" w15:restartNumberingAfterBreak="0">
     <w:nsid w:val="2E91324A"/>
     <w:multiLevelType w:val="hybridMultilevel"/>
     <w:tmpl w:val="02A6DC48"/>
@@ -21487,7 +23511,128 @@
       </w:pPr>
     </w:lvl>
   </w:abstractNum>
-  <w:abstractNum w:abstractNumId="6" w15:restartNumberingAfterBreak="0">
+  <w:abstractNum w:abstractNumId="8" w15:restartNumberingAfterBreak="0">
+    <w:nsid w:val="2EEB3CCD"/>
+    <w:multiLevelType w:val="multilevel"/>
+    <w:tmpl w:val="0568C4DC"/>
+    <w:lvl w:ilvl="0">
+      <w:start w:val="1"/>
+      <w:numFmt w:val="bullet"/>
+      <w:lvlText w:val=""/>
+      <w:lvlJc w:val="left"/>
+      <w:pPr>
+        <w:ind w:left="720" w:hanging="360"/>
+      </w:pPr>
+      <w:rPr>
+        <w:rFonts w:ascii="Wingdings" w:hAnsi="Wingdings" w:hint="default"/>
+      </w:rPr>
+    </w:lvl>
+    <w:lvl w:ilvl="1">
+      <w:start w:val="1"/>
+      <w:numFmt w:val="decimal"/>
+      <w:isLgl/>
+      <w:lvlText w:val="%1.%2"/>
+      <w:lvlJc w:val="left"/>
+      <w:pPr>
+        <w:ind w:left="720" w:hanging="360"/>
+      </w:pPr>
+      <w:rPr>
+        <w:rFonts w:hint="default"/>
+      </w:rPr>
+    </w:lvl>
+    <w:lvl w:ilvl="2">
+      <w:start w:val="1"/>
+      <w:numFmt w:val="decimal"/>
+      <w:isLgl/>
+      <w:lvlText w:val="%1.%2.%3"/>
+      <w:lvlJc w:val="left"/>
+      <w:pPr>
+        <w:ind w:left="1080" w:hanging="720"/>
+      </w:pPr>
+      <w:rPr>
+        <w:rFonts w:hint="default"/>
+      </w:rPr>
+    </w:lvl>
+    <w:lvl w:ilvl="3">
+      <w:start w:val="1"/>
+      <w:numFmt w:val="decimal"/>
+      <w:isLgl/>
+      <w:lvlText w:val="%1.%2.%3.%4"/>
+      <w:lvlJc w:val="left"/>
+      <w:pPr>
+        <w:ind w:left="1080" w:hanging="720"/>
+      </w:pPr>
+      <w:rPr>
+        <w:rFonts w:hint="default"/>
+      </w:rPr>
+    </w:lvl>
+    <w:lvl w:ilvl="4">
+      <w:start w:val="1"/>
+      <w:numFmt w:val="decimal"/>
+      <w:isLgl/>
+      <w:lvlText w:val="%1.%2.%3.%4.%5"/>
+      <w:lvlJc w:val="left"/>
+      <w:pPr>
+        <w:ind w:left="1440" w:hanging="1080"/>
+      </w:pPr>
+      <w:rPr>
+        <w:rFonts w:hint="default"/>
+      </w:rPr>
+    </w:lvl>
+    <w:lvl w:ilvl="5">
+      <w:start w:val="1"/>
+      <w:numFmt w:val="decimal"/>
+      <w:isLgl/>
+      <w:lvlText w:val="%1.%2.%3.%4.%5.%6"/>
+      <w:lvlJc w:val="left"/>
+      <w:pPr>
+        <w:ind w:left="1440" w:hanging="1080"/>
+      </w:pPr>
+      <w:rPr>
+        <w:rFonts w:hint="default"/>
+      </w:rPr>
+    </w:lvl>
+    <w:lvl w:ilvl="6">
+      <w:start w:val="1"/>
+      <w:numFmt w:val="decimal"/>
+      <w:isLgl/>
+      <w:lvlText w:val="%1.%2.%3.%4.%5.%6.%7"/>
+      <w:lvlJc w:val="left"/>
+      <w:pPr>
+        <w:ind w:left="1800" w:hanging="1440"/>
+      </w:pPr>
+      <w:rPr>
+        <w:rFonts w:hint="default"/>
+      </w:rPr>
+    </w:lvl>
+    <w:lvl w:ilvl="7">
+      <w:start w:val="1"/>
+      <w:numFmt w:val="decimal"/>
+      <w:isLgl/>
+      <w:lvlText w:val="%1.%2.%3.%4.%5.%6.%7.%8"/>
+      <w:lvlJc w:val="left"/>
+      <w:pPr>
+        <w:ind w:left="1800" w:hanging="1440"/>
+      </w:pPr>
+      <w:rPr>
+        <w:rFonts w:hint="default"/>
+      </w:rPr>
+    </w:lvl>
+    <w:lvl w:ilvl="8">
+      <w:start w:val="1"/>
+      <w:numFmt w:val="decimal"/>
+      <w:isLgl/>
+      <w:lvlText w:val="%1.%2.%3.%4.%5.%6.%7.%8.%9"/>
+      <w:lvlJc w:val="left"/>
+      <w:pPr>
+        <w:ind w:left="2160" w:hanging="1800"/>
+      </w:pPr>
+      <w:rPr>
+        <w:rFonts w:hint="default"/>
+      </w:rPr>
+    </w:lvl>
+  </w:abstractNum>
+  <w:abstractNum w:abstractNumId="9" w15:restartNumberingAfterBreak="0">
     <w:nsid w:val="36855CE6"/>
     <w:multiLevelType w:val="hybridMultilevel"/>
     <w:tmpl w:val="768C7606"/>
@@ -21632,7 +23777,7 @@
       </w:rPr>
     </w:lvl>
   </w:abstractNum>
-  <w:abstractNum w:abstractNumId="7" w15:restartNumberingAfterBreak="0">
+  <w:abstractNum w:abstractNumId="10" w15:restartNumberingAfterBreak="0">
     <w:nsid w:val="443D1317"/>
     <w:multiLevelType w:val="multilevel"/>
     <w:tmpl w:val="C6DA4170"/>
@@ -21781,7 +23926,7 @@
       </w:rPr>
     </w:lvl>
   </w:abstractNum>
-  <w:abstractNum w:abstractNumId="8" w15:restartNumberingAfterBreak="0">
+  <w:abstractNum w:abstractNumId="11" w15:restartNumberingAfterBreak="0">
     <w:nsid w:val="5276463F"/>
     <w:multiLevelType w:val="multilevel"/>
     <w:tmpl w:val="D8D8741C"/>
@@ -21930,7 +24075,7 @@
       </w:rPr>
     </w:lvl>
   </w:abstractNum>
-  <w:abstractNum w:abstractNumId="9" w15:restartNumberingAfterBreak="0">
+  <w:abstractNum w:abstractNumId="12" w15:restartNumberingAfterBreak="0">
     <w:nsid w:val="53DF4DF0"/>
     <w:multiLevelType w:val="multilevel"/>
     <w:tmpl w:val="468E4B66"/>
@@ -22079,7 +24224,7 @@
       </w:rPr>
     </w:lvl>
   </w:abstractNum>
-  <w:abstractNum w:abstractNumId="10" w15:restartNumberingAfterBreak="0">
+  <w:abstractNum w:abstractNumId="13" w15:restartNumberingAfterBreak="0">
     <w:nsid w:val="564C5C57"/>
     <w:multiLevelType w:val="hybridMultilevel"/>
     <w:tmpl w:val="7E585808"/>
@@ -22192,7 +24337,7 @@
       </w:rPr>
     </w:lvl>
   </w:abstractNum>
-  <w:abstractNum w:abstractNumId="11" w15:restartNumberingAfterBreak="0">
+  <w:abstractNum w:abstractNumId="14" w15:restartNumberingAfterBreak="0">
     <w:nsid w:val="5998606F"/>
     <w:multiLevelType w:val="multilevel"/>
     <w:tmpl w:val="3FE235C6"/>
@@ -22333,7 +24478,382 @@
       </w:rPr>
     </w:lvl>
   </w:abstractNum>
-  <w:abstractNum w:abstractNumId="12" w15:restartNumberingAfterBreak="0">
+  <w:abstractNum w:abstractNumId="15" w15:restartNumberingAfterBreak="0">
+    <w:nsid w:val="5F6E5CB5"/>
+    <w:multiLevelType w:val="multilevel"/>
+    <w:tmpl w:val="C8B8B9C6"/>
+    <w:lvl w:ilvl="0">
+      <w:start w:val="1"/>
+      <w:numFmt w:val="bullet"/>
+      <w:lvlText w:val=""/>
+      <w:lvlJc w:val="left"/>
+      <w:pPr>
+        <w:tabs>
+          <w:tab w:val="num" w:pos="720"/>
+        </w:tabs>
+        <w:ind w:left="720" w:hanging="360"/>
+      </w:pPr>
+      <w:rPr>
+        <w:rFonts w:ascii="Symbol" w:hAnsi="Symbol" w:hint="default"/>
+        <w:sz w:val="20"/>
+      </w:rPr>
+    </w:lvl>
+    <w:lvl w:ilvl="1" w:tentative="1">
+      <w:start w:val="1"/>
+      <w:numFmt w:val="bullet"/>
+      <w:lvlText w:val="o"/>
+      <w:lvlJc w:val="left"/>
+      <w:pPr>
+        <w:tabs>
+          <w:tab w:val="num" w:pos="1440"/>
+        </w:tabs>
+        <w:ind w:left="1440" w:hanging="360"/>
+      </w:pPr>
+      <w:rPr>
+        <w:rFonts w:ascii="Courier New" w:hAnsi="Courier New" w:hint="default"/>
+        <w:sz w:val="20"/>
+      </w:rPr>
+    </w:lvl>
+    <w:lvl w:ilvl="2" w:tentative="1">
+      <w:start w:val="1"/>
+      <w:numFmt w:val="bullet"/>
+      <w:lvlText w:val=""/>
+      <w:lvlJc w:val="left"/>
+      <w:pPr>
+        <w:tabs>
+          <w:tab w:val="num" w:pos="2160"/>
+        </w:tabs>
+        <w:ind w:left="2160" w:hanging="360"/>
+      </w:pPr>
+      <w:rPr>
+        <w:rFonts w:ascii="Wingdings" w:hAnsi="Wingdings" w:hint="default"/>
+        <w:sz w:val="20"/>
+      </w:rPr>
+    </w:lvl>
+    <w:lvl w:ilvl="3" w:tentative="1">
+      <w:start w:val="1"/>
+      <w:numFmt w:val="bullet"/>
+      <w:lvlText w:val=""/>
+      <w:lvlJc w:val="left"/>
+      <w:pPr>
+        <w:tabs>
+          <w:tab w:val="num" w:pos="2880"/>
+        </w:tabs>
+        <w:ind w:left="2880" w:hanging="360"/>
+      </w:pPr>
+      <w:rPr>
+        <w:rFonts w:ascii="Wingdings" w:hAnsi="Wingdings" w:hint="default"/>
+        <w:sz w:val="20"/>
+      </w:rPr>
+    </w:lvl>
+    <w:lvl w:ilvl="4" w:tentative="1">
+      <w:start w:val="1"/>
+      <w:numFmt w:val="bullet"/>
+      <w:lvlText w:val=""/>
+      <w:lvlJc w:val="left"/>
+      <w:pPr>
+        <w:tabs>
+          <w:tab w:val="num" w:pos="3600"/>
+        </w:tabs>
+        <w:ind w:left="3600" w:hanging="360"/>
+      </w:pPr>
+      <w:rPr>
+        <w:rFonts w:ascii="Wingdings" w:hAnsi="Wingdings" w:hint="default"/>
+        <w:sz w:val="20"/>
+      </w:rPr>
+    </w:lvl>
+    <w:lvl w:ilvl="5" w:tentative="1">
+      <w:start w:val="1"/>
+      <w:numFmt w:val="bullet"/>
+      <w:lvlText w:val=""/>
+      <w:lvlJc w:val="left"/>
+      <w:pPr>
+        <w:tabs>
+          <w:tab w:val="num" w:pos="4320"/>
+        </w:tabs>
+        <w:ind w:left="4320" w:hanging="360"/>
+      </w:pPr>
+      <w:rPr>
+        <w:rFonts w:ascii="Wingdings" w:hAnsi="Wingdings" w:hint="default"/>
+        <w:sz w:val="20"/>
+      </w:rPr>
+    </w:lvl>
+    <w:lvl w:ilvl="6" w:tentative="1">
+      <w:start w:val="1"/>
+      <w:numFmt w:val="bullet"/>
+      <w:lvlText w:val=""/>
+      <w:lvlJc w:val="left"/>
+      <w:pPr>
+        <w:tabs>
+          <w:tab w:val="num" w:pos="5040"/>
+        </w:tabs>
+        <w:ind w:left="5040" w:hanging="360"/>
+      </w:pPr>
+      <w:rPr>
+        <w:rFonts w:ascii="Wingdings" w:hAnsi="Wingdings" w:hint="default"/>
+        <w:sz w:val="20"/>
+      </w:rPr>
+    </w:lvl>
+    <w:lvl w:ilvl="7" w:tentative="1">
+      <w:start w:val="1"/>
+      <w:numFmt w:val="bullet"/>
+      <w:lvlText w:val=""/>
+      <w:lvlJc w:val="left"/>
+      <w:pPr>
+        <w:tabs>
+          <w:tab w:val="num" w:pos="5760"/>
+        </w:tabs>
+        <w:ind w:left="5760" w:hanging="360"/>
+      </w:pPr>
+      <w:rPr>
+        <w:rFonts w:ascii="Wingdings" w:hAnsi="Wingdings" w:hint="default"/>
+        <w:sz w:val="20"/>
+      </w:rPr>
+    </w:lvl>
+    <w:lvl w:ilvl="8" w:tentative="1">
+      <w:start w:val="1"/>
+      <w:numFmt w:val="bullet"/>
+      <w:lvlText w:val=""/>
+      <w:lvlJc w:val="left"/>
+      <w:pPr>
+        <w:tabs>
+          <w:tab w:val="num" w:pos="6480"/>
+        </w:tabs>
+        <w:ind w:left="6480" w:hanging="360"/>
+      </w:pPr>
+      <w:rPr>
+        <w:rFonts w:ascii="Wingdings" w:hAnsi="Wingdings" w:hint="default"/>
+        <w:sz w:val="20"/>
+      </w:rPr>
+    </w:lvl>
+  </w:abstractNum>
+  <w:abstractNum w:abstractNumId="16" w15:restartNumberingAfterBreak="0">
+    <w:nsid w:val="604E52EB"/>
+    <w:multiLevelType w:val="hybridMultilevel"/>
+    <w:tmpl w:val="B6F45DD2"/>
+    <w:lvl w:ilvl="0" w:tplc="04100001">
+      <w:start w:val="1"/>
+      <w:numFmt w:val="bullet"/>
+      <w:lvlText w:val=""/>
+      <w:lvlJc w:val="left"/>
+      <w:pPr>
+        <w:ind w:left="1440" w:hanging="360"/>
+      </w:pPr>
+      <w:rPr>
+        <w:rFonts w:ascii="Symbol" w:hAnsi="Symbol" w:hint="default"/>
+      </w:rPr>
+    </w:lvl>
+    <w:lvl w:ilvl="1" w:tplc="04100003" w:tentative="1">
+      <w:start w:val="1"/>
+      <w:numFmt w:val="bullet"/>
+      <w:lvlText w:val="o"/>
+      <w:lvlJc w:val="left"/>
+      <w:pPr>
+        <w:ind w:left="2160" w:hanging="360"/>
+      </w:pPr>
+      <w:rPr>
+        <w:rFonts w:ascii="Courier New" w:hAnsi="Courier New" w:cs="Courier New" w:hint="default"/>
+      </w:rPr>
+    </w:lvl>
+    <w:lvl w:ilvl="2" w:tplc="04100005" w:tentative="1">
+      <w:start w:val="1"/>
+      <w:numFmt w:val="bullet"/>
+      <w:lvlText w:val=""/>
+      <w:lvlJc w:val="left"/>
+      <w:pPr>
+        <w:ind w:left="2880" w:hanging="360"/>
+      </w:pPr>
+      <w:rPr>
+        <w:rFonts w:ascii="Wingdings" w:hAnsi="Wingdings" w:hint="default"/>
+      </w:rPr>
+    </w:lvl>
+    <w:lvl w:ilvl="3" w:tplc="04100001" w:tentative="1">
+      <w:start w:val="1"/>
+      <w:numFmt w:val="bullet"/>
+      <w:lvlText w:val=""/>
+      <w:lvlJc w:val="left"/>
+      <w:pPr>
+        <w:ind w:left="3600" w:hanging="360"/>
+      </w:pPr>
+      <w:rPr>
+        <w:rFonts w:ascii="Symbol" w:hAnsi="Symbol" w:hint="default"/>
+      </w:rPr>
+    </w:lvl>
+    <w:lvl w:ilvl="4" w:tplc="04100003" w:tentative="1">
+      <w:start w:val="1"/>
+      <w:numFmt w:val="bullet"/>
+      <w:lvlText w:val="o"/>
+      <w:lvlJc w:val="left"/>
+      <w:pPr>
+        <w:ind w:left="4320" w:hanging="360"/>
+      </w:pPr>
+      <w:rPr>
+        <w:rFonts w:ascii="Courier New" w:hAnsi="Courier New" w:cs="Courier New" w:hint="default"/>
+      </w:rPr>
+    </w:lvl>
+    <w:lvl w:ilvl="5" w:tplc="04100005" w:tentative="1">
+      <w:start w:val="1"/>
+      <w:numFmt w:val="bullet"/>
+      <w:lvlText w:val=""/>
+      <w:lvlJc w:val="left"/>
+      <w:pPr>
+        <w:ind w:left="5040" w:hanging="360"/>
+      </w:pPr>
+      <w:rPr>
+        <w:rFonts w:ascii="Wingdings" w:hAnsi="Wingdings" w:hint="default"/>
+      </w:rPr>
+    </w:lvl>
+    <w:lvl w:ilvl="6" w:tplc="04100001" w:tentative="1">
+      <w:start w:val="1"/>
+      <w:numFmt w:val="bullet"/>
+      <w:lvlText w:val=""/>
+      <w:lvlJc w:val="left"/>
+      <w:pPr>
+        <w:ind w:left="5760" w:hanging="360"/>
+      </w:pPr>
+      <w:rPr>
+        <w:rFonts w:ascii="Symbol" w:hAnsi="Symbol" w:hint="default"/>
+      </w:rPr>
+    </w:lvl>
+    <w:lvl w:ilvl="7" w:tplc="04100003" w:tentative="1">
+      <w:start w:val="1"/>
+      <w:numFmt w:val="bullet"/>
+      <w:lvlText w:val="o"/>
+      <w:lvlJc w:val="left"/>
+      <w:pPr>
+        <w:ind w:left="6480" w:hanging="360"/>
+      </w:pPr>
+      <w:rPr>
+        <w:rFonts w:ascii="Courier New" w:hAnsi="Courier New" w:cs="Courier New" w:hint="default"/>
+      </w:rPr>
+    </w:lvl>
+    <w:lvl w:ilvl="8" w:tplc="04100005" w:tentative="1">
+      <w:start w:val="1"/>
+      <w:numFmt w:val="bullet"/>
+      <w:lvlText w:val=""/>
+      <w:lvlJc w:val="left"/>
+      <w:pPr>
+        <w:ind w:left="7200" w:hanging="360"/>
+      </w:pPr>
+      <w:rPr>
+        <w:rFonts w:ascii="Wingdings" w:hAnsi="Wingdings" w:hint="default"/>
+      </w:rPr>
+    </w:lvl>
+  </w:abstractNum>
+  <w:abstractNum w:abstractNumId="17" w15:restartNumberingAfterBreak="0">
+    <w:nsid w:val="68751EB0"/>
+    <w:multiLevelType w:val="hybridMultilevel"/>
+    <w:tmpl w:val="EBC80BDA"/>
+    <w:lvl w:ilvl="0" w:tplc="0410000B">
+      <w:start w:val="1"/>
+      <w:numFmt w:val="bullet"/>
+      <w:lvlText w:val=""/>
+      <w:lvlJc w:val="left"/>
+      <w:pPr>
+        <w:ind w:left="720" w:hanging="360"/>
+      </w:pPr>
+      <w:rPr>
+        <w:rFonts w:ascii="Wingdings" w:hAnsi="Wingdings" w:hint="default"/>
+      </w:rPr>
+    </w:lvl>
+    <w:lvl w:ilvl="1" w:tplc="04100003" w:tentative="1">
+      <w:start w:val="1"/>
+      <w:numFmt w:val="bullet"/>
+      <w:lvlText w:val="o"/>
+      <w:lvlJc w:val="left"/>
+      <w:pPr>
+        <w:ind w:left="1440" w:hanging="360"/>
+      </w:pPr>
+      <w:rPr>
+        <w:rFonts w:ascii="Courier New" w:hAnsi="Courier New" w:cs="Courier New" w:hint="default"/>
+      </w:rPr>
+    </w:lvl>
+    <w:lvl w:ilvl="2" w:tplc="04100005" w:tentative="1">
+      <w:start w:val="1"/>
+      <w:numFmt w:val="bullet"/>
+      <w:lvlText w:val=""/>
+      <w:lvlJc w:val="left"/>
+      <w:pPr>
+        <w:ind w:left="2160" w:hanging="360"/>
+      </w:pPr>
+      <w:rPr>
+        <w:rFonts w:ascii="Wingdings" w:hAnsi="Wingdings" w:hint="default"/>
+      </w:rPr>
+    </w:lvl>
+    <w:lvl w:ilvl="3" w:tplc="04100001" w:tentative="1">
+      <w:start w:val="1"/>
+      <w:numFmt w:val="bullet"/>
+      <w:lvlText w:val=""/>
+      <w:lvlJc w:val="left"/>
+      <w:pPr>
+        <w:ind w:left="2880" w:hanging="360"/>
+      </w:pPr>
+      <w:rPr>
+        <w:rFonts w:ascii="Symbol" w:hAnsi="Symbol" w:hint="default"/>
+      </w:rPr>
+    </w:lvl>
+    <w:lvl w:ilvl="4" w:tplc="04100003" w:tentative="1">
+      <w:start w:val="1"/>
+      <w:numFmt w:val="bullet"/>
+      <w:lvlText w:val="o"/>
+      <w:lvlJc w:val="left"/>
+      <w:pPr>
+        <w:ind w:left="3600" w:hanging="360"/>
+      </w:pPr>
+      <w:rPr>
+        <w:rFonts w:ascii="Courier New" w:hAnsi="Courier New" w:cs="Courier New" w:hint="default"/>
+      </w:rPr>
+    </w:lvl>
+    <w:lvl w:ilvl="5" w:tplc="04100005" w:tentative="1">
+      <w:start w:val="1"/>
+      <w:numFmt w:val="bullet"/>
+      <w:lvlText w:val=""/>
+      <w:lvlJc w:val="left"/>
+      <w:pPr>
+        <w:ind w:left="4320" w:hanging="360"/>
+      </w:pPr>
+      <w:rPr>
+        <w:rFonts w:ascii="Wingdings" w:hAnsi="Wingdings" w:hint="default"/>
+      </w:rPr>
+    </w:lvl>
+    <w:lvl w:ilvl="6" w:tplc="04100001" w:tentative="1">
+      <w:start w:val="1"/>
+      <w:numFmt w:val="bullet"/>
+      <w:lvlText w:val=""/>
+      <w:lvlJc w:val="left"/>
+      <w:pPr>
+        <w:ind w:left="5040" w:hanging="360"/>
+      </w:pPr>
+      <w:rPr>
+        <w:rFonts w:ascii="Symbol" w:hAnsi="Symbol" w:hint="default"/>
+      </w:rPr>
+    </w:lvl>
+    <w:lvl w:ilvl="7" w:tplc="04100003" w:tentative="1">
+      <w:start w:val="1"/>
+      <w:numFmt w:val="bullet"/>
+      <w:lvlText w:val="o"/>
+      <w:lvlJc w:val="left"/>
+      <w:pPr>
+        <w:ind w:left="5760" w:hanging="360"/>
+      </w:pPr>
+      <w:rPr>
+        <w:rFonts w:ascii="Courier New" w:hAnsi="Courier New" w:cs="Courier New" w:hint="default"/>
+      </w:rPr>
+    </w:lvl>
+    <w:lvl w:ilvl="8" w:tplc="04100005" w:tentative="1">
+      <w:start w:val="1"/>
+      <w:numFmt w:val="bullet"/>
+      <w:lvlText w:val=""/>
+      <w:lvlJc w:val="left"/>
+      <w:pPr>
+        <w:ind w:left="6480" w:hanging="360"/>
+      </w:pPr>
+      <w:rPr>
+        <w:rFonts w:ascii="Wingdings" w:hAnsi="Wingdings" w:hint="default"/>
+      </w:rPr>
+    </w:lvl>
+  </w:abstractNum>
+  <w:abstractNum w:abstractNumId="18" w15:restartNumberingAfterBreak="0">
     <w:nsid w:val="74006CC1"/>
     <w:multiLevelType w:val="multilevel"/>
     <w:tmpl w:val="805CB770"/>
@@ -22482,7 +25002,7 @@
       </w:rPr>
     </w:lvl>
   </w:abstractNum>
-  <w:abstractNum w:abstractNumId="13" w15:restartNumberingAfterBreak="0">
+  <w:abstractNum w:abstractNumId="19" w15:restartNumberingAfterBreak="0">
     <w:nsid w:val="75481469"/>
     <w:multiLevelType w:val="multilevel"/>
     <w:tmpl w:val="A844A2DA"/>
@@ -22632,46 +25152,76 @@
     </w:lvl>
   </w:abstractNum>
   <w:num w:numId="1" w16cid:durableId="1219364729">
+    <w:abstractNumId w:val="6"/>
+  </w:num>
+  <w:num w:numId="2" w16cid:durableId="1785230691">
+    <w:abstractNumId w:val="7"/>
+  </w:num>
+  <w:num w:numId="3" w16cid:durableId="1218664122">
+    <w:abstractNumId w:val="14"/>
+  </w:num>
+  <w:num w:numId="4" w16cid:durableId="809980689">
+    <w:abstractNumId w:val="11"/>
+  </w:num>
+  <w:num w:numId="5" w16cid:durableId="2059086037">
+    <w:abstractNumId w:val="3"/>
+  </w:num>
+  <w:num w:numId="6" w16cid:durableId="1564751397">
+    <w:abstractNumId w:val="1"/>
+  </w:num>
+  <w:num w:numId="7" w16cid:durableId="2118870801">
+    <w:abstractNumId w:val="18"/>
+  </w:num>
+  <w:num w:numId="8" w16cid:durableId="845949174">
+    <w:abstractNumId w:val="12"/>
+  </w:num>
+  <w:num w:numId="9" w16cid:durableId="1316911062">
+    <w:abstractNumId w:val="9"/>
+  </w:num>
+  <w:num w:numId="10" w16cid:durableId="74934965">
+    <w:abstractNumId w:val="10"/>
+  </w:num>
+  <w:num w:numId="11" w16cid:durableId="1358778931">
+    <w:abstractNumId w:val="5"/>
+  </w:num>
+  <w:num w:numId="12" w16cid:durableId="765614911">
+    <w:abstractNumId w:val="13"/>
+  </w:num>
+  <w:num w:numId="13" w16cid:durableId="772827488">
+    <w:abstractNumId w:val="19"/>
+  </w:num>
+  <w:num w:numId="14" w16cid:durableId="146747532">
     <w:abstractNumId w:val="4"/>
   </w:num>
-  <w:num w:numId="2" w16cid:durableId="1785230691">
-    <w:abstractNumId w:val="5"/>
+  <w:num w:numId="15" w16cid:durableId="910962251">
+    <w:abstractNumId w:val="15"/>
   </w:num>
-  <w:num w:numId="3" w16cid:durableId="1218664122">
-    <w:abstractNumId w:val="11"/>
+  <w:num w:numId="16" w16cid:durableId="1619221628">
+    <w:abstractNumId w:val="4"/>
+    <w:lvlOverride w:ilvl="0"/>
+    <w:lvlOverride w:ilvl="1"/>
+    <w:lvlOverride w:ilvl="2"/>
+    <w:lvlOverride w:ilvl="3"/>
+    <w:lvlOverride w:ilvl="4"/>
+    <w:lvlOverride w:ilvl="5"/>
+    <w:lvlOverride w:ilvl="6"/>
+    <w:lvlOverride w:ilvl="7"/>
+    <w:lvlOverride w:ilvl="8"/>
   </w:num>
-  <w:num w:numId="4" w16cid:durableId="809980689">
-    <w:abstractNumId w:val="8"/>
+  <w:num w:numId="17" w16cid:durableId="2101755162">
+    <w:abstractNumId w:val="16"/>
   </w:num>
-  <w:num w:numId="5" w16cid:durableId="2059086037">
-    <w:abstractNumId w:val="1"/>
-  </w:num>
-  <w:num w:numId="6" w16cid:durableId="1564751397">
+  <w:num w:numId="18" w16cid:durableId="44525197">
     <w:abstractNumId w:val="0"/>
   </w:num>
-  <w:num w:numId="7" w16cid:durableId="2118870801">
-    <w:abstractNumId w:val="12"/>
+  <w:num w:numId="19" w16cid:durableId="19010540">
+    <w:abstractNumId w:val="2"/>
   </w:num>
-  <w:num w:numId="8" w16cid:durableId="845949174">
-    <w:abstractNumId w:val="9"/>
+  <w:num w:numId="20" w16cid:durableId="2132966734">
+    <w:abstractNumId w:val="17"/>
   </w:num>
-  <w:num w:numId="9" w16cid:durableId="1316911062">
-    <w:abstractNumId w:val="6"/>
-  </w:num>
-  <w:num w:numId="10" w16cid:durableId="74934965">
-    <w:abstractNumId w:val="7"/>
-  </w:num>
-  <w:num w:numId="11" w16cid:durableId="1358778931">
-    <w:abstractNumId w:val="3"/>
-  </w:num>
-  <w:num w:numId="12" w16cid:durableId="765614911">
-    <w:abstractNumId w:val="10"/>
-  </w:num>
-  <w:num w:numId="13" w16cid:durableId="772827488">
-    <w:abstractNumId w:val="13"/>
-  </w:num>
-  <w:num w:numId="14" w16cid:durableId="146747532">
-    <w:abstractNumId w:val="2"/>
+  <w:num w:numId="21" w16cid:durableId="1056589301">
+    <w:abstractNumId w:val="8"/>
   </w:num>
   <w:numIdMacAtCleanup w:val="14"/>
 </w:numbering>
@@ -23986,6 +26536,25 @@
     <w:uiPriority w:val="99"/>
     <w:rsid w:val="00BD5321"/>
   </w:style>
+  <w:style w:type="paragraph" w:styleId="Didascalia">
+    <w:name w:val="caption"/>
+    <w:basedOn w:val="Normale"/>
+    <w:next w:val="Normale"/>
+    <w:uiPriority w:val="35"/>
+    <w:unhideWhenUsed/>
+    <w:qFormat/>
+    <w:rsid w:val="00BA6775"/>
+    <w:pPr>
+      <w:spacing w:after="200" w:line="240" w:lineRule="auto"/>
+    </w:pPr>
+    <w:rPr>
+      <w:i/>
+      <w:iCs/>
+      <w:color w:val="0E2841" w:themeColor="text2"/>
+      <w:sz w:val="18"/>
+      <w:szCs w:val="18"/>
+    </w:rPr>
+  </w:style>
 </w:styles>
 </file>
 
@@ -24285,15 +26854,6 @@
 </file>
 
 <file path=customXml/item1.xml><?xml version="1.0" encoding="utf-8"?>
-<?mso-contentType ?>
-<FormTemplates xmlns="http://schemas.microsoft.com/sharepoint/v3/contenttype/forms">
-  <Display>DocumentLibraryForm</Display>
-  <Edit>DocumentLibraryForm</Edit>
-  <New>DocumentLibraryForm</New>
-</FormTemplates>
-</file>
-
-<file path=customXml/item2.xml><?xml version="1.0" encoding="utf-8"?>
 <ct:contentTypeSchema xmlns:ct="http://schemas.microsoft.com/office/2006/metadata/contentType" xmlns:ma="http://schemas.microsoft.com/office/2006/metadata/properties/metaAttributes" ct:_="" ma:_="" ma:contentTypeName="Document" ma:contentTypeID="0x01010016E63A739F563946AD8C16C05D062E98" ma:contentTypeVersion="6" ma:contentTypeDescription="Create a new document." ma:contentTypeScope="" ma:versionID="a28a9786f1d8f4f56c75dc998e4d5f9b">
   <xsd:schema xmlns:xsd="http://www.w3.org/2001/XMLSchema" xmlns:xs="http://www.w3.org/2001/XMLSchema" xmlns:p="http://schemas.microsoft.com/office/2006/metadata/properties" xmlns:ns3="56c654e7-54e6-4cec-9125-9ecb39084783" targetNamespace="http://schemas.microsoft.com/office/2006/metadata/properties" ma:root="true" ma:fieldsID="a24d4552bcb2c83444a4b426af01032c" ns3:_="">
     <xsd:import namespace="56c654e7-54e6-4cec-9125-9ecb39084783"/>
@@ -24449,7 +27009,20 @@
 </ct:contentTypeSchema>
 </file>
 
+<file path=customXml/item2.xml><?xml version="1.0" encoding="utf-8"?>
+<?mso-contentType ?>
+<FormTemplates xmlns="http://schemas.microsoft.com/sharepoint/v3/contenttype/forms">
+  <Display>DocumentLibraryForm</Display>
+  <Edit>DocumentLibraryForm</Edit>
+  <New>DocumentLibraryForm</New>
+</FormTemplates>
+</file>
+
 <file path=customXml/item3.xml><?xml version="1.0" encoding="utf-8"?>
+<b:Sources xmlns:b="http://schemas.openxmlformats.org/officeDocument/2006/bibliography" xmlns="http://schemas.openxmlformats.org/officeDocument/2006/bibliography" SelectedStyle="\APASixthEditionOfficeOnline.xsl" StyleName="APA" Version="6"/>
+</file>
+
+<file path=customXml/item4.xml><?xml version="1.0" encoding="utf-8"?>
 <p:properties xmlns:p="http://schemas.microsoft.com/office/2006/metadata/properties" xmlns:xsi="http://www.w3.org/2001/XMLSchema-instance" xmlns:pc="http://schemas.microsoft.com/office/infopath/2007/PartnerControls">
   <documentManagement>
     <_activity xmlns="56c654e7-54e6-4cec-9125-9ecb39084783" xsi:nil="true"/>
@@ -24457,19 +27030,7 @@
 </p:properties>
 </file>
 
-<file path=customXml/item4.xml><?xml version="1.0" encoding="utf-8"?>
-<b:Sources xmlns:b="http://schemas.openxmlformats.org/officeDocument/2006/bibliography" xmlns="http://schemas.openxmlformats.org/officeDocument/2006/bibliography" SelectedStyle="\APASixthEditionOfficeOnline.xsl" StyleName="APA" Version="6"/>
-</file>
-
 <file path=customXml/itemProps1.xml><?xml version="1.0" encoding="utf-8"?>
-<ds:datastoreItem xmlns:ds="http://schemas.openxmlformats.org/officeDocument/2006/customXml" ds:itemID="{9526C769-C152-44AB-BBAD-EB530518D039}">
-  <ds:schemaRefs>
-    <ds:schemaRef ds:uri="http://schemas.microsoft.com/sharepoint/v3/contenttype/forms"/>
-  </ds:schemaRefs>
-</ds:datastoreItem>
-</file>
-
-<file path=customXml/itemProps2.xml><?xml version="1.0" encoding="utf-8"?>
 <ds:datastoreItem xmlns:ds="http://schemas.openxmlformats.org/officeDocument/2006/customXml" ds:itemID="{AF05F828-C5B5-4DC4-9F99-F95268BC84EF}">
   <ds:schemaRefs>
     <ds:schemaRef ds:uri="http://schemas.microsoft.com/office/2006/metadata/contentType"/>
@@ -24487,7 +27048,23 @@
 </ds:datastoreItem>
 </file>
 
+<file path=customXml/itemProps2.xml><?xml version="1.0" encoding="utf-8"?>
+<ds:datastoreItem xmlns:ds="http://schemas.openxmlformats.org/officeDocument/2006/customXml" ds:itemID="{9526C769-C152-44AB-BBAD-EB530518D039}">
+  <ds:schemaRefs>
+    <ds:schemaRef ds:uri="http://schemas.microsoft.com/sharepoint/v3/contenttype/forms"/>
+  </ds:schemaRefs>
+</ds:datastoreItem>
+</file>
+
 <file path=customXml/itemProps3.xml><?xml version="1.0" encoding="utf-8"?>
+<ds:datastoreItem xmlns:ds="http://schemas.openxmlformats.org/officeDocument/2006/customXml" ds:itemID="{57B83800-9DD8-48E5-B4BC-7F02BDC5F36A}">
+  <ds:schemaRefs>
+    <ds:schemaRef ds:uri="http://schemas.openxmlformats.org/officeDocument/2006/bibliography"/>
+  </ds:schemaRefs>
+</ds:datastoreItem>
+</file>
+
+<file path=customXml/itemProps4.xml><?xml version="1.0" encoding="utf-8"?>
 <ds:datastoreItem xmlns:ds="http://schemas.openxmlformats.org/officeDocument/2006/customXml" ds:itemID="{DAE6ADA1-BD15-4943-963F-C21A8F36A2A2}">
   <ds:schemaRefs>
     <ds:schemaRef ds:uri="http://schemas.microsoft.com/office/2006/metadata/properties"/>
@@ -24495,12 +27072,4 @@
     <ds:schemaRef ds:uri="56c654e7-54e6-4cec-9125-9ecb39084783"/>
   </ds:schemaRefs>
 </ds:datastoreItem>
-</file>
-
-<file path=customXml/itemProps4.xml><?xml version="1.0" encoding="utf-8"?>
-<ds:datastoreItem xmlns:ds="http://schemas.openxmlformats.org/officeDocument/2006/customXml" ds:itemID="{57B83800-9DD8-48E5-B4BC-7F02BDC5F36A}">
-  <ds:schemaRefs>
-    <ds:schemaRef ds:uri="http://schemas.openxmlformats.org/officeDocument/2006/bibliography"/>
-  </ds:schemaRefs>
-</ds:datastoreItem>
 </file>
--- a/Documenti/Documento di progetto finale.docx
+++ b/Documenti/Documento di progetto finale.docx
@@ -13000,6 +13000,7 @@
           <w:color w:val="000000" w:themeColor="text1"/>
         </w:rPr>
       </w:pPr>
+      <w:proofErr w:type="spellStart"/>
       <w:r>
         <w:rPr>
           <w:rFonts w:ascii="Calibri" w:hAnsi="Calibri" w:cs="Calibri"/>
@@ -13007,7 +13008,26 @@
           <w:bCs/>
           <w:color w:val="000000" w:themeColor="text1"/>
         </w:rPr>
-        <w:t>Controller Pattern:</w:t>
+        <w:t>Facade</w:t>
+      </w:r>
+      <w:proofErr w:type="spellEnd"/>
+      <w:r>
+        <w:rPr>
+          <w:rFonts w:ascii="Calibri" w:hAnsi="Calibri" w:cs="Calibri"/>
+          <w:b/>
+          <w:bCs/>
+          <w:color w:val="000000" w:themeColor="text1"/>
+        </w:rPr>
+        <w:t xml:space="preserve"> Pattern</w:t>
+      </w:r>
+      <w:r>
+        <w:rPr>
+          <w:rFonts w:ascii="Calibri" w:hAnsi="Calibri" w:cs="Calibri"/>
+          <w:b/>
+          <w:bCs/>
+          <w:color w:val="000000" w:themeColor="text1"/>
+        </w:rPr>
+        <w:t>:</w:t>
       </w:r>
       <w:r>
         <w:rPr>
@@ -13647,14 +13667,7 @@
           <w:bCs/>
           <w:color w:val="000000" w:themeColor="text1"/>
         </w:rPr>
-        <w:t>Information Expert Evoluto:</w:t>
-      </w:r>
-      <w:r>
-        <w:rPr>
-          <w:rFonts w:ascii="Calibri" w:hAnsi="Calibri" w:cs="Calibri"/>
-          <w:color w:val="000000" w:themeColor="text1"/>
-        </w:rPr>
-        <w:t xml:space="preserve"> * </w:t>
+        <w:t>Information Expert</w:t>
       </w:r>
       <w:r>
         <w:rPr>
@@ -13663,7 +13676,34 @@
           <w:bCs/>
           <w:color w:val="000000" w:themeColor="text1"/>
         </w:rPr>
-        <w:t>Magazzino:</w:t>
+        <w:t xml:space="preserve"> (</w:t>
+      </w:r>
+      <w:r>
+        <w:rPr>
+          <w:rFonts w:ascii="Calibri" w:hAnsi="Calibri" w:cs="Calibri"/>
+          <w:b/>
+          <w:bCs/>
+          <w:color w:val="000000" w:themeColor="text1"/>
+        </w:rPr>
+        <w:t>Magazzino</w:t>
+      </w:r>
+      <w:r>
+        <w:rPr>
+          <w:rFonts w:ascii="Calibri" w:hAnsi="Calibri" w:cs="Calibri"/>
+          <w:b/>
+          <w:bCs/>
+          <w:color w:val="000000" w:themeColor="text1"/>
+        </w:rPr>
+        <w:t>)</w:t>
+      </w:r>
+      <w:r>
+        <w:rPr>
+          <w:rFonts w:ascii="Calibri" w:hAnsi="Calibri" w:cs="Calibri"/>
+          <w:b/>
+          <w:bCs/>
+          <w:color w:val="000000" w:themeColor="text1"/>
+        </w:rPr>
+        <w:t>:</w:t>
       </w:r>
       <w:r>
         <w:rPr>
@@ -14013,24 +14053,14 @@
       <w:r>
         <w:t xml:space="preserve">Figura </w:t>
       </w:r>
-      <w:r>
-        <w:fldChar w:fldCharType="begin"/>
-      </w:r>
-      <w:r>
-        <w:instrText xml:space="preserve"> SEQ Figura \* ARABIC </w:instrText>
-      </w:r>
-      <w:r>
-        <w:fldChar w:fldCharType="separate"/>
-      </w:r>
-      <w:r>
-        <w:rPr>
-          <w:noProof/>
-        </w:rPr>
-        <w:t>1</w:t>
-      </w:r>
-      <w:r>
-        <w:fldChar w:fldCharType="end"/>
-      </w:r>
+      <w:fldSimple w:instr=" SEQ Figura \* ARABIC ">
+        <w:r>
+          <w:rPr>
+            <w:noProof/>
+          </w:rPr>
+          <w:t>1</w:t>
+        </w:r>
+      </w:fldSimple>
       <w:r>
         <w:t xml:space="preserve"> Modello di dominio</w:t>
       </w:r>
@@ -14583,24 +14613,14 @@
       <w:r>
         <w:t xml:space="preserve">Figura </w:t>
       </w:r>
-      <w:r>
-        <w:fldChar w:fldCharType="begin"/>
-      </w:r>
-      <w:r>
-        <w:instrText xml:space="preserve"> SEQ Figura \* ARABIC </w:instrText>
-      </w:r>
-      <w:r>
-        <w:fldChar w:fldCharType="separate"/>
-      </w:r>
-      <w:r>
-        <w:rPr>
-          <w:noProof/>
-        </w:rPr>
-        <w:t>2</w:t>
-      </w:r>
-      <w:r>
-        <w:fldChar w:fldCharType="end"/>
-      </w:r>
+      <w:fldSimple w:instr=" SEQ Figura \* ARABIC ">
+        <w:r>
+          <w:rPr>
+            <w:noProof/>
+          </w:rPr>
+          <w:t>2</w:t>
+        </w:r>
+      </w:fldSimple>
       <w:r>
         <w:t xml:space="preserve"> SSD Modello di Analisi UC1</w:t>
       </w:r>
@@ -15433,24 +15453,14 @@
                             <w:r>
                               <w:t xml:space="preserve">Figura </w:t>
                             </w:r>
-                            <w:r>
-                              <w:fldChar w:fldCharType="begin"/>
-                            </w:r>
-                            <w:r>
-                              <w:instrText xml:space="preserve"> SEQ Figura \* ARABIC </w:instrText>
-                            </w:r>
-                            <w:r>
-                              <w:fldChar w:fldCharType="separate"/>
-                            </w:r>
-                            <w:r>
-                              <w:rPr>
-                                <w:noProof/>
-                              </w:rPr>
-                              <w:t>3</w:t>
-                            </w:r>
-                            <w:r>
-                              <w:fldChar w:fldCharType="end"/>
-                            </w:r>
+                            <w:fldSimple w:instr=" SEQ Figura \* ARABIC ">
+                              <w:r>
+                                <w:rPr>
+                                  <w:noProof/>
+                                </w:rPr>
+                                <w:t>3</w:t>
+                              </w:r>
+                            </w:fldSimple>
                             <w:r>
                               <w:t xml:space="preserve"> SSD Modello di Analisi UC2</w:t>
                             </w:r>
@@ -16259,24 +16269,14 @@
                             <w:r>
                               <w:t xml:space="preserve">Figura </w:t>
                             </w:r>
-                            <w:r>
-                              <w:fldChar w:fldCharType="begin"/>
-                            </w:r>
-                            <w:r>
-                              <w:instrText xml:space="preserve"> SEQ Figura \* ARABIC </w:instrText>
-                            </w:r>
-                            <w:r>
-                              <w:fldChar w:fldCharType="separate"/>
-                            </w:r>
-                            <w:r>
-                              <w:rPr>
-                                <w:noProof/>
-                              </w:rPr>
-                              <w:t>4</w:t>
-                            </w:r>
-                            <w:r>
-                              <w:fldChar w:fldCharType="end"/>
-                            </w:r>
+                            <w:fldSimple w:instr=" SEQ Figura \* ARABIC ">
+                              <w:r>
+                                <w:rPr>
+                                  <w:noProof/>
+                                </w:rPr>
+                                <w:t>4</w:t>
+                              </w:r>
+                            </w:fldSimple>
                             <w:r>
                               <w:t xml:space="preserve"> </w:t>
                             </w:r>
@@ -17202,24 +17202,14 @@
       <w:r>
         <w:t xml:space="preserve">Figura </w:t>
       </w:r>
-      <w:r>
-        <w:fldChar w:fldCharType="begin"/>
-      </w:r>
-      <w:r>
-        <w:instrText xml:space="preserve"> SEQ Figura \* ARABIC </w:instrText>
-      </w:r>
-      <w:r>
-        <w:fldChar w:fldCharType="separate"/>
-      </w:r>
-      <w:r>
-        <w:rPr>
-          <w:noProof/>
-        </w:rPr>
-        <w:t>5</w:t>
-      </w:r>
-      <w:r>
-        <w:fldChar w:fldCharType="end"/>
-      </w:r>
+      <w:fldSimple w:instr=" SEQ Figura \* ARABIC ">
+        <w:r>
+          <w:rPr>
+            <w:noProof/>
+          </w:rPr>
+          <w:t>5</w:t>
+        </w:r>
+      </w:fldSimple>
       <w:r>
         <w:t xml:space="preserve"> </w:t>
       </w:r>
@@ -18100,24 +18090,14 @@
       <w:r>
         <w:t xml:space="preserve">Figura </w:t>
       </w:r>
-      <w:r>
-        <w:fldChar w:fldCharType="begin"/>
-      </w:r>
-      <w:r>
-        <w:instrText xml:space="preserve"> SEQ Figura \* ARABIC </w:instrText>
-      </w:r>
-      <w:r>
-        <w:fldChar w:fldCharType="separate"/>
-      </w:r>
-      <w:r>
-        <w:rPr>
-          <w:noProof/>
-        </w:rPr>
-        <w:t>6</w:t>
-      </w:r>
-      <w:r>
-        <w:fldChar w:fldCharType="end"/>
-      </w:r>
+      <w:fldSimple w:instr=" SEQ Figura \* ARABIC ">
+        <w:r>
+          <w:rPr>
+            <w:noProof/>
+          </w:rPr>
+          <w:t>6</w:t>
+        </w:r>
+      </w:fldSimple>
       <w:r>
         <w:t xml:space="preserve"> </w:t>
       </w:r>
@@ -18604,24 +18584,14 @@
                             <w:r>
                               <w:t xml:space="preserve">Figura </w:t>
                             </w:r>
-                            <w:r>
-                              <w:fldChar w:fldCharType="begin"/>
-                            </w:r>
-                            <w:r>
-                              <w:instrText xml:space="preserve"> SEQ Figura \* ARABIC </w:instrText>
-                            </w:r>
-                            <w:r>
-                              <w:fldChar w:fldCharType="separate"/>
-                            </w:r>
-                            <w:r>
-                              <w:rPr>
-                                <w:noProof/>
-                              </w:rPr>
-                              <w:t>7</w:t>
-                            </w:r>
-                            <w:r>
-                              <w:fldChar w:fldCharType="end"/>
-                            </w:r>
+                            <w:fldSimple w:instr=" SEQ Figura \* ARABIC ">
+                              <w:r>
+                                <w:rPr>
+                                  <w:noProof/>
+                                </w:rPr>
+                                <w:t>7</w:t>
+                              </w:r>
+                            </w:fldSimple>
                             <w:r>
                               <w:t xml:space="preserve"> </w:t>
                             </w:r>
@@ -19335,24 +19305,14 @@
                             <w:r>
                               <w:t xml:space="preserve">Figura </w:t>
                             </w:r>
-                            <w:r>
-                              <w:fldChar w:fldCharType="begin"/>
-                            </w:r>
-                            <w:r>
-                              <w:instrText xml:space="preserve"> SEQ Figura \* ARABIC </w:instrText>
-                            </w:r>
-                            <w:r>
-                              <w:fldChar w:fldCharType="separate"/>
-                            </w:r>
-                            <w:r>
-                              <w:rPr>
-                                <w:noProof/>
-                              </w:rPr>
-                              <w:t>8</w:t>
-                            </w:r>
-                            <w:r>
-                              <w:fldChar w:fldCharType="end"/>
-                            </w:r>
+                            <w:fldSimple w:instr=" SEQ Figura \* ARABIC ">
+                              <w:r>
+                                <w:rPr>
+                                  <w:noProof/>
+                                </w:rPr>
+                                <w:t>8</w:t>
+                              </w:r>
+                            </w:fldSimple>
                             <w:r>
                               <w:t xml:space="preserve"> SSD Modello di Analisi UC</w:t>
                             </w:r>
@@ -20012,24 +19972,14 @@
       <w:r>
         <w:t xml:space="preserve">Figura </w:t>
       </w:r>
-      <w:r>
-        <w:fldChar w:fldCharType="begin"/>
-      </w:r>
-      <w:r>
-        <w:instrText xml:space="preserve"> SEQ Figura \* ARABIC </w:instrText>
-      </w:r>
-      <w:r>
-        <w:fldChar w:fldCharType="separate"/>
-      </w:r>
-      <w:r>
-        <w:rPr>
-          <w:noProof/>
-        </w:rPr>
-        <w:t>9</w:t>
-      </w:r>
-      <w:r>
-        <w:fldChar w:fldCharType="end"/>
-      </w:r>
+      <w:fldSimple w:instr=" SEQ Figura \* ARABIC ">
+        <w:r>
+          <w:rPr>
+            <w:noProof/>
+          </w:rPr>
+          <w:t>9</w:t>
+        </w:r>
+      </w:fldSimple>
       <w:r>
         <w:t xml:space="preserve"> </w:t>
       </w:r>
@@ -20298,24 +20248,14 @@
       <w:r>
         <w:t xml:space="preserve">Figura </w:t>
       </w:r>
-      <w:r>
-        <w:fldChar w:fldCharType="begin"/>
-      </w:r>
-      <w:r>
-        <w:instrText xml:space="preserve"> SEQ Figura \* ARABIC </w:instrText>
-      </w:r>
-      <w:r>
-        <w:fldChar w:fldCharType="separate"/>
-      </w:r>
-      <w:r>
-        <w:rPr>
-          <w:noProof/>
-        </w:rPr>
-        <w:t>10</w:t>
-      </w:r>
-      <w:r>
-        <w:fldChar w:fldCharType="end"/>
-      </w:r>
+      <w:fldSimple w:instr=" SEQ Figura \* ARABIC ">
+        <w:r>
+          <w:rPr>
+            <w:noProof/>
+          </w:rPr>
+          <w:t>10</w:t>
+        </w:r>
+      </w:fldSimple>
       <w:r>
         <w:t xml:space="preserve"> Diagramma delle Classi</w:t>
       </w:r>
@@ -20360,17 +20300,33 @@
       <w:r>
         <w:rPr>
           <w:rFonts w:ascii="Calibri" w:hAnsi="Calibri" w:cs="Calibri"/>
+          <w:color w:val="000000" w:themeColor="text1"/>
+        </w:rPr>
+        <w:t>Inserimento di un nuovo animale e relativo padrone</w:t>
+      </w:r>
+    </w:p>
+    <w:p>
+      <w:pPr>
+        <w:pStyle w:val="Paragrafoelenco"/>
+        <w:rPr>
+          <w:rFonts w:ascii="Calibri" w:hAnsi="Calibri" w:cs="Calibri"/>
+          <w:color w:val="000000" w:themeColor="text1"/>
+        </w:rPr>
+      </w:pPr>
+      <w:r>
+        <w:rPr>
+          <w:rFonts w:ascii="Calibri" w:hAnsi="Calibri" w:cs="Calibri"/>
           <w:noProof/>
           <w:color w:val="000000" w:themeColor="text1"/>
         </w:rPr>
         <w:drawing>
-          <wp:anchor distT="0" distB="0" distL="114300" distR="114300" simplePos="0" relativeHeight="251669504" behindDoc="1" locked="0" layoutInCell="1" allowOverlap="1" wp14:anchorId="592AD052" wp14:editId="435281D3">
+          <wp:anchor distT="0" distB="0" distL="114300" distR="114300" simplePos="0" relativeHeight="251706368" behindDoc="1" locked="0" layoutInCell="1" allowOverlap="1" wp14:anchorId="68F2213A" wp14:editId="2BF192C7">
             <wp:simplePos x="0" y="0"/>
             <wp:positionH relativeFrom="margin">
-              <wp:align>right</wp:align>
+              <wp:posOffset>0</wp:posOffset>
             </wp:positionH>
             <wp:positionV relativeFrom="page">
-              <wp:posOffset>1183005</wp:posOffset>
+              <wp:posOffset>7612380</wp:posOffset>
             </wp:positionV>
             <wp:extent cx="6120130" cy="2414270"/>
             <wp:effectExtent l="0" t="0" r="0" b="5080"/>
@@ -20427,22 +20383,6 @@
           </wp:anchor>
         </w:drawing>
       </w:r>
-      <w:r>
-        <w:rPr>
-          <w:rFonts w:ascii="Calibri" w:hAnsi="Calibri" w:cs="Calibri"/>
-          <w:color w:val="000000" w:themeColor="text1"/>
-        </w:rPr>
-        <w:t>Inserimento di un nuovo animale e relativo padrone</w:t>
-      </w:r>
-    </w:p>
-    <w:p>
-      <w:pPr>
-        <w:ind w:left="360"/>
-        <w:rPr>
-          <w:rFonts w:ascii="Calibri" w:hAnsi="Calibri" w:cs="Calibri"/>
-          <w:color w:val="000000" w:themeColor="text1"/>
-        </w:rPr>
-      </w:pPr>
     </w:p>
     <w:p>
       <w:pPr>
@@ -20462,8 +20402,9 @@
           <w:noProof/>
           <w:color w:val="000000" w:themeColor="text1"/>
         </w:rPr>
+        <w:lastRenderedPageBreak/>
         <w:drawing>
-          <wp:anchor distT="0" distB="0" distL="114300" distR="114300" simplePos="0" relativeHeight="251667456" behindDoc="1" locked="0" layoutInCell="1" allowOverlap="1" wp14:anchorId="1CA21F51" wp14:editId="02E92865">
+          <wp:anchor distT="0" distB="0" distL="114300" distR="114300" simplePos="0" relativeHeight="251667456" behindDoc="1" locked="0" layoutInCell="1" allowOverlap="1" wp14:anchorId="1CA21F51" wp14:editId="327AE221">
             <wp:simplePos x="0" y="0"/>
             <wp:positionH relativeFrom="margin">
               <wp:align>right</wp:align>
@@ -20719,6 +20660,7 @@
     <w:p/>
     <w:p/>
     <w:p/>
+    <w:p/>
     <w:p>
       <w:pPr>
         <w:pStyle w:val="Paragrafoelenco"/>
@@ -20737,32 +20679,14 @@
       </w:pPr>
       <w:r>
         <w:rPr>
-          <w:rFonts w:ascii="Calibri" w:hAnsi="Calibri" w:cs="Calibri"/>
           <w:noProof/>
-          <w:color w:val="000000" w:themeColor="text1"/>
         </w:rPr>
         <w:lastRenderedPageBreak/>
         <w:drawing>
-          <wp:anchor distT="0" distB="0" distL="114300" distR="114300" simplePos="0" relativeHeight="251704320" behindDoc="1" locked="0" layoutInCell="1" allowOverlap="1" wp14:anchorId="183F2004" wp14:editId="5D15C6AE">
-            <wp:simplePos x="0" y="0"/>
-            <wp:positionH relativeFrom="margin">
-              <wp:posOffset>-1134</wp:posOffset>
-            </wp:positionH>
-            <wp:positionV relativeFrom="page">
-              <wp:posOffset>1081924</wp:posOffset>
-            </wp:positionV>
-            <wp:extent cx="6120130" cy="2720975"/>
-            <wp:effectExtent l="0" t="0" r="0" b="3175"/>
-            <wp:wrapTight wrapText="bothSides">
-              <wp:wrapPolygon edited="0">
-                <wp:start x="0" y="0"/>
-                <wp:lineTo x="0" y="21474"/>
-                <wp:lineTo x="21515" y="21474"/>
-                <wp:lineTo x="21515" y="0"/>
-                <wp:lineTo x="0" y="0"/>
-              </wp:wrapPolygon>
-            </wp:wrapTight>
-            <wp:docPr id="1487701655" name="Immagine 16" descr="Immagine che contiene testo, schermata, diagramma, linea&#10;&#10;Il contenuto generato dall'IA potrebbe non essere corretto."/>
+          <wp:inline distT="0" distB="0" distL="0" distR="0" wp14:anchorId="30FF922C" wp14:editId="1FF61319">
+            <wp:extent cx="6120765" cy="2725420"/>
+            <wp:effectExtent l="0" t="0" r="0" b="0"/>
+            <wp:docPr id="799212152" name="Immagine 6"/>
             <wp:cNvGraphicFramePr>
               <a:graphicFrameLocks xmlns:a="http://schemas.openxmlformats.org/drawingml/2006/main" noChangeAspect="1"/>
             </wp:cNvGraphicFramePr>
@@ -20770,8 +20694,10 @@
               <a:graphicData uri="http://schemas.openxmlformats.org/drawingml/2006/picture">
                 <pic:pic xmlns:pic="http://schemas.openxmlformats.org/drawingml/2006/picture">
                   <pic:nvPicPr>
-                    <pic:cNvPr id="1487701655" name="Immagine 16" descr="Immagine che contiene testo, schermata, diagramma, linea&#10;&#10;Il contenuto generato dall'IA potrebbe non essere corretto."/>
-                    <pic:cNvPicPr/>
+                    <pic:cNvPr id="0" name="Picture 3"/>
+                    <pic:cNvPicPr>
+                      <a:picLocks noChangeAspect="1" noChangeArrowheads="1"/>
+                    </pic:cNvPicPr>
                   </pic:nvPicPr>
                   <pic:blipFill>
                     <a:blip r:embed="rId25">
@@ -20781,23 +20707,25 @@
                         </a:ext>
                       </a:extLst>
                     </a:blip>
+                    <a:srcRect/>
                     <a:stretch>
                       <a:fillRect/>
                     </a:stretch>
                   </pic:blipFill>
-                  <pic:spPr>
+                  <pic:spPr bwMode="auto">
                     <a:xfrm>
                       <a:off x="0" y="0"/>
-                      <a:ext cx="6120130" cy="2720975"/>
+                      <a:ext cx="6120765" cy="2725420"/>
                     </a:xfrm>
                     <a:prstGeom prst="rect">
                       <a:avLst/>
                     </a:prstGeom>
+                    <a:noFill/>
                   </pic:spPr>
                 </pic:pic>
               </a:graphicData>
             </a:graphic>
-          </wp:anchor>
+          </wp:inline>
         </w:drawing>
       </w:r>
     </w:p>
@@ -20810,30 +20738,17 @@
         </w:numPr>
       </w:pPr>
       <w:r>
+        <w:t>Conferma dell’esame</w:t>
+      </w:r>
+      <w:r>
         <w:rPr>
           <w:noProof/>
         </w:rPr>
         <w:drawing>
-          <wp:anchor distT="0" distB="0" distL="114300" distR="114300" simplePos="0" relativeHeight="251687936" behindDoc="1" locked="0" layoutInCell="1" allowOverlap="1" wp14:anchorId="0C6789E4" wp14:editId="5068CE0C">
-            <wp:simplePos x="0" y="0"/>
-            <wp:positionH relativeFrom="margin">
-              <wp:posOffset>-1134</wp:posOffset>
-            </wp:positionH>
-            <wp:positionV relativeFrom="page">
-              <wp:posOffset>4069429</wp:posOffset>
-            </wp:positionV>
-            <wp:extent cx="6120130" cy="3173095"/>
-            <wp:effectExtent l="0" t="0" r="0" b="8255"/>
-            <wp:wrapTight wrapText="bothSides">
-              <wp:wrapPolygon edited="0">
-                <wp:start x="0" y="0"/>
-                <wp:lineTo x="0" y="21527"/>
-                <wp:lineTo x="21515" y="21527"/>
-                <wp:lineTo x="21515" y="0"/>
-                <wp:lineTo x="0" y="0"/>
-              </wp:wrapPolygon>
-            </wp:wrapTight>
-            <wp:docPr id="1734724264" name="Immagine 21" descr="Immagine che contiene testo, schermata, diagramma, linea&#10;&#10;Il contenuto generato dall'IA potrebbe non essere corretto."/>
+          <wp:inline distT="0" distB="0" distL="0" distR="0" wp14:anchorId="75900EB1" wp14:editId="7BBDBDC1">
+            <wp:extent cx="6120130" cy="3169591"/>
+            <wp:effectExtent l="0" t="0" r="0" b="0"/>
+            <wp:docPr id="553708708" name="Immagine 5"/>
             <wp:cNvGraphicFramePr>
               <a:graphicFrameLocks xmlns:a="http://schemas.openxmlformats.org/drawingml/2006/main" noChangeAspect="1"/>
             </wp:cNvGraphicFramePr>
@@ -20841,8 +20756,10 @@
               <a:graphicData uri="http://schemas.openxmlformats.org/drawingml/2006/picture">
                 <pic:pic xmlns:pic="http://schemas.openxmlformats.org/drawingml/2006/picture">
                   <pic:nvPicPr>
-                    <pic:cNvPr id="1734724264" name="Immagine 21" descr="Immagine che contiene testo, schermata, diagramma, linea&#10;&#10;Il contenuto generato dall'IA potrebbe non essere corretto."/>
-                    <pic:cNvPicPr/>
+                    <pic:cNvPr id="0" name="Picture 2"/>
+                    <pic:cNvPicPr>
+                      <a:picLocks noChangeAspect="1" noChangeArrowheads="1"/>
+                    </pic:cNvPicPr>
                   </pic:nvPicPr>
                   <pic:blipFill>
                     <a:blip r:embed="rId26">
@@ -20852,27 +20769,26 @@
                         </a:ext>
                       </a:extLst>
                     </a:blip>
+                    <a:srcRect/>
                     <a:stretch>
                       <a:fillRect/>
                     </a:stretch>
                   </pic:blipFill>
-                  <pic:spPr>
+                  <pic:spPr bwMode="auto">
                     <a:xfrm>
                       <a:off x="0" y="0"/>
-                      <a:ext cx="6120130" cy="3173095"/>
+                      <a:ext cx="6120130" cy="3169591"/>
                     </a:xfrm>
                     <a:prstGeom prst="rect">
                       <a:avLst/>
                     </a:prstGeom>
+                    <a:noFill/>
                   </pic:spPr>
                 </pic:pic>
               </a:graphicData>
             </a:graphic>
-          </wp:anchor>
+          </wp:inline>
         </w:drawing>
-      </w:r>
-      <w:r>
-        <w:t>Conferma dell’esame</w:t>
       </w:r>
     </w:p>
     <w:p>
@@ -21151,6 +21067,70 @@
         <w:pStyle w:val="Title1"/>
         <w:numPr>
           <w:ilvl w:val="0"/>
+          <w:numId w:val="0"/>
+        </w:numPr>
+        <w:ind w:left="720"/>
+        <w:jc w:val="left"/>
+        <w:rPr>
+          <w:b w:val="0"/>
+          <w:bCs w:val="0"/>
+          <w:sz w:val="22"/>
+        </w:rPr>
+      </w:pPr>
+    </w:p>
+    <w:p>
+      <w:pPr>
+        <w:pStyle w:val="Title1"/>
+        <w:numPr>
+          <w:ilvl w:val="0"/>
+          <w:numId w:val="0"/>
+        </w:numPr>
+        <w:ind w:left="720"/>
+        <w:jc w:val="left"/>
+        <w:rPr>
+          <w:b w:val="0"/>
+          <w:bCs w:val="0"/>
+          <w:sz w:val="22"/>
+        </w:rPr>
+      </w:pPr>
+    </w:p>
+    <w:p>
+      <w:pPr>
+        <w:pStyle w:val="Title1"/>
+        <w:numPr>
+          <w:ilvl w:val="0"/>
+          <w:numId w:val="0"/>
+        </w:numPr>
+        <w:ind w:left="720" w:hanging="360"/>
+        <w:jc w:val="left"/>
+        <w:rPr>
+          <w:b w:val="0"/>
+          <w:bCs w:val="0"/>
+          <w:sz w:val="22"/>
+        </w:rPr>
+      </w:pPr>
+    </w:p>
+    <w:p>
+      <w:pPr>
+        <w:pStyle w:val="Title1"/>
+        <w:numPr>
+          <w:ilvl w:val="0"/>
+          <w:numId w:val="0"/>
+        </w:numPr>
+        <w:ind w:left="720" w:hanging="360"/>
+        <w:jc w:val="left"/>
+        <w:rPr>
+          <w:b w:val="0"/>
+          <w:bCs w:val="0"/>
+          <w:sz w:val="22"/>
+        </w:rPr>
+      </w:pPr>
+    </w:p>
+    <w:p>
+      <w:pPr>
+        <w:pStyle w:val="Title1"/>
+        <w:numPr>
+          <w:ilvl w:val="0"/>
           <w:numId w:val="21"/>
         </w:numPr>
         <w:jc w:val="left"/>
@@ -21166,9 +21146,15 @@
           <w:bCs w:val="0"/>
           <w:sz w:val="22"/>
         </w:rPr>
-        <w:lastRenderedPageBreak/>
         <w:t>Aggiunta di un’operazione al calendario</w:t>
       </w:r>
+      <w:bookmarkEnd w:id="41"/>
+    </w:p>
+    <w:p>
+      <w:pPr>
+        <w:pStyle w:val="Title1"/>
+      </w:pPr>
+      <w:bookmarkStart w:id="42" w:name="_Toc221933049"/>
       <w:r>
         <w:rPr>
           <w:b w:val="0"/>
@@ -21176,14 +21162,15 @@
           <w:noProof/>
           <w:sz w:val="22"/>
         </w:rPr>
+        <w:lastRenderedPageBreak/>
         <w:drawing>
-          <wp:anchor distT="0" distB="0" distL="114300" distR="114300" simplePos="0" relativeHeight="251694080" behindDoc="1" locked="0" layoutInCell="1" allowOverlap="1" wp14:anchorId="36BD0AD3" wp14:editId="0C6B57B3">
+          <wp:anchor distT="0" distB="0" distL="114300" distR="114300" simplePos="0" relativeHeight="251694080" behindDoc="1" locked="0" layoutInCell="1" allowOverlap="1" wp14:anchorId="36BD0AD3" wp14:editId="5D348671">
             <wp:simplePos x="0" y="0"/>
             <wp:positionH relativeFrom="margin">
               <wp:align>right</wp:align>
             </wp:positionH>
             <wp:positionV relativeFrom="paragraph">
-              <wp:posOffset>239368</wp:posOffset>
+              <wp:posOffset>184082</wp:posOffset>
             </wp:positionV>
             <wp:extent cx="6120130" cy="3792220"/>
             <wp:effectExtent l="0" t="0" r="0" b="0"/>
@@ -21234,13 +21221,6 @@
           </wp:anchor>
         </w:drawing>
       </w:r>
-      <w:bookmarkEnd w:id="41"/>
-    </w:p>
-    <w:p>
-      <w:pPr>
-        <w:pStyle w:val="Title1"/>
-      </w:pPr>
-      <w:bookmarkStart w:id="42" w:name="_Toc221933049"/>
       <w:r>
         <w:t>TESTING</w:t>
       </w:r>
@@ -21682,24 +21662,14 @@
       <w:r>
         <w:t xml:space="preserve">Figura </w:t>
       </w:r>
-      <w:r>
-        <w:fldChar w:fldCharType="begin"/>
-      </w:r>
-      <w:r>
-        <w:instrText xml:space="preserve"> SEQ Figura \* ARABIC </w:instrText>
-      </w:r>
-      <w:r>
-        <w:fldChar w:fldCharType="separate"/>
-      </w:r>
-      <w:r>
-        <w:rPr>
-          <w:noProof/>
-        </w:rPr>
-        <w:t>16</w:t>
-      </w:r>
-      <w:r>
-        <w:fldChar w:fldCharType="end"/>
-      </w:r>
+      <w:fldSimple w:instr=" SEQ Figura \* ARABIC ">
+        <w:r>
+          <w:rPr>
+            <w:noProof/>
+          </w:rPr>
+          <w:t>16</w:t>
+        </w:r>
+      </w:fldSimple>
       <w:r>
         <w:t xml:space="preserve"> Modello di dominio con classe Archivio</w:t>
       </w:r>
@@ -25198,15 +25168,6 @@
   </w:num>
   <w:num w:numId="16" w16cid:durableId="1619221628">
     <w:abstractNumId w:val="4"/>
-    <w:lvlOverride w:ilvl="0"/>
-    <w:lvlOverride w:ilvl="1"/>
-    <w:lvlOverride w:ilvl="2"/>
-    <w:lvlOverride w:ilvl="3"/>
-    <w:lvlOverride w:ilvl="4"/>
-    <w:lvlOverride w:ilvl="5"/>
-    <w:lvlOverride w:ilvl="6"/>
-    <w:lvlOverride w:ilvl="7"/>
-    <w:lvlOverride w:ilvl="8"/>
   </w:num>
   <w:num w:numId="17" w16cid:durableId="2101755162">
     <w:abstractNumId w:val="16"/>
@@ -25826,6 +25787,7 @@
   <w:style w:type="character" w:default="1" w:styleId="Carpredefinitoparagrafo">
     <w:name w:val="Default Paragraph Font"/>
     <w:uiPriority w:val="1"/>
+    <w:semiHidden/>
     <w:unhideWhenUsed/>
   </w:style>
   <w:style w:type="table" w:default="1" w:styleId="Tabellanormale">
@@ -26854,6 +26816,15 @@
 </file>
 
 <file path=customXml/item1.xml><?xml version="1.0" encoding="utf-8"?>
+<?mso-contentType ?>
+<FormTemplates xmlns="http://schemas.microsoft.com/sharepoint/v3/contenttype/forms">
+  <Display>DocumentLibraryForm</Display>
+  <Edit>DocumentLibraryForm</Edit>
+  <New>DocumentLibraryForm</New>
+</FormTemplates>
+</file>
+
+<file path=customXml/item2.xml><?xml version="1.0" encoding="utf-8"?>
 <ct:contentTypeSchema xmlns:ct="http://schemas.microsoft.com/office/2006/metadata/contentType" xmlns:ma="http://schemas.microsoft.com/office/2006/metadata/properties/metaAttributes" ct:_="" ma:_="" ma:contentTypeName="Document" ma:contentTypeID="0x01010016E63A739F563946AD8C16C05D062E98" ma:contentTypeVersion="6" ma:contentTypeDescription="Create a new document." ma:contentTypeScope="" ma:versionID="a28a9786f1d8f4f56c75dc998e4d5f9b">
   <xsd:schema xmlns:xsd="http://www.w3.org/2001/XMLSchema" xmlns:xs="http://www.w3.org/2001/XMLSchema" xmlns:p="http://schemas.microsoft.com/office/2006/metadata/properties" xmlns:ns3="56c654e7-54e6-4cec-9125-9ecb39084783" targetNamespace="http://schemas.microsoft.com/office/2006/metadata/properties" ma:root="true" ma:fieldsID="a24d4552bcb2c83444a4b426af01032c" ns3:_="">
     <xsd:import namespace="56c654e7-54e6-4cec-9125-9ecb39084783"/>
@@ -27009,20 +26980,7 @@
 </ct:contentTypeSchema>
 </file>
 
-<file path=customXml/item2.xml><?xml version="1.0" encoding="utf-8"?>
-<?mso-contentType ?>
-<FormTemplates xmlns="http://schemas.microsoft.com/sharepoint/v3/contenttype/forms">
-  <Display>DocumentLibraryForm</Display>
-  <Edit>DocumentLibraryForm</Edit>
-  <New>DocumentLibraryForm</New>
-</FormTemplates>
-</file>
-
 <file path=customXml/item3.xml><?xml version="1.0" encoding="utf-8"?>
-<b:Sources xmlns:b="http://schemas.openxmlformats.org/officeDocument/2006/bibliography" xmlns="http://schemas.openxmlformats.org/officeDocument/2006/bibliography" SelectedStyle="\APASixthEditionOfficeOnline.xsl" StyleName="APA" Version="6"/>
-</file>
-
-<file path=customXml/item4.xml><?xml version="1.0" encoding="utf-8"?>
 <p:properties xmlns:p="http://schemas.microsoft.com/office/2006/metadata/properties" xmlns:xsi="http://www.w3.org/2001/XMLSchema-instance" xmlns:pc="http://schemas.microsoft.com/office/infopath/2007/PartnerControls">
   <documentManagement>
     <_activity xmlns="56c654e7-54e6-4cec-9125-9ecb39084783" xsi:nil="true"/>
@@ -27030,7 +26988,19 @@
 </p:properties>
 </file>
 
+<file path=customXml/item4.xml><?xml version="1.0" encoding="utf-8"?>
+<b:Sources xmlns:b="http://schemas.openxmlformats.org/officeDocument/2006/bibliography" xmlns="http://schemas.openxmlformats.org/officeDocument/2006/bibliography" SelectedStyle="\APASixthEditionOfficeOnline.xsl" StyleName="APA" Version="6"/>
+</file>
+
 <file path=customXml/itemProps1.xml><?xml version="1.0" encoding="utf-8"?>
+<ds:datastoreItem xmlns:ds="http://schemas.openxmlformats.org/officeDocument/2006/customXml" ds:itemID="{9526C769-C152-44AB-BBAD-EB530518D039}">
+  <ds:schemaRefs>
+    <ds:schemaRef ds:uri="http://schemas.microsoft.com/sharepoint/v3/contenttype/forms"/>
+  </ds:schemaRefs>
+</ds:datastoreItem>
+</file>
+
+<file path=customXml/itemProps2.xml><?xml version="1.0" encoding="utf-8"?>
 <ds:datastoreItem xmlns:ds="http://schemas.openxmlformats.org/officeDocument/2006/customXml" ds:itemID="{AF05F828-C5B5-4DC4-9F99-F95268BC84EF}">
   <ds:schemaRefs>
     <ds:schemaRef ds:uri="http://schemas.microsoft.com/office/2006/metadata/contentType"/>
@@ -27048,23 +27018,7 @@
 </ds:datastoreItem>
 </file>
 
-<file path=customXml/itemProps2.xml><?xml version="1.0" encoding="utf-8"?>
-<ds:datastoreItem xmlns:ds="http://schemas.openxmlformats.org/officeDocument/2006/customXml" ds:itemID="{9526C769-C152-44AB-BBAD-EB530518D039}">
-  <ds:schemaRefs>
-    <ds:schemaRef ds:uri="http://schemas.microsoft.com/sharepoint/v3/contenttype/forms"/>
-  </ds:schemaRefs>
-</ds:datastoreItem>
-</file>
-
 <file path=customXml/itemProps3.xml><?xml version="1.0" encoding="utf-8"?>
-<ds:datastoreItem xmlns:ds="http://schemas.openxmlformats.org/officeDocument/2006/customXml" ds:itemID="{57B83800-9DD8-48E5-B4BC-7F02BDC5F36A}">
-  <ds:schemaRefs>
-    <ds:schemaRef ds:uri="http://schemas.openxmlformats.org/officeDocument/2006/bibliography"/>
-  </ds:schemaRefs>
-</ds:datastoreItem>
-</file>
-
-<file path=customXml/itemProps4.xml><?xml version="1.0" encoding="utf-8"?>
 <ds:datastoreItem xmlns:ds="http://schemas.openxmlformats.org/officeDocument/2006/customXml" ds:itemID="{DAE6ADA1-BD15-4943-963F-C21A8F36A2A2}">
   <ds:schemaRefs>
     <ds:schemaRef ds:uri="http://schemas.microsoft.com/office/2006/metadata/properties"/>
@@ -27072,4 +27026,12 @@
     <ds:schemaRef ds:uri="56c654e7-54e6-4cec-9125-9ecb39084783"/>
   </ds:schemaRefs>
 </ds:datastoreItem>
+</file>
+
+<file path=customXml/itemProps4.xml><?xml version="1.0" encoding="utf-8"?>
+<ds:datastoreItem xmlns:ds="http://schemas.openxmlformats.org/officeDocument/2006/customXml" ds:itemID="{57B83800-9DD8-48E5-B4BC-7F02BDC5F36A}">
+  <ds:schemaRefs>
+    <ds:schemaRef ds:uri="http://schemas.openxmlformats.org/officeDocument/2006/bibliography"/>
+  </ds:schemaRefs>
+</ds:datastoreItem>
 </file>
--- a/Documenti/Documento di progetto finale.docx
+++ b/Documenti/Documento di progetto finale.docx
@@ -17,39 +17,35 @@
           <w:rFonts w:cstheme="minorBidi"/>
           <w:noProof/>
           <w:kern w:val="2"/>
+          <w14:ligatures w14:val="standardContextual"/>
+        </w:rPr>
+      </w:pPr>
+      <w:r>
+        <w:rPr>
           <w:sz w:val="22"/>
           <w:szCs w:val="22"/>
-          <w14:ligatures w14:val="standardContextual"/>
-        </w:rPr>
-      </w:pPr>
+        </w:rPr>
+        <w:fldChar w:fldCharType="begin"/>
+      </w:r>
       <w:r>
         <w:rPr>
           <w:sz w:val="22"/>
           <w:szCs w:val="22"/>
         </w:rPr>
-        <w:fldChar w:fldCharType="begin"/>
+        <w:instrText xml:space="preserve"> TOC \h \z \t "Title 1;1;Subtitle1;2;Subtitle2;3" </w:instrText>
       </w:r>
       <w:r>
         <w:rPr>
           <w:sz w:val="22"/>
           <w:szCs w:val="22"/>
         </w:rPr>
-        <w:instrText xml:space="preserve"> TOC \h \z \t "Title 1;1;Subtitle1;2;Subtitle2;3" </w:instrText>
-      </w:r>
-      <w:r>
-        <w:rPr>
-          <w:sz w:val="22"/>
-          <w:szCs w:val="22"/>
-        </w:rPr>
         <w:fldChar w:fldCharType="separate"/>
       </w:r>
-      <w:hyperlink w:anchor="_Toc221933023" w:history="1">
+      <w:hyperlink w:anchor="_Toc222587094" w:history="1">
         <w:r>
           <w:rPr>
             <w:rStyle w:val="Collegamentoipertestuale"/>
             <w:noProof/>
-            <w:sz w:val="22"/>
-            <w:szCs w:val="22"/>
           </w:rPr>
           <w:t>1.</w:t>
         </w:r>
@@ -58,8 +54,6 @@
             <w:rFonts w:cstheme="minorBidi"/>
             <w:noProof/>
             <w:kern w:val="2"/>
-            <w:sz w:val="22"/>
-            <w:szCs w:val="22"/>
             <w14:ligatures w14:val="standardContextual"/>
           </w:rPr>
           <w:tab/>
@@ -68,8 +62,6 @@
           <w:rPr>
             <w:rStyle w:val="Collegamentoipertestuale"/>
             <w:noProof/>
-            <w:sz w:val="22"/>
-            <w:szCs w:val="22"/>
           </w:rPr>
           <w:t>IDEAZIONE E ANALISI DEI REQUISITI</w:t>
         </w:r>
@@ -77,8 +69,6 @@
           <w:rPr>
             <w:noProof/>
             <w:webHidden/>
-            <w:sz w:val="22"/>
-            <w:szCs w:val="22"/>
           </w:rPr>
           <w:tab/>
         </w:r>
@@ -86,8 +76,6 @@
           <w:rPr>
             <w:noProof/>
             <w:webHidden/>
-            <w:sz w:val="22"/>
-            <w:szCs w:val="22"/>
           </w:rPr>
           <w:fldChar w:fldCharType="begin"/>
         </w:r>
@@ -95,25 +83,19 @@
           <w:rPr>
             <w:noProof/>
             <w:webHidden/>
-            <w:sz w:val="22"/>
-            <w:szCs w:val="22"/>
-          </w:rPr>
-          <w:instrText xml:space="preserve"> PAGEREF _Toc221933023 \h </w:instrText>
+          </w:rPr>
+          <w:instrText xml:space="preserve"> PAGEREF _Toc222587094 \h </w:instrText>
         </w:r>
         <w:r>
           <w:rPr>
             <w:noProof/>
             <w:webHidden/>
-            <w:sz w:val="22"/>
-            <w:szCs w:val="22"/>
           </w:rPr>
         </w:r>
         <w:r>
           <w:rPr>
             <w:noProof/>
             <w:webHidden/>
-            <w:sz w:val="22"/>
-            <w:szCs w:val="22"/>
           </w:rPr>
           <w:fldChar w:fldCharType="separate"/>
         </w:r>
@@ -121,17 +103,13 @@
           <w:rPr>
             <w:noProof/>
             <w:webHidden/>
-            <w:sz w:val="22"/>
-            <w:szCs w:val="22"/>
-          </w:rPr>
-          <w:t>1</w:t>
+          </w:rPr>
+          <w:t>2</w:t>
         </w:r>
         <w:r>
           <w:rPr>
             <w:noProof/>
             <w:webHidden/>
-            <w:sz w:val="22"/>
-            <w:szCs w:val="22"/>
           </w:rPr>
           <w:fldChar w:fldCharType="end"/>
         </w:r>
@@ -148,10 +126,12 @@
           <w:rFonts w:cstheme="minorBidi"/>
           <w:noProof/>
           <w:kern w:val="2"/>
+          <w:sz w:val="24"/>
+          <w:szCs w:val="24"/>
           <w14:ligatures w14:val="standardContextual"/>
         </w:rPr>
       </w:pPr>
-      <w:hyperlink w:anchor="_Toc221933024" w:history="1">
+      <w:hyperlink w:anchor="_Toc222587095" w:history="1">
         <w:r>
           <w:rPr>
             <w:rStyle w:val="Collegamentoipertestuale"/>
@@ -164,6 +144,8 @@
             <w:rFonts w:cstheme="minorBidi"/>
             <w:noProof/>
             <w:kern w:val="2"/>
+            <w:sz w:val="24"/>
+            <w:szCs w:val="24"/>
             <w14:ligatures w14:val="standardContextual"/>
           </w:rPr>
           <w:tab/>
@@ -194,7 +176,7 @@
             <w:noProof/>
             <w:webHidden/>
           </w:rPr>
-          <w:instrText xml:space="preserve"> PAGEREF _Toc221933024 \h </w:instrText>
+          <w:instrText xml:space="preserve"> PAGEREF _Toc222587095 \h </w:instrText>
         </w:r>
         <w:r>
           <w:rPr>
@@ -214,7 +196,7 @@
             <w:noProof/>
             <w:webHidden/>
           </w:rPr>
-          <w:t>1</w:t>
+          <w:t>2</w:t>
         </w:r>
         <w:r>
           <w:rPr>
@@ -236,10 +218,12 @@
           <w:rFonts w:cstheme="minorBidi"/>
           <w:noProof/>
           <w:kern w:val="2"/>
+          <w:sz w:val="24"/>
+          <w:szCs w:val="24"/>
           <w14:ligatures w14:val="standardContextual"/>
         </w:rPr>
       </w:pPr>
-      <w:hyperlink w:anchor="_Toc221933025" w:history="1">
+      <w:hyperlink w:anchor="_Toc222587096" w:history="1">
         <w:r>
           <w:rPr>
             <w:rStyle w:val="Collegamentoipertestuale"/>
@@ -252,6 +236,8 @@
             <w:rFonts w:cstheme="minorBidi"/>
             <w:noProof/>
             <w:kern w:val="2"/>
+            <w:sz w:val="24"/>
+            <w:szCs w:val="24"/>
             <w14:ligatures w14:val="standardContextual"/>
           </w:rPr>
           <w:tab/>
@@ -282,7 +268,7 @@
             <w:noProof/>
             <w:webHidden/>
           </w:rPr>
-          <w:instrText xml:space="preserve"> PAGEREF _Toc221933025 \h </w:instrText>
+          <w:instrText xml:space="preserve"> PAGEREF _Toc222587096 \h </w:instrText>
         </w:r>
         <w:r>
           <w:rPr>
@@ -324,10 +310,12 @@
           <w:rFonts w:cstheme="minorBidi"/>
           <w:noProof/>
           <w:kern w:val="2"/>
+          <w:sz w:val="24"/>
+          <w:szCs w:val="24"/>
           <w14:ligatures w14:val="standardContextual"/>
         </w:rPr>
       </w:pPr>
-      <w:hyperlink w:anchor="_Toc221933026" w:history="1">
+      <w:hyperlink w:anchor="_Toc222587097" w:history="1">
         <w:r>
           <w:rPr>
             <w:rStyle w:val="Collegamentoipertestuale"/>
@@ -340,6 +328,8 @@
             <w:rFonts w:cstheme="minorBidi"/>
             <w:noProof/>
             <w:kern w:val="2"/>
+            <w:sz w:val="24"/>
+            <w:szCs w:val="24"/>
             <w14:ligatures w14:val="standardContextual"/>
           </w:rPr>
           <w:tab/>
@@ -370,7 +360,7 @@
             <w:noProof/>
             <w:webHidden/>
           </w:rPr>
-          <w:instrText xml:space="preserve"> PAGEREF _Toc221933026 \h </w:instrText>
+          <w:instrText xml:space="preserve"> PAGEREF _Toc222587097 \h </w:instrText>
         </w:r>
         <w:r>
           <w:rPr>
@@ -412,10 +402,12 @@
           <w:rFonts w:cstheme="minorBidi"/>
           <w:noProof/>
           <w:kern w:val="2"/>
+          <w:sz w:val="24"/>
+          <w:szCs w:val="24"/>
           <w14:ligatures w14:val="standardContextual"/>
         </w:rPr>
       </w:pPr>
-      <w:hyperlink w:anchor="_Toc221933027" w:history="1">
+      <w:hyperlink w:anchor="_Toc222587098" w:history="1">
         <w:r>
           <w:rPr>
             <w:rStyle w:val="Collegamentoipertestuale"/>
@@ -428,6 +420,8 @@
             <w:rFonts w:cstheme="minorBidi"/>
             <w:noProof/>
             <w:kern w:val="2"/>
+            <w:sz w:val="24"/>
+            <w:szCs w:val="24"/>
             <w14:ligatures w14:val="standardContextual"/>
           </w:rPr>
           <w:tab/>
@@ -458,7 +452,7 @@
             <w:noProof/>
             <w:webHidden/>
           </w:rPr>
-          <w:instrText xml:space="preserve"> PAGEREF _Toc221933027 \h </w:instrText>
+          <w:instrText xml:space="preserve"> PAGEREF _Toc222587098 \h </w:instrText>
         </w:r>
         <w:r>
           <w:rPr>
@@ -500,10 +494,12 @@
           <w:rFonts w:cstheme="minorBidi"/>
           <w:noProof/>
           <w:kern w:val="2"/>
+          <w:sz w:val="24"/>
+          <w:szCs w:val="24"/>
           <w14:ligatures w14:val="standardContextual"/>
         </w:rPr>
       </w:pPr>
-      <w:hyperlink w:anchor="_Toc221933028" w:history="1">
+      <w:hyperlink w:anchor="_Toc222587099" w:history="1">
         <w:r>
           <w:rPr>
             <w:rStyle w:val="Collegamentoipertestuale"/>
@@ -516,6 +512,8 @@
             <w:rFonts w:cstheme="minorBidi"/>
             <w:noProof/>
             <w:kern w:val="2"/>
+            <w:sz w:val="24"/>
+            <w:szCs w:val="24"/>
             <w14:ligatures w14:val="standardContextual"/>
           </w:rPr>
           <w:tab/>
@@ -546,7 +544,7 @@
             <w:noProof/>
             <w:webHidden/>
           </w:rPr>
-          <w:instrText xml:space="preserve"> PAGEREF _Toc221933028 \h </w:instrText>
+          <w:instrText xml:space="preserve"> PAGEREF _Toc222587099 \h </w:instrText>
         </w:r>
         <w:r>
           <w:rPr>
@@ -588,11 +586,13 @@
           <w:rFonts w:eastAsiaTheme="minorEastAsia"/>
           <w:noProof/>
           <w:kern w:val="2"/>
+          <w:sz w:val="24"/>
+          <w:szCs w:val="24"/>
           <w:lang w:eastAsia="it-IT"/>
           <w14:ligatures w14:val="standardContextual"/>
         </w:rPr>
       </w:pPr>
-      <w:hyperlink w:anchor="_Toc221933029" w:history="1">
+      <w:hyperlink w:anchor="_Toc222587100" w:history="1">
         <w:r>
           <w:rPr>
             <w:rStyle w:val="Collegamentoipertestuale"/>
@@ -605,6 +605,8 @@
             <w:rFonts w:eastAsiaTheme="minorEastAsia"/>
             <w:noProof/>
             <w:kern w:val="2"/>
+            <w:sz w:val="24"/>
+            <w:szCs w:val="24"/>
             <w:lang w:eastAsia="it-IT"/>
             <w14:ligatures w14:val="standardContextual"/>
           </w:rPr>
@@ -636,7 +638,7 @@
             <w:noProof/>
             <w:webHidden/>
           </w:rPr>
-          <w:instrText xml:space="preserve"> PAGEREF _Toc221933029 \h </w:instrText>
+          <w:instrText xml:space="preserve"> PAGEREF _Toc222587100 \h </w:instrText>
         </w:r>
         <w:r>
           <w:rPr>
@@ -678,11 +680,13 @@
           <w:rFonts w:eastAsiaTheme="minorEastAsia"/>
           <w:noProof/>
           <w:kern w:val="2"/>
+          <w:sz w:val="24"/>
+          <w:szCs w:val="24"/>
           <w:lang w:eastAsia="it-IT"/>
           <w14:ligatures w14:val="standardContextual"/>
         </w:rPr>
       </w:pPr>
-      <w:hyperlink w:anchor="_Toc221933030" w:history="1">
+      <w:hyperlink w:anchor="_Toc222587101" w:history="1">
         <w:r>
           <w:rPr>
             <w:rStyle w:val="Collegamentoipertestuale"/>
@@ -695,6 +699,8 @@
             <w:rFonts w:eastAsiaTheme="minorEastAsia"/>
             <w:noProof/>
             <w:kern w:val="2"/>
+            <w:sz w:val="24"/>
+            <w:szCs w:val="24"/>
             <w:lang w:eastAsia="it-IT"/>
             <w14:ligatures w14:val="standardContextual"/>
           </w:rPr>
@@ -726,7 +732,7 @@
             <w:noProof/>
             <w:webHidden/>
           </w:rPr>
-          <w:instrText xml:space="preserve"> PAGEREF _Toc221933030 \h </w:instrText>
+          <w:instrText xml:space="preserve"> PAGEREF _Toc222587101 \h </w:instrText>
         </w:r>
         <w:r>
           <w:rPr>
@@ -768,11 +774,13 @@
           <w:rFonts w:eastAsiaTheme="minorEastAsia"/>
           <w:noProof/>
           <w:kern w:val="2"/>
+          <w:sz w:val="24"/>
+          <w:szCs w:val="24"/>
           <w:lang w:eastAsia="it-IT"/>
           <w14:ligatures w14:val="standardContextual"/>
         </w:rPr>
       </w:pPr>
-      <w:hyperlink w:anchor="_Toc221933031" w:history="1">
+      <w:hyperlink w:anchor="_Toc222587102" w:history="1">
         <w:r>
           <w:rPr>
             <w:rStyle w:val="Collegamentoipertestuale"/>
@@ -785,6 +793,8 @@
             <w:rFonts w:eastAsiaTheme="minorEastAsia"/>
             <w:noProof/>
             <w:kern w:val="2"/>
+            <w:sz w:val="24"/>
+            <w:szCs w:val="24"/>
             <w:lang w:eastAsia="it-IT"/>
             <w14:ligatures w14:val="standardContextual"/>
           </w:rPr>
@@ -816,7 +826,7 @@
             <w:noProof/>
             <w:webHidden/>
           </w:rPr>
-          <w:instrText xml:space="preserve"> PAGEREF _Toc221933031 \h </w:instrText>
+          <w:instrText xml:space="preserve"> PAGEREF _Toc222587102 \h </w:instrText>
         </w:r>
         <w:r>
           <w:rPr>
@@ -858,11 +868,13 @@
           <w:rFonts w:eastAsiaTheme="minorEastAsia"/>
           <w:noProof/>
           <w:kern w:val="2"/>
+          <w:sz w:val="24"/>
+          <w:szCs w:val="24"/>
           <w:lang w:eastAsia="it-IT"/>
           <w14:ligatures w14:val="standardContextual"/>
         </w:rPr>
       </w:pPr>
-      <w:hyperlink w:anchor="_Toc221933032" w:history="1">
+      <w:hyperlink w:anchor="_Toc222587103" w:history="1">
         <w:r>
           <w:rPr>
             <w:rStyle w:val="Collegamentoipertestuale"/>
@@ -875,6 +887,8 @@
             <w:rFonts w:eastAsiaTheme="minorEastAsia"/>
             <w:noProof/>
             <w:kern w:val="2"/>
+            <w:sz w:val="24"/>
+            <w:szCs w:val="24"/>
             <w:lang w:eastAsia="it-IT"/>
             <w14:ligatures w14:val="standardContextual"/>
           </w:rPr>
@@ -906,7 +920,7 @@
             <w:noProof/>
             <w:webHidden/>
           </w:rPr>
-          <w:instrText xml:space="preserve"> PAGEREF _Toc221933032 \h </w:instrText>
+          <w:instrText xml:space="preserve"> PAGEREF _Toc222587103 \h </w:instrText>
         </w:r>
         <w:r>
           <w:rPr>
@@ -948,11 +962,13 @@
           <w:rFonts w:eastAsiaTheme="minorEastAsia"/>
           <w:noProof/>
           <w:kern w:val="2"/>
+          <w:sz w:val="24"/>
+          <w:szCs w:val="24"/>
           <w:lang w:eastAsia="it-IT"/>
           <w14:ligatures w14:val="standardContextual"/>
         </w:rPr>
       </w:pPr>
-      <w:hyperlink w:anchor="_Toc221933033" w:history="1">
+      <w:hyperlink w:anchor="_Toc222587104" w:history="1">
         <w:r>
           <w:rPr>
             <w:rStyle w:val="Collegamentoipertestuale"/>
@@ -965,6 +981,8 @@
             <w:rFonts w:eastAsiaTheme="minorEastAsia"/>
             <w:noProof/>
             <w:kern w:val="2"/>
+            <w:sz w:val="24"/>
+            <w:szCs w:val="24"/>
             <w:lang w:eastAsia="it-IT"/>
             <w14:ligatures w14:val="standardContextual"/>
           </w:rPr>
@@ -996,7 +1014,7 @@
             <w:noProof/>
             <w:webHidden/>
           </w:rPr>
-          <w:instrText xml:space="preserve"> PAGEREF _Toc221933033 \h </w:instrText>
+          <w:instrText xml:space="preserve"> PAGEREF _Toc222587104 \h </w:instrText>
         </w:r>
         <w:r>
           <w:rPr>
@@ -1038,10 +1056,12 @@
           <w:rFonts w:cstheme="minorBidi"/>
           <w:noProof/>
           <w:kern w:val="2"/>
+          <w:sz w:val="24"/>
+          <w:szCs w:val="24"/>
           <w14:ligatures w14:val="standardContextual"/>
         </w:rPr>
       </w:pPr>
-      <w:hyperlink w:anchor="_Toc221933034" w:history="1">
+      <w:hyperlink w:anchor="_Toc222587105" w:history="1">
         <w:r>
           <w:rPr>
             <w:rStyle w:val="Collegamentoipertestuale"/>
@@ -1054,6 +1074,8 @@
             <w:rFonts w:cstheme="minorBidi"/>
             <w:noProof/>
             <w:kern w:val="2"/>
+            <w:sz w:val="24"/>
+            <w:szCs w:val="24"/>
             <w14:ligatures w14:val="standardContextual"/>
           </w:rPr>
           <w:tab/>
@@ -1084,7 +1106,7 @@
             <w:noProof/>
             <w:webHidden/>
           </w:rPr>
-          <w:instrText xml:space="preserve"> PAGEREF _Toc221933034 \h </w:instrText>
+          <w:instrText xml:space="preserve"> PAGEREF _Toc222587105 \h </w:instrText>
         </w:r>
         <w:r>
           <w:rPr>
@@ -1104,7 +1126,7 @@
             <w:noProof/>
             <w:webHidden/>
           </w:rPr>
-          <w:t>10</w:t>
+          <w:t>11</w:t>
         </w:r>
         <w:r>
           <w:rPr>
@@ -1126,11 +1148,13 @@
           <w:rFonts w:eastAsiaTheme="minorEastAsia"/>
           <w:noProof/>
           <w:kern w:val="2"/>
+          <w:sz w:val="24"/>
+          <w:szCs w:val="24"/>
           <w:lang w:eastAsia="it-IT"/>
           <w14:ligatures w14:val="standardContextual"/>
         </w:rPr>
       </w:pPr>
-      <w:hyperlink w:anchor="_Toc221933035" w:history="1">
+      <w:hyperlink w:anchor="_Toc222587106" w:history="1">
         <w:r>
           <w:rPr>
             <w:rStyle w:val="Collegamentoipertestuale"/>
@@ -1143,6 +1167,8 @@
             <w:rFonts w:eastAsiaTheme="minorEastAsia"/>
             <w:noProof/>
             <w:kern w:val="2"/>
+            <w:sz w:val="24"/>
+            <w:szCs w:val="24"/>
             <w:lang w:eastAsia="it-IT"/>
             <w14:ligatures w14:val="standardContextual"/>
           </w:rPr>
@@ -1174,7 +1200,7 @@
             <w:noProof/>
             <w:webHidden/>
           </w:rPr>
-          <w:instrText xml:space="preserve"> PAGEREF _Toc221933035 \h </w:instrText>
+          <w:instrText xml:space="preserve"> PAGEREF _Toc222587106 \h </w:instrText>
         </w:r>
         <w:r>
           <w:rPr>
@@ -1194,7 +1220,7 @@
             <w:noProof/>
             <w:webHidden/>
           </w:rPr>
-          <w:t>10</w:t>
+          <w:t>11</w:t>
         </w:r>
         <w:r>
           <w:rPr>
@@ -1216,11 +1242,13 @@
           <w:rFonts w:eastAsiaTheme="minorEastAsia"/>
           <w:noProof/>
           <w:kern w:val="2"/>
+          <w:sz w:val="24"/>
+          <w:szCs w:val="24"/>
           <w:lang w:eastAsia="it-IT"/>
           <w14:ligatures w14:val="standardContextual"/>
         </w:rPr>
       </w:pPr>
-      <w:hyperlink w:anchor="_Toc221933036" w:history="1">
+      <w:hyperlink w:anchor="_Toc222587107" w:history="1">
         <w:r>
           <w:rPr>
             <w:rStyle w:val="Collegamentoipertestuale"/>
@@ -1233,6 +1261,8 @@
             <w:rFonts w:eastAsiaTheme="minorEastAsia"/>
             <w:noProof/>
             <w:kern w:val="2"/>
+            <w:sz w:val="24"/>
+            <w:szCs w:val="24"/>
             <w:lang w:eastAsia="it-IT"/>
             <w14:ligatures w14:val="standardContextual"/>
           </w:rPr>
@@ -1264,7 +1294,7 @@
             <w:noProof/>
             <w:webHidden/>
           </w:rPr>
-          <w:instrText xml:space="preserve"> PAGEREF _Toc221933036 \h </w:instrText>
+          <w:instrText xml:space="preserve"> PAGEREF _Toc222587107 \h </w:instrText>
         </w:r>
         <w:r>
           <w:rPr>
@@ -1306,11 +1336,13 @@
           <w:rFonts w:eastAsiaTheme="minorEastAsia"/>
           <w:noProof/>
           <w:kern w:val="2"/>
+          <w:sz w:val="24"/>
+          <w:szCs w:val="24"/>
           <w:lang w:eastAsia="it-IT"/>
           <w14:ligatures w14:val="standardContextual"/>
         </w:rPr>
       </w:pPr>
-      <w:hyperlink w:anchor="_Toc221933037" w:history="1">
+      <w:hyperlink w:anchor="_Toc222587108" w:history="1">
         <w:r>
           <w:rPr>
             <w:rStyle w:val="Collegamentoipertestuale"/>
@@ -1323,6 +1355,8 @@
             <w:rFonts w:eastAsiaTheme="minorEastAsia"/>
             <w:noProof/>
             <w:kern w:val="2"/>
+            <w:sz w:val="24"/>
+            <w:szCs w:val="24"/>
             <w:lang w:eastAsia="it-IT"/>
             <w14:ligatures w14:val="standardContextual"/>
           </w:rPr>
@@ -1354,7 +1388,7 @@
             <w:noProof/>
             <w:webHidden/>
           </w:rPr>
-          <w:instrText xml:space="preserve"> PAGEREF _Toc221933037 \h </w:instrText>
+          <w:instrText xml:space="preserve"> PAGEREF _Toc222587108 \h </w:instrText>
         </w:r>
         <w:r>
           <w:rPr>
@@ -1396,11 +1430,13 @@
           <w:rFonts w:eastAsiaTheme="minorEastAsia"/>
           <w:noProof/>
           <w:kern w:val="2"/>
+          <w:sz w:val="24"/>
+          <w:szCs w:val="24"/>
           <w:lang w:eastAsia="it-IT"/>
           <w14:ligatures w14:val="standardContextual"/>
         </w:rPr>
       </w:pPr>
-      <w:hyperlink w:anchor="_Toc221933038" w:history="1">
+      <w:hyperlink w:anchor="_Toc222587109" w:history="1">
         <w:r>
           <w:rPr>
             <w:rStyle w:val="Collegamentoipertestuale"/>
@@ -1413,6 +1449,8 @@
             <w:rFonts w:eastAsiaTheme="minorEastAsia"/>
             <w:noProof/>
             <w:kern w:val="2"/>
+            <w:sz w:val="24"/>
+            <w:szCs w:val="24"/>
             <w:lang w:eastAsia="it-IT"/>
             <w14:ligatures w14:val="standardContextual"/>
           </w:rPr>
@@ -1444,7 +1482,7 @@
             <w:noProof/>
             <w:webHidden/>
           </w:rPr>
-          <w:instrText xml:space="preserve"> PAGEREF _Toc221933038 \h </w:instrText>
+          <w:instrText xml:space="preserve"> PAGEREF _Toc222587109 \h </w:instrText>
         </w:r>
         <w:r>
           <w:rPr>
@@ -1486,11 +1524,13 @@
           <w:rFonts w:eastAsiaTheme="minorEastAsia"/>
           <w:noProof/>
           <w:kern w:val="2"/>
+          <w:sz w:val="24"/>
+          <w:szCs w:val="24"/>
           <w:lang w:eastAsia="it-IT"/>
           <w14:ligatures w14:val="standardContextual"/>
         </w:rPr>
       </w:pPr>
-      <w:hyperlink w:anchor="_Toc221933039" w:history="1">
+      <w:hyperlink w:anchor="_Toc222587110" w:history="1">
         <w:r>
           <w:rPr>
             <w:rStyle w:val="Collegamentoipertestuale"/>
@@ -1503,6 +1543,8 @@
             <w:rFonts w:eastAsiaTheme="minorEastAsia"/>
             <w:noProof/>
             <w:kern w:val="2"/>
+            <w:sz w:val="24"/>
+            <w:szCs w:val="24"/>
             <w:lang w:eastAsia="it-IT"/>
             <w14:ligatures w14:val="standardContextual"/>
           </w:rPr>
@@ -1534,7 +1576,7 @@
             <w:noProof/>
             <w:webHidden/>
           </w:rPr>
-          <w:instrText xml:space="preserve"> PAGEREF _Toc221933039 \h </w:instrText>
+          <w:instrText xml:space="preserve"> PAGEREF _Toc222587110 \h </w:instrText>
         </w:r>
         <w:r>
           <w:rPr>
@@ -1576,10 +1618,12 @@
           <w:rFonts w:cstheme="minorBidi"/>
           <w:noProof/>
           <w:kern w:val="2"/>
+          <w:sz w:val="24"/>
+          <w:szCs w:val="24"/>
           <w14:ligatures w14:val="standardContextual"/>
         </w:rPr>
       </w:pPr>
-      <w:hyperlink w:anchor="_Toc221933040" w:history="1">
+      <w:hyperlink w:anchor="_Toc222587111" w:history="1">
         <w:r>
           <w:rPr>
             <w:rStyle w:val="Collegamentoipertestuale"/>
@@ -1592,6 +1636,8 @@
             <w:rFonts w:cstheme="minorBidi"/>
             <w:noProof/>
             <w:kern w:val="2"/>
+            <w:sz w:val="24"/>
+            <w:szCs w:val="24"/>
             <w14:ligatures w14:val="standardContextual"/>
           </w:rPr>
           <w:tab/>
@@ -1622,7 +1668,7 @@
             <w:noProof/>
             <w:webHidden/>
           </w:rPr>
-          <w:instrText xml:space="preserve"> PAGEREF _Toc221933040 \h </w:instrText>
+          <w:instrText xml:space="preserve"> PAGEREF _Toc222587111 \h </w:instrText>
         </w:r>
         <w:r>
           <w:rPr>
@@ -1660,18 +1706,14 @@
           <w:rFonts w:cstheme="minorBidi"/>
           <w:noProof/>
           <w:kern w:val="2"/>
-          <w:sz w:val="22"/>
-          <w:szCs w:val="22"/>
           <w14:ligatures w14:val="standardContextual"/>
         </w:rPr>
       </w:pPr>
-      <w:hyperlink w:anchor="_Toc221933041" w:history="1">
+      <w:hyperlink w:anchor="_Toc222587112" w:history="1">
         <w:r>
           <w:rPr>
             <w:rStyle w:val="Collegamentoipertestuale"/>
             <w:noProof/>
-            <w:sz w:val="22"/>
-            <w:szCs w:val="22"/>
           </w:rPr>
           <w:t>2.</w:t>
         </w:r>
@@ -1680,8 +1722,6 @@
             <w:rFonts w:cstheme="minorBidi"/>
             <w:noProof/>
             <w:kern w:val="2"/>
-            <w:sz w:val="22"/>
-            <w:szCs w:val="22"/>
             <w14:ligatures w14:val="standardContextual"/>
           </w:rPr>
           <w:tab/>
@@ -1690,8 +1730,6 @@
           <w:rPr>
             <w:rStyle w:val="Collegamentoipertestuale"/>
             <w:noProof/>
-            <w:sz w:val="22"/>
-            <w:szCs w:val="22"/>
           </w:rPr>
           <w:t>ANALISI ORIENTATA AGLI OGGETTI</w:t>
         </w:r>
@@ -1699,8 +1737,6 @@
           <w:rPr>
             <w:noProof/>
             <w:webHidden/>
-            <w:sz w:val="22"/>
-            <w:szCs w:val="22"/>
           </w:rPr>
           <w:tab/>
         </w:r>
@@ -1708,8 +1744,6 @@
           <w:rPr>
             <w:noProof/>
             <w:webHidden/>
-            <w:sz w:val="22"/>
-            <w:szCs w:val="22"/>
           </w:rPr>
           <w:fldChar w:fldCharType="begin"/>
         </w:r>
@@ -1717,25 +1751,19 @@
           <w:rPr>
             <w:noProof/>
             <w:webHidden/>
-            <w:sz w:val="22"/>
-            <w:szCs w:val="22"/>
-          </w:rPr>
-          <w:instrText xml:space="preserve"> PAGEREF _Toc221933041 \h </w:instrText>
+          </w:rPr>
+          <w:instrText xml:space="preserve"> PAGEREF _Toc222587112 \h </w:instrText>
         </w:r>
         <w:r>
           <w:rPr>
             <w:noProof/>
             <w:webHidden/>
-            <w:sz w:val="22"/>
-            <w:szCs w:val="22"/>
           </w:rPr>
         </w:r>
         <w:r>
           <w:rPr>
             <w:noProof/>
             <w:webHidden/>
-            <w:sz w:val="22"/>
-            <w:szCs w:val="22"/>
           </w:rPr>
           <w:fldChar w:fldCharType="separate"/>
         </w:r>
@@ -1743,8 +1771,6 @@
           <w:rPr>
             <w:noProof/>
             <w:webHidden/>
-            <w:sz w:val="22"/>
-            <w:szCs w:val="22"/>
           </w:rPr>
           <w:t>13</w:t>
         </w:r>
@@ -1752,8 +1778,6 @@
           <w:rPr>
             <w:noProof/>
             <w:webHidden/>
-            <w:sz w:val="22"/>
-            <w:szCs w:val="22"/>
           </w:rPr>
           <w:fldChar w:fldCharType="end"/>
         </w:r>
@@ -1770,10 +1794,12 @@
           <w:rFonts w:cstheme="minorBidi"/>
           <w:noProof/>
           <w:kern w:val="2"/>
+          <w:sz w:val="24"/>
+          <w:szCs w:val="24"/>
           <w14:ligatures w14:val="standardContextual"/>
         </w:rPr>
       </w:pPr>
-      <w:hyperlink w:anchor="_Toc221933042" w:history="1">
+      <w:hyperlink w:anchor="_Toc222587113" w:history="1">
         <w:r>
           <w:rPr>
             <w:rStyle w:val="Collegamentoipertestuale"/>
@@ -1786,6 +1812,8 @@
             <w:rFonts w:cstheme="minorBidi"/>
             <w:noProof/>
             <w:kern w:val="2"/>
+            <w:sz w:val="24"/>
+            <w:szCs w:val="24"/>
             <w14:ligatures w14:val="standardContextual"/>
           </w:rPr>
           <w:tab/>
@@ -1816,7 +1844,7 @@
             <w:noProof/>
             <w:webHidden/>
           </w:rPr>
-          <w:instrText xml:space="preserve"> PAGEREF _Toc221933042 \h </w:instrText>
+          <w:instrText xml:space="preserve"> PAGEREF _Toc222587113 \h </w:instrText>
         </w:r>
         <w:r>
           <w:rPr>
@@ -1858,10 +1886,12 @@
           <w:rFonts w:cstheme="minorBidi"/>
           <w:noProof/>
           <w:kern w:val="2"/>
+          <w:sz w:val="24"/>
+          <w:szCs w:val="24"/>
           <w14:ligatures w14:val="standardContextual"/>
         </w:rPr>
       </w:pPr>
-      <w:hyperlink w:anchor="_Toc221933043" w:history="1">
+      <w:hyperlink w:anchor="_Toc222587114" w:history="1">
         <w:r>
           <w:rPr>
             <w:rStyle w:val="Collegamentoipertestuale"/>
@@ -1874,6 +1904,8 @@
             <w:rFonts w:cstheme="minorBidi"/>
             <w:noProof/>
             <w:kern w:val="2"/>
+            <w:sz w:val="24"/>
+            <w:szCs w:val="24"/>
             <w14:ligatures w14:val="standardContextual"/>
           </w:rPr>
           <w:tab/>
@@ -1904,7 +1936,7 @@
             <w:noProof/>
             <w:webHidden/>
           </w:rPr>
-          <w:instrText xml:space="preserve"> PAGEREF _Toc221933043 \h </w:instrText>
+          <w:instrText xml:space="preserve"> PAGEREF _Toc222587114 \h </w:instrText>
         </w:r>
         <w:r>
           <w:rPr>
@@ -1924,7 +1956,7 @@
             <w:noProof/>
             <w:webHidden/>
           </w:rPr>
-          <w:t>14</w:t>
+          <w:t>15</w:t>
         </w:r>
         <w:r>
           <w:rPr>
@@ -1946,10 +1978,12 @@
           <w:rFonts w:cstheme="minorBidi"/>
           <w:noProof/>
           <w:kern w:val="2"/>
+          <w:sz w:val="24"/>
+          <w:szCs w:val="24"/>
           <w14:ligatures w14:val="standardContextual"/>
         </w:rPr>
       </w:pPr>
-      <w:hyperlink w:anchor="_Toc221933044" w:history="1">
+      <w:hyperlink w:anchor="_Toc222587115" w:history="1">
         <w:r>
           <w:rPr>
             <w:rStyle w:val="Collegamentoipertestuale"/>
@@ -1962,6 +1996,8 @@
             <w:rFonts w:cstheme="minorBidi"/>
             <w:noProof/>
             <w:kern w:val="2"/>
+            <w:sz w:val="24"/>
+            <w:szCs w:val="24"/>
             <w14:ligatures w14:val="standardContextual"/>
           </w:rPr>
           <w:tab/>
@@ -1992,7 +2028,7 @@
             <w:noProof/>
             <w:webHidden/>
           </w:rPr>
-          <w:instrText xml:space="preserve"> PAGEREF _Toc221933044 \h </w:instrText>
+          <w:instrText xml:space="preserve"> PAGEREF _Toc222587115 \h </w:instrText>
         </w:r>
         <w:r>
           <w:rPr>
@@ -2030,18 +2066,14 @@
           <w:rFonts w:cstheme="minorBidi"/>
           <w:noProof/>
           <w:kern w:val="2"/>
-          <w:sz w:val="22"/>
-          <w:szCs w:val="22"/>
           <w14:ligatures w14:val="standardContextual"/>
         </w:rPr>
       </w:pPr>
-      <w:hyperlink w:anchor="_Toc221933045" w:history="1">
+      <w:hyperlink w:anchor="_Toc222587116" w:history="1">
         <w:r>
           <w:rPr>
             <w:rStyle w:val="Collegamentoipertestuale"/>
             <w:noProof/>
-            <w:sz w:val="22"/>
-            <w:szCs w:val="22"/>
           </w:rPr>
           <w:t>3.</w:t>
         </w:r>
@@ -2050,8 +2082,6 @@
             <w:rFonts w:cstheme="minorBidi"/>
             <w:noProof/>
             <w:kern w:val="2"/>
-            <w:sz w:val="22"/>
-            <w:szCs w:val="22"/>
             <w14:ligatures w14:val="standardContextual"/>
           </w:rPr>
           <w:tab/>
@@ -2060,8 +2090,6 @@
           <w:rPr>
             <w:rStyle w:val="Collegamentoipertestuale"/>
             <w:noProof/>
-            <w:sz w:val="22"/>
-            <w:szCs w:val="22"/>
           </w:rPr>
           <w:t>MODELLO DI DOMINIO</w:t>
         </w:r>
@@ -2069,8 +2097,6 @@
           <w:rPr>
             <w:noProof/>
             <w:webHidden/>
-            <w:sz w:val="22"/>
-            <w:szCs w:val="22"/>
           </w:rPr>
           <w:tab/>
         </w:r>
@@ -2078,8 +2104,6 @@
           <w:rPr>
             <w:noProof/>
             <w:webHidden/>
-            <w:sz w:val="22"/>
-            <w:szCs w:val="22"/>
           </w:rPr>
           <w:fldChar w:fldCharType="begin"/>
         </w:r>
@@ -2087,25 +2111,19 @@
           <w:rPr>
             <w:noProof/>
             <w:webHidden/>
-            <w:sz w:val="22"/>
-            <w:szCs w:val="22"/>
-          </w:rPr>
-          <w:instrText xml:space="preserve"> PAGEREF _Toc221933045 \h </w:instrText>
+          </w:rPr>
+          <w:instrText xml:space="preserve"> PAGEREF _Toc222587116 \h </w:instrText>
         </w:r>
         <w:r>
           <w:rPr>
             <w:noProof/>
             <w:webHidden/>
-            <w:sz w:val="22"/>
-            <w:szCs w:val="22"/>
           </w:rPr>
         </w:r>
         <w:r>
           <w:rPr>
             <w:noProof/>
             <w:webHidden/>
-            <w:sz w:val="22"/>
-            <w:szCs w:val="22"/>
           </w:rPr>
           <w:fldChar w:fldCharType="separate"/>
         </w:r>
@@ -2113,17 +2131,13 @@
           <w:rPr>
             <w:noProof/>
             <w:webHidden/>
-            <w:sz w:val="22"/>
-            <w:szCs w:val="22"/>
-          </w:rPr>
-          <w:t>23</w:t>
+          </w:rPr>
+          <w:t>24</w:t>
         </w:r>
         <w:r>
           <w:rPr>
             <w:noProof/>
             <w:webHidden/>
-            <w:sz w:val="22"/>
-            <w:szCs w:val="22"/>
           </w:rPr>
           <w:fldChar w:fldCharType="end"/>
         </w:r>
@@ -2140,10 +2154,12 @@
           <w:rFonts w:cstheme="minorBidi"/>
           <w:noProof/>
           <w:kern w:val="2"/>
+          <w:sz w:val="24"/>
+          <w:szCs w:val="24"/>
           <w14:ligatures w14:val="standardContextual"/>
         </w:rPr>
       </w:pPr>
-      <w:hyperlink w:anchor="_Toc221933046" w:history="1">
+      <w:hyperlink w:anchor="_Toc222587117" w:history="1">
         <w:r>
           <w:rPr>
             <w:rStyle w:val="Collegamentoipertestuale"/>
@@ -2156,6 +2172,8 @@
             <w:rFonts w:cstheme="minorBidi"/>
             <w:noProof/>
             <w:kern w:val="2"/>
+            <w:sz w:val="24"/>
+            <w:szCs w:val="24"/>
             <w14:ligatures w14:val="standardContextual"/>
           </w:rPr>
           <w:tab/>
@@ -2186,7 +2204,7 @@
             <w:noProof/>
             <w:webHidden/>
           </w:rPr>
-          <w:instrText xml:space="preserve"> PAGEREF _Toc221933046 \h </w:instrText>
+          <w:instrText xml:space="preserve"> PAGEREF _Toc222587117 \h </w:instrText>
         </w:r>
         <w:r>
           <w:rPr>
@@ -2206,7 +2224,7 @@
             <w:noProof/>
             <w:webHidden/>
           </w:rPr>
-          <w:t>23</w:t>
+          <w:t>24</w:t>
         </w:r>
         <w:r>
           <w:rPr>
@@ -2228,10 +2246,12 @@
           <w:rFonts w:cstheme="minorBidi"/>
           <w:noProof/>
           <w:kern w:val="2"/>
+          <w:sz w:val="24"/>
+          <w:szCs w:val="24"/>
           <w14:ligatures w14:val="standardContextual"/>
         </w:rPr>
       </w:pPr>
-      <w:hyperlink w:anchor="_Toc221933047" w:history="1">
+      <w:hyperlink w:anchor="_Toc222587118" w:history="1">
         <w:r>
           <w:rPr>
             <w:rStyle w:val="Collegamentoipertestuale"/>
@@ -2244,6 +2264,8 @@
             <w:rFonts w:cstheme="minorBidi"/>
             <w:noProof/>
             <w:kern w:val="2"/>
+            <w:sz w:val="24"/>
+            <w:szCs w:val="24"/>
             <w14:ligatures w14:val="standardContextual"/>
           </w:rPr>
           <w:tab/>
@@ -2274,7 +2296,7 @@
             <w:noProof/>
             <w:webHidden/>
           </w:rPr>
-          <w:instrText xml:space="preserve"> PAGEREF _Toc221933047 \h </w:instrText>
+          <w:instrText xml:space="preserve"> PAGEREF _Toc222587118 \h </w:instrText>
         </w:r>
         <w:r>
           <w:rPr>
@@ -2294,7 +2316,7 @@
             <w:noProof/>
             <w:webHidden/>
           </w:rPr>
-          <w:t>24</w:t>
+          <w:t>25</w:t>
         </w:r>
         <w:r>
           <w:rPr>
@@ -2312,18 +2334,14 @@
           <w:rFonts w:cstheme="minorBidi"/>
           <w:noProof/>
           <w:kern w:val="2"/>
-          <w:sz w:val="22"/>
-          <w:szCs w:val="22"/>
           <w14:ligatures w14:val="standardContextual"/>
         </w:rPr>
       </w:pPr>
-      <w:hyperlink w:anchor="_Toc221933048" w:history="1">
+      <w:hyperlink w:anchor="_Toc222587119" w:history="1">
         <w:r>
           <w:rPr>
             <w:rStyle w:val="Collegamentoipertestuale"/>
             <w:noProof/>
-            <w:sz w:val="22"/>
-            <w:szCs w:val="22"/>
           </w:rPr>
           <w:t>4.</w:t>
         </w:r>
@@ -2332,8 +2350,6 @@
             <w:rFonts w:cstheme="minorBidi"/>
             <w:noProof/>
             <w:kern w:val="2"/>
-            <w:sz w:val="22"/>
-            <w:szCs w:val="22"/>
             <w14:ligatures w14:val="standardContextual"/>
           </w:rPr>
           <w:tab/>
@@ -2342,17 +2358,13 @@
           <w:rPr>
             <w:rStyle w:val="Collegamentoipertestuale"/>
             <w:noProof/>
-            <w:sz w:val="22"/>
-            <w:szCs w:val="22"/>
-          </w:rPr>
-          <w:t>Aggiunta di un’operazione al calendario</w:t>
+          </w:rPr>
+          <w:t>TESTING</w:t>
         </w:r>
         <w:r>
           <w:rPr>
             <w:noProof/>
             <w:webHidden/>
-            <w:sz w:val="22"/>
-            <w:szCs w:val="22"/>
           </w:rPr>
           <w:tab/>
         </w:r>
@@ -2360,8 +2372,6 @@
           <w:rPr>
             <w:noProof/>
             <w:webHidden/>
-            <w:sz w:val="22"/>
-            <w:szCs w:val="22"/>
           </w:rPr>
           <w:fldChar w:fldCharType="begin"/>
         </w:r>
@@ -2369,25 +2379,19 @@
           <w:rPr>
             <w:noProof/>
             <w:webHidden/>
-            <w:sz w:val="22"/>
-            <w:szCs w:val="22"/>
-          </w:rPr>
-          <w:instrText xml:space="preserve"> PAGEREF _Toc221933048 \h </w:instrText>
+          </w:rPr>
+          <w:instrText xml:space="preserve"> PAGEREF _Toc222587119 \h </w:instrText>
         </w:r>
         <w:r>
           <w:rPr>
             <w:noProof/>
             <w:webHidden/>
-            <w:sz w:val="22"/>
-            <w:szCs w:val="22"/>
           </w:rPr>
         </w:r>
         <w:r>
           <w:rPr>
             <w:noProof/>
             <w:webHidden/>
-            <w:sz w:val="22"/>
-            <w:szCs w:val="22"/>
           </w:rPr>
           <w:fldChar w:fldCharType="separate"/>
         </w:r>
@@ -2395,17 +2399,13 @@
           <w:rPr>
             <w:noProof/>
             <w:webHidden/>
-            <w:sz w:val="22"/>
-            <w:szCs w:val="22"/>
-          </w:rPr>
-          <w:t>28</w:t>
+          </w:rPr>
+          <w:t>29</w:t>
         </w:r>
         <w:r>
           <w:rPr>
             <w:noProof/>
             <w:webHidden/>
-            <w:sz w:val="22"/>
-            <w:szCs w:val="22"/>
           </w:rPr>
           <w:fldChar w:fldCharType="end"/>
         </w:r>
@@ -2418,18 +2418,14 @@
           <w:rFonts w:cstheme="minorBidi"/>
           <w:noProof/>
           <w:kern w:val="2"/>
-          <w:sz w:val="22"/>
-          <w:szCs w:val="22"/>
           <w14:ligatures w14:val="standardContextual"/>
         </w:rPr>
       </w:pPr>
-      <w:hyperlink w:anchor="_Toc221933049" w:history="1">
+      <w:hyperlink w:anchor="_Toc222587120" w:history="1">
         <w:r>
           <w:rPr>
             <w:rStyle w:val="Collegamentoipertestuale"/>
             <w:noProof/>
-            <w:sz w:val="22"/>
-            <w:szCs w:val="22"/>
           </w:rPr>
           <w:t>5.</w:t>
         </w:r>
@@ -2438,8 +2434,6 @@
             <w:rFonts w:cstheme="minorBidi"/>
             <w:noProof/>
             <w:kern w:val="2"/>
-            <w:sz w:val="22"/>
-            <w:szCs w:val="22"/>
             <w14:ligatures w14:val="standardContextual"/>
           </w:rPr>
           <w:tab/>
@@ -2448,17 +2442,13 @@
           <w:rPr>
             <w:rStyle w:val="Collegamentoipertestuale"/>
             <w:noProof/>
-            <w:sz w:val="22"/>
-            <w:szCs w:val="22"/>
-          </w:rPr>
-          <w:t>TESTING</w:t>
+          </w:rPr>
+          <w:t>RAFFINAMENTO DELL’ARCHITETTURA E PROSPETTIVE FUTURE</w:t>
         </w:r>
         <w:r>
           <w:rPr>
             <w:noProof/>
             <w:webHidden/>
-            <w:sz w:val="22"/>
-            <w:szCs w:val="22"/>
           </w:rPr>
           <w:tab/>
         </w:r>
@@ -2466,8 +2456,6 @@
           <w:rPr>
             <w:noProof/>
             <w:webHidden/>
-            <w:sz w:val="22"/>
-            <w:szCs w:val="22"/>
           </w:rPr>
           <w:fldChar w:fldCharType="begin"/>
         </w:r>
@@ -2475,25 +2463,19 @@
           <w:rPr>
             <w:noProof/>
             <w:webHidden/>
-            <w:sz w:val="22"/>
-            <w:szCs w:val="22"/>
-          </w:rPr>
-          <w:instrText xml:space="preserve"> PAGEREF _Toc221933049 \h </w:instrText>
+          </w:rPr>
+          <w:instrText xml:space="preserve"> PAGEREF _Toc222587120 \h </w:instrText>
         </w:r>
         <w:r>
           <w:rPr>
             <w:noProof/>
             <w:webHidden/>
-            <w:sz w:val="22"/>
-            <w:szCs w:val="22"/>
           </w:rPr>
         </w:r>
         <w:r>
           <w:rPr>
             <w:noProof/>
             <w:webHidden/>
-            <w:sz w:val="22"/>
-            <w:szCs w:val="22"/>
           </w:rPr>
           <w:fldChar w:fldCharType="separate"/>
         </w:r>
@@ -2501,17 +2483,13 @@
           <w:rPr>
             <w:noProof/>
             <w:webHidden/>
-            <w:sz w:val="22"/>
-            <w:szCs w:val="22"/>
-          </w:rPr>
-          <w:t>28</w:t>
+          </w:rPr>
+          <w:t>29</w:t>
         </w:r>
         <w:r>
           <w:rPr>
             <w:noProof/>
             <w:webHidden/>
-            <w:sz w:val="22"/>
-            <w:szCs w:val="22"/>
           </w:rPr>
           <w:fldChar w:fldCharType="end"/>
         </w:r>
@@ -2519,23 +2497,203 @@
     </w:p>
     <w:p>
       <w:pPr>
-        <w:pStyle w:val="Sommario1"/>
+        <w:pStyle w:val="Sommario2"/>
+        <w:tabs>
+          <w:tab w:val="left" w:pos="960"/>
+          <w:tab w:val="right" w:leader="dot" w:pos="9628"/>
+        </w:tabs>
         <w:rPr>
           <w:rFonts w:cstheme="minorBidi"/>
           <w:noProof/>
           <w:kern w:val="2"/>
-          <w:sz w:val="22"/>
-          <w:szCs w:val="22"/>
+          <w:sz w:val="24"/>
+          <w:szCs w:val="24"/>
           <w14:ligatures w14:val="standardContextual"/>
         </w:rPr>
       </w:pPr>
-      <w:hyperlink w:anchor="_Toc221933050" w:history="1">
+      <w:hyperlink w:anchor="_Toc222587121" w:history="1">
         <w:r>
           <w:rPr>
             <w:rStyle w:val="Collegamentoipertestuale"/>
             <w:noProof/>
-            <w:sz w:val="22"/>
-            <w:szCs w:val="22"/>
+          </w:rPr>
+          <w:t>5.1</w:t>
+        </w:r>
+        <w:r>
+          <w:rPr>
+            <w:rFonts w:cstheme="minorBidi"/>
+            <w:noProof/>
+            <w:kern w:val="2"/>
+            <w:sz w:val="24"/>
+            <w:szCs w:val="24"/>
+            <w14:ligatures w14:val="standardContextual"/>
+          </w:rPr>
+          <w:tab/>
+        </w:r>
+        <w:r>
+          <w:rPr>
+            <w:rStyle w:val="Collegamentoipertestuale"/>
+            <w:noProof/>
+          </w:rPr>
+          <w:t>Introduzione della classe Archivio</w:t>
+        </w:r>
+        <w:r>
+          <w:rPr>
+            <w:noProof/>
+            <w:webHidden/>
+          </w:rPr>
+          <w:tab/>
+        </w:r>
+        <w:r>
+          <w:rPr>
+            <w:noProof/>
+            <w:webHidden/>
+          </w:rPr>
+          <w:fldChar w:fldCharType="begin"/>
+        </w:r>
+        <w:r>
+          <w:rPr>
+            <w:noProof/>
+            <w:webHidden/>
+          </w:rPr>
+          <w:instrText xml:space="preserve"> PAGEREF _Toc222587121 \h </w:instrText>
+        </w:r>
+        <w:r>
+          <w:rPr>
+            <w:noProof/>
+            <w:webHidden/>
+          </w:rPr>
+        </w:r>
+        <w:r>
+          <w:rPr>
+            <w:noProof/>
+            <w:webHidden/>
+          </w:rPr>
+          <w:fldChar w:fldCharType="separate"/>
+        </w:r>
+        <w:r>
+          <w:rPr>
+            <w:noProof/>
+            <w:webHidden/>
+          </w:rPr>
+          <w:t>29</w:t>
+        </w:r>
+        <w:r>
+          <w:rPr>
+            <w:noProof/>
+            <w:webHidden/>
+          </w:rPr>
+          <w:fldChar w:fldCharType="end"/>
+        </w:r>
+      </w:hyperlink>
+    </w:p>
+    <w:p>
+      <w:pPr>
+        <w:pStyle w:val="Sommario2"/>
+        <w:tabs>
+          <w:tab w:val="left" w:pos="960"/>
+          <w:tab w:val="right" w:leader="dot" w:pos="9628"/>
+        </w:tabs>
+        <w:rPr>
+          <w:rFonts w:cstheme="minorBidi"/>
+          <w:noProof/>
+          <w:kern w:val="2"/>
+          <w:sz w:val="24"/>
+          <w:szCs w:val="24"/>
+          <w14:ligatures w14:val="standardContextual"/>
+        </w:rPr>
+      </w:pPr>
+      <w:hyperlink w:anchor="_Toc222587122" w:history="1">
+        <w:r>
+          <w:rPr>
+            <w:rStyle w:val="Collegamentoipertestuale"/>
+            <w:noProof/>
+          </w:rPr>
+          <w:t>5.2</w:t>
+        </w:r>
+        <w:r>
+          <w:rPr>
+            <w:rFonts w:cstheme="minorBidi"/>
+            <w:noProof/>
+            <w:kern w:val="2"/>
+            <w:sz w:val="24"/>
+            <w:szCs w:val="24"/>
+            <w14:ligatures w14:val="standardContextual"/>
+          </w:rPr>
+          <w:tab/>
+        </w:r>
+        <w:r>
+          <w:rPr>
+            <w:rStyle w:val="Collegamentoipertestuale"/>
+            <w:noProof/>
+          </w:rPr>
+          <w:t>Riorganizzazione della Logica di Presentazione per una Maggiore Coesione</w:t>
+        </w:r>
+        <w:r>
+          <w:rPr>
+            <w:noProof/>
+            <w:webHidden/>
+          </w:rPr>
+          <w:tab/>
+        </w:r>
+        <w:r>
+          <w:rPr>
+            <w:noProof/>
+            <w:webHidden/>
+          </w:rPr>
+          <w:fldChar w:fldCharType="begin"/>
+        </w:r>
+        <w:r>
+          <w:rPr>
+            <w:noProof/>
+            <w:webHidden/>
+          </w:rPr>
+          <w:instrText xml:space="preserve"> PAGEREF _Toc222587122 \h </w:instrText>
+        </w:r>
+        <w:r>
+          <w:rPr>
+            <w:noProof/>
+            <w:webHidden/>
+          </w:rPr>
+        </w:r>
+        <w:r>
+          <w:rPr>
+            <w:noProof/>
+            <w:webHidden/>
+          </w:rPr>
+          <w:fldChar w:fldCharType="separate"/>
+        </w:r>
+        <w:r>
+          <w:rPr>
+            <w:noProof/>
+            <w:webHidden/>
+          </w:rPr>
+          <w:t>30</w:t>
+        </w:r>
+        <w:r>
+          <w:rPr>
+            <w:noProof/>
+            <w:webHidden/>
+          </w:rPr>
+          <w:fldChar w:fldCharType="end"/>
+        </w:r>
+      </w:hyperlink>
+    </w:p>
+    <w:p>
+      <w:pPr>
+        <w:pStyle w:val="Sommario1"/>
+        <w:rPr>
+          <w:rFonts w:cstheme="minorBidi"/>
+          <w:noProof/>
+          <w:kern w:val="2"/>
+          <w14:ligatures w14:val="standardContextual"/>
+        </w:rPr>
+      </w:pPr>
+      <w:hyperlink w:anchor="_Toc222587123" w:history="1">
+        <w:r>
+          <w:rPr>
+            <w:rStyle w:val="Collegamentoipertestuale"/>
+            <w:noProof/>
           </w:rPr>
           <w:t>6.</w:t>
         </w:r>
@@ -2544,8 +2702,6 @@
             <w:rFonts w:cstheme="minorBidi"/>
             <w:noProof/>
             <w:kern w:val="2"/>
-            <w:sz w:val="22"/>
-            <w:szCs w:val="22"/>
             <w14:ligatures w14:val="standardContextual"/>
           </w:rPr>
           <w:tab/>
@@ -2554,8 +2710,6 @@
           <w:rPr>
             <w:rStyle w:val="Collegamentoipertestuale"/>
             <w:noProof/>
-            <w:sz w:val="22"/>
-            <w:szCs w:val="22"/>
           </w:rPr>
           <w:t>CONCLUSIONI</w:t>
         </w:r>
@@ -2563,8 +2717,6 @@
           <w:rPr>
             <w:noProof/>
             <w:webHidden/>
-            <w:sz w:val="22"/>
-            <w:szCs w:val="22"/>
           </w:rPr>
           <w:tab/>
         </w:r>
@@ -2572,8 +2724,6 @@
           <w:rPr>
             <w:noProof/>
             <w:webHidden/>
-            <w:sz w:val="22"/>
-            <w:szCs w:val="22"/>
           </w:rPr>
           <w:fldChar w:fldCharType="begin"/>
         </w:r>
@@ -2581,25 +2731,19 @@
           <w:rPr>
             <w:noProof/>
             <w:webHidden/>
-            <w:sz w:val="22"/>
-            <w:szCs w:val="22"/>
-          </w:rPr>
-          <w:instrText xml:space="preserve"> PAGEREF _Toc221933050 \h </w:instrText>
+          </w:rPr>
+          <w:instrText xml:space="preserve"> PAGEREF _Toc222587123 \h </w:instrText>
         </w:r>
         <w:r>
           <w:rPr>
             <w:noProof/>
             <w:webHidden/>
-            <w:sz w:val="22"/>
-            <w:szCs w:val="22"/>
           </w:rPr>
         </w:r>
         <w:r>
           <w:rPr>
             <w:noProof/>
             <w:webHidden/>
-            <w:sz w:val="22"/>
-            <w:szCs w:val="22"/>
           </w:rPr>
           <w:fldChar w:fldCharType="separate"/>
         </w:r>
@@ -2607,17 +2751,13 @@
           <w:rPr>
             <w:noProof/>
             <w:webHidden/>
-            <w:sz w:val="22"/>
-            <w:szCs w:val="22"/>
-          </w:rPr>
-          <w:t>28</w:t>
+          </w:rPr>
+          <w:t>31</w:t>
         </w:r>
         <w:r>
           <w:rPr>
             <w:noProof/>
             <w:webHidden/>
-            <w:sz w:val="22"/>
-            <w:szCs w:val="22"/>
           </w:rPr>
           <w:fldChar w:fldCharType="end"/>
         </w:r>
@@ -2636,6 +2776,9 @@
       <w:pPr>
         <w:ind w:left="720" w:hanging="360"/>
         <w:jc w:val="center"/>
+        <w:rPr>
+          <w:u w:val="single"/>
+        </w:rPr>
       </w:pPr>
     </w:p>
     <w:p>
@@ -2668,10 +2811,9 @@
         <w:pStyle w:val="Title1"/>
       </w:pPr>
       <w:r>
-        <w:lastRenderedPageBreak/>
         <w:t xml:space="preserve"> </w:t>
       </w:r>
-      <w:bookmarkStart w:id="0" w:name="_Toc221933023"/>
+      <w:bookmarkStart w:id="0" w:name="_Toc222587094"/>
       <w:r>
         <w:t>IDEAZIONE E ANALISI DEI REQUISITI</w:t>
       </w:r>
@@ -2681,7 +2823,7 @@
       <w:pPr>
         <w:pStyle w:val="Subtitle1"/>
       </w:pPr>
-      <w:bookmarkStart w:id="1" w:name="_Toc221933024"/>
+      <w:bookmarkStart w:id="1" w:name="_Toc222587095"/>
       <w:r>
         <w:t>Introduzione</w:t>
       </w:r>
@@ -2743,7 +2885,7 @@
       <w:pPr>
         <w:pStyle w:val="Subtitle1"/>
       </w:pPr>
-      <w:bookmarkStart w:id="2" w:name="_Toc221933025"/>
+      <w:bookmarkStart w:id="2" w:name="_Toc222587096"/>
       <w:r>
         <w:t>Requisiti</w:t>
       </w:r>
@@ -2979,6 +3121,7 @@
           <w:b/>
           <w:bCs/>
         </w:rPr>
+        <w:lastRenderedPageBreak/>
         <w:t>Gestione Personale:</w:t>
       </w:r>
       <w:r>
@@ -3039,7 +3182,6 @@
           <w:b/>
           <w:bCs/>
         </w:rPr>
-        <w:lastRenderedPageBreak/>
         <w:t>Accoglienza e Registrazione:</w:t>
       </w:r>
       <w:r>
@@ -3238,7 +3380,7 @@
       <w:pPr>
         <w:pStyle w:val="Subtitle1"/>
       </w:pPr>
-      <w:bookmarkStart w:id="3" w:name="_Toc221933026"/>
+      <w:bookmarkStart w:id="3" w:name="_Toc222587097"/>
       <w:r>
         <w:t>Obiettivi e casi d’uso</w:t>
       </w:r>
@@ -3825,7 +3967,7 @@
       <w:pPr>
         <w:pStyle w:val="Subtitle1"/>
       </w:pPr>
-      <w:bookmarkStart w:id="4" w:name="_Toc221933027"/>
+      <w:bookmarkStart w:id="4" w:name="_Toc222587098"/>
       <w:r>
         <w:t>Modello dei Casi d’uso</w:t>
       </w:r>
@@ -3843,6 +3985,7 @@
           <w:rFonts w:ascii="Calibri" w:hAnsi="Calibri" w:cs="Calibri"/>
           <w:color w:val="000000" w:themeColor="text1"/>
         </w:rPr>
+        <w:lastRenderedPageBreak/>
         <w:t>Tra tutti i casi d'uso individuati, si è scelto di fornire una descrizione in formato dettagliato per i primi casi d'uso critici. Per i restanti casi d'uso si fornisce una descrizione in formato breve.</w:t>
       </w:r>
     </w:p>
@@ -3865,7 +4008,6 @@
           <w:sz w:val="22"/>
           <w:szCs w:val="22"/>
         </w:rPr>
-        <w:lastRenderedPageBreak/>
         <w:t>UC1: Registrazione e gestione anagrafica di animali e proprietari</w:t>
       </w:r>
       <w:bookmarkEnd w:id="5"/>
@@ -5062,7 +5204,6 @@
                 <w:sz w:val="22"/>
                 <w:szCs w:val="22"/>
               </w:rPr>
-              <w:lastRenderedPageBreak/>
               <w:t>Attore primario</w:t>
             </w:r>
           </w:p>
@@ -6144,6 +6285,7 @@
                 <w:sz w:val="22"/>
                 <w:szCs w:val="22"/>
               </w:rPr>
+              <w:lastRenderedPageBreak/>
               <w:t>Proprietario: necessita di una ricetta chiara per curare l'animale.</w:t>
             </w:r>
           </w:p>
@@ -6174,6 +6316,7 @@
                 <w:sz w:val="22"/>
                 <w:szCs w:val="22"/>
               </w:rPr>
+              <w:lastRenderedPageBreak/>
               <w:t>Pre-condizioni</w:t>
             </w:r>
           </w:p>
@@ -6326,7 +6469,6 @@
                 <w:sz w:val="22"/>
                 <w:szCs w:val="22"/>
               </w:rPr>
-              <w:lastRenderedPageBreak/>
               <w:t>2. Il Veterinario cerca il farmaco desiderato nel database e lo seleziona.</w:t>
             </w:r>
           </w:p>
@@ -6455,7 +6597,6 @@
                 <w:sz w:val="22"/>
                 <w:szCs w:val="22"/>
               </w:rPr>
-              <w:lastRenderedPageBreak/>
               <w:t>Eestensioni</w:t>
             </w:r>
             <w:proofErr w:type="spellEnd"/>
@@ -7147,6 +7288,7 @@
                 <w:sz w:val="22"/>
                 <w:szCs w:val="22"/>
               </w:rPr>
+              <w:lastRenderedPageBreak/>
               <w:t>Garanzia di successo</w:t>
             </w:r>
           </w:p>
@@ -7287,7 +7429,6 @@
                 <w:sz w:val="22"/>
                 <w:szCs w:val="22"/>
               </w:rPr>
-              <w:lastRenderedPageBreak/>
               <w:t>4. I risultati vengono forniti dal laboratorio.</w:t>
             </w:r>
           </w:p>
@@ -7356,7 +7497,6 @@
                 <w:sz w:val="22"/>
                 <w:szCs w:val="22"/>
               </w:rPr>
-              <w:lastRenderedPageBreak/>
               <w:t>Eestensioni</w:t>
             </w:r>
             <w:proofErr w:type="spellEnd"/>
@@ -8293,6 +8433,7 @@
                 <w:sz w:val="22"/>
                 <w:szCs w:val="22"/>
               </w:rPr>
+              <w:lastRenderedPageBreak/>
               <w:t xml:space="preserve">  1. Il Sistema non trova corrispondenze.</w:t>
             </w:r>
           </w:p>
@@ -8343,6 +8484,7 @@
                 <w:sz w:val="22"/>
                 <w:szCs w:val="22"/>
               </w:rPr>
+              <w:lastRenderedPageBreak/>
               <w:t>Requisiti speciali</w:t>
             </w:r>
           </w:p>
@@ -8524,7 +8666,6 @@
           <w:sz w:val="22"/>
           <w:szCs w:val="22"/>
         </w:rPr>
-        <w:lastRenderedPageBreak/>
         <w:t>UC6: Pianificazione degli interventi Chirurgici.</w:t>
       </w:r>
       <w:bookmarkEnd w:id="15"/>
@@ -9430,6 +9571,7 @@
                 <w:sz w:val="22"/>
                 <w:szCs w:val="22"/>
               </w:rPr>
+              <w:lastRenderedPageBreak/>
               <w:t>Nome del caso d’uso</w:t>
             </w:r>
           </w:p>
@@ -9707,7 +9849,6 @@
                 <w:sz w:val="22"/>
                 <w:szCs w:val="22"/>
               </w:rPr>
-              <w:lastRenderedPageBreak/>
               <w:t>Veterinario: vuole avere la certezza che i farmaci prescritti (UC3) siano effettivamente disponibili in clinica.</w:t>
             </w:r>
           </w:p>
@@ -9738,7 +9879,6 @@
                 <w:sz w:val="22"/>
                 <w:szCs w:val="22"/>
               </w:rPr>
-              <w:lastRenderedPageBreak/>
               <w:t>Pre-condizioni</w:t>
             </w:r>
           </w:p>
@@ -10599,6 +10739,7 @@
                 <w:sz w:val="22"/>
                 <w:szCs w:val="22"/>
               </w:rPr>
+              <w:lastRenderedPageBreak/>
               <w:t>Personale (Veterinari/Segretari): desiderano conoscere i propri orari di lavoro e veder gestiti i propri permessi</w:t>
             </w:r>
           </w:p>
@@ -10629,6 +10770,7 @@
                 <w:sz w:val="22"/>
                 <w:szCs w:val="22"/>
               </w:rPr>
+              <w:lastRenderedPageBreak/>
               <w:t>Pre-condizioni</w:t>
             </w:r>
           </w:p>
@@ -10781,7 +10923,6 @@
                 <w:sz w:val="22"/>
                 <w:szCs w:val="22"/>
               </w:rPr>
-              <w:lastRenderedPageBreak/>
               <w:t>2. L'Amministratore assegna i turni ai singoli dipendenti sulla griglia temporale.</w:t>
             </w:r>
           </w:p>
@@ -10830,7 +10971,6 @@
                 <w:sz w:val="22"/>
                 <w:szCs w:val="22"/>
               </w:rPr>
-              <w:lastRenderedPageBreak/>
               <w:t>Eestensioni</w:t>
             </w:r>
             <w:proofErr w:type="spellEnd"/>
@@ -11045,7 +11185,7 @@
       <w:pPr>
         <w:pStyle w:val="Subtitle1"/>
       </w:pPr>
-      <w:bookmarkStart w:id="21" w:name="_Toc221933028"/>
+      <w:bookmarkStart w:id="21" w:name="_Toc222587099"/>
       <w:r>
         <w:t>Documento di visione</w:t>
       </w:r>
@@ -11055,7 +11195,7 @@
       <w:pPr>
         <w:pStyle w:val="Subtitle2"/>
       </w:pPr>
-      <w:bookmarkStart w:id="22" w:name="_Toc221933029"/>
+      <w:bookmarkStart w:id="22" w:name="_Toc222587100"/>
       <w:r>
         <w:t>Opportunità di business</w:t>
       </w:r>
@@ -11092,7 +11232,7 @@
       <w:pPr>
         <w:pStyle w:val="Subtitle2"/>
       </w:pPr>
-      <w:bookmarkStart w:id="23" w:name="_Toc221933030"/>
+      <w:bookmarkStart w:id="23" w:name="_Toc222587101"/>
       <w:r>
         <w:t>Formulazione del problema</w:t>
       </w:r>
@@ -11115,7 +11255,7 @@
       <w:pPr>
         <w:pStyle w:val="Subtitle2"/>
       </w:pPr>
-      <w:bookmarkStart w:id="24" w:name="_Toc221933031"/>
+      <w:bookmarkStart w:id="24" w:name="_Toc222587102"/>
       <w:r>
         <w:t>Formulazione della posizione del prodotto</w:t>
       </w:r>
@@ -11141,7 +11281,7 @@
       <w:pPr>
         <w:pStyle w:val="Subtitle2"/>
       </w:pPr>
-      <w:bookmarkStart w:id="25" w:name="_Toc221933032"/>
+      <w:bookmarkStart w:id="25" w:name="_Toc222587103"/>
       <w:r>
         <w:t>Obiettivi a livello utente</w:t>
       </w:r>
@@ -11218,7 +11358,7 @@
       <w:pPr>
         <w:pStyle w:val="Subtitle2"/>
       </w:pPr>
-      <w:bookmarkStart w:id="26" w:name="_Toc221933033"/>
+      <w:bookmarkStart w:id="26" w:name="_Toc222587104"/>
       <w:r>
         <w:t>Riepilogo delle caratteristiche del sistema</w:t>
       </w:r>
@@ -11236,6 +11376,7 @@
           <w:rFonts w:ascii="Calibri" w:hAnsi="Calibri" w:cs="Calibri"/>
           <w:color w:val="000000" w:themeColor="text1"/>
         </w:rPr>
+        <w:lastRenderedPageBreak/>
         <w:t>Il sistema deve possedere le seguenti caratteristiche:</w:t>
       </w:r>
     </w:p>
@@ -11347,7 +11488,6 @@
           <w:rFonts w:ascii="Calibri" w:hAnsi="Calibri" w:cs="Calibri"/>
           <w:color w:val="000000" w:themeColor="text1"/>
         </w:rPr>
-        <w:lastRenderedPageBreak/>
         <w:t xml:space="preserve">- </w:t>
       </w:r>
       <w:r>
@@ -11372,7 +11512,7 @@
       <w:pPr>
         <w:pStyle w:val="Subtitle1"/>
       </w:pPr>
-      <w:bookmarkStart w:id="27" w:name="_Toc221933034"/>
+      <w:bookmarkStart w:id="27" w:name="_Toc222587105"/>
       <w:r>
         <w:t xml:space="preserve">Specifiche Supplementari: Sistema </w:t>
       </w:r>
@@ -11390,7 +11530,7 @@
       <w:pPr>
         <w:pStyle w:val="Subtitle2"/>
       </w:pPr>
-      <w:bookmarkStart w:id="28" w:name="_Toc221933035"/>
+      <w:bookmarkStart w:id="28" w:name="_Toc222587106"/>
       <w:r>
         <w:t>Usabilità</w:t>
       </w:r>
@@ -11431,7 +11571,7 @@
       <w:pPr>
         <w:pStyle w:val="Subtitle2"/>
       </w:pPr>
-      <w:bookmarkStart w:id="29" w:name="_Toc221933036"/>
+      <w:bookmarkStart w:id="29" w:name="_Toc222587107"/>
       <w:r>
         <w:t>Affidabilità e Robustezza</w:t>
       </w:r>
@@ -11488,7 +11628,7 @@
       <w:pPr>
         <w:pStyle w:val="Subtitle2"/>
       </w:pPr>
-      <w:bookmarkStart w:id="30" w:name="_Toc221933037"/>
+      <w:bookmarkStart w:id="30" w:name="_Toc222587108"/>
       <w:r>
         <w:t>Vincoli Hardware e Software</w:t>
       </w:r>
@@ -11529,7 +11669,7 @@
       <w:pPr>
         <w:pStyle w:val="Subtitle2"/>
       </w:pPr>
-      <w:bookmarkStart w:id="31" w:name="_Toc221933038"/>
+      <w:bookmarkStart w:id="31" w:name="_Toc222587109"/>
       <w:r>
         <w:t>Vincoli di Sviluppo e Architettura</w:t>
       </w:r>
@@ -11554,7 +11694,7 @@
       <w:pPr>
         <w:pStyle w:val="Subtitle2"/>
       </w:pPr>
-      <w:bookmarkStart w:id="32" w:name="_Toc221933039"/>
+      <w:bookmarkStart w:id="32" w:name="_Toc222587110"/>
       <w:r>
         <w:t>Aspetti Legali e Licenza</w:t>
       </w:r>
@@ -11579,7 +11719,7 @@
       <w:pPr>
         <w:pStyle w:val="Subtitle1"/>
       </w:pPr>
-      <w:bookmarkStart w:id="33" w:name="_Toc221933040"/>
+      <w:bookmarkStart w:id="33" w:name="_Toc222587111"/>
       <w:r>
         <w:t>Glossario</w:t>
       </w:r>
@@ -11695,6 +11835,7 @@
               <w:rPr>
                 <w:spacing w:val="-2"/>
               </w:rPr>
+              <w:lastRenderedPageBreak/>
               <w:t>Ambulatorio</w:t>
             </w:r>
           </w:p>
@@ -11831,7 +11972,6 @@
               <w:rPr>
                 <w:spacing w:val="-2"/>
               </w:rPr>
-              <w:lastRenderedPageBreak/>
               <w:t>Animale</w:t>
             </w:r>
           </w:p>
@@ -12433,6 +12573,7 @@
               <w:rPr>
                 <w:spacing w:val="-2"/>
               </w:rPr>
+              <w:lastRenderedPageBreak/>
               <w:t>Proprietario</w:t>
             </w:r>
           </w:p>
@@ -12564,7 +12705,6 @@
               <w:ind w:left="115"/>
             </w:pPr>
             <w:r>
-              <w:lastRenderedPageBreak/>
               <w:t>Segretario</w:t>
             </w:r>
           </w:p>
@@ -12779,7 +12919,7 @@
       <w:pPr>
         <w:pStyle w:val="Title1"/>
       </w:pPr>
-      <w:bookmarkStart w:id="34" w:name="_Toc221933041"/>
+      <w:bookmarkStart w:id="34" w:name="_Toc222587112"/>
       <w:r>
         <w:t>ANALISI ORIENTATA AGLI OGGETTI</w:t>
       </w:r>
@@ -12801,7 +12941,7 @@
       <w:pPr>
         <w:pStyle w:val="Subtitle1"/>
       </w:pPr>
-      <w:bookmarkStart w:id="35" w:name="_Toc221933042"/>
+      <w:bookmarkStart w:id="35" w:name="_Toc222587113"/>
       <w:r>
         <w:t>Analisi delle Iterazioni</w:t>
       </w:r>
@@ -13088,6 +13228,7 @@
           <w:bCs/>
           <w:color w:val="000000" w:themeColor="text1"/>
         </w:rPr>
+        <w:lastRenderedPageBreak/>
         <w:t>Information Expert:</w:t>
       </w:r>
       <w:r>
@@ -13209,7 +13350,6 @@
           <w:bCs/>
           <w:color w:val="000000" w:themeColor="text1"/>
         </w:rPr>
-        <w:lastRenderedPageBreak/>
         <w:t>Singleton Pattern (Magazzino e Laboratorio):</w:t>
       </w:r>
       <w:r>
@@ -13869,6 +14009,7 @@
           <w:bCs/>
           <w:color w:val="000000" w:themeColor="text1"/>
         </w:rPr>
+        <w:lastRenderedPageBreak/>
         <w:t>Orchestrazione dei Singleton:</w:t>
       </w:r>
       <w:r>
@@ -13975,9 +14116,8 @@
       <w:pPr>
         <w:pStyle w:val="Subtitle1"/>
       </w:pPr>
-      <w:bookmarkStart w:id="36" w:name="_Toc221933043"/>
-      <w:r>
-        <w:lastRenderedPageBreak/>
+      <w:bookmarkStart w:id="36" w:name="_Toc222587114"/>
+      <w:r>
         <w:t>Modello di dominio</w:t>
       </w:r>
       <w:bookmarkEnd w:id="36"/>
@@ -14294,6 +14434,7 @@
           <w:bCs/>
           <w:color w:val="000000" w:themeColor="text1"/>
         </w:rPr>
+        <w:lastRenderedPageBreak/>
         <w:t>Terapia</w:t>
       </w:r>
       <w:r>
@@ -14455,7 +14596,6 @@
           <w:bCs/>
           <w:color w:val="000000" w:themeColor="text1"/>
         </w:rPr>
-        <w:lastRenderedPageBreak/>
         <w:t>Magazzino / Farmaco</w:t>
       </w:r>
       <w:r>
@@ -14490,7 +14630,7 @@
       <w:pPr>
         <w:pStyle w:val="Subtitle1"/>
       </w:pPr>
-      <w:bookmarkStart w:id="37" w:name="_Toc221933044"/>
+      <w:bookmarkStart w:id="37" w:name="_Toc222587115"/>
       <w:r>
         <w:t>SSD e Contratti</w:t>
       </w:r>
@@ -14796,6 +14936,7 @@
           <w:rFonts w:ascii="Calibri" w:hAnsi="Calibri" w:cs="Calibri"/>
           <w:color w:val="000000" w:themeColor="text1"/>
         </w:rPr>
+        <w:lastRenderedPageBreak/>
         <w:t xml:space="preserve">- p è stato associato a </w:t>
       </w:r>
       <w:proofErr w:type="spellStart"/>
@@ -14979,7 +15120,6 @@
           <w:rFonts w:ascii="Calibri" w:hAnsi="Calibri" w:cs="Calibri"/>
           <w:color w:val="000000" w:themeColor="text1"/>
         </w:rPr>
-        <w:lastRenderedPageBreak/>
         <w:t>Post-condizioni:</w:t>
       </w:r>
       <w:r>
@@ -15502,24 +15642,14 @@
                       <w:r>
                         <w:t xml:space="preserve">Figura </w:t>
                       </w:r>
-                      <w:r>
-                        <w:fldChar w:fldCharType="begin"/>
-                      </w:r>
-                      <w:r>
-                        <w:instrText xml:space="preserve"> SEQ Figura \* ARABIC </w:instrText>
-                      </w:r>
-                      <w:r>
-                        <w:fldChar w:fldCharType="separate"/>
-                      </w:r>
-                      <w:r>
-                        <w:rPr>
-                          <w:noProof/>
-                        </w:rPr>
-                        <w:t>3</w:t>
-                      </w:r>
-                      <w:r>
-                        <w:fldChar w:fldCharType="end"/>
-                      </w:r>
+                      <w:fldSimple w:instr=" SEQ Figura \* ARABIC ">
+                        <w:r>
+                          <w:rPr>
+                            <w:noProof/>
+                          </w:rPr>
+                          <w:t>3</w:t>
+                        </w:r>
+                      </w:fldSimple>
                       <w:r>
                         <w:t xml:space="preserve"> SSD Modello di Analisi UC2</w:t>
                       </w:r>
@@ -15738,6 +15868,7 @@
           <w:rFonts w:ascii="Calibri" w:hAnsi="Calibri" w:cs="Calibri"/>
           <w:color w:val="000000" w:themeColor="text1"/>
         </w:rPr>
+        <w:lastRenderedPageBreak/>
         <w:t>Operazione:</w:t>
       </w:r>
       <w:r>
@@ -15921,7 +16052,6 @@
           <w:rFonts w:ascii="Calibri" w:hAnsi="Calibri" w:cs="Calibri"/>
           <w:color w:val="000000" w:themeColor="text1"/>
         </w:rPr>
-        <w:lastRenderedPageBreak/>
         <w:t>Riferimenti: Caso d'uso: Creazione e aggiornamento di cartelle cliniche digitali</w:t>
       </w:r>
     </w:p>
@@ -16320,24 +16450,14 @@
                       <w:r>
                         <w:t xml:space="preserve">Figura </w:t>
                       </w:r>
-                      <w:r>
-                        <w:fldChar w:fldCharType="begin"/>
-                      </w:r>
-                      <w:r>
-                        <w:instrText xml:space="preserve"> SEQ Figura \* ARABIC </w:instrText>
-                      </w:r>
-                      <w:r>
-                        <w:fldChar w:fldCharType="separate"/>
-                      </w:r>
-                      <w:r>
-                        <w:rPr>
-                          <w:noProof/>
-                        </w:rPr>
-                        <w:t>4</w:t>
-                      </w:r>
-                      <w:r>
-                        <w:fldChar w:fldCharType="end"/>
-                      </w:r>
+                      <w:fldSimple w:instr=" SEQ Figura \* ARABIC ">
+                        <w:r>
+                          <w:rPr>
+                            <w:noProof/>
+                          </w:rPr>
+                          <w:t>4</w:t>
+                        </w:r>
+                      </w:fldSimple>
                       <w:r>
                         <w:t xml:space="preserve"> </w:t>
                       </w:r>
@@ -16512,6 +16632,7 @@
           <w:rFonts w:ascii="Calibri" w:hAnsi="Calibri" w:cs="Calibri"/>
           <w:color w:val="000000" w:themeColor="text1"/>
         </w:rPr>
+        <w:lastRenderedPageBreak/>
         <w:t>1.</w:t>
       </w:r>
       <w:r>
@@ -16649,7 +16770,6 @@
           <w:rFonts w:ascii="Calibri" w:hAnsi="Calibri" w:cs="Calibri"/>
           <w:color w:val="000000" w:themeColor="text1"/>
         </w:rPr>
-        <w:lastRenderedPageBreak/>
         <w:t>-è in corso una Visita;</w:t>
       </w:r>
     </w:p>
@@ -17148,6 +17268,7 @@
           <w:noProof/>
           <w:color w:val="000000" w:themeColor="text1"/>
         </w:rPr>
+        <w:lastRenderedPageBreak/>
         <w:drawing>
           <wp:inline distT="0" distB="0" distL="0" distR="0" wp14:anchorId="7275676E" wp14:editId="35891B25">
             <wp:extent cx="3888121" cy="2161905"/>
@@ -17260,7 +17381,6 @@
           <w:rFonts w:ascii="Calibri" w:hAnsi="Calibri" w:cs="Calibri"/>
           <w:color w:val="000000" w:themeColor="text1"/>
         </w:rPr>
-        <w:lastRenderedPageBreak/>
         <w:t>1.</w:t>
       </w:r>
       <w:r>
@@ -17893,6 +18013,7 @@
           <w:rFonts w:ascii="Calibri" w:hAnsi="Calibri" w:cs="Calibri"/>
           <w:color w:val="000000" w:themeColor="text1"/>
         </w:rPr>
+        <w:lastRenderedPageBreak/>
         <w:t xml:space="preserve">- l’attributo </w:t>
       </w:r>
       <w:proofErr w:type="spellStart"/>
@@ -18035,7 +18156,6 @@
           <w:noProof/>
           <w:color w:val="000000" w:themeColor="text1"/>
         </w:rPr>
-        <w:lastRenderedPageBreak/>
         <w:drawing>
           <wp:inline distT="0" distB="0" distL="0" distR="0" wp14:anchorId="699E0BDB" wp14:editId="441C1542">
             <wp:extent cx="3672968" cy="2075048"/>
@@ -18526,6 +18646,7 @@
         <w:rPr>
           <w:noProof/>
         </w:rPr>
+        <w:lastRenderedPageBreak/>
         <mc:AlternateContent>
           <mc:Choice Requires="wps">
             <w:drawing>
@@ -18635,24 +18756,14 @@
                       <w:r>
                         <w:t xml:space="preserve">Figura </w:t>
                       </w:r>
-                      <w:r>
-                        <w:fldChar w:fldCharType="begin"/>
-                      </w:r>
-                      <w:r>
-                        <w:instrText xml:space="preserve"> SEQ Figura \* ARABIC </w:instrText>
-                      </w:r>
-                      <w:r>
-                        <w:fldChar w:fldCharType="separate"/>
-                      </w:r>
-                      <w:r>
-                        <w:rPr>
-                          <w:noProof/>
-                        </w:rPr>
-                        <w:t>7</w:t>
-                      </w:r>
-                      <w:r>
-                        <w:fldChar w:fldCharType="end"/>
-                      </w:r>
+                      <w:fldSimple w:instr=" SEQ Figura \* ARABIC ">
+                        <w:r>
+                          <w:rPr>
+                            <w:noProof/>
+                          </w:rPr>
+                          <w:t>7</w:t>
+                        </w:r>
+                      </w:fldSimple>
                       <w:r>
                         <w:t xml:space="preserve"> </w:t>
                       </w:r>
@@ -18825,7 +18936,6 @@
           <w:rFonts w:ascii="Calibri" w:hAnsi="Calibri" w:cs="Calibri"/>
           <w:color w:val="000000" w:themeColor="text1"/>
         </w:rPr>
-        <w:lastRenderedPageBreak/>
         <w:t>1.</w:t>
       </w:r>
       <w:r>
@@ -19247,6 +19357,7 @@
         <w:rPr>
           <w:noProof/>
         </w:rPr>
+        <w:lastRenderedPageBreak/>
         <mc:AlternateContent>
           <mc:Choice Requires="wps">
             <w:drawing>
@@ -19353,24 +19464,14 @@
                       <w:r>
                         <w:t xml:space="preserve">Figura </w:t>
                       </w:r>
-                      <w:r>
-                        <w:fldChar w:fldCharType="begin"/>
-                      </w:r>
-                      <w:r>
-                        <w:instrText xml:space="preserve"> SEQ Figura \* ARABIC </w:instrText>
-                      </w:r>
-                      <w:r>
-                        <w:fldChar w:fldCharType="separate"/>
-                      </w:r>
-                      <w:r>
-                        <w:rPr>
-                          <w:noProof/>
-                        </w:rPr>
-                        <w:t>8</w:t>
-                      </w:r>
-                      <w:r>
-                        <w:fldChar w:fldCharType="end"/>
-                      </w:r>
+                      <w:fldSimple w:instr=" SEQ Figura \* ARABIC ">
+                        <w:r>
+                          <w:rPr>
+                            <w:noProof/>
+                          </w:rPr>
+                          <w:t>8</w:t>
+                        </w:r>
+                      </w:fldSimple>
                       <w:r>
                         <w:t xml:space="preserve"> SSD Modello di Analisi UC</w:t>
                       </w:r>
@@ -19603,7 +19704,6 @@
           <w:rFonts w:ascii="Calibri" w:hAnsi="Calibri" w:cs="Calibri"/>
           <w:color w:val="000000" w:themeColor="text1"/>
         </w:rPr>
-        <w:lastRenderedPageBreak/>
         <w:t>Operazione:</w:t>
       </w:r>
       <w:r>
@@ -19918,6 +20018,7 @@
           <w:noProof/>
           <w:color w:val="000000" w:themeColor="text1"/>
         </w:rPr>
+        <w:lastRenderedPageBreak/>
         <w:drawing>
           <wp:inline distT="0" distB="0" distL="0" distR="0" wp14:anchorId="654BA34C" wp14:editId="40528667">
             <wp:extent cx="4280007" cy="3378532"/>
@@ -20117,83 +20218,83 @@
           <w:rFonts w:ascii="Calibri" w:hAnsi="Calibri" w:cs="Calibri"/>
           <w:color w:val="000000" w:themeColor="text1"/>
         </w:rPr>
+        <w:t>Post-condizioni:</w:t>
+      </w:r>
+      <w:r>
+        <w:rPr>
+          <w:rFonts w:ascii="Calibri" w:hAnsi="Calibri" w:cs="Calibri"/>
+          <w:color w:val="000000" w:themeColor="text1"/>
+        </w:rPr>
+        <w:t xml:space="preserve"> </w:t>
+      </w:r>
+      <w:r>
+        <w:rPr>
+          <w:rFonts w:ascii="Calibri" w:hAnsi="Calibri" w:cs="Calibri"/>
+          <w:color w:val="000000" w:themeColor="text1"/>
+        </w:rPr>
+        <w:t>-</w:t>
+      </w:r>
+      <w:r>
+        <w:rPr>
+          <w:rFonts w:ascii="Calibri" w:hAnsi="Calibri" w:cs="Calibri"/>
+          <w:color w:val="000000" w:themeColor="text1"/>
+        </w:rPr>
+        <w:t xml:space="preserve"> </w:t>
+      </w:r>
+      <w:r>
+        <w:rPr>
+          <w:rFonts w:ascii="Calibri" w:hAnsi="Calibri" w:cs="Calibri"/>
+          <w:color w:val="000000" w:themeColor="text1"/>
+        </w:rPr>
+        <w:t>Viene assegnato un membro ad uno specifico turno ed aggiunto sul calendario;</w:t>
+      </w:r>
+    </w:p>
+    <w:p>
+      <w:pPr>
+        <w:pStyle w:val="Title1"/>
+      </w:pPr>
+      <w:bookmarkStart w:id="38" w:name="_Toc222587116"/>
+      <w:r>
+        <w:t>MODELLO DI DOMINIO</w:t>
+      </w:r>
+      <w:bookmarkEnd w:id="38"/>
+    </w:p>
+    <w:p>
+      <w:pPr>
+        <w:pStyle w:val="Subtitle1"/>
+      </w:pPr>
+      <w:bookmarkStart w:id="39" w:name="_Toc222587117"/>
+      <w:r>
+        <w:t>Diagramma delle classi</w:t>
+      </w:r>
+      <w:bookmarkEnd w:id="39"/>
+    </w:p>
+    <w:p>
+      <w:pPr>
+        <w:rPr>
+          <w:rFonts w:ascii="Calibri" w:hAnsi="Calibri" w:cs="Calibri"/>
+          <w:color w:val="000000" w:themeColor="text1"/>
+        </w:rPr>
+      </w:pPr>
+      <w:r>
+        <w:rPr>
+          <w:rFonts w:ascii="Calibri" w:hAnsi="Calibri" w:cs="Calibri"/>
+          <w:color w:val="000000" w:themeColor="text1"/>
+        </w:rPr>
+        <w:t>L'attività centrale in questa fase del processo UP consiste nella creazione del Modello di Progetto. Questo elaborato raccoglie la documentazione necessaria a descrivere l'architettura logica del sistema, integrando sia la struttura delle classi che le interazioni dinamiche tra i vari componenti. Si tratta, in sostanza, del progetto dettagliato che guida la successiva implementazione del software, assicurando che ogni oggetto collabori correttamente per soddisfare i requisiti stabiliti.</w:t>
+      </w:r>
+    </w:p>
+    <w:p>
+      <w:pPr>
+        <w:keepNext/>
+      </w:pPr>
+      <w:r>
+        <w:rPr>
+          <w:rFonts w:ascii="Calibri" w:hAnsi="Calibri" w:cs="Calibri"/>
+          <w:noProof/>
+          <w:color w:val="000000" w:themeColor="text1"/>
+        </w:rPr>
         <w:lastRenderedPageBreak/>
-        <w:t>Post-condizioni:</w:t>
-      </w:r>
-      <w:r>
-        <w:rPr>
-          <w:rFonts w:ascii="Calibri" w:hAnsi="Calibri" w:cs="Calibri"/>
-          <w:color w:val="000000" w:themeColor="text1"/>
-        </w:rPr>
-        <w:t xml:space="preserve"> </w:t>
-      </w:r>
-      <w:r>
-        <w:rPr>
-          <w:rFonts w:ascii="Calibri" w:hAnsi="Calibri" w:cs="Calibri"/>
-          <w:color w:val="000000" w:themeColor="text1"/>
-        </w:rPr>
-        <w:t>-</w:t>
-      </w:r>
-      <w:r>
-        <w:rPr>
-          <w:rFonts w:ascii="Calibri" w:hAnsi="Calibri" w:cs="Calibri"/>
-          <w:color w:val="000000" w:themeColor="text1"/>
-        </w:rPr>
-        <w:t xml:space="preserve"> </w:t>
-      </w:r>
-      <w:r>
-        <w:rPr>
-          <w:rFonts w:ascii="Calibri" w:hAnsi="Calibri" w:cs="Calibri"/>
-          <w:color w:val="000000" w:themeColor="text1"/>
-        </w:rPr>
-        <w:t>Viene assegnato un membro ad uno specifico turno ed aggiunto sul calendario;</w:t>
-      </w:r>
-    </w:p>
-    <w:p>
-      <w:pPr>
-        <w:pStyle w:val="Title1"/>
-      </w:pPr>
-      <w:bookmarkStart w:id="38" w:name="_Toc221933045"/>
-      <w:r>
-        <w:t>MODELLO DI DOMINIO</w:t>
-      </w:r>
-      <w:bookmarkEnd w:id="38"/>
-    </w:p>
-    <w:p>
-      <w:pPr>
-        <w:pStyle w:val="Subtitle1"/>
-      </w:pPr>
-      <w:bookmarkStart w:id="39" w:name="_Toc221933046"/>
-      <w:r>
-        <w:t>Diagramma delle classi</w:t>
-      </w:r>
-      <w:bookmarkEnd w:id="39"/>
-    </w:p>
-    <w:p>
-      <w:pPr>
-        <w:rPr>
-          <w:rFonts w:ascii="Calibri" w:hAnsi="Calibri" w:cs="Calibri"/>
-          <w:color w:val="000000" w:themeColor="text1"/>
-        </w:rPr>
-      </w:pPr>
-      <w:r>
-        <w:rPr>
-          <w:rFonts w:ascii="Calibri" w:hAnsi="Calibri" w:cs="Calibri"/>
-          <w:color w:val="000000" w:themeColor="text1"/>
-        </w:rPr>
-        <w:t>L'attività centrale in questa fase del processo UP consiste nella creazione del Modello di Progetto. Questo elaborato raccoglie la documentazione necessaria a descrivere l'architettura logica del sistema, integrando sia la struttura delle classi che le interazioni dinamiche tra i vari componenti. Si tratta, in sostanza, del progetto dettagliato che guida la successiva implementazione del software, assicurando che ogni oggetto collabori correttamente per soddisfare i requisiti stabiliti.</w:t>
-      </w:r>
-    </w:p>
-    <w:p>
-      <w:pPr>
-        <w:keepNext/>
-      </w:pPr>
-      <w:r>
-        <w:rPr>
-          <w:rFonts w:ascii="Calibri" w:hAnsi="Calibri" w:cs="Calibri"/>
-          <w:noProof/>
-          <w:color w:val="000000" w:themeColor="text1"/>
-        </w:rPr>
         <w:drawing>
           <wp:inline distT="0" distB="0" distL="0" distR="0" wp14:anchorId="56675FE6" wp14:editId="2FC1A438">
             <wp:extent cx="6120130" cy="3305175"/>
@@ -20264,7 +20365,7 @@
       <w:pPr>
         <w:pStyle w:val="Subtitle1"/>
       </w:pPr>
-      <w:bookmarkStart w:id="40" w:name="_Toc221933047"/>
+      <w:bookmarkStart w:id="40" w:name="_Toc222587118"/>
       <w:r>
         <w:t>Diagrammi di sequenza</w:t>
       </w:r>
@@ -20402,9 +20503,8 @@
           <w:noProof/>
           <w:color w:val="000000" w:themeColor="text1"/>
         </w:rPr>
-        <w:lastRenderedPageBreak/>
         <w:drawing>
-          <wp:anchor distT="0" distB="0" distL="114300" distR="114300" simplePos="0" relativeHeight="251667456" behindDoc="1" locked="0" layoutInCell="1" allowOverlap="1" wp14:anchorId="1CA21F51" wp14:editId="327AE221">
+          <wp:anchor distT="0" distB="0" distL="114300" distR="114300" simplePos="0" relativeHeight="251667456" behindDoc="1" locked="0" layoutInCell="1" allowOverlap="1" wp14:anchorId="1CA21F51" wp14:editId="6671693D">
             <wp:simplePos x="0" y="0"/>
             <wp:positionH relativeFrom="margin">
               <wp:align>right</wp:align>
@@ -20486,6 +20586,7 @@
           <w:rFonts w:ascii="Calibri" w:hAnsi="Calibri" w:cs="Calibri"/>
           <w:color w:val="000000" w:themeColor="text1"/>
         </w:rPr>
+        <w:lastRenderedPageBreak/>
         <w:t>Generazione e salvataggio di una nuova terapia</w:t>
       </w:r>
     </w:p>
@@ -21060,7 +21161,6 @@
           <w:sz w:val="22"/>
         </w:rPr>
       </w:pPr>
-      <w:bookmarkStart w:id="41" w:name="_Toc221933048"/>
     </w:p>
     <w:p>
       <w:pPr>
@@ -21128,33 +21228,25 @@
     </w:p>
     <w:p>
       <w:pPr>
-        <w:pStyle w:val="Title1"/>
+        <w:pStyle w:val="Paragrafoelenco"/>
         <w:numPr>
           <w:ilvl w:val="0"/>
-          <w:numId w:val="21"/>
+          <w:numId w:val="22"/>
         </w:numPr>
-        <w:jc w:val="left"/>
-        <w:rPr>
-          <w:b w:val="0"/>
-          <w:bCs w:val="0"/>
-          <w:sz w:val="22"/>
-        </w:rPr>
-      </w:pPr>
-      <w:r>
-        <w:rPr>
-          <w:b w:val="0"/>
-          <w:bCs w:val="0"/>
-          <w:sz w:val="22"/>
-        </w:rPr>
+        <w:rPr>
+          <w:b/>
+          <w:bCs/>
+        </w:rPr>
+      </w:pPr>
+      <w:r>
         <w:t>Aggiunta di un’operazione al calendario</w:t>
       </w:r>
-      <w:bookmarkEnd w:id="41"/>
     </w:p>
     <w:p>
       <w:pPr>
         <w:pStyle w:val="Title1"/>
       </w:pPr>
-      <w:bookmarkStart w:id="42" w:name="_Toc221933049"/>
+      <w:bookmarkStart w:id="41" w:name="_Toc222587119"/>
       <w:r>
         <w:rPr>
           <w:b w:val="0"/>
@@ -21224,7 +21316,7 @@
       <w:r>
         <w:t>TESTING</w:t>
       </w:r>
-      <w:bookmarkEnd w:id="42"/>
+      <w:bookmarkEnd w:id="41"/>
     </w:p>
     <w:p>
       <w:pPr>
@@ -21248,9 +21340,11 @@
       <w:pPr>
         <w:pStyle w:val="Title1"/>
       </w:pPr>
+      <w:bookmarkStart w:id="42" w:name="_Toc222587120"/>
       <w:r>
         <w:t>RAFFINAMENTO DELL’ARCHITETTURA E PROSPETTIVE FUTURE</w:t>
       </w:r>
+      <w:bookmarkEnd w:id="42"/>
     </w:p>
     <w:p>
       <w:pPr>
@@ -21306,9 +21400,11 @@
       <w:pPr>
         <w:pStyle w:val="Subtitle1"/>
       </w:pPr>
+      <w:bookmarkStart w:id="43" w:name="_Toc222587121"/>
       <w:r>
         <w:t>Introduzione della classe Archivio</w:t>
       </w:r>
+      <w:bookmarkEnd w:id="43"/>
     </w:p>
     <w:p>
       <w:pPr>
@@ -21691,9 +21787,11 @@
       <w:pPr>
         <w:pStyle w:val="Subtitle1"/>
       </w:pPr>
+      <w:bookmarkStart w:id="44" w:name="_Toc222587122"/>
       <w:r>
         <w:t>Riorganizzazione della Logica di Presentazione per una Maggiore Coesione</w:t>
       </w:r>
+      <w:bookmarkEnd w:id="44"/>
     </w:p>
     <w:p>
       <w:pPr>
@@ -22184,11 +22282,11 @@
       <w:pPr>
         <w:pStyle w:val="Title1"/>
       </w:pPr>
-      <w:bookmarkStart w:id="43" w:name="_Toc221933050"/>
+      <w:bookmarkStart w:id="45" w:name="_Toc222587123"/>
       <w:r>
         <w:t>CONCLUSIONI</w:t>
       </w:r>
-      <w:bookmarkEnd w:id="43"/>
+      <w:bookmarkEnd w:id="45"/>
     </w:p>
     <w:p>
       <w:pPr>
@@ -25118,6 +25216,119 @@
       <w:rPr>
         <w:rFonts w:ascii="Wingdings" w:hAnsi="Wingdings" w:hint="default"/>
         <w:sz w:val="20"/>
+      </w:rPr>
+    </w:lvl>
+  </w:abstractNum>
+  <w:abstractNum w:abstractNumId="20" w15:restartNumberingAfterBreak="0">
+    <w:nsid w:val="7B6C1F64"/>
+    <w:multiLevelType w:val="hybridMultilevel"/>
+    <w:tmpl w:val="3DCC2FBC"/>
+    <w:lvl w:ilvl="0" w:tplc="0410000B">
+      <w:start w:val="1"/>
+      <w:numFmt w:val="bullet"/>
+      <w:lvlText w:val=""/>
+      <w:lvlJc w:val="left"/>
+      <w:pPr>
+        <w:ind w:left="720" w:hanging="360"/>
+      </w:pPr>
+      <w:rPr>
+        <w:rFonts w:ascii="Wingdings" w:hAnsi="Wingdings" w:hint="default"/>
+      </w:rPr>
+    </w:lvl>
+    <w:lvl w:ilvl="1" w:tplc="04100003" w:tentative="1">
+      <w:start w:val="1"/>
+      <w:numFmt w:val="bullet"/>
+      <w:lvlText w:val="o"/>
+      <w:lvlJc w:val="left"/>
+      <w:pPr>
+        <w:ind w:left="1440" w:hanging="360"/>
+      </w:pPr>
+      <w:rPr>
+        <w:rFonts w:ascii="Courier New" w:hAnsi="Courier New" w:cs="Courier New" w:hint="default"/>
+      </w:rPr>
+    </w:lvl>
+    <w:lvl w:ilvl="2" w:tplc="04100005" w:tentative="1">
+      <w:start w:val="1"/>
+      <w:numFmt w:val="bullet"/>
+      <w:lvlText w:val=""/>
+      <w:lvlJc w:val="left"/>
+      <w:pPr>
+        <w:ind w:left="2160" w:hanging="360"/>
+      </w:pPr>
+      <w:rPr>
+        <w:rFonts w:ascii="Wingdings" w:hAnsi="Wingdings" w:hint="default"/>
+      </w:rPr>
+    </w:lvl>
+    <w:lvl w:ilvl="3" w:tplc="04100001" w:tentative="1">
+      <w:start w:val="1"/>
+      <w:numFmt w:val="bullet"/>
+      <w:lvlText w:val=""/>
+      <w:lvlJc w:val="left"/>
+      <w:pPr>
+        <w:ind w:left="2880" w:hanging="360"/>
+      </w:pPr>
+      <w:rPr>
+        <w:rFonts w:ascii="Symbol" w:hAnsi="Symbol" w:hint="default"/>
+      </w:rPr>
+    </w:lvl>
+    <w:lvl w:ilvl="4" w:tplc="04100003" w:tentative="1">
+      <w:start w:val="1"/>
+      <w:numFmt w:val="bullet"/>
+      <w:lvlText w:val="o"/>
+      <w:lvlJc w:val="left"/>
+      <w:pPr>
+        <w:ind w:left="3600" w:hanging="360"/>
+      </w:pPr>
+      <w:rPr>
+        <w:rFonts w:ascii="Courier New" w:hAnsi="Courier New" w:cs="Courier New" w:hint="default"/>
+      </w:rPr>
+    </w:lvl>
+    <w:lvl w:ilvl="5" w:tplc="04100005" w:tentative="1">
+      <w:start w:val="1"/>
+      <w:numFmt w:val="bullet"/>
+      <w:lvlText w:val=""/>
+      <w:lvlJc w:val="left"/>
+      <w:pPr>
+        <w:ind w:left="4320" w:hanging="360"/>
+      </w:pPr>
+      <w:rPr>
+        <w:rFonts w:ascii="Wingdings" w:hAnsi="Wingdings" w:hint="default"/>
+      </w:rPr>
+    </w:lvl>
+    <w:lvl w:ilvl="6" w:tplc="04100001" w:tentative="1">
+      <w:start w:val="1"/>
+      <w:numFmt w:val="bullet"/>
+      <w:lvlText w:val=""/>
+      <w:lvlJc w:val="left"/>
+      <w:pPr>
+        <w:ind w:left="5040" w:hanging="360"/>
+      </w:pPr>
+      <w:rPr>
+        <w:rFonts w:ascii="Symbol" w:hAnsi="Symbol" w:hint="default"/>
+      </w:rPr>
+    </w:lvl>
+    <w:lvl w:ilvl="7" w:tplc="04100003" w:tentative="1">
+      <w:start w:val="1"/>
+      <w:numFmt w:val="bullet"/>
+      <w:lvlText w:val="o"/>
+      <w:lvlJc w:val="left"/>
+      <w:pPr>
+        <w:ind w:left="5760" w:hanging="360"/>
+      </w:pPr>
+      <w:rPr>
+        <w:rFonts w:ascii="Courier New" w:hAnsi="Courier New" w:cs="Courier New" w:hint="default"/>
+      </w:rPr>
+    </w:lvl>
+    <w:lvl w:ilvl="8" w:tplc="04100005" w:tentative="1">
+      <w:start w:val="1"/>
+      <w:numFmt w:val="bullet"/>
+      <w:lvlText w:val=""/>
+      <w:lvlJc w:val="left"/>
+      <w:pPr>
+        <w:ind w:left="6480" w:hanging="360"/>
+      </w:pPr>
+      <w:rPr>
+        <w:rFonts w:ascii="Wingdings" w:hAnsi="Wingdings" w:hint="default"/>
       </w:rPr>
     </w:lvl>
   </w:abstractNum>
@@ -25183,6 +25394,9 @@
   </w:num>
   <w:num w:numId="21" w16cid:durableId="1056589301">
     <w:abstractNumId w:val="8"/>
+  </w:num>
+  <w:num w:numId="22" w16cid:durableId="14161206">
+    <w:abstractNumId w:val="20"/>
   </w:num>
   <w:numIdMacAtCleanup w:val="14"/>
 </w:numbering>
@@ -26816,15 +27030,6 @@
 </file>
 
 <file path=customXml/item1.xml><?xml version="1.0" encoding="utf-8"?>
-<?mso-contentType ?>
-<FormTemplates xmlns="http://schemas.microsoft.com/sharepoint/v3/contenttype/forms">
-  <Display>DocumentLibraryForm</Display>
-  <Edit>DocumentLibraryForm</Edit>
-  <New>DocumentLibraryForm</New>
-</FormTemplates>
-</file>
-
-<file path=customXml/item2.xml><?xml version="1.0" encoding="utf-8"?>
 <ct:contentTypeSchema xmlns:ct="http://schemas.microsoft.com/office/2006/metadata/contentType" xmlns:ma="http://schemas.microsoft.com/office/2006/metadata/properties/metaAttributes" ct:_="" ma:_="" ma:contentTypeName="Document" ma:contentTypeID="0x01010016E63A739F563946AD8C16C05D062E98" ma:contentTypeVersion="6" ma:contentTypeDescription="Create a new document." ma:contentTypeScope="" ma:versionID="a28a9786f1d8f4f56c75dc998e4d5f9b">
   <xsd:schema xmlns:xsd="http://www.w3.org/2001/XMLSchema" xmlns:xs="http://www.w3.org/2001/XMLSchema" xmlns:p="http://schemas.microsoft.com/office/2006/metadata/properties" xmlns:ns3="56c654e7-54e6-4cec-9125-9ecb39084783" targetNamespace="http://schemas.microsoft.com/office/2006/metadata/properties" ma:root="true" ma:fieldsID="a24d4552bcb2c83444a4b426af01032c" ns3:_="">
     <xsd:import namespace="56c654e7-54e6-4cec-9125-9ecb39084783"/>
@@ -26980,7 +27185,20 @@
 </ct:contentTypeSchema>
 </file>
 
+<file path=customXml/item2.xml><?xml version="1.0" encoding="utf-8"?>
+<?mso-contentType ?>
+<FormTemplates xmlns="http://schemas.microsoft.com/sharepoint/v3/contenttype/forms">
+  <Display>DocumentLibraryForm</Display>
+  <Edit>DocumentLibraryForm</Edit>
+  <New>DocumentLibraryForm</New>
+</FormTemplates>
+</file>
+
 <file path=customXml/item3.xml><?xml version="1.0" encoding="utf-8"?>
+<b:Sources xmlns:b="http://schemas.openxmlformats.org/officeDocument/2006/bibliography" xmlns="http://schemas.openxmlformats.org/officeDocument/2006/bibliography" SelectedStyle="\APASixthEditionOfficeOnline.xsl" StyleName="APA" Version="6"/>
+</file>
+
+<file path=customXml/item4.xml><?xml version="1.0" encoding="utf-8"?>
 <p:properties xmlns:p="http://schemas.microsoft.com/office/2006/metadata/properties" xmlns:xsi="http://www.w3.org/2001/XMLSchema-instance" xmlns:pc="http://schemas.microsoft.com/office/infopath/2007/PartnerControls">
   <documentManagement>
     <_activity xmlns="56c654e7-54e6-4cec-9125-9ecb39084783" xsi:nil="true"/>
@@ -26988,19 +27206,7 @@
 </p:properties>
 </file>
 
-<file path=customXml/item4.xml><?xml version="1.0" encoding="utf-8"?>
-<b:Sources xmlns:b="http://schemas.openxmlformats.org/officeDocument/2006/bibliography" xmlns="http://schemas.openxmlformats.org/officeDocument/2006/bibliography" SelectedStyle="\APASixthEditionOfficeOnline.xsl" StyleName="APA" Version="6"/>
-</file>
-
 <file path=customXml/itemProps1.xml><?xml version="1.0" encoding="utf-8"?>
-<ds:datastoreItem xmlns:ds="http://schemas.openxmlformats.org/officeDocument/2006/customXml" ds:itemID="{9526C769-C152-44AB-BBAD-EB530518D039}">
-  <ds:schemaRefs>
-    <ds:schemaRef ds:uri="http://schemas.microsoft.com/sharepoint/v3/contenttype/forms"/>
-  </ds:schemaRefs>
-</ds:datastoreItem>
-</file>
-
-<file path=customXml/itemProps2.xml><?xml version="1.0" encoding="utf-8"?>
 <ds:datastoreItem xmlns:ds="http://schemas.openxmlformats.org/officeDocument/2006/customXml" ds:itemID="{AF05F828-C5B5-4DC4-9F99-F95268BC84EF}">
   <ds:schemaRefs>
     <ds:schemaRef ds:uri="http://schemas.microsoft.com/office/2006/metadata/contentType"/>
@@ -27018,7 +27224,23 @@
 </ds:datastoreItem>
 </file>
 
+<file path=customXml/itemProps2.xml><?xml version="1.0" encoding="utf-8"?>
+<ds:datastoreItem xmlns:ds="http://schemas.openxmlformats.org/officeDocument/2006/customXml" ds:itemID="{9526C769-C152-44AB-BBAD-EB530518D039}">
+  <ds:schemaRefs>
+    <ds:schemaRef ds:uri="http://schemas.microsoft.com/sharepoint/v3/contenttype/forms"/>
+  </ds:schemaRefs>
+</ds:datastoreItem>
+</file>
+
 <file path=customXml/itemProps3.xml><?xml version="1.0" encoding="utf-8"?>
+<ds:datastoreItem xmlns:ds="http://schemas.openxmlformats.org/officeDocument/2006/customXml" ds:itemID="{57B83800-9DD8-48E5-B4BC-7F02BDC5F36A}">
+  <ds:schemaRefs>
+    <ds:schemaRef ds:uri="http://schemas.openxmlformats.org/officeDocument/2006/bibliography"/>
+  </ds:schemaRefs>
+</ds:datastoreItem>
+</file>
+
+<file path=customXml/itemProps4.xml><?xml version="1.0" encoding="utf-8"?>
 <ds:datastoreItem xmlns:ds="http://schemas.openxmlformats.org/officeDocument/2006/customXml" ds:itemID="{DAE6ADA1-BD15-4943-963F-C21A8F36A2A2}">
   <ds:schemaRefs>
     <ds:schemaRef ds:uri="http://schemas.microsoft.com/office/2006/metadata/properties"/>
@@ -27026,12 +27248,4 @@
     <ds:schemaRef ds:uri="56c654e7-54e6-4cec-9125-9ecb39084783"/>
   </ds:schemaRefs>
 </ds:datastoreItem>
-</file>
-
-<file path=customXml/itemProps4.xml><?xml version="1.0" encoding="utf-8"?>
-<ds:datastoreItem xmlns:ds="http://schemas.openxmlformats.org/officeDocument/2006/customXml" ds:itemID="{57B83800-9DD8-48E5-B4BC-7F02BDC5F36A}">
-  <ds:schemaRefs>
-    <ds:schemaRef ds:uri="http://schemas.openxmlformats.org/officeDocument/2006/bibliography"/>
-  </ds:schemaRefs>
-</ds:datastoreItem>
 </file>
--- a/Documenti/Documento di progetto finale.docx
+++ b/Documenti/Documento di progetto finale.docx
@@ -2852,21 +2852,7 @@
         <w:rPr>
           <w:rFonts w:ascii="Calibri" w:hAnsi="Calibri" w:cs="Calibri"/>
         </w:rPr>
-        <w:t xml:space="preserve">Per delineare in modo chiaro e completo il perimetro del progetto </w:t>
-      </w:r>
-      <w:proofErr w:type="spellStart"/>
-      <w:r>
-        <w:rPr>
-          <w:rFonts w:ascii="Calibri" w:hAnsi="Calibri" w:cs="Calibri"/>
-        </w:rPr>
-        <w:t>VetCare</w:t>
-      </w:r>
-      <w:proofErr w:type="spellEnd"/>
-      <w:r>
-        <w:rPr>
-          <w:rFonts w:ascii="Calibri" w:hAnsi="Calibri" w:cs="Calibri"/>
-        </w:rPr>
-        <w:t>, ci si è avvalsi di un insieme di documenti preparatori, ciascuno dei quali ha contribuito a mettere a fuoco aspetti specifici del sistema. Tra questi rientrano il Documento di Visione, che esprime la finalità strategica del prodotto; le Specifiche Supplementari, che raccolgono requisiti non funzionali e vincoli tecnici; le Regole di Business, che descrivono le logiche organizzative della clinica; e il Glossario, utile a fissare una terminologia condivisa. Il presente documento</w:t>
+        <w:t>Per delineare in modo chiaro e completo il perimetro del progetto VetCare, ci si è avvalsi di un insieme di documenti preparatori, ciascuno dei quali ha contribuito a mettere a fuoco aspetti specifici del sistema. Tra questi rientrano il Documento di Visione, che esprime la finalità strategica del prodotto; le Specifiche Supplementari, che raccolgono requisiti non funzionali e vincoli tecnici; le Regole di Business, che descrivono le logiche organizzative della clinica; e il Glossario, utile a fissare una terminologia condivisa. Il presente documento</w:t>
       </w:r>
       <w:r>
         <w:rPr>
@@ -2901,21 +2887,7 @@
         <w:rPr>
           <w:rFonts w:ascii="Calibri" w:hAnsi="Calibri" w:cs="Calibri"/>
         </w:rPr>
-        <w:t xml:space="preserve">La direzione di una clinica veterinaria ha manifestato l'esigenza di dotarsi di uno strumento informatico in grado di supportare in modo organico l'intera operatività della struttura. Il sistema, denominato </w:t>
-      </w:r>
-      <w:proofErr w:type="spellStart"/>
-      <w:r>
-        <w:rPr>
-          <w:rFonts w:ascii="Calibri" w:hAnsi="Calibri" w:cs="Calibri"/>
-        </w:rPr>
-        <w:t>VetCare</w:t>
-      </w:r>
-      <w:proofErr w:type="spellEnd"/>
-      <w:r>
-        <w:rPr>
-          <w:rFonts w:ascii="Calibri" w:hAnsi="Calibri" w:cs="Calibri"/>
-        </w:rPr>
-        <w:t>, dovrà coprire tanto gli aspetti clinico-sanitari quanto quelli amministrativo-organizzativi, offrendo un ambiente integrato che accompagni ogni fase del percorso del paziente in clinica. A partire da questa esigenza generale, sono stati individuati i seguenti ambiti di intervento:</w:t>
+        <w:t>La direzione di una clinica veterinaria ha manifestato l'esigenza di dotarsi di uno strumento informatico in grado di supportare in modo organico l'intera operatività della struttura. Il sistema, denominato VetCare, dovrà coprire tanto gli aspetti clinico-sanitari quanto quelli amministrativo-organizzativi, offrendo un ambiente integrato che accompagni ogni fase del percorso del paziente in clinica. A partire da questa esigenza generale, sono stati individuati i seguenti ambiti di intervento:</w:t>
       </w:r>
     </w:p>
     <w:p>
@@ -3128,14 +3100,7 @@
         <w:rPr>
           <w:rFonts w:ascii="Calibri" w:hAnsi="Calibri" w:cs="Calibri"/>
         </w:rPr>
-        <w:t xml:space="preserve"> L'amministratore deve poter organizzare e visualizzare i turni di lavoro di </w:t>
-      </w:r>
-      <w:proofErr w:type="spellStart"/>
-      <w:r>
-        <w:rPr>
-          <w:rFonts w:ascii="Calibri" w:hAnsi="Calibri" w:cs="Calibri"/>
-        </w:rPr>
-        <w:t>veterinar</w:t>
+        <w:t> L'amministratore deve poter organizzare e visualizzare i turni di lavoro di veterinar</w:t>
       </w:r>
       <w:r>
         <w:rPr>
@@ -3143,7 +3108,6 @@
         </w:rPr>
         <w:t>o</w:t>
       </w:r>
-      <w:proofErr w:type="spellEnd"/>
       <w:r>
         <w:rPr>
           <w:rFonts w:ascii="Calibri" w:hAnsi="Calibri" w:cs="Calibri"/>
@@ -4132,19 +4096,8 @@
                 <w:sz w:val="22"/>
                 <w:szCs w:val="22"/>
               </w:rPr>
-              <w:t xml:space="preserve">Applicazione </w:t>
-            </w:r>
-            <w:proofErr w:type="spellStart"/>
-            <w:r>
-              <w:rPr>
-                <w:rFonts w:ascii="Calibri" w:hAnsi="Calibri" w:cs="Calibri"/>
-                <w:color w:val="000000" w:themeColor="text1"/>
-                <w:sz w:val="22"/>
-                <w:szCs w:val="22"/>
-              </w:rPr>
-              <w:t>VetCare</w:t>
-            </w:r>
-            <w:proofErr w:type="spellEnd"/>
+              <w:t>Applicazione VetCare</w:t>
+            </w:r>
           </w:p>
         </w:tc>
       </w:tr>
@@ -4624,7 +4577,6 @@
                 <w:szCs w:val="22"/>
               </w:rPr>
             </w:pPr>
-            <w:proofErr w:type="spellStart"/>
             <w:r>
               <w:rPr>
                 <w:rFonts w:ascii="Calibri" w:hAnsi="Calibri" w:cs="Calibri"/>
@@ -4634,7 +4586,6 @@
               </w:rPr>
               <w:t>Eestensioni</w:t>
             </w:r>
-            <w:proofErr w:type="spellEnd"/>
           </w:p>
         </w:tc>
         <w:tc>
@@ -5111,19 +5062,8 @@
                 <w:sz w:val="22"/>
                 <w:szCs w:val="22"/>
               </w:rPr>
-              <w:t xml:space="preserve">Applicazione </w:t>
-            </w:r>
-            <w:proofErr w:type="spellStart"/>
-            <w:r>
-              <w:rPr>
-                <w:rFonts w:ascii="Calibri" w:hAnsi="Calibri" w:cs="Calibri"/>
-                <w:color w:val="000000" w:themeColor="text1"/>
-                <w:sz w:val="22"/>
-                <w:szCs w:val="22"/>
-              </w:rPr>
-              <w:t>VetCare</w:t>
-            </w:r>
-            <w:proofErr w:type="spellEnd"/>
+              <w:t>Applicazione VetCare</w:t>
+            </w:r>
           </w:p>
         </w:tc>
       </w:tr>
@@ -5603,7 +5543,6 @@
                 <w:szCs w:val="22"/>
               </w:rPr>
             </w:pPr>
-            <w:proofErr w:type="spellStart"/>
             <w:r>
               <w:rPr>
                 <w:rFonts w:ascii="Calibri" w:hAnsi="Calibri" w:cs="Calibri"/>
@@ -5613,7 +5552,6 @@
               </w:rPr>
               <w:t>Eestensioni</w:t>
             </w:r>
-            <w:proofErr w:type="spellEnd"/>
           </w:p>
         </w:tc>
         <w:tc>
@@ -6095,19 +6033,8 @@
                 <w:sz w:val="22"/>
                 <w:szCs w:val="22"/>
               </w:rPr>
-              <w:t xml:space="preserve">Applicazione </w:t>
-            </w:r>
-            <w:proofErr w:type="spellStart"/>
-            <w:r>
-              <w:rPr>
-                <w:rFonts w:ascii="Calibri" w:hAnsi="Calibri" w:cs="Calibri"/>
-                <w:color w:val="000000" w:themeColor="text1"/>
-                <w:sz w:val="22"/>
-                <w:szCs w:val="22"/>
-              </w:rPr>
-              <w:t>VetCare</w:t>
-            </w:r>
-            <w:proofErr w:type="spellEnd"/>
+              <w:t>Applicazione VetCare</w:t>
+            </w:r>
           </w:p>
         </w:tc>
       </w:tr>
@@ -6589,7 +6516,6 @@
                 <w:szCs w:val="22"/>
               </w:rPr>
             </w:pPr>
-            <w:proofErr w:type="spellStart"/>
             <w:r>
               <w:rPr>
                 <w:rFonts w:ascii="Calibri" w:hAnsi="Calibri" w:cs="Calibri"/>
@@ -6599,7 +6525,6 @@
               </w:rPr>
               <w:t>Eestensioni</w:t>
             </w:r>
-            <w:proofErr w:type="spellEnd"/>
           </w:p>
         </w:tc>
         <w:tc>
@@ -7016,19 +6941,8 @@
                 <w:sz w:val="22"/>
                 <w:szCs w:val="22"/>
               </w:rPr>
-              <w:t xml:space="preserve">Applicazione </w:t>
-            </w:r>
-            <w:proofErr w:type="spellStart"/>
-            <w:r>
-              <w:rPr>
-                <w:rFonts w:ascii="Calibri" w:hAnsi="Calibri" w:cs="Calibri"/>
-                <w:color w:val="000000" w:themeColor="text1"/>
-                <w:sz w:val="22"/>
-                <w:szCs w:val="22"/>
-              </w:rPr>
-              <w:t>VetCare</w:t>
-            </w:r>
-            <w:proofErr w:type="spellEnd"/>
+              <w:t>Applicazione VetCare</w:t>
+            </w:r>
           </w:p>
         </w:tc>
       </w:tr>
@@ -7489,7 +7403,6 @@
                 <w:szCs w:val="22"/>
               </w:rPr>
             </w:pPr>
-            <w:proofErr w:type="spellStart"/>
             <w:r>
               <w:rPr>
                 <w:rFonts w:ascii="Calibri" w:hAnsi="Calibri" w:cs="Calibri"/>
@@ -7499,7 +7412,6 @@
               </w:rPr>
               <w:t>Eestensioni</w:t>
             </w:r>
-            <w:proofErr w:type="spellEnd"/>
           </w:p>
         </w:tc>
         <w:tc>
@@ -7864,19 +7776,8 @@
                 <w:sz w:val="22"/>
                 <w:szCs w:val="22"/>
               </w:rPr>
-              <w:t xml:space="preserve">Applicazione </w:t>
-            </w:r>
-            <w:proofErr w:type="spellStart"/>
-            <w:r>
-              <w:rPr>
-                <w:rFonts w:ascii="Calibri" w:hAnsi="Calibri" w:cs="Calibri"/>
-                <w:color w:val="000000" w:themeColor="text1"/>
-                <w:sz w:val="22"/>
-                <w:szCs w:val="22"/>
-              </w:rPr>
-              <w:t>VetCare</w:t>
-            </w:r>
-            <w:proofErr w:type="spellEnd"/>
+              <w:t>Applicazione VetCare</w:t>
+            </w:r>
           </w:p>
         </w:tc>
       </w:tr>
@@ -8379,7 +8280,6 @@
                 <w:szCs w:val="22"/>
               </w:rPr>
             </w:pPr>
-            <w:proofErr w:type="spellStart"/>
             <w:r>
               <w:rPr>
                 <w:rFonts w:ascii="Calibri" w:hAnsi="Calibri" w:cs="Calibri"/>
@@ -8389,7 +8289,6 @@
               </w:rPr>
               <w:t>Eestensioni</w:t>
             </w:r>
-            <w:proofErr w:type="spellEnd"/>
           </w:p>
         </w:tc>
         <w:tc>
@@ -8805,19 +8704,8 @@
                 <w:sz w:val="22"/>
                 <w:szCs w:val="22"/>
               </w:rPr>
-              <w:t xml:space="preserve">Applicazione </w:t>
-            </w:r>
-            <w:proofErr w:type="spellStart"/>
-            <w:r>
-              <w:rPr>
-                <w:rFonts w:ascii="Calibri" w:hAnsi="Calibri" w:cs="Calibri"/>
-                <w:color w:val="000000" w:themeColor="text1"/>
-                <w:sz w:val="22"/>
-                <w:szCs w:val="22"/>
-              </w:rPr>
-              <w:t>VetCare</w:t>
-            </w:r>
-            <w:proofErr w:type="spellEnd"/>
+              <w:t>Applicazione VetCare</w:t>
+            </w:r>
           </w:p>
         </w:tc>
       </w:tr>
@@ -9280,7 +9168,6 @@
                 <w:szCs w:val="22"/>
               </w:rPr>
             </w:pPr>
-            <w:proofErr w:type="spellStart"/>
             <w:r>
               <w:rPr>
                 <w:rFonts w:ascii="Calibri" w:hAnsi="Calibri" w:cs="Calibri"/>
@@ -9290,7 +9177,6 @@
               </w:rPr>
               <w:t>Eestensioni</w:t>
             </w:r>
-            <w:proofErr w:type="spellEnd"/>
           </w:p>
         </w:tc>
         <w:tc>
@@ -9656,19 +9542,8 @@
                 <w:sz w:val="22"/>
                 <w:szCs w:val="22"/>
               </w:rPr>
-              <w:t xml:space="preserve">Applicazione </w:t>
-            </w:r>
-            <w:proofErr w:type="spellStart"/>
-            <w:r>
-              <w:rPr>
-                <w:rFonts w:ascii="Calibri" w:hAnsi="Calibri" w:cs="Calibri"/>
-                <w:color w:val="000000" w:themeColor="text1"/>
-                <w:sz w:val="22"/>
-                <w:szCs w:val="22"/>
-              </w:rPr>
-              <w:t>VetCare</w:t>
-            </w:r>
-            <w:proofErr w:type="spellEnd"/>
+              <w:t>Applicazione VetCare</w:t>
+            </w:r>
           </w:p>
         </w:tc>
       </w:tr>
@@ -10131,7 +10006,6 @@
                 <w:szCs w:val="22"/>
               </w:rPr>
             </w:pPr>
-            <w:proofErr w:type="spellStart"/>
             <w:r>
               <w:rPr>
                 <w:rFonts w:ascii="Calibri" w:hAnsi="Calibri" w:cs="Calibri"/>
@@ -10141,7 +10015,6 @@
               </w:rPr>
               <w:t>Eestensioni</w:t>
             </w:r>
-            <w:proofErr w:type="spellEnd"/>
           </w:p>
         </w:tc>
         <w:tc>
@@ -10546,19 +10419,8 @@
                 <w:sz w:val="22"/>
                 <w:szCs w:val="22"/>
               </w:rPr>
-              <w:t xml:space="preserve">Applicazione </w:t>
-            </w:r>
-            <w:proofErr w:type="spellStart"/>
-            <w:r>
-              <w:rPr>
-                <w:rFonts w:ascii="Calibri" w:hAnsi="Calibri" w:cs="Calibri"/>
-                <w:color w:val="000000" w:themeColor="text1"/>
-                <w:sz w:val="22"/>
-                <w:szCs w:val="22"/>
-              </w:rPr>
-              <w:t>VetCare</w:t>
-            </w:r>
-            <w:proofErr w:type="spellEnd"/>
+              <w:t>Applicazione VetCare</w:t>
+            </w:r>
           </w:p>
         </w:tc>
       </w:tr>
@@ -10963,7 +10825,6 @@
                 <w:szCs w:val="22"/>
               </w:rPr>
             </w:pPr>
-            <w:proofErr w:type="spellStart"/>
             <w:r>
               <w:rPr>
                 <w:rFonts w:ascii="Calibri" w:hAnsi="Calibri" w:cs="Calibri"/>
@@ -10973,7 +10834,6 @@
               </w:rPr>
               <w:t>Eestensioni</w:t>
             </w:r>
-            <w:proofErr w:type="spellEnd"/>
           </w:p>
         </w:tc>
         <w:tc>
@@ -11211,21 +11071,7 @@
         <w:rPr>
           <w:rFonts w:ascii="Calibri" w:hAnsi="Calibri" w:cs="Calibri"/>
         </w:rPr>
-        <w:t xml:space="preserve">Il software </w:t>
-      </w:r>
-      <w:proofErr w:type="spellStart"/>
-      <w:r>
-        <w:rPr>
-          <w:rFonts w:ascii="Calibri" w:hAnsi="Calibri" w:cs="Calibri"/>
-        </w:rPr>
-        <w:t>VetCare</w:t>
-      </w:r>
-      <w:proofErr w:type="spellEnd"/>
-      <w:r>
-        <w:rPr>
-          <w:rFonts w:ascii="Calibri" w:hAnsi="Calibri" w:cs="Calibri"/>
-        </w:rPr>
-        <w:t xml:space="preserve"> nasce con l’obiettivo di superare i tradizionali sistemi di gestione manuale delle cliniche veterinarie. Ciò consente una gestione dinamica ed efficiente delle attività cliniche, dei servizi offerti e della pianificazione delle risorse in cliniche veterinarie che operano su larga scala.</w:t>
+        <w:t>Il software VetCare nasce con l’obiettivo di superare i tradizionali sistemi di gestione manuale delle cliniche veterinarie. Ciò consente una gestione dinamica ed efficiente delle attività cliniche, dei servizi offerti e della pianificazione delle risorse in cliniche veterinarie che operano su larga scala.</w:t>
       </w:r>
     </w:p>
     <w:p>
@@ -11514,14 +11360,9 @@
       </w:pPr>
       <w:bookmarkStart w:id="27" w:name="_Toc222587105"/>
       <w:r>
-        <w:t xml:space="preserve">Specifiche Supplementari: Sistema </w:t>
-      </w:r>
-      <w:proofErr w:type="spellStart"/>
-      <w:r>
-        <w:t>VetCare</w:t>
+        <w:t>Specifiche Supplementari: Sistema VetCare</w:t>
       </w:r>
       <w:bookmarkEnd w:id="27"/>
-      <w:proofErr w:type="spellEnd"/>
       <w:r>
         <w:t xml:space="preserve"> </w:t>
       </w:r>
@@ -11548,23 +11389,7 @@
           <w:rFonts w:ascii="Calibri" w:hAnsi="Calibri" w:cs="Calibri"/>
           <w:color w:val="000000" w:themeColor="text1"/>
         </w:rPr>
-        <w:t>Semplicità di Interazione: L'interfaccia a riga di comando (CLI) è progettata per guidare l'utente attraverso menu numerati chiari, riducendo la possibilità di errore nell'inserimento dei dati. Auto-</w:t>
-      </w:r>
-      <w:proofErr w:type="spellStart"/>
-      <w:r>
-        <w:rPr>
-          <w:rFonts w:ascii="Calibri" w:hAnsi="Calibri" w:cs="Calibri"/>
-          <w:color w:val="000000" w:themeColor="text1"/>
-        </w:rPr>
-        <w:t>esplicatività</w:t>
-      </w:r>
-      <w:proofErr w:type="spellEnd"/>
-      <w:r>
-        <w:rPr>
-          <w:rFonts w:ascii="Calibri" w:hAnsi="Calibri" w:cs="Calibri"/>
-          <w:color w:val="000000" w:themeColor="text1"/>
-        </w:rPr>
-        <w:t xml:space="preserve">: Ogni operazione richiede input specifici preceduti da messaggi di guida (prompt), rendendo il sistema utilizzabile anche senza una formazione tecnica approfondita. Feedback Immediato: Il sistema fornisce conferme esplicite per ogni operazione critica, come la registrazione di anagrafiche, visite o terapie, garantendo che l'utente sia sempre consapevole dell'esito delle sue azioni. </w:t>
+        <w:t xml:space="preserve">Semplicità di Interazione: L'interfaccia a riga di comando (CLI) è progettata per guidare l'utente attraverso menu numerati chiari, riducendo la possibilità di errore nell'inserimento dei dati. Auto-esplicatività: Ogni operazione richiede input specifici preceduti da messaggi di guida (prompt), rendendo il sistema utilizzabile anche senza una formazione tecnica approfondita. Feedback Immediato: Il sistema fornisce conferme esplicite per ogni operazione critica, come la registrazione di anagrafiche, visite o terapie, garantendo che l'utente sia sempre consapevole dell'esito delle sue azioni. </w:t>
       </w:r>
     </w:p>
     <w:p>
@@ -11589,39 +11414,7 @@
           <w:rFonts w:ascii="Calibri" w:hAnsi="Calibri" w:cs="Calibri"/>
           <w:color w:val="000000" w:themeColor="text1"/>
         </w:rPr>
-        <w:t xml:space="preserve">Integrità dei Dati: Il sistema implementa controlli rigorosi sulla validità dei dati in ingresso, come il formato delle date e l'unicità dei codici microchip, per prevenire la corruzione della base dati. Gestione delle Eccezioni: Il software è dotato di un sistema di gestione degli errori che cattura anomalie specifiche (es. </w:t>
-      </w:r>
-      <w:proofErr w:type="spellStart"/>
-      <w:r>
-        <w:rPr>
-          <w:rFonts w:ascii="Calibri" w:hAnsi="Calibri" w:cs="Calibri"/>
-          <w:color w:val="000000" w:themeColor="text1"/>
-        </w:rPr>
-        <w:t>SovrapposizioneAppuntamentoException</w:t>
-      </w:r>
-      <w:proofErr w:type="spellEnd"/>
-      <w:r>
-        <w:rPr>
-          <w:rFonts w:ascii="Calibri" w:hAnsi="Calibri" w:cs="Calibri"/>
-          <w:color w:val="000000" w:themeColor="text1"/>
-        </w:rPr>
-        <w:t xml:space="preserve">, </w:t>
-      </w:r>
-      <w:proofErr w:type="spellStart"/>
-      <w:r>
-        <w:rPr>
-          <w:rFonts w:ascii="Calibri" w:hAnsi="Calibri" w:cs="Calibri"/>
-          <w:color w:val="000000" w:themeColor="text1"/>
-        </w:rPr>
-        <w:t>FarmacoScadutoException</w:t>
-      </w:r>
-      <w:proofErr w:type="spellEnd"/>
-      <w:r>
-        <w:rPr>
-          <w:rFonts w:ascii="Calibri" w:hAnsi="Calibri" w:cs="Calibri"/>
-          <w:color w:val="000000" w:themeColor="text1"/>
-        </w:rPr>
-        <w:t xml:space="preserve">) senza interrompere l'esecuzione del programma, garantendo la continuità operativa. </w:t>
+        <w:t xml:space="preserve">Integrità dei Dati: Il sistema implementa controlli rigorosi sulla validità dei dati in ingresso, come il formato delle date e l'unicità dei codici microchip, per prevenire la corruzione della base dati. Gestione delle Eccezioni: Il software è dotato di un sistema di gestione degli errori che cattura anomalie specifiche (es. SovrapposizioneAppuntamentoException, FarmacoScadutoException) senza interrompere l'esecuzione del programma, garantendo la continuità operativa. </w:t>
       </w:r>
     </w:p>
     <w:p>
@@ -11646,23 +11439,7 @@
           <w:rFonts w:ascii="Calibri" w:hAnsi="Calibri" w:cs="Calibri"/>
           <w:color w:val="000000" w:themeColor="text1"/>
         </w:rPr>
-        <w:t xml:space="preserve">Portabilità: Il software è sviluppato interamente in Java, garantendo la piena compatibilità con qualsiasi sistema operativo (Windows, </w:t>
-      </w:r>
-      <w:proofErr w:type="spellStart"/>
-      <w:r>
-        <w:rPr>
-          <w:rFonts w:ascii="Calibri" w:hAnsi="Calibri" w:cs="Calibri"/>
-          <w:color w:val="000000" w:themeColor="text1"/>
-        </w:rPr>
-        <w:t>macOS</w:t>
-      </w:r>
-      <w:proofErr w:type="spellEnd"/>
-      <w:r>
-        <w:rPr>
-          <w:rFonts w:ascii="Calibri" w:hAnsi="Calibri" w:cs="Calibri"/>
-          <w:color w:val="000000" w:themeColor="text1"/>
-        </w:rPr>
-        <w:t xml:space="preserve">, Linux) dotato di una Java Virtual Machine (JVM). </w:t>
+        <w:t xml:space="preserve">Portabilità: Il software è sviluppato interamente in Java, garantendo la piena compatibilità con qualsiasi sistema operativo (Windows, macOS, Linux) dotato di una Java Virtual Machine (JVM). </w:t>
       </w:r>
     </w:p>
     <w:p>
@@ -12961,23 +12738,7 @@
           <w:rFonts w:ascii="Calibri" w:hAnsi="Calibri" w:cs="Calibri"/>
           <w:color w:val="000000" w:themeColor="text1"/>
         </w:rPr>
-        <w:t xml:space="preserve">L'architettura del sistema </w:t>
-      </w:r>
-      <w:proofErr w:type="spellStart"/>
-      <w:r>
-        <w:rPr>
-          <w:rFonts w:ascii="Calibri" w:hAnsi="Calibri" w:cs="Calibri"/>
-          <w:color w:val="000000" w:themeColor="text1"/>
-        </w:rPr>
-        <w:t>VetCare</w:t>
-      </w:r>
-      <w:proofErr w:type="spellEnd"/>
-      <w:r>
-        <w:rPr>
-          <w:rFonts w:ascii="Calibri" w:hAnsi="Calibri" w:cs="Calibri"/>
-          <w:color w:val="000000" w:themeColor="text1"/>
-        </w:rPr>
-        <w:t xml:space="preserve"> è stata sviluppata attraverso un processo incrementale, dove ogni iterazione ha aggiunto funzionalità critiche (Use Cases) e raffinato la struttura logica attraverso l'applicazione dei design pattern.</w:t>
+        <w:t>L'architettura del sistema VetCare è stata sviluppata attraverso un processo incrementale, dove ogni iterazione ha aggiunto funzionalità critiche (Use Cases) e raffinato la struttura logica attraverso l'applicazione dei design pattern.</w:t>
       </w:r>
     </w:p>
     <w:p>
@@ -13073,59 +12834,14 @@
           <w:bCs/>
           <w:color w:val="000000" w:themeColor="text1"/>
         </w:rPr>
-        <w:t xml:space="preserve">Singleton Pattern (Classe </w:t>
-      </w:r>
-      <w:proofErr w:type="spellStart"/>
-      <w:r>
-        <w:rPr>
-          <w:rFonts w:ascii="Calibri" w:hAnsi="Calibri" w:cs="Calibri"/>
-          <w:b/>
-          <w:bCs/>
-          <w:color w:val="000000" w:themeColor="text1"/>
-        </w:rPr>
-        <w:t>VetCare</w:t>
-      </w:r>
-      <w:proofErr w:type="spellEnd"/>
-      <w:r>
-        <w:rPr>
-          <w:rFonts w:ascii="Calibri" w:hAnsi="Calibri" w:cs="Calibri"/>
-          <w:b/>
-          <w:bCs/>
-          <w:color w:val="000000" w:themeColor="text1"/>
-        </w:rPr>
-        <w:t>):</w:t>
-      </w:r>
-      <w:r>
-        <w:rPr>
-          <w:rFonts w:ascii="Calibri" w:hAnsi="Calibri" w:cs="Calibri"/>
-          <w:color w:val="000000" w:themeColor="text1"/>
-        </w:rPr>
-        <w:t xml:space="preserve"> Il controller principale del sistema è stato implementato come Singleton. Tramite il metodo </w:t>
-      </w:r>
-      <w:proofErr w:type="spellStart"/>
-      <w:proofErr w:type="gramStart"/>
-      <w:r>
-        <w:rPr>
-          <w:rFonts w:ascii="Calibri" w:hAnsi="Calibri" w:cs="Calibri"/>
-          <w:color w:val="000000" w:themeColor="text1"/>
-        </w:rPr>
-        <w:t>getInstance</w:t>
-      </w:r>
-      <w:proofErr w:type="spellEnd"/>
-      <w:r>
-        <w:rPr>
-          <w:rFonts w:ascii="Calibri" w:hAnsi="Calibri" w:cs="Calibri"/>
-          <w:color w:val="000000" w:themeColor="text1"/>
-        </w:rPr>
-        <w:t>(</w:t>
-      </w:r>
-      <w:proofErr w:type="gramEnd"/>
-      <w:r>
-        <w:rPr>
-          <w:rFonts w:ascii="Calibri" w:hAnsi="Calibri" w:cs="Calibri"/>
-          <w:color w:val="000000" w:themeColor="text1"/>
-        </w:rPr>
-        <w:t>), si garantisce un unico punto di accesso globale allo stato dell'applicazione, prevenendo inconsistenze nei registri di proprietari e animali durante il passaggio dei dati.</w:t>
+        <w:t>Singleton Pattern (Classe VetCare):</w:t>
+      </w:r>
+      <w:r>
+        <w:rPr>
+          <w:rFonts w:ascii="Calibri" w:hAnsi="Calibri" w:cs="Calibri"/>
+          <w:color w:val="000000" w:themeColor="text1"/>
+        </w:rPr>
+        <w:t xml:space="preserve"> Il controller principale del sistema è stato implementato come Singleton. Tramite il metodo getInstance(), si garantisce un unico punto di accesso globale allo stato dell'applicazione, prevenendo inconsistenze nei registri di proprietari e animali durante il passaggio dei dati.</w:t>
       </w:r>
     </w:p>
     <w:p>
@@ -13140,7 +12856,6 @@
           <w:color w:val="000000" w:themeColor="text1"/>
         </w:rPr>
       </w:pPr>
-      <w:proofErr w:type="spellStart"/>
       <w:r>
         <w:rPr>
           <w:rFonts w:ascii="Calibri" w:hAnsi="Calibri" w:cs="Calibri"/>
@@ -13148,9 +12863,8 @@
           <w:bCs/>
           <w:color w:val="000000" w:themeColor="text1"/>
         </w:rPr>
-        <w:t>Facade</w:t>
-      </w:r>
-      <w:proofErr w:type="spellEnd"/>
+        <w:t>Facade Pattern</w:t>
+      </w:r>
       <w:r>
         <w:rPr>
           <w:rFonts w:ascii="Calibri" w:hAnsi="Calibri" w:cs="Calibri"/>
@@ -13158,15 +12872,6 @@
           <w:bCs/>
           <w:color w:val="000000" w:themeColor="text1"/>
         </w:rPr>
-        <w:t xml:space="preserve"> Pattern</w:t>
-      </w:r>
-      <w:r>
-        <w:rPr>
-          <w:rFonts w:ascii="Calibri" w:hAnsi="Calibri" w:cs="Calibri"/>
-          <w:b/>
-          <w:bCs/>
-          <w:color w:val="000000" w:themeColor="text1"/>
-        </w:rPr>
         <w:t>:</w:t>
       </w:r>
       <w:r>
@@ -13174,39 +12879,7 @@
           <w:rFonts w:ascii="Calibri" w:hAnsi="Calibri" w:cs="Calibri"/>
           <w:color w:val="000000" w:themeColor="text1"/>
         </w:rPr>
-        <w:t xml:space="preserve"> La classe </w:t>
-      </w:r>
-      <w:proofErr w:type="spellStart"/>
-      <w:r>
-        <w:rPr>
-          <w:rFonts w:ascii="Calibri" w:hAnsi="Calibri" w:cs="Calibri"/>
-          <w:color w:val="000000" w:themeColor="text1"/>
-        </w:rPr>
-        <w:t>VetCare</w:t>
-      </w:r>
-      <w:proofErr w:type="spellEnd"/>
-      <w:r>
-        <w:rPr>
-          <w:rFonts w:ascii="Calibri" w:hAnsi="Calibri" w:cs="Calibri"/>
-          <w:color w:val="000000" w:themeColor="text1"/>
-        </w:rPr>
-        <w:t xml:space="preserve"> funge da coordinatore centrale, mediando tra la logica di presentazione (inizialmente gestita dalla classe Menu) e le entità di dominio come Proprietario, Animale e </w:t>
-      </w:r>
-      <w:proofErr w:type="spellStart"/>
-      <w:r>
-        <w:rPr>
-          <w:rFonts w:ascii="Calibri" w:hAnsi="Calibri" w:cs="Calibri"/>
-          <w:color w:val="000000" w:themeColor="text1"/>
-        </w:rPr>
-        <w:t>CartellaClinica</w:t>
-      </w:r>
-      <w:proofErr w:type="spellEnd"/>
-      <w:r>
-        <w:rPr>
-          <w:rFonts w:ascii="Calibri" w:hAnsi="Calibri" w:cs="Calibri"/>
-          <w:color w:val="000000" w:themeColor="text1"/>
-        </w:rPr>
-        <w:t>.</w:t>
+        <w:t xml:space="preserve"> La classe VetCare funge da coordinatore centrale, mediando tra la logica di presentazione (inizialmente gestita dalla classe Menu) e le entità di dominio come Proprietario, Animale e CartellaClinica.</w:t>
       </w:r>
     </w:p>
     <w:p>
@@ -13236,25 +12909,7 @@
           <w:rFonts w:ascii="Calibri" w:hAnsi="Calibri" w:cs="Calibri"/>
           <w:color w:val="000000" w:themeColor="text1"/>
         </w:rPr>
-        <w:t xml:space="preserve"> La gestione dei dati è stata affidata alle classi che detengono naturalmente l'informazione. Ad esempio, la classe </w:t>
-      </w:r>
-      <w:proofErr w:type="spellStart"/>
-      <w:proofErr w:type="gramStart"/>
-      <w:r>
-        <w:rPr>
-          <w:rFonts w:ascii="Calibri" w:hAnsi="Calibri" w:cs="Calibri"/>
-          <w:color w:val="000000" w:themeColor="text1"/>
-        </w:rPr>
-        <w:t>CartellaClinica</w:t>
-      </w:r>
-      <w:proofErr w:type="spellEnd"/>
-      <w:proofErr w:type="gramEnd"/>
-      <w:r>
-        <w:rPr>
-          <w:rFonts w:ascii="Calibri" w:hAnsi="Calibri" w:cs="Calibri"/>
-          <w:color w:val="000000" w:themeColor="text1"/>
-        </w:rPr>
-        <w:t xml:space="preserve"> è stata designata come esperta della cronologia medica, occupandosi direttamente della creazione e dell'archiviazione degli oggetti Visita.</w:t>
+        <w:t xml:space="preserve"> La gestione dei dati è stata affidata alle classi che detengono naturalmente l'informazione. Ad esempio, la classe CartellaClinica è stata designata come esperta della cronologia medica, occupandosi direttamente della creazione e dell'archiviazione degli oggetti Visita.</w:t>
       </w:r>
     </w:p>
     <w:p>
@@ -13386,25 +13041,7 @@
           <w:rFonts w:ascii="Calibri" w:hAnsi="Calibri" w:cs="Calibri"/>
           <w:color w:val="000000" w:themeColor="text1"/>
         </w:rPr>
-        <w:t xml:space="preserve"> Per gestire la varietà dei test clinici (UC4), è stato adottato il pattern Composite. Una classe astratta Esame permette di trattare uniformemente sia test semplici (come sangue o urine) sia la classe </w:t>
-      </w:r>
-      <w:proofErr w:type="spellStart"/>
-      <w:proofErr w:type="gramStart"/>
-      <w:r>
-        <w:rPr>
-          <w:rFonts w:ascii="Calibri" w:hAnsi="Calibri" w:cs="Calibri"/>
-          <w:color w:val="000000" w:themeColor="text1"/>
-        </w:rPr>
-        <w:t>EsameCompleto</w:t>
-      </w:r>
-      <w:proofErr w:type="spellEnd"/>
-      <w:proofErr w:type="gramEnd"/>
-      <w:r>
-        <w:rPr>
-          <w:rFonts w:ascii="Calibri" w:hAnsi="Calibri" w:cs="Calibri"/>
-          <w:color w:val="000000" w:themeColor="text1"/>
-        </w:rPr>
-        <w:t>, che raggruppa più analisi in un unico profilo clinico.</w:t>
+        <w:t xml:space="preserve"> Per gestire la varietà dei test clinici (UC4), è stato adottato il pattern Composite. Una classe astratta Esame permette di trattare uniformemente sia test semplici (come sangue o urine) sia la classe EsameCompleto, che raggruppa più analisi in un unico profilo clinico.</w:t>
       </w:r>
     </w:p>
     <w:p>
@@ -13529,27 +13166,7 @@
           <w:bCs/>
           <w:color w:val="000000" w:themeColor="text1"/>
         </w:rPr>
-        <w:t xml:space="preserve">Pure </w:t>
-      </w:r>
-      <w:proofErr w:type="spellStart"/>
-      <w:r>
-        <w:rPr>
-          <w:rFonts w:ascii="Calibri" w:hAnsi="Calibri" w:cs="Calibri"/>
-          <w:b/>
-          <w:bCs/>
-          <w:color w:val="000000" w:themeColor="text1"/>
-        </w:rPr>
-        <w:t>Fabrication</w:t>
-      </w:r>
-      <w:proofErr w:type="spellEnd"/>
-      <w:r>
-        <w:rPr>
-          <w:rFonts w:ascii="Calibri" w:hAnsi="Calibri" w:cs="Calibri"/>
-          <w:b/>
-          <w:bCs/>
-          <w:color w:val="000000" w:themeColor="text1"/>
-        </w:rPr>
-        <w:t xml:space="preserve"> (Classe Calendario):</w:t>
+        <w:t>Pure Fabrication (Classe Calendario):</w:t>
       </w:r>
       <w:r>
         <w:rPr>
@@ -13571,7 +13188,6 @@
           <w:color w:val="000000" w:themeColor="text1"/>
         </w:rPr>
       </w:pPr>
-      <w:proofErr w:type="spellStart"/>
       <w:r>
         <w:rPr>
           <w:rFonts w:ascii="Calibri" w:hAnsi="Calibri" w:cs="Calibri"/>
@@ -13579,17 +13195,7 @@
           <w:bCs/>
           <w:color w:val="000000" w:themeColor="text1"/>
         </w:rPr>
-        <w:t>Polymorphism</w:t>
-      </w:r>
-      <w:proofErr w:type="spellEnd"/>
-      <w:r>
-        <w:rPr>
-          <w:rFonts w:ascii="Calibri" w:hAnsi="Calibri" w:cs="Calibri"/>
-          <w:b/>
-          <w:bCs/>
-          <w:color w:val="000000" w:themeColor="text1"/>
-        </w:rPr>
-        <w:t>:</w:t>
+        <w:t>Polymorphism:</w:t>
       </w:r>
       <w:r>
         <w:rPr>
@@ -13605,19 +13211,8 @@
           <w:iCs/>
           <w:color w:val="000000" w:themeColor="text1"/>
         </w:rPr>
-        <w:t>Open/</w:t>
-      </w:r>
-      <w:proofErr w:type="spellStart"/>
-      <w:r>
-        <w:rPr>
-          <w:rFonts w:ascii="Calibri" w:hAnsi="Calibri" w:cs="Calibri"/>
-          <w:i/>
-          <w:iCs/>
-          <w:color w:val="000000" w:themeColor="text1"/>
-        </w:rPr>
-        <w:t>Closed</w:t>
-      </w:r>
-      <w:proofErr w:type="spellEnd"/>
+        <w:t>Open/Closed</w:t>
+      </w:r>
       <w:r>
         <w:rPr>
           <w:rFonts w:ascii="Calibri" w:hAnsi="Calibri" w:cs="Calibri"/>
@@ -13638,7 +13233,6 @@
           <w:color w:val="000000" w:themeColor="text1"/>
         </w:rPr>
       </w:pPr>
-      <w:proofErr w:type="spellStart"/>
       <w:r>
         <w:rPr>
           <w:rFonts w:ascii="Calibri" w:hAnsi="Calibri" w:cs="Calibri"/>
@@ -13646,72 +13240,14 @@
           <w:bCs/>
           <w:color w:val="000000" w:themeColor="text1"/>
         </w:rPr>
-        <w:t>Refactoring</w:t>
-      </w:r>
-      <w:proofErr w:type="spellEnd"/>
-      <w:r>
-        <w:rPr>
-          <w:rFonts w:ascii="Calibri" w:hAnsi="Calibri" w:cs="Calibri"/>
-          <w:b/>
-          <w:bCs/>
-          <w:color w:val="000000" w:themeColor="text1"/>
-        </w:rPr>
-        <w:t xml:space="preserve"> del Controller:</w:t>
-      </w:r>
-      <w:r>
-        <w:rPr>
-          <w:rFonts w:ascii="Calibri" w:hAnsi="Calibri" w:cs="Calibri"/>
-          <w:color w:val="000000" w:themeColor="text1"/>
-        </w:rPr>
-        <w:t xml:space="preserve"> Per consolidare il ruolo di </w:t>
-      </w:r>
-      <w:proofErr w:type="spellStart"/>
-      <w:r>
-        <w:rPr>
-          <w:rFonts w:ascii="Calibri" w:hAnsi="Calibri" w:cs="Calibri"/>
-          <w:color w:val="000000" w:themeColor="text1"/>
-        </w:rPr>
-        <w:t>VetCare</w:t>
-      </w:r>
-      <w:proofErr w:type="spellEnd"/>
-      <w:r>
-        <w:rPr>
-          <w:rFonts w:ascii="Calibri" w:hAnsi="Calibri" w:cs="Calibri"/>
-          <w:color w:val="000000" w:themeColor="text1"/>
-        </w:rPr>
-        <w:t xml:space="preserve"> come unico Controller, le responsabilità di interazione sono state delegate a una nuova classe, </w:t>
-      </w:r>
-      <w:proofErr w:type="spellStart"/>
-      <w:r>
-        <w:rPr>
-          <w:rFonts w:ascii="Calibri" w:hAnsi="Calibri" w:cs="Calibri"/>
-          <w:color w:val="000000" w:themeColor="text1"/>
-        </w:rPr>
-        <w:t>ConsoleUI</w:t>
-      </w:r>
-      <w:proofErr w:type="spellEnd"/>
-      <w:r>
-        <w:rPr>
-          <w:rFonts w:ascii="Calibri" w:hAnsi="Calibri" w:cs="Calibri"/>
-          <w:color w:val="000000" w:themeColor="text1"/>
-        </w:rPr>
-        <w:t xml:space="preserve">. Questa si occupa esclusivamente dell'input sicuro dei dati, permettendo a </w:t>
-      </w:r>
-      <w:proofErr w:type="spellStart"/>
-      <w:r>
-        <w:rPr>
-          <w:rFonts w:ascii="Calibri" w:hAnsi="Calibri" w:cs="Calibri"/>
-          <w:color w:val="000000" w:themeColor="text1"/>
-        </w:rPr>
-        <w:t>VetCare</w:t>
-      </w:r>
-      <w:proofErr w:type="spellEnd"/>
-      <w:r>
-        <w:rPr>
-          <w:rFonts w:ascii="Calibri" w:hAnsi="Calibri" w:cs="Calibri"/>
-          <w:color w:val="000000" w:themeColor="text1"/>
-        </w:rPr>
-        <w:t xml:space="preserve"> di concentrarsi solo sull'elaborazione logica.</w:t>
+        <w:t>Refactoring del Controller:</w:t>
+      </w:r>
+      <w:r>
+        <w:rPr>
+          <w:rFonts w:ascii="Calibri" w:hAnsi="Calibri" w:cs="Calibri"/>
+          <w:color w:val="000000" w:themeColor="text1"/>
+        </w:rPr>
+        <w:t xml:space="preserve"> Per consolidare il ruolo di VetCare come unico Controller, le responsabilità di interazione sono state delegate a una nuova classe, ConsoleUI. Questa si occupa esclusivamente dell'input sicuro dei dati, permettendo a VetCare di concentrarsi solo sull'elaborazione logica.</w:t>
       </w:r>
     </w:p>
     <w:p>
@@ -13850,32 +13386,7 @@
           <w:rFonts w:ascii="Calibri" w:hAnsi="Calibri" w:cs="Calibri"/>
           <w:color w:val="000000" w:themeColor="text1"/>
         </w:rPr>
-        <w:t xml:space="preserve"> Diventa l'esperto per il controllo scorte; il metodo </w:t>
-      </w:r>
-      <w:proofErr w:type="spellStart"/>
-      <w:proofErr w:type="gramStart"/>
-      <w:r>
-        <w:rPr>
-          <w:rFonts w:ascii="Calibri" w:hAnsi="Calibri" w:cs="Calibri"/>
-          <w:color w:val="000000" w:themeColor="text1"/>
-        </w:rPr>
-        <w:t>controllaScorte</w:t>
-      </w:r>
-      <w:proofErr w:type="spellEnd"/>
-      <w:r>
-        <w:rPr>
-          <w:rFonts w:ascii="Calibri" w:hAnsi="Calibri" w:cs="Calibri"/>
-          <w:color w:val="000000" w:themeColor="text1"/>
-        </w:rPr>
-        <w:t>(</w:t>
-      </w:r>
-      <w:proofErr w:type="gramEnd"/>
-      <w:r>
-        <w:rPr>
-          <w:rFonts w:ascii="Calibri" w:hAnsi="Calibri" w:cs="Calibri"/>
-          <w:color w:val="000000" w:themeColor="text1"/>
-        </w:rPr>
-        <w:t>) definisce le soglie critiche (es. quantità &lt; 5) e le scadenze imminenti, generando alert proattivi.</w:t>
+        <w:t xml:space="preserve"> Diventa l'esperto per il controllo scorte; il metodo controllaScorte() definisce le soglie critiche (es. quantità &lt; 5) e le scadenze imminenti, generando alert proattivi.</w:t>
       </w:r>
     </w:p>
     <w:p>
@@ -13904,25 +13415,7 @@
           <w:rFonts w:ascii="Calibri" w:hAnsi="Calibri" w:cs="Calibri"/>
           <w:color w:val="000000" w:themeColor="text1"/>
         </w:rPr>
-        <w:t xml:space="preserve"> Estende le sue responsabilità alla disponibilità del personale tramite la </w:t>
-      </w:r>
-      <w:proofErr w:type="spellStart"/>
-      <w:proofErr w:type="gramStart"/>
-      <w:r>
-        <w:rPr>
-          <w:rFonts w:ascii="Calibri" w:hAnsi="Calibri" w:cs="Calibri"/>
-          <w:color w:val="000000" w:themeColor="text1"/>
-        </w:rPr>
-        <w:t>mappaTurni</w:t>
-      </w:r>
-      <w:proofErr w:type="spellEnd"/>
-      <w:proofErr w:type="gramEnd"/>
-      <w:r>
-        <w:rPr>
-          <w:rFonts w:ascii="Calibri" w:hAnsi="Calibri" w:cs="Calibri"/>
-          <w:color w:val="000000" w:themeColor="text1"/>
-        </w:rPr>
-        <w:t>, garantendo che i dipendenti non vengano assegnati a orari conflittuali.</w:t>
+        <w:t xml:space="preserve"> Estende le sue responsabilità alla disponibilità del personale tramite la mappaTurni, garantendo che i dipendenti non vengano assegnati a orari conflittuali.</w:t>
       </w:r>
     </w:p>
     <w:p>
@@ -13944,50 +13437,14 @@
           <w:bCs/>
           <w:color w:val="000000" w:themeColor="text1"/>
         </w:rPr>
-        <w:t xml:space="preserve">Evoluzione Architetturale (Centralizzazione in </w:t>
-      </w:r>
-      <w:proofErr w:type="spellStart"/>
-      <w:r>
-        <w:rPr>
-          <w:rFonts w:ascii="Calibri" w:hAnsi="Calibri" w:cs="Calibri"/>
-          <w:b/>
-          <w:bCs/>
-          <w:color w:val="000000" w:themeColor="text1"/>
-        </w:rPr>
-        <w:t>VetCare</w:t>
-      </w:r>
-      <w:proofErr w:type="spellEnd"/>
-      <w:r>
-        <w:rPr>
-          <w:rFonts w:ascii="Calibri" w:hAnsi="Calibri" w:cs="Calibri"/>
-          <w:b/>
-          <w:bCs/>
-          <w:color w:val="000000" w:themeColor="text1"/>
-        </w:rPr>
-        <w:t>):</w:t>
-      </w:r>
-      <w:r>
-        <w:rPr>
-          <w:rFonts w:ascii="Calibri" w:hAnsi="Calibri" w:cs="Calibri"/>
-          <w:color w:val="000000" w:themeColor="text1"/>
-        </w:rPr>
-        <w:t xml:space="preserve"> In questa fase è stata presa la decisione strategica di spostare le relazioni con Magazzino e Laboratorio dalla singola Visita alla classe centrale </w:t>
-      </w:r>
-      <w:proofErr w:type="spellStart"/>
-      <w:r>
-        <w:rPr>
-          <w:rFonts w:ascii="Calibri" w:hAnsi="Calibri" w:cs="Calibri"/>
-          <w:color w:val="000000" w:themeColor="text1"/>
-        </w:rPr>
-        <w:t>VetCare</w:t>
-      </w:r>
-      <w:proofErr w:type="spellEnd"/>
-      <w:r>
-        <w:rPr>
-          <w:rFonts w:ascii="Calibri" w:hAnsi="Calibri" w:cs="Calibri"/>
-          <w:color w:val="000000" w:themeColor="text1"/>
-        </w:rPr>
-        <w:t>. Questa scelta risponde a tre criteri fondamentali:</w:t>
+        <w:t>Evoluzione Architetturale (Centralizzazione in VetCare):</w:t>
+      </w:r>
+      <w:r>
+        <w:rPr>
+          <w:rFonts w:ascii="Calibri" w:hAnsi="Calibri" w:cs="Calibri"/>
+          <w:color w:val="000000" w:themeColor="text1"/>
+        </w:rPr>
+        <w:t xml:space="preserve"> In questa fase è stata presa la decisione strategica di spostare le relazioni con Magazzino e Laboratorio dalla singola Visita alla classe centrale VetCare. Questa scelta risponde a tre criteri fondamentali:</w:t>
       </w:r>
     </w:p>
     <w:p>
@@ -14017,23 +13474,7 @@
           <w:rFonts w:ascii="Calibri" w:hAnsi="Calibri" w:cs="Calibri"/>
           <w:color w:val="000000" w:themeColor="text1"/>
         </w:rPr>
-        <w:t xml:space="preserve"> Le entità "leggere" (come Visita) non devono preoccuparsi di recuperare gestori globali; </w:t>
-      </w:r>
-      <w:proofErr w:type="spellStart"/>
-      <w:r>
-        <w:rPr>
-          <w:rFonts w:ascii="Calibri" w:hAnsi="Calibri" w:cs="Calibri"/>
-          <w:color w:val="000000" w:themeColor="text1"/>
-        </w:rPr>
-        <w:t>VetCare</w:t>
-      </w:r>
-      <w:proofErr w:type="spellEnd"/>
-      <w:r>
-        <w:rPr>
-          <w:rFonts w:ascii="Calibri" w:hAnsi="Calibri" w:cs="Calibri"/>
-          <w:color w:val="000000" w:themeColor="text1"/>
-        </w:rPr>
-        <w:t xml:space="preserve"> funge da unico orchestratore.</w:t>
+        <w:t xml:space="preserve"> Le entità "leggere" (come Visita) non devono preoccuparsi di recuperare gestori globali; VetCare funge da unico orchestratore.</w:t>
       </w:r>
     </w:p>
     <w:p>
@@ -14230,23 +13671,7 @@
           <w:rFonts w:ascii="Calibri" w:hAnsi="Calibri" w:cs="Calibri"/>
           <w:color w:val="000000" w:themeColor="text1"/>
         </w:rPr>
-        <w:t xml:space="preserve">Integrando le specifiche emerse durante i vari cicli di sviluppo, il modello risultante delinea l'architettura logica riportata nell'allegato tecnico. Di seguito vengono descritte le principali classi concettuali individuate per la gestione della clinica </w:t>
-      </w:r>
-      <w:proofErr w:type="spellStart"/>
-      <w:r>
-        <w:rPr>
-          <w:rFonts w:ascii="Calibri" w:hAnsi="Calibri" w:cs="Calibri"/>
-          <w:color w:val="000000" w:themeColor="text1"/>
-        </w:rPr>
-        <w:t>VetCare</w:t>
-      </w:r>
-      <w:proofErr w:type="spellEnd"/>
-      <w:r>
-        <w:rPr>
-          <w:rFonts w:ascii="Calibri" w:hAnsi="Calibri" w:cs="Calibri"/>
-          <w:color w:val="000000" w:themeColor="text1"/>
-        </w:rPr>
-        <w:t>:</w:t>
+        <w:t>Integrando le specifiche emerse durante i vari cicli di sviluppo, il modello risultante delinea l'architettura logica riportata nell'allegato tecnico. Di seguito vengono descritte le principali classi concettuali individuate per la gestione della clinica VetCare:</w:t>
       </w:r>
     </w:p>
     <w:p>
@@ -14280,7 +13705,6 @@
           <w:color w:val="000000" w:themeColor="text1"/>
         </w:rPr>
       </w:pPr>
-      <w:proofErr w:type="spellStart"/>
       <w:r>
         <w:rPr>
           <w:rFonts w:ascii="Calibri" w:hAnsi="Calibri" w:cs="Calibri"/>
@@ -14290,7 +13714,6 @@
         </w:rPr>
         <w:t>VetCare</w:t>
       </w:r>
-      <w:proofErr w:type="spellEnd"/>
       <w:r>
         <w:rPr>
           <w:rFonts w:ascii="Calibri" w:hAnsi="Calibri" w:cs="Calibri"/>
@@ -14824,30 +14247,12 @@
         </w:rPr>
         <w:t xml:space="preserve"> </w:t>
       </w:r>
-      <w:proofErr w:type="spellStart"/>
-      <w:proofErr w:type="gramStart"/>
-      <w:r>
-        <w:rPr>
-          <w:rFonts w:ascii="Calibri" w:hAnsi="Calibri" w:cs="Calibri"/>
-          <w:color w:val="000000" w:themeColor="text1"/>
-        </w:rPr>
-        <w:t>inserisciNuovaAnagrafica</w:t>
-      </w:r>
-      <w:proofErr w:type="spellEnd"/>
-      <w:r>
-        <w:rPr>
-          <w:rFonts w:ascii="Calibri" w:hAnsi="Calibri" w:cs="Calibri"/>
-          <w:color w:val="000000" w:themeColor="text1"/>
-        </w:rPr>
-        <w:t>(</w:t>
-      </w:r>
-      <w:proofErr w:type="gramEnd"/>
-      <w:r>
-        <w:rPr>
-          <w:rFonts w:ascii="Calibri" w:hAnsi="Calibri" w:cs="Calibri"/>
-          <w:color w:val="000000" w:themeColor="text1"/>
-        </w:rPr>
-        <w:t>Nome, CF, Contatto)</w:t>
+      <w:r>
+        <w:rPr>
+          <w:rFonts w:ascii="Calibri" w:hAnsi="Calibri" w:cs="Calibri"/>
+          <w:color w:val="000000" w:themeColor="text1"/>
+        </w:rPr>
+        <w:t>inserisciNuovaAnagrafica(Nome, CF, Contatto)</w:t>
       </w:r>
     </w:p>
     <w:p>
@@ -14937,23 +14342,7 @@
           <w:color w:val="000000" w:themeColor="text1"/>
         </w:rPr>
         <w:lastRenderedPageBreak/>
-        <w:t xml:space="preserve">- p è stato associato a </w:t>
-      </w:r>
-      <w:proofErr w:type="spellStart"/>
-      <w:r>
-        <w:rPr>
-          <w:rFonts w:ascii="Calibri" w:hAnsi="Calibri" w:cs="Calibri"/>
-          <w:color w:val="000000" w:themeColor="text1"/>
-        </w:rPr>
-        <w:t>VetCare</w:t>
-      </w:r>
-      <w:proofErr w:type="spellEnd"/>
-      <w:r>
-        <w:rPr>
-          <w:rFonts w:ascii="Calibri" w:hAnsi="Calibri" w:cs="Calibri"/>
-          <w:color w:val="000000" w:themeColor="text1"/>
-        </w:rPr>
-        <w:t xml:space="preserve"> tramite l'associazione "corrente";</w:t>
+        <w:t>- p è stato associato a VetCare tramite l'associazione "corrente";</w:t>
       </w:r>
     </w:p>
     <w:p>
@@ -15008,30 +14397,12 @@
         </w:rPr>
         <w:t xml:space="preserve"> </w:t>
       </w:r>
-      <w:proofErr w:type="spellStart"/>
-      <w:proofErr w:type="gramStart"/>
-      <w:r>
-        <w:rPr>
-          <w:rFonts w:ascii="Calibri" w:hAnsi="Calibri" w:cs="Calibri"/>
-          <w:color w:val="000000" w:themeColor="text1"/>
-        </w:rPr>
-        <w:t>inserisciNuovoAnimale</w:t>
-      </w:r>
-      <w:proofErr w:type="spellEnd"/>
-      <w:r>
-        <w:rPr>
-          <w:rFonts w:ascii="Calibri" w:hAnsi="Calibri" w:cs="Calibri"/>
-          <w:color w:val="000000" w:themeColor="text1"/>
-        </w:rPr>
-        <w:t>(</w:t>
-      </w:r>
-      <w:proofErr w:type="gramEnd"/>
-      <w:r>
-        <w:rPr>
-          <w:rFonts w:ascii="Calibri" w:hAnsi="Calibri" w:cs="Calibri"/>
-          <w:color w:val="000000" w:themeColor="text1"/>
-        </w:rPr>
-        <w:t>Nome, Specie, Razza, Microchip, Data di Nascita, Proprietario)</w:t>
+      <w:r>
+        <w:rPr>
+          <w:rFonts w:ascii="Calibri" w:hAnsi="Calibri" w:cs="Calibri"/>
+          <w:color w:val="000000" w:themeColor="text1"/>
+        </w:rPr>
+        <w:t>inserisciNuovoAnimale(Nome, Specie, Razza, Microchip, Data di Nascita, Proprietario)</w:t>
       </w:r>
     </w:p>
     <w:p>
@@ -15075,15 +14446,7 @@
           <w:rFonts w:ascii="Calibri" w:hAnsi="Calibri" w:cs="Calibri"/>
           <w:color w:val="000000" w:themeColor="text1"/>
         </w:rPr>
-        <w:t>Pre-</w:t>
-      </w:r>
-      <w:proofErr w:type="gramStart"/>
-      <w:r>
-        <w:rPr>
-          <w:rFonts w:ascii="Calibri" w:hAnsi="Calibri" w:cs="Calibri"/>
-          <w:color w:val="000000" w:themeColor="text1"/>
-        </w:rPr>
-        <w:t xml:space="preserve">condizioni: </w:t>
+        <w:t xml:space="preserve">Pre-condizioni: </w:t>
       </w:r>
       <w:r>
         <w:rPr>
@@ -15097,15 +14460,7 @@
           <w:rFonts w:ascii="Calibri" w:hAnsi="Calibri" w:cs="Calibri"/>
           <w:color w:val="000000" w:themeColor="text1"/>
         </w:rPr>
-        <w:t>-</w:t>
-      </w:r>
-      <w:proofErr w:type="gramEnd"/>
-      <w:r>
-        <w:rPr>
-          <w:rFonts w:ascii="Calibri" w:hAnsi="Calibri" w:cs="Calibri"/>
-          <w:color w:val="000000" w:themeColor="text1"/>
-        </w:rPr>
-        <w:t xml:space="preserve"> è presente l'istanza del Proprietario p;</w:t>
+        <w:t>- è presente l'istanza del Proprietario p;</w:t>
       </w:r>
     </w:p>
     <w:p>
@@ -15134,70 +14489,22 @@
           <w:rFonts w:ascii="Calibri" w:hAnsi="Calibri" w:cs="Calibri"/>
           <w:color w:val="000000" w:themeColor="text1"/>
         </w:rPr>
-        <w:t xml:space="preserve">- </w:t>
-      </w:r>
-      <w:proofErr w:type="spellStart"/>
-      <w:r>
-        <w:rPr>
-          <w:rFonts w:ascii="Calibri" w:hAnsi="Calibri" w:cs="Calibri"/>
-          <w:color w:val="000000" w:themeColor="text1"/>
-        </w:rPr>
-        <w:t>é</w:t>
-      </w:r>
-      <w:proofErr w:type="spellEnd"/>
-      <w:r>
-        <w:rPr>
-          <w:rFonts w:ascii="Calibri" w:hAnsi="Calibri" w:cs="Calibri"/>
-          <w:color w:val="000000" w:themeColor="text1"/>
-        </w:rPr>
-        <w:t xml:space="preserve"> stata creata un'istanza </w:t>
-      </w:r>
-      <w:proofErr w:type="gramStart"/>
-      <w:r>
-        <w:rPr>
-          <w:rFonts w:ascii="Calibri" w:hAnsi="Calibri" w:cs="Calibri"/>
-          <w:color w:val="000000" w:themeColor="text1"/>
-        </w:rPr>
-        <w:t>a di</w:t>
-      </w:r>
-      <w:proofErr w:type="gramEnd"/>
-      <w:r>
-        <w:rPr>
-          <w:rFonts w:ascii="Calibri" w:hAnsi="Calibri" w:cs="Calibri"/>
-          <w:color w:val="000000" w:themeColor="text1"/>
-        </w:rPr>
-        <w:t xml:space="preserve"> animale;</w:t>
-      </w:r>
-    </w:p>
-    <w:p>
-      <w:pPr>
-        <w:rPr>
-          <w:rFonts w:ascii="Calibri" w:hAnsi="Calibri" w:cs="Calibri"/>
-          <w:color w:val="000000" w:themeColor="text1"/>
-        </w:rPr>
-      </w:pPr>
-      <w:r>
-        <w:rPr>
-          <w:rFonts w:ascii="Calibri" w:hAnsi="Calibri" w:cs="Calibri"/>
-          <w:color w:val="000000" w:themeColor="text1"/>
-        </w:rPr>
-        <w:t xml:space="preserve">- gli attributi </w:t>
-      </w:r>
-      <w:proofErr w:type="gramStart"/>
-      <w:r>
-        <w:rPr>
-          <w:rFonts w:ascii="Calibri" w:hAnsi="Calibri" w:cs="Calibri"/>
-          <w:color w:val="000000" w:themeColor="text1"/>
-        </w:rPr>
-        <w:t>di a</w:t>
-      </w:r>
-      <w:proofErr w:type="gramEnd"/>
-      <w:r>
-        <w:rPr>
-          <w:rFonts w:ascii="Calibri" w:hAnsi="Calibri" w:cs="Calibri"/>
-          <w:color w:val="000000" w:themeColor="text1"/>
-        </w:rPr>
-        <w:t xml:space="preserve"> sono stati inizializzati;</w:t>
+        <w:t>- é stata creata un'istanza a di animale;</w:t>
+      </w:r>
+    </w:p>
+    <w:p>
+      <w:pPr>
+        <w:rPr>
+          <w:rFonts w:ascii="Calibri" w:hAnsi="Calibri" w:cs="Calibri"/>
+          <w:color w:val="000000" w:themeColor="text1"/>
+        </w:rPr>
+      </w:pPr>
+      <w:r>
+        <w:rPr>
+          <w:rFonts w:ascii="Calibri" w:hAnsi="Calibri" w:cs="Calibri"/>
+          <w:color w:val="000000" w:themeColor="text1"/>
+        </w:rPr>
+        <w:t>- gli attributi di a sono stati inizializzati;</w:t>
       </w:r>
     </w:p>
     <w:p>
@@ -15242,23 +14549,7 @@
           <w:rFonts w:ascii="Calibri" w:hAnsi="Calibri" w:cs="Calibri"/>
           <w:color w:val="000000" w:themeColor="text1"/>
         </w:rPr>
-        <w:t xml:space="preserve">- a è stato associato a </w:t>
-      </w:r>
-      <w:proofErr w:type="spellStart"/>
-      <w:r>
-        <w:rPr>
-          <w:rFonts w:ascii="Calibri" w:hAnsi="Calibri" w:cs="Calibri"/>
-          <w:color w:val="000000" w:themeColor="text1"/>
-        </w:rPr>
-        <w:t>VetCare</w:t>
-      </w:r>
-      <w:proofErr w:type="spellEnd"/>
-      <w:r>
-        <w:rPr>
-          <w:rFonts w:ascii="Calibri" w:hAnsi="Calibri" w:cs="Calibri"/>
-          <w:color w:val="000000" w:themeColor="text1"/>
-        </w:rPr>
-        <w:t xml:space="preserve"> tramite l'associazione "corrente";</w:t>
+        <w:t>- a è stato associato a VetCare tramite l'associazione "corrente";</w:t>
       </w:r>
     </w:p>
     <w:p>
@@ -15313,30 +14604,12 @@
         </w:rPr>
         <w:t xml:space="preserve"> </w:t>
       </w:r>
-      <w:proofErr w:type="spellStart"/>
-      <w:proofErr w:type="gramStart"/>
-      <w:r>
-        <w:rPr>
-          <w:rFonts w:ascii="Calibri" w:hAnsi="Calibri" w:cs="Calibri"/>
-          <w:color w:val="000000" w:themeColor="text1"/>
-        </w:rPr>
-        <w:t>ConfermaRegistrazione</w:t>
-      </w:r>
-      <w:proofErr w:type="spellEnd"/>
-      <w:r>
-        <w:rPr>
-          <w:rFonts w:ascii="Calibri" w:hAnsi="Calibri" w:cs="Calibri"/>
-          <w:color w:val="000000" w:themeColor="text1"/>
-        </w:rPr>
-        <w:t>(</w:t>
-      </w:r>
-      <w:proofErr w:type="gramEnd"/>
-      <w:r>
-        <w:rPr>
-          <w:rFonts w:ascii="Calibri" w:hAnsi="Calibri" w:cs="Calibri"/>
-          <w:color w:val="000000" w:themeColor="text1"/>
-        </w:rPr>
-        <w:t>)</w:t>
+      <w:r>
+        <w:rPr>
+          <w:rFonts w:ascii="Calibri" w:hAnsi="Calibri" w:cs="Calibri"/>
+          <w:color w:val="000000" w:themeColor="text1"/>
+        </w:rPr>
+        <w:t>ConfermaRegistrazione()</w:t>
       </w:r>
     </w:p>
     <w:p>
@@ -15366,17 +14639,8 @@
           <w:rFonts w:ascii="Calibri" w:hAnsi="Calibri" w:cs="Calibri"/>
           <w:color w:val="000000" w:themeColor="text1"/>
         </w:rPr>
-        <w:t xml:space="preserve">Pre-condizioni: - è presente l'istanza del Proprietario </w:t>
-      </w:r>
-      <w:proofErr w:type="gramStart"/>
-      <w:r>
-        <w:rPr>
-          <w:rFonts w:ascii="Calibri" w:hAnsi="Calibri" w:cs="Calibri"/>
-          <w:color w:val="000000" w:themeColor="text1"/>
-        </w:rPr>
-        <w:t>p;;</w:t>
-      </w:r>
-      <w:proofErr w:type="gramEnd"/>
+        <w:t>Pre-condizioni: - è presente l'istanza del Proprietario p;;</w:t>
+      </w:r>
     </w:p>
     <w:p>
       <w:pPr>
@@ -15419,86 +14683,22 @@
           <w:rFonts w:ascii="Calibri" w:hAnsi="Calibri" w:cs="Calibri"/>
           <w:color w:val="000000" w:themeColor="text1"/>
         </w:rPr>
-        <w:t xml:space="preserve">- è stata associata l'istanza p di </w:t>
-      </w:r>
-      <w:proofErr w:type="spellStart"/>
-      <w:r>
-        <w:rPr>
-          <w:rFonts w:ascii="Calibri" w:hAnsi="Calibri" w:cs="Calibri"/>
-          <w:color w:val="000000" w:themeColor="text1"/>
-        </w:rPr>
-        <w:t>Proprietatio</w:t>
-      </w:r>
-      <w:proofErr w:type="spellEnd"/>
-      <w:r>
-        <w:rPr>
-          <w:rFonts w:ascii="Calibri" w:hAnsi="Calibri" w:cs="Calibri"/>
-          <w:color w:val="000000" w:themeColor="text1"/>
-        </w:rPr>
-        <w:t xml:space="preserve"> a </w:t>
-      </w:r>
-      <w:proofErr w:type="spellStart"/>
-      <w:r>
-        <w:rPr>
-          <w:rFonts w:ascii="Calibri" w:hAnsi="Calibri" w:cs="Calibri"/>
-          <w:color w:val="000000" w:themeColor="text1"/>
-        </w:rPr>
-        <w:t>VetCare</w:t>
-      </w:r>
-      <w:proofErr w:type="spellEnd"/>
-      <w:r>
-        <w:rPr>
-          <w:rFonts w:ascii="Calibri" w:hAnsi="Calibri" w:cs="Calibri"/>
-          <w:color w:val="000000" w:themeColor="text1"/>
-        </w:rPr>
-        <w:t xml:space="preserve"> tramite l'associazione "gestisce";</w:t>
-      </w:r>
-    </w:p>
-    <w:p>
-      <w:pPr>
-        <w:rPr>
-          <w:rFonts w:ascii="Calibri" w:hAnsi="Calibri" w:cs="Calibri"/>
-          <w:color w:val="000000" w:themeColor="text1"/>
-        </w:rPr>
-      </w:pPr>
-      <w:r>
-        <w:rPr>
-          <w:rFonts w:ascii="Calibri" w:hAnsi="Calibri" w:cs="Calibri"/>
-          <w:color w:val="000000" w:themeColor="text1"/>
-        </w:rPr>
-        <w:t xml:space="preserve">- è stata associata l'istanza </w:t>
-      </w:r>
-      <w:proofErr w:type="gramStart"/>
-      <w:r>
-        <w:rPr>
-          <w:rFonts w:ascii="Calibri" w:hAnsi="Calibri" w:cs="Calibri"/>
-          <w:color w:val="000000" w:themeColor="text1"/>
-        </w:rPr>
-        <w:t>a di</w:t>
-      </w:r>
-      <w:proofErr w:type="gramEnd"/>
-      <w:r>
-        <w:rPr>
-          <w:rFonts w:ascii="Calibri" w:hAnsi="Calibri" w:cs="Calibri"/>
-          <w:color w:val="000000" w:themeColor="text1"/>
-        </w:rPr>
-        <w:t xml:space="preserve"> Animale a </w:t>
-      </w:r>
-      <w:proofErr w:type="spellStart"/>
-      <w:r>
-        <w:rPr>
-          <w:rFonts w:ascii="Calibri" w:hAnsi="Calibri" w:cs="Calibri"/>
-          <w:color w:val="000000" w:themeColor="text1"/>
-        </w:rPr>
-        <w:t>VetCare</w:t>
-      </w:r>
-      <w:proofErr w:type="spellEnd"/>
-      <w:r>
-        <w:rPr>
-          <w:rFonts w:ascii="Calibri" w:hAnsi="Calibri" w:cs="Calibri"/>
-          <w:color w:val="000000" w:themeColor="text1"/>
-        </w:rPr>
-        <w:t xml:space="preserve"> tramite l'associazione "registrati"; </w:t>
+        <w:t>- è stata associata l'istanza p di Proprietatio a VetCare tramite l'associazione "gestisce";</w:t>
+      </w:r>
+    </w:p>
+    <w:p>
+      <w:pPr>
+        <w:rPr>
+          <w:rFonts w:ascii="Calibri" w:hAnsi="Calibri" w:cs="Calibri"/>
+          <w:color w:val="000000" w:themeColor="text1"/>
+        </w:rPr>
+      </w:pPr>
+      <w:r>
+        <w:rPr>
+          <w:rFonts w:ascii="Calibri" w:hAnsi="Calibri" w:cs="Calibri"/>
+          <w:color w:val="000000" w:themeColor="text1"/>
+        </w:rPr>
+        <w:t xml:space="preserve">- è stata associata l'istanza a di Animale a VetCare tramite l'associazione "registrati"; </w:t>
       </w:r>
     </w:p>
     <w:p>
@@ -15816,21 +15016,12 @@
           <w:color w:val="000000" w:themeColor="text1"/>
         </w:rPr>
       </w:pPr>
-      <w:proofErr w:type="spellStart"/>
-      <w:r>
-        <w:rPr>
-          <w:rFonts w:ascii="Calibri" w:hAnsi="Calibri" w:cs="Calibri"/>
-          <w:color w:val="000000" w:themeColor="text1"/>
-        </w:rPr>
-        <w:t>Contrattti</w:t>
-      </w:r>
-      <w:proofErr w:type="spellEnd"/>
-      <w:r>
-        <w:rPr>
-          <w:rFonts w:ascii="Calibri" w:hAnsi="Calibri" w:cs="Calibri"/>
-          <w:color w:val="000000" w:themeColor="text1"/>
-        </w:rPr>
-        <w:t xml:space="preserve"> delle operazioni UC2</w:t>
+      <w:r>
+        <w:rPr>
+          <w:rFonts w:ascii="Calibri" w:hAnsi="Calibri" w:cs="Calibri"/>
+          <w:color w:val="000000" w:themeColor="text1"/>
+        </w:rPr>
+        <w:t>Contrattti delle operazioni UC2</w:t>
       </w:r>
     </w:p>
     <w:p>
@@ -15878,21 +15069,12 @@
         </w:rPr>
         <w:t xml:space="preserve"> </w:t>
       </w:r>
-      <w:proofErr w:type="spellStart"/>
-      <w:r>
-        <w:rPr>
-          <w:rFonts w:ascii="Calibri" w:hAnsi="Calibri" w:cs="Calibri"/>
-          <w:color w:val="000000" w:themeColor="text1"/>
-        </w:rPr>
-        <w:t>ricercaAnimale</w:t>
-      </w:r>
-      <w:proofErr w:type="spellEnd"/>
-      <w:r>
-        <w:rPr>
-          <w:rFonts w:ascii="Calibri" w:hAnsi="Calibri" w:cs="Calibri"/>
-          <w:color w:val="000000" w:themeColor="text1"/>
-        </w:rPr>
-        <w:t xml:space="preserve"> (Microchip)</w:t>
+      <w:r>
+        <w:rPr>
+          <w:rFonts w:ascii="Calibri" w:hAnsi="Calibri" w:cs="Calibri"/>
+          <w:color w:val="000000" w:themeColor="text1"/>
+        </w:rPr>
+        <w:t>ricercaAnimale (Microchip)</w:t>
       </w:r>
     </w:p>
     <w:p>
@@ -15998,46 +15180,12 @@
         </w:rPr>
         <w:t xml:space="preserve"> </w:t>
       </w:r>
-      <w:proofErr w:type="spellStart"/>
-      <w:proofErr w:type="gramStart"/>
-      <w:r>
-        <w:rPr>
-          <w:rFonts w:ascii="Calibri" w:hAnsi="Calibri" w:cs="Calibri"/>
-          <w:color w:val="000000" w:themeColor="text1"/>
-        </w:rPr>
-        <w:t>NuovaVisita</w:t>
-      </w:r>
-      <w:proofErr w:type="spellEnd"/>
-      <w:r>
-        <w:rPr>
-          <w:rFonts w:ascii="Calibri" w:hAnsi="Calibri" w:cs="Calibri"/>
-          <w:color w:val="000000" w:themeColor="text1"/>
-        </w:rPr>
-        <w:t>(</w:t>
-      </w:r>
-      <w:proofErr w:type="gramEnd"/>
-      <w:r>
-        <w:rPr>
-          <w:rFonts w:ascii="Calibri" w:hAnsi="Calibri" w:cs="Calibri"/>
-          <w:color w:val="000000" w:themeColor="text1"/>
-        </w:rPr>
-        <w:t xml:space="preserve">anamnesi, esame obiettivo, diagnosi, </w:t>
-      </w:r>
-      <w:proofErr w:type="spellStart"/>
-      <w:r>
-        <w:rPr>
-          <w:rFonts w:ascii="Calibri" w:hAnsi="Calibri" w:cs="Calibri"/>
-          <w:color w:val="000000" w:themeColor="text1"/>
-        </w:rPr>
-        <w:t>idvisit</w:t>
-      </w:r>
-      <w:proofErr w:type="spellEnd"/>
-      <w:r>
-        <w:rPr>
-          <w:rFonts w:ascii="Calibri" w:hAnsi="Calibri" w:cs="Calibri"/>
-          <w:color w:val="000000" w:themeColor="text1"/>
-        </w:rPr>
-        <w:t>)</w:t>
+      <w:r>
+        <w:rPr>
+          <w:rFonts w:ascii="Calibri" w:hAnsi="Calibri" w:cs="Calibri"/>
+          <w:color w:val="000000" w:themeColor="text1"/>
+        </w:rPr>
+        <w:t>NuovaVisita(anamnesi, esame obiettivo, diagnosi, idvisit)</w:t>
       </w:r>
     </w:p>
     <w:p>
@@ -16082,23 +15230,7 @@
           <w:rFonts w:ascii="Calibri" w:hAnsi="Calibri" w:cs="Calibri"/>
           <w:color w:val="000000" w:themeColor="text1"/>
         </w:rPr>
-        <w:t>Post-</w:t>
-      </w:r>
-      <w:proofErr w:type="gramStart"/>
-      <w:r>
-        <w:rPr>
-          <w:rFonts w:ascii="Calibri" w:hAnsi="Calibri" w:cs="Calibri"/>
-          <w:color w:val="000000" w:themeColor="text1"/>
-        </w:rPr>
-        <w:t>condizioni:-</w:t>
-      </w:r>
-      <w:proofErr w:type="gramEnd"/>
-      <w:r>
-        <w:rPr>
-          <w:rFonts w:ascii="Calibri" w:hAnsi="Calibri" w:cs="Calibri"/>
-          <w:color w:val="000000" w:themeColor="text1"/>
-        </w:rPr>
-        <w:t xml:space="preserve"> è stata creata un'istanza v di visita;</w:t>
+        <w:t>Post-condizioni:- è stata creata un'istanza v di visita;</w:t>
       </w:r>
     </w:p>
     <w:p>
@@ -16168,30 +15300,12 @@
         </w:rPr>
         <w:t xml:space="preserve"> </w:t>
       </w:r>
-      <w:proofErr w:type="spellStart"/>
-      <w:proofErr w:type="gramStart"/>
-      <w:r>
-        <w:rPr>
-          <w:rFonts w:ascii="Calibri" w:hAnsi="Calibri" w:cs="Calibri"/>
-          <w:color w:val="000000" w:themeColor="text1"/>
-        </w:rPr>
-        <w:t>ConfermaVisit</w:t>
-      </w:r>
-      <w:proofErr w:type="spellEnd"/>
-      <w:r>
-        <w:rPr>
-          <w:rFonts w:ascii="Calibri" w:hAnsi="Calibri" w:cs="Calibri"/>
-          <w:color w:val="000000" w:themeColor="text1"/>
-        </w:rPr>
-        <w:t>(</w:t>
-      </w:r>
-      <w:proofErr w:type="gramEnd"/>
-      <w:r>
-        <w:rPr>
-          <w:rFonts w:ascii="Calibri" w:hAnsi="Calibri" w:cs="Calibri"/>
-          <w:color w:val="000000" w:themeColor="text1"/>
-        </w:rPr>
-        <w:t>)</w:t>
+      <w:r>
+        <w:rPr>
+          <w:rFonts w:ascii="Calibri" w:hAnsi="Calibri" w:cs="Calibri"/>
+          <w:color w:val="000000" w:themeColor="text1"/>
+        </w:rPr>
+        <w:t>ConfermaVisit()</w:t>
       </w:r>
     </w:p>
     <w:p>
@@ -16665,37 +15779,12 @@
         </w:rPr>
         <w:t xml:space="preserve"> </w:t>
       </w:r>
-      <w:proofErr w:type="spellStart"/>
-      <w:r>
-        <w:rPr>
-          <w:rFonts w:ascii="Calibri" w:hAnsi="Calibri" w:cs="Calibri"/>
-          <w:color w:val="000000" w:themeColor="text1"/>
-        </w:rPr>
-        <w:t>ricercaFarmaco</w:t>
-      </w:r>
-      <w:proofErr w:type="spellEnd"/>
-      <w:r>
-        <w:rPr>
-          <w:rFonts w:ascii="Calibri" w:hAnsi="Calibri" w:cs="Calibri"/>
-          <w:color w:val="000000" w:themeColor="text1"/>
-        </w:rPr>
-        <w:t>(</w:t>
-      </w:r>
-      <w:proofErr w:type="spellStart"/>
-      <w:r>
-        <w:rPr>
-          <w:rFonts w:ascii="Calibri" w:hAnsi="Calibri" w:cs="Calibri"/>
-          <w:color w:val="000000" w:themeColor="text1"/>
-        </w:rPr>
-        <w:t>nomeFarmaco</w:t>
-      </w:r>
-      <w:proofErr w:type="spellEnd"/>
-      <w:r>
-        <w:rPr>
-          <w:rFonts w:ascii="Calibri" w:hAnsi="Calibri" w:cs="Calibri"/>
-          <w:color w:val="000000" w:themeColor="text1"/>
-        </w:rPr>
-        <w:t>)</w:t>
+      <w:r>
+        <w:rPr>
+          <w:rFonts w:ascii="Calibri" w:hAnsi="Calibri" w:cs="Calibri"/>
+          <w:color w:val="000000" w:themeColor="text1"/>
+        </w:rPr>
+        <w:t>ricercaFarmaco(nomeFarmaco)</w:t>
       </w:r>
     </w:p>
     <w:p>
@@ -16846,37 +15935,12 @@
         </w:rPr>
         <w:t xml:space="preserve"> </w:t>
       </w:r>
-      <w:proofErr w:type="spellStart"/>
-      <w:r>
-        <w:rPr>
-          <w:rFonts w:ascii="Calibri" w:hAnsi="Calibri" w:cs="Calibri"/>
-          <w:color w:val="000000" w:themeColor="text1"/>
-        </w:rPr>
-        <w:t>selFarmaco</w:t>
-      </w:r>
-      <w:proofErr w:type="spellEnd"/>
-      <w:r>
-        <w:rPr>
-          <w:rFonts w:ascii="Calibri" w:hAnsi="Calibri" w:cs="Calibri"/>
-          <w:color w:val="000000" w:themeColor="text1"/>
-        </w:rPr>
-        <w:t>(</w:t>
-      </w:r>
-      <w:proofErr w:type="spellStart"/>
-      <w:r>
-        <w:rPr>
-          <w:rFonts w:ascii="Calibri" w:hAnsi="Calibri" w:cs="Calibri"/>
-          <w:color w:val="000000" w:themeColor="text1"/>
-        </w:rPr>
-        <w:t>idFarmaco</w:t>
-      </w:r>
-      <w:proofErr w:type="spellEnd"/>
-      <w:r>
-        <w:rPr>
-          <w:rFonts w:ascii="Calibri" w:hAnsi="Calibri" w:cs="Calibri"/>
-          <w:color w:val="000000" w:themeColor="text1"/>
-        </w:rPr>
-        <w:t>)</w:t>
+      <w:r>
+        <w:rPr>
+          <w:rFonts w:ascii="Calibri" w:hAnsi="Calibri" w:cs="Calibri"/>
+          <w:color w:val="000000" w:themeColor="text1"/>
+        </w:rPr>
+        <w:t>selFarmaco(idFarmaco)</w:t>
       </w:r>
     </w:p>
     <w:p>
@@ -17027,62 +16091,12 @@
         </w:rPr>
         <w:t xml:space="preserve"> </w:t>
       </w:r>
-      <w:proofErr w:type="spellStart"/>
-      <w:proofErr w:type="gramStart"/>
-      <w:r>
-        <w:rPr>
-          <w:rFonts w:ascii="Calibri" w:hAnsi="Calibri" w:cs="Calibri"/>
-          <w:color w:val="000000" w:themeColor="text1"/>
-        </w:rPr>
-        <w:t>creaTerapia</w:t>
-      </w:r>
-      <w:proofErr w:type="spellEnd"/>
-      <w:r>
-        <w:rPr>
-          <w:rFonts w:ascii="Calibri" w:hAnsi="Calibri" w:cs="Calibri"/>
-          <w:color w:val="000000" w:themeColor="text1"/>
-        </w:rPr>
-        <w:t>(</w:t>
-      </w:r>
-      <w:proofErr w:type="gramEnd"/>
-      <w:r>
-        <w:rPr>
-          <w:rFonts w:ascii="Calibri" w:hAnsi="Calibri" w:cs="Calibri"/>
-          <w:color w:val="000000" w:themeColor="text1"/>
-        </w:rPr>
-        <w:t xml:space="preserve">Farmaco, posologia, frequenza, </w:t>
-      </w:r>
-      <w:proofErr w:type="spellStart"/>
-      <w:r>
-        <w:rPr>
-          <w:rFonts w:ascii="Calibri" w:hAnsi="Calibri" w:cs="Calibri"/>
-          <w:color w:val="000000" w:themeColor="text1"/>
-        </w:rPr>
-        <w:t>data_inizio</w:t>
-      </w:r>
-      <w:proofErr w:type="spellEnd"/>
-      <w:r>
-        <w:rPr>
-          <w:rFonts w:ascii="Calibri" w:hAnsi="Calibri" w:cs="Calibri"/>
-          <w:color w:val="000000" w:themeColor="text1"/>
-        </w:rPr>
-        <w:t xml:space="preserve">, </w:t>
-      </w:r>
-      <w:proofErr w:type="spellStart"/>
-      <w:r>
-        <w:rPr>
-          <w:rFonts w:ascii="Calibri" w:hAnsi="Calibri" w:cs="Calibri"/>
-          <w:color w:val="000000" w:themeColor="text1"/>
-        </w:rPr>
-        <w:t>data_fine</w:t>
-      </w:r>
-      <w:proofErr w:type="spellEnd"/>
-      <w:r>
-        <w:rPr>
-          <w:rFonts w:ascii="Calibri" w:hAnsi="Calibri" w:cs="Calibri"/>
-          <w:color w:val="000000" w:themeColor="text1"/>
-        </w:rPr>
-        <w:t>)</w:t>
+      <w:r>
+        <w:rPr>
+          <w:rFonts w:ascii="Calibri" w:hAnsi="Calibri" w:cs="Calibri"/>
+          <w:color w:val="000000" w:themeColor="text1"/>
+        </w:rPr>
+        <w:t>creaTerapia(Farmaco, posologia, frequenza, data_inizio, data_fine)</w:t>
       </w:r>
     </w:p>
     <w:p>
@@ -17216,23 +16230,7 @@
           <w:rFonts w:ascii="Calibri" w:hAnsi="Calibri" w:cs="Calibri"/>
           <w:color w:val="000000" w:themeColor="text1"/>
         </w:rPr>
-        <w:t xml:space="preserve">- è stata associata l’istanza t di terapia all’istanza v di visita </w:t>
-      </w:r>
-      <w:proofErr w:type="spellStart"/>
-      <w:r>
-        <w:rPr>
-          <w:rFonts w:ascii="Calibri" w:hAnsi="Calibri" w:cs="Calibri"/>
-          <w:color w:val="000000" w:themeColor="text1"/>
-        </w:rPr>
-        <w:t>tarmite</w:t>
-      </w:r>
-      <w:proofErr w:type="spellEnd"/>
-      <w:r>
-        <w:rPr>
-          <w:rFonts w:ascii="Calibri" w:hAnsi="Calibri" w:cs="Calibri"/>
-          <w:color w:val="000000" w:themeColor="text1"/>
-        </w:rPr>
-        <w:t xml:space="preserve"> l’associazione “gestisce”;</w:t>
+        <w:t>- è stata associata l’istanza t di terapia all’istanza v di visita tarmite l’associazione “gestisce”;</w:t>
       </w:r>
     </w:p>
     <w:p>
@@ -17426,39 +16424,12 @@
           <w:color w:val="000000" w:themeColor="text1"/>
         </w:rPr>
       </w:pPr>
-      <w:proofErr w:type="spellStart"/>
-      <w:proofErr w:type="gramStart"/>
-      <w:r>
-        <w:rPr>
-          <w:rFonts w:ascii="Calibri" w:hAnsi="Calibri" w:cs="Calibri"/>
-          <w:color w:val="000000" w:themeColor="text1"/>
-        </w:rPr>
-        <w:t>richiediEsame</w:t>
-      </w:r>
-      <w:proofErr w:type="spellEnd"/>
-      <w:r>
-        <w:rPr>
-          <w:rFonts w:ascii="Calibri" w:hAnsi="Calibri" w:cs="Calibri"/>
-          <w:color w:val="000000" w:themeColor="text1"/>
-        </w:rPr>
-        <w:t>(</w:t>
-      </w:r>
-      <w:proofErr w:type="spellStart"/>
-      <w:proofErr w:type="gramEnd"/>
-      <w:r>
-        <w:rPr>
-          <w:rFonts w:ascii="Calibri" w:hAnsi="Calibri" w:cs="Calibri"/>
-          <w:color w:val="000000" w:themeColor="text1"/>
-        </w:rPr>
-        <w:t>TipoEsame</w:t>
-      </w:r>
-      <w:proofErr w:type="spellEnd"/>
-      <w:r>
-        <w:rPr>
-          <w:rFonts w:ascii="Calibri" w:hAnsi="Calibri" w:cs="Calibri"/>
-          <w:color w:val="000000" w:themeColor="text1"/>
-        </w:rPr>
-        <w:t>)</w:t>
+      <w:r>
+        <w:rPr>
+          <w:rFonts w:ascii="Calibri" w:hAnsi="Calibri" w:cs="Calibri"/>
+          <w:color w:val="000000" w:themeColor="text1"/>
+        </w:rPr>
+        <w:t>richiediEsame(TipoEsame)</w:t>
       </w:r>
     </w:p>
     <w:p>
@@ -17548,23 +16519,7 @@
           <w:rFonts w:ascii="Calibri" w:hAnsi="Calibri" w:cs="Calibri"/>
           <w:color w:val="000000" w:themeColor="text1"/>
         </w:rPr>
-        <w:t xml:space="preserve">-è presente un’istanza </w:t>
-      </w:r>
-      <w:proofErr w:type="gramStart"/>
-      <w:r>
-        <w:rPr>
-          <w:rFonts w:ascii="Calibri" w:hAnsi="Calibri" w:cs="Calibri"/>
-          <w:color w:val="000000" w:themeColor="text1"/>
-        </w:rPr>
-        <w:t>a di</w:t>
-      </w:r>
-      <w:proofErr w:type="gramEnd"/>
-      <w:r>
-        <w:rPr>
-          <w:rFonts w:ascii="Calibri" w:hAnsi="Calibri" w:cs="Calibri"/>
-          <w:color w:val="000000" w:themeColor="text1"/>
-        </w:rPr>
-        <w:t xml:space="preserve"> animale;</w:t>
+        <w:t>-è presente un’istanza a di animale;</w:t>
       </w:r>
     </w:p>
     <w:p>
@@ -17600,23 +16555,7 @@
           <w:rFonts w:ascii="Calibri" w:hAnsi="Calibri" w:cs="Calibri"/>
           <w:color w:val="000000" w:themeColor="text1"/>
         </w:rPr>
-        <w:t xml:space="preserve">-viene inizializzato l’attributo </w:t>
-      </w:r>
-      <w:proofErr w:type="spellStart"/>
-      <w:r>
-        <w:rPr>
-          <w:rFonts w:ascii="Calibri" w:hAnsi="Calibri" w:cs="Calibri"/>
-          <w:color w:val="000000" w:themeColor="text1"/>
-        </w:rPr>
-        <w:t>idEsame</w:t>
-      </w:r>
-      <w:proofErr w:type="spellEnd"/>
-      <w:r>
-        <w:rPr>
-          <w:rFonts w:ascii="Calibri" w:hAnsi="Calibri" w:cs="Calibri"/>
-          <w:color w:val="000000" w:themeColor="text1"/>
-        </w:rPr>
-        <w:t xml:space="preserve"> in visita;</w:t>
+        <w:t>-viene inizializzato l’attributo idEsame in visita;</w:t>
       </w:r>
     </w:p>
     <w:p>
@@ -17675,37 +16614,12 @@
         </w:rPr>
         <w:t xml:space="preserve"> </w:t>
       </w:r>
-      <w:proofErr w:type="spellStart"/>
-      <w:r>
-        <w:rPr>
-          <w:rFonts w:ascii="Calibri" w:hAnsi="Calibri" w:cs="Calibri"/>
-          <w:color w:val="000000" w:themeColor="text1"/>
-        </w:rPr>
-        <w:t>ricercaFarmaco</w:t>
-      </w:r>
-      <w:proofErr w:type="spellEnd"/>
-      <w:r>
-        <w:rPr>
-          <w:rFonts w:ascii="Calibri" w:hAnsi="Calibri" w:cs="Calibri"/>
-          <w:color w:val="000000" w:themeColor="text1"/>
-        </w:rPr>
-        <w:t>(</w:t>
-      </w:r>
-      <w:proofErr w:type="spellStart"/>
-      <w:r>
-        <w:rPr>
-          <w:rFonts w:ascii="Calibri" w:hAnsi="Calibri" w:cs="Calibri"/>
-          <w:color w:val="000000" w:themeColor="text1"/>
-        </w:rPr>
-        <w:t>nomeFarmaco</w:t>
-      </w:r>
-      <w:proofErr w:type="spellEnd"/>
-      <w:r>
-        <w:rPr>
-          <w:rFonts w:ascii="Calibri" w:hAnsi="Calibri" w:cs="Calibri"/>
-          <w:color w:val="000000" w:themeColor="text1"/>
-        </w:rPr>
-        <w:t>)</w:t>
+      <w:r>
+        <w:rPr>
+          <w:rFonts w:ascii="Calibri" w:hAnsi="Calibri" w:cs="Calibri"/>
+          <w:color w:val="000000" w:themeColor="text1"/>
+        </w:rPr>
+        <w:t>ricercaFarmaco(nomeFarmaco)</w:t>
       </w:r>
     </w:p>
     <w:p>
@@ -17759,23 +16673,7 @@
           <w:rFonts w:ascii="Calibri" w:hAnsi="Calibri" w:cs="Calibri"/>
           <w:color w:val="000000" w:themeColor="text1"/>
         </w:rPr>
-        <w:t xml:space="preserve">-è presente un’istanza </w:t>
-      </w:r>
-      <w:proofErr w:type="gramStart"/>
-      <w:r>
-        <w:rPr>
-          <w:rFonts w:ascii="Calibri" w:hAnsi="Calibri" w:cs="Calibri"/>
-          <w:color w:val="000000" w:themeColor="text1"/>
-        </w:rPr>
-        <w:t>a di</w:t>
-      </w:r>
-      <w:proofErr w:type="gramEnd"/>
-      <w:r>
-        <w:rPr>
-          <w:rFonts w:ascii="Calibri" w:hAnsi="Calibri" w:cs="Calibri"/>
-          <w:color w:val="000000" w:themeColor="text1"/>
-        </w:rPr>
-        <w:t xml:space="preserve"> animale;</w:t>
+        <w:t>-è presente un’istanza a di animale;</w:t>
       </w:r>
     </w:p>
     <w:p>
@@ -17793,23 +16691,7 @@
           <w:rFonts w:ascii="Calibri" w:hAnsi="Calibri" w:cs="Calibri"/>
           <w:color w:val="000000" w:themeColor="text1"/>
         </w:rPr>
-        <w:t xml:space="preserve">- l’attributo </w:t>
-      </w:r>
-      <w:proofErr w:type="spellStart"/>
-      <w:r>
-        <w:rPr>
-          <w:rFonts w:ascii="Calibri" w:hAnsi="Calibri" w:cs="Calibri"/>
-          <w:color w:val="000000" w:themeColor="text1"/>
-        </w:rPr>
-        <w:t>idEsame</w:t>
-      </w:r>
-      <w:proofErr w:type="spellEnd"/>
-      <w:r>
-        <w:rPr>
-          <w:rFonts w:ascii="Calibri" w:hAnsi="Calibri" w:cs="Calibri"/>
-          <w:color w:val="000000" w:themeColor="text1"/>
-        </w:rPr>
-        <w:t xml:space="preserve"> è stato inizializzato in Visita;</w:t>
+        <w:t>- l’attributo idEsame è stato inizializzato in Visita;</w:t>
       </w:r>
     </w:p>
     <w:p>
@@ -17827,23 +16709,7 @@
           <w:rFonts w:ascii="Calibri" w:hAnsi="Calibri" w:cs="Calibri"/>
           <w:color w:val="000000" w:themeColor="text1"/>
         </w:rPr>
-        <w:t>Post-</w:t>
-      </w:r>
-      <w:proofErr w:type="gramStart"/>
-      <w:r>
-        <w:rPr>
-          <w:rFonts w:ascii="Calibri" w:hAnsi="Calibri" w:cs="Calibri"/>
-          <w:color w:val="000000" w:themeColor="text1"/>
-        </w:rPr>
-        <w:t>condizioni:-</w:t>
-      </w:r>
-      <w:proofErr w:type="gramEnd"/>
-      <w:r>
-        <w:rPr>
-          <w:rFonts w:ascii="Calibri" w:hAnsi="Calibri" w:cs="Calibri"/>
-          <w:color w:val="000000" w:themeColor="text1"/>
-        </w:rPr>
-        <w:t xml:space="preserve"> è stata restituita una lista di esami;</w:t>
+        <w:t>Post-condizioni:- è stata restituita una lista di esami;</w:t>
       </w:r>
     </w:p>
     <w:p>
@@ -17902,30 +16768,12 @@
         </w:rPr>
         <w:t xml:space="preserve"> </w:t>
       </w:r>
-      <w:proofErr w:type="spellStart"/>
-      <w:proofErr w:type="gramStart"/>
-      <w:r>
-        <w:rPr>
-          <w:rFonts w:ascii="Calibri" w:hAnsi="Calibri" w:cs="Calibri"/>
-          <w:color w:val="000000" w:themeColor="text1"/>
-        </w:rPr>
-        <w:t>confermaEsame</w:t>
-      </w:r>
-      <w:proofErr w:type="spellEnd"/>
-      <w:r>
-        <w:rPr>
-          <w:rFonts w:ascii="Calibri" w:hAnsi="Calibri" w:cs="Calibri"/>
-          <w:color w:val="000000" w:themeColor="text1"/>
-        </w:rPr>
-        <w:t>(</w:t>
-      </w:r>
-      <w:proofErr w:type="gramEnd"/>
-      <w:r>
-        <w:rPr>
-          <w:rFonts w:ascii="Calibri" w:hAnsi="Calibri" w:cs="Calibri"/>
-          <w:color w:val="000000" w:themeColor="text1"/>
-        </w:rPr>
-        <w:t>)</w:t>
+      <w:r>
+        <w:rPr>
+          <w:rFonts w:ascii="Calibri" w:hAnsi="Calibri" w:cs="Calibri"/>
+          <w:color w:val="000000" w:themeColor="text1"/>
+        </w:rPr>
+        <w:t>confermaEsame()</w:t>
       </w:r>
     </w:p>
     <w:p>
@@ -17979,23 +16827,7 @@
           <w:rFonts w:ascii="Calibri" w:hAnsi="Calibri" w:cs="Calibri"/>
           <w:color w:val="000000" w:themeColor="text1"/>
         </w:rPr>
-        <w:t xml:space="preserve">-è presente un’istanza </w:t>
-      </w:r>
-      <w:proofErr w:type="gramStart"/>
-      <w:r>
-        <w:rPr>
-          <w:rFonts w:ascii="Calibri" w:hAnsi="Calibri" w:cs="Calibri"/>
-          <w:color w:val="000000" w:themeColor="text1"/>
-        </w:rPr>
-        <w:t>a di</w:t>
-      </w:r>
-      <w:proofErr w:type="gramEnd"/>
-      <w:r>
-        <w:rPr>
-          <w:rFonts w:ascii="Calibri" w:hAnsi="Calibri" w:cs="Calibri"/>
-          <w:color w:val="000000" w:themeColor="text1"/>
-        </w:rPr>
-        <w:t xml:space="preserve"> animale;</w:t>
+        <w:t>-è presente un’istanza a di animale;</w:t>
       </w:r>
     </w:p>
     <w:p>
@@ -18014,23 +16846,7 @@
           <w:color w:val="000000" w:themeColor="text1"/>
         </w:rPr>
         <w:lastRenderedPageBreak/>
-        <w:t xml:space="preserve">- l’attributo </w:t>
-      </w:r>
-      <w:proofErr w:type="spellStart"/>
-      <w:r>
-        <w:rPr>
-          <w:rFonts w:ascii="Calibri" w:hAnsi="Calibri" w:cs="Calibri"/>
-          <w:color w:val="000000" w:themeColor="text1"/>
-        </w:rPr>
-        <w:t>idEsame</w:t>
-      </w:r>
-      <w:proofErr w:type="spellEnd"/>
-      <w:r>
-        <w:rPr>
-          <w:rFonts w:ascii="Calibri" w:hAnsi="Calibri" w:cs="Calibri"/>
-          <w:color w:val="000000" w:themeColor="text1"/>
-        </w:rPr>
-        <w:t xml:space="preserve"> è stato inizializzato in Visita;</w:t>
+        <w:t>- l’attributo idEsame è stato inizializzato in Visita;</w:t>
       </w:r>
     </w:p>
     <w:p>
@@ -18062,39 +16878,7 @@
           <w:rFonts w:ascii="Calibri" w:hAnsi="Calibri" w:cs="Calibri"/>
           <w:color w:val="000000" w:themeColor="text1"/>
         </w:rPr>
-        <w:t xml:space="preserve">- gli esami vengono </w:t>
-      </w:r>
-      <w:proofErr w:type="spellStart"/>
-      <w:r>
-        <w:rPr>
-          <w:rFonts w:ascii="Calibri" w:hAnsi="Calibri" w:cs="Calibri"/>
-          <w:color w:val="000000" w:themeColor="text1"/>
-        </w:rPr>
-        <w:t>associtai</w:t>
-      </w:r>
-      <w:proofErr w:type="spellEnd"/>
-      <w:r>
-        <w:rPr>
-          <w:rFonts w:ascii="Calibri" w:hAnsi="Calibri" w:cs="Calibri"/>
-          <w:color w:val="000000" w:themeColor="text1"/>
-        </w:rPr>
-        <w:t xml:space="preserve"> a cartella clinica tramite l’associazione </w:t>
-      </w:r>
-      <w:proofErr w:type="spellStart"/>
-      <w:r>
-        <w:rPr>
-          <w:rFonts w:ascii="Calibri" w:hAnsi="Calibri" w:cs="Calibri"/>
-          <w:color w:val="000000" w:themeColor="text1"/>
-        </w:rPr>
-        <w:t>esamiSostenuti</w:t>
-      </w:r>
-      <w:proofErr w:type="spellEnd"/>
-      <w:r>
-        <w:rPr>
-          <w:rFonts w:ascii="Calibri" w:hAnsi="Calibri" w:cs="Calibri"/>
-          <w:color w:val="000000" w:themeColor="text1"/>
-        </w:rPr>
-        <w:t>;</w:t>
+        <w:t>- gli esami vengono associtai a cartella clinica tramite l’associazione esamiSostenuti;</w:t>
       </w:r>
     </w:p>
     <w:p>
@@ -18287,40 +17071,21 @@
         </w:rPr>
         <w:t xml:space="preserve"> </w:t>
       </w:r>
-      <w:proofErr w:type="spellStart"/>
-      <w:proofErr w:type="gramStart"/>
-      <w:r>
-        <w:rPr>
-          <w:rFonts w:ascii="Calibri" w:hAnsi="Calibri" w:cs="Calibri"/>
-          <w:color w:val="000000" w:themeColor="text1"/>
-        </w:rPr>
-        <w:t>visualizzaCalendario</w:t>
-      </w:r>
-      <w:proofErr w:type="spellEnd"/>
-      <w:r>
-        <w:rPr>
-          <w:rFonts w:ascii="Calibri" w:hAnsi="Calibri" w:cs="Calibri"/>
-          <w:color w:val="000000" w:themeColor="text1"/>
-        </w:rPr>
-        <w:t>(</w:t>
-      </w:r>
-      <w:proofErr w:type="gramEnd"/>
-      <w:r>
-        <w:rPr>
-          <w:rFonts w:ascii="Calibri" w:hAnsi="Calibri" w:cs="Calibri"/>
-          <w:color w:val="000000" w:themeColor="text1"/>
-        </w:rPr>
-        <w:t>)</w:t>
-      </w:r>
-    </w:p>
-    <w:p>
-      <w:pPr>
-        <w:rPr>
-          <w:rFonts w:ascii="Calibri" w:hAnsi="Calibri" w:cs="Calibri"/>
-          <w:color w:val="000000" w:themeColor="text1"/>
-        </w:rPr>
-      </w:pPr>
-      <w:proofErr w:type="gramStart"/>
+      <w:r>
+        <w:rPr>
+          <w:rFonts w:ascii="Calibri" w:hAnsi="Calibri" w:cs="Calibri"/>
+          <w:color w:val="000000" w:themeColor="text1"/>
+        </w:rPr>
+        <w:t>visualizzaCalendario()</w:t>
+      </w:r>
+    </w:p>
+    <w:p>
+      <w:pPr>
+        <w:rPr>
+          <w:rFonts w:ascii="Calibri" w:hAnsi="Calibri" w:cs="Calibri"/>
+          <w:color w:val="000000" w:themeColor="text1"/>
+        </w:rPr>
+      </w:pPr>
       <w:r>
         <w:rPr>
           <w:rFonts w:ascii="Calibri" w:hAnsi="Calibri" w:cs="Calibri"/>
@@ -18340,38 +17105,22 @@
           <w:rFonts w:ascii="Calibri" w:hAnsi="Calibri" w:cs="Calibri"/>
           <w:color w:val="000000" w:themeColor="text1"/>
         </w:rPr>
-        <w:t>Caso</w:t>
-      </w:r>
-      <w:proofErr w:type="gramEnd"/>
-      <w:r>
-        <w:rPr>
-          <w:rFonts w:ascii="Calibri" w:hAnsi="Calibri" w:cs="Calibri"/>
-          <w:color w:val="000000" w:themeColor="text1"/>
-        </w:rPr>
-        <w:t xml:space="preserve"> d'uso: Gestione calendario prenotazioni e appuntamenti</w:t>
-      </w:r>
-    </w:p>
-    <w:p>
-      <w:pPr>
-        <w:rPr>
-          <w:rFonts w:ascii="Calibri" w:hAnsi="Calibri" w:cs="Calibri"/>
-          <w:color w:val="000000" w:themeColor="text1"/>
-        </w:rPr>
-      </w:pPr>
-      <w:r>
-        <w:rPr>
-          <w:rFonts w:ascii="Calibri" w:hAnsi="Calibri" w:cs="Calibri"/>
-          <w:color w:val="000000" w:themeColor="text1"/>
-        </w:rPr>
-        <w:t>Pre-</w:t>
-      </w:r>
-      <w:proofErr w:type="gramStart"/>
-      <w:r>
-        <w:rPr>
-          <w:rFonts w:ascii="Calibri" w:hAnsi="Calibri" w:cs="Calibri"/>
-          <w:color w:val="000000" w:themeColor="text1"/>
-        </w:rPr>
-        <w:t xml:space="preserve">condizioni: </w:t>
+        <w:t>Caso d'uso: Gestione calendario prenotazioni e appuntamenti</w:t>
+      </w:r>
+    </w:p>
+    <w:p>
+      <w:pPr>
+        <w:rPr>
+          <w:rFonts w:ascii="Calibri" w:hAnsi="Calibri" w:cs="Calibri"/>
+          <w:color w:val="000000" w:themeColor="text1"/>
+        </w:rPr>
+      </w:pPr>
+      <w:r>
+        <w:rPr>
+          <w:rFonts w:ascii="Calibri" w:hAnsi="Calibri" w:cs="Calibri"/>
+          <w:color w:val="000000" w:themeColor="text1"/>
+        </w:rPr>
+        <w:t xml:space="preserve">Pre-condizioni: </w:t>
       </w:r>
       <w:r>
         <w:rPr>
@@ -18385,46 +17134,22 @@
           <w:rFonts w:ascii="Calibri" w:hAnsi="Calibri" w:cs="Calibri"/>
           <w:color w:val="000000" w:themeColor="text1"/>
         </w:rPr>
-        <w:t>-</w:t>
-      </w:r>
-      <w:proofErr w:type="gramEnd"/>
-      <w:r>
-        <w:rPr>
-          <w:rFonts w:ascii="Calibri" w:hAnsi="Calibri" w:cs="Calibri"/>
-          <w:color w:val="000000" w:themeColor="text1"/>
-        </w:rPr>
-        <w:t>è presente un’istanza ca di calendario;</w:t>
-      </w:r>
-    </w:p>
-    <w:p>
-      <w:pPr>
-        <w:rPr>
-          <w:rFonts w:ascii="Calibri" w:hAnsi="Calibri" w:cs="Calibri"/>
-          <w:color w:val="000000" w:themeColor="text1"/>
-        </w:rPr>
-      </w:pPr>
-      <w:r>
-        <w:rPr>
-          <w:rFonts w:ascii="Calibri" w:hAnsi="Calibri" w:cs="Calibri"/>
-          <w:color w:val="000000" w:themeColor="text1"/>
-        </w:rPr>
-        <w:t>Post-</w:t>
-      </w:r>
-      <w:proofErr w:type="gramStart"/>
-      <w:r>
-        <w:rPr>
-          <w:rFonts w:ascii="Calibri" w:hAnsi="Calibri" w:cs="Calibri"/>
-          <w:color w:val="000000" w:themeColor="text1"/>
-        </w:rPr>
-        <w:t>condizioni:-</w:t>
-      </w:r>
-      <w:proofErr w:type="gramEnd"/>
-      <w:r>
-        <w:rPr>
-          <w:rFonts w:ascii="Calibri" w:hAnsi="Calibri" w:cs="Calibri"/>
-          <w:color w:val="000000" w:themeColor="text1"/>
-        </w:rPr>
-        <w:t>viene restituito il calendario;</w:t>
+        <w:t>-è presente un’istanza ca di calendario;</w:t>
+      </w:r>
+    </w:p>
+    <w:p>
+      <w:pPr>
+        <w:rPr>
+          <w:rFonts w:ascii="Calibri" w:hAnsi="Calibri" w:cs="Calibri"/>
+          <w:color w:val="000000" w:themeColor="text1"/>
+        </w:rPr>
+      </w:pPr>
+      <w:r>
+        <w:rPr>
+          <w:rFonts w:ascii="Calibri" w:hAnsi="Calibri" w:cs="Calibri"/>
+          <w:color w:val="000000" w:themeColor="text1"/>
+        </w:rPr>
+        <w:t>Post-condizioni:-viene restituito il calendario;</w:t>
       </w:r>
     </w:p>
     <w:p>
@@ -18471,48 +17196,12 @@
         </w:rPr>
         <w:t xml:space="preserve"> </w:t>
       </w:r>
-      <w:proofErr w:type="spellStart"/>
-      <w:proofErr w:type="gramStart"/>
-      <w:r>
-        <w:rPr>
-          <w:rFonts w:ascii="Calibri" w:hAnsi="Calibri" w:cs="Calibri"/>
-          <w:color w:val="000000" w:themeColor="text1"/>
-        </w:rPr>
-        <w:t>aggiungiAppuntamento</w:t>
-      </w:r>
-      <w:proofErr w:type="spellEnd"/>
-      <w:r>
-        <w:rPr>
-          <w:rFonts w:ascii="Calibri" w:hAnsi="Calibri" w:cs="Calibri"/>
-          <w:color w:val="000000" w:themeColor="text1"/>
-        </w:rPr>
-        <w:t>(</w:t>
-      </w:r>
-      <w:proofErr w:type="gramEnd"/>
-      <w:r>
-        <w:rPr>
-          <w:rFonts w:ascii="Calibri" w:hAnsi="Calibri" w:cs="Calibri"/>
-          <w:color w:val="000000" w:themeColor="text1"/>
-        </w:rPr>
-        <w:t xml:space="preserve">data, </w:t>
-      </w:r>
-      <w:proofErr w:type="spellStart"/>
-      <w:proofErr w:type="gramStart"/>
-      <w:r>
-        <w:rPr>
-          <w:rFonts w:ascii="Calibri" w:hAnsi="Calibri" w:cs="Calibri"/>
-          <w:color w:val="000000" w:themeColor="text1"/>
-        </w:rPr>
-        <w:t>orarioInizio</w:t>
-      </w:r>
-      <w:proofErr w:type="spellEnd"/>
-      <w:proofErr w:type="gramEnd"/>
-      <w:r>
-        <w:rPr>
-          <w:rFonts w:ascii="Calibri" w:hAnsi="Calibri" w:cs="Calibri"/>
-          <w:color w:val="000000" w:themeColor="text1"/>
-        </w:rPr>
-        <w:t>, durata, animale, motivazione)</w:t>
+      <w:r>
+        <w:rPr>
+          <w:rFonts w:ascii="Calibri" w:hAnsi="Calibri" w:cs="Calibri"/>
+          <w:color w:val="000000" w:themeColor="text1"/>
+        </w:rPr>
+        <w:t>aggiungiAppuntamento(data, orarioInizio, durata, animale, motivazione)</w:t>
       </w:r>
     </w:p>
     <w:p>
@@ -18557,23 +17246,7 @@
           <w:rFonts w:ascii="Calibri" w:hAnsi="Calibri" w:cs="Calibri"/>
           <w:color w:val="000000" w:themeColor="text1"/>
         </w:rPr>
-        <w:t xml:space="preserve">-è presente un’istanza </w:t>
-      </w:r>
-      <w:proofErr w:type="gramStart"/>
-      <w:r>
-        <w:rPr>
-          <w:rFonts w:ascii="Calibri" w:hAnsi="Calibri" w:cs="Calibri"/>
-          <w:color w:val="000000" w:themeColor="text1"/>
-        </w:rPr>
-        <w:t>a di</w:t>
-      </w:r>
-      <w:proofErr w:type="gramEnd"/>
-      <w:r>
-        <w:rPr>
-          <w:rFonts w:ascii="Calibri" w:hAnsi="Calibri" w:cs="Calibri"/>
-          <w:color w:val="000000" w:themeColor="text1"/>
-        </w:rPr>
-        <w:t xml:space="preserve"> animale;</w:t>
+        <w:t>-è presente un’istanza a di animale;</w:t>
       </w:r>
     </w:p>
     <w:p>
@@ -18968,37 +17641,12 @@
         </w:rPr>
         <w:t xml:space="preserve"> </w:t>
       </w:r>
-      <w:proofErr w:type="spellStart"/>
-      <w:r>
-        <w:rPr>
-          <w:rFonts w:ascii="Calibri" w:hAnsi="Calibri" w:cs="Calibri"/>
-          <w:color w:val="000000" w:themeColor="text1"/>
-        </w:rPr>
-        <w:t>selezionaMembro</w:t>
-      </w:r>
-      <w:proofErr w:type="spellEnd"/>
-      <w:r>
-        <w:rPr>
-          <w:rFonts w:ascii="Calibri" w:hAnsi="Calibri" w:cs="Calibri"/>
-          <w:color w:val="000000" w:themeColor="text1"/>
-        </w:rPr>
-        <w:t>(</w:t>
-      </w:r>
-      <w:proofErr w:type="spellStart"/>
-      <w:r>
-        <w:rPr>
-          <w:rFonts w:ascii="Calibri" w:hAnsi="Calibri" w:cs="Calibri"/>
-          <w:color w:val="000000" w:themeColor="text1"/>
-        </w:rPr>
-        <w:t>idMembro</w:t>
-      </w:r>
-      <w:proofErr w:type="spellEnd"/>
-      <w:r>
-        <w:rPr>
-          <w:rFonts w:ascii="Calibri" w:hAnsi="Calibri" w:cs="Calibri"/>
-          <w:color w:val="000000" w:themeColor="text1"/>
-        </w:rPr>
-        <w:t>)</w:t>
+      <w:r>
+        <w:rPr>
+          <w:rFonts w:ascii="Calibri" w:hAnsi="Calibri" w:cs="Calibri"/>
+          <w:color w:val="000000" w:themeColor="text1"/>
+        </w:rPr>
+        <w:t>selezionaMembro(idMembro)</w:t>
       </w:r>
     </w:p>
     <w:p>
@@ -19043,23 +17691,7 @@
           <w:rFonts w:ascii="Calibri" w:hAnsi="Calibri" w:cs="Calibri"/>
           <w:color w:val="000000" w:themeColor="text1"/>
         </w:rPr>
-        <w:t xml:space="preserve">-è presente un’istanza </w:t>
-      </w:r>
-      <w:proofErr w:type="gramStart"/>
-      <w:r>
-        <w:rPr>
-          <w:rFonts w:ascii="Calibri" w:hAnsi="Calibri" w:cs="Calibri"/>
-          <w:color w:val="000000" w:themeColor="text1"/>
-        </w:rPr>
-        <w:t>a di</w:t>
-      </w:r>
-      <w:proofErr w:type="gramEnd"/>
-      <w:r>
-        <w:rPr>
-          <w:rFonts w:ascii="Calibri" w:hAnsi="Calibri" w:cs="Calibri"/>
-          <w:color w:val="000000" w:themeColor="text1"/>
-        </w:rPr>
-        <w:t xml:space="preserve"> animale;</w:t>
+        <w:t>-è presente un’istanza a di animale;</w:t>
       </w:r>
     </w:p>
     <w:p>
@@ -19135,64 +17767,12 @@
         </w:rPr>
         <w:t xml:space="preserve"> </w:t>
       </w:r>
-      <w:proofErr w:type="spellStart"/>
-      <w:proofErr w:type="gramStart"/>
-      <w:r>
-        <w:rPr>
-          <w:rFonts w:ascii="Calibri" w:hAnsi="Calibri" w:cs="Calibri"/>
-          <w:color w:val="000000" w:themeColor="text1"/>
-        </w:rPr>
-        <w:t>aggiungiAppuntamento</w:t>
-      </w:r>
-      <w:proofErr w:type="spellEnd"/>
-      <w:r>
-        <w:rPr>
-          <w:rFonts w:ascii="Calibri" w:hAnsi="Calibri" w:cs="Calibri"/>
-          <w:color w:val="000000" w:themeColor="text1"/>
-        </w:rPr>
-        <w:t>(</w:t>
-      </w:r>
-      <w:proofErr w:type="gramEnd"/>
-      <w:r>
-        <w:rPr>
-          <w:rFonts w:ascii="Calibri" w:hAnsi="Calibri" w:cs="Calibri"/>
-          <w:color w:val="000000" w:themeColor="text1"/>
-        </w:rPr>
-        <w:t xml:space="preserve">data, </w:t>
-      </w:r>
-      <w:proofErr w:type="spellStart"/>
-      <w:proofErr w:type="gramStart"/>
-      <w:r>
-        <w:rPr>
-          <w:rFonts w:ascii="Calibri" w:hAnsi="Calibri" w:cs="Calibri"/>
-          <w:color w:val="000000" w:themeColor="text1"/>
-        </w:rPr>
-        <w:t>orarioInizio</w:t>
-      </w:r>
-      <w:proofErr w:type="spellEnd"/>
-      <w:proofErr w:type="gramEnd"/>
-      <w:r>
-        <w:rPr>
-          <w:rFonts w:ascii="Calibri" w:hAnsi="Calibri" w:cs="Calibri"/>
-          <w:color w:val="000000" w:themeColor="text1"/>
-        </w:rPr>
-        <w:t>, durata, animale, motivazione, List&lt;</w:t>
-      </w:r>
-      <w:proofErr w:type="spellStart"/>
-      <w:r>
-        <w:rPr>
-          <w:rFonts w:ascii="Calibri" w:hAnsi="Calibri" w:cs="Calibri"/>
-          <w:color w:val="000000" w:themeColor="text1"/>
-        </w:rPr>
-        <w:t>MembroEquipe</w:t>
-      </w:r>
-      <w:proofErr w:type="spellEnd"/>
-      <w:r>
-        <w:rPr>
-          <w:rFonts w:ascii="Calibri" w:hAnsi="Calibri" w:cs="Calibri"/>
-          <w:color w:val="000000" w:themeColor="text1"/>
-        </w:rPr>
-        <w:t>&gt;)</w:t>
+      <w:r>
+        <w:rPr>
+          <w:rFonts w:ascii="Calibri" w:hAnsi="Calibri" w:cs="Calibri"/>
+          <w:color w:val="000000" w:themeColor="text1"/>
+        </w:rPr>
+        <w:t>aggiungiAppuntamento(data, orarioInizio, durata, animale, motivazione, List&lt;MembroEquipe&gt;)</w:t>
       </w:r>
     </w:p>
     <w:p>
@@ -19237,23 +17817,7 @@
           <w:rFonts w:ascii="Calibri" w:hAnsi="Calibri" w:cs="Calibri"/>
           <w:color w:val="000000" w:themeColor="text1"/>
         </w:rPr>
-        <w:t xml:space="preserve">-è presente un’istanza </w:t>
-      </w:r>
-      <w:proofErr w:type="gramStart"/>
-      <w:r>
-        <w:rPr>
-          <w:rFonts w:ascii="Calibri" w:hAnsi="Calibri" w:cs="Calibri"/>
-          <w:color w:val="000000" w:themeColor="text1"/>
-        </w:rPr>
-        <w:t>a di</w:t>
-      </w:r>
-      <w:proofErr w:type="gramEnd"/>
-      <w:r>
-        <w:rPr>
-          <w:rFonts w:ascii="Calibri" w:hAnsi="Calibri" w:cs="Calibri"/>
-          <w:color w:val="000000" w:themeColor="text1"/>
-        </w:rPr>
-        <w:t xml:space="preserve"> animale;</w:t>
+        <w:t>-è presente un’istanza a di animale;</w:t>
       </w:r>
     </w:p>
     <w:p>
@@ -19713,30 +18277,12 @@
         </w:rPr>
         <w:t xml:space="preserve"> </w:t>
       </w:r>
-      <w:proofErr w:type="spellStart"/>
-      <w:proofErr w:type="gramStart"/>
-      <w:r>
-        <w:rPr>
-          <w:rFonts w:ascii="Calibri" w:hAnsi="Calibri" w:cs="Calibri"/>
-          <w:color w:val="000000" w:themeColor="text1"/>
-        </w:rPr>
-        <w:t>controllaScorte</w:t>
-      </w:r>
-      <w:proofErr w:type="spellEnd"/>
-      <w:r>
-        <w:rPr>
-          <w:rFonts w:ascii="Calibri" w:hAnsi="Calibri" w:cs="Calibri"/>
-          <w:color w:val="000000" w:themeColor="text1"/>
-        </w:rPr>
-        <w:t>(</w:t>
-      </w:r>
-      <w:proofErr w:type="gramEnd"/>
-      <w:r>
-        <w:rPr>
-          <w:rFonts w:ascii="Calibri" w:hAnsi="Calibri" w:cs="Calibri"/>
-          <w:color w:val="000000" w:themeColor="text1"/>
-        </w:rPr>
-        <w:t>)</w:t>
+      <w:r>
+        <w:rPr>
+          <w:rFonts w:ascii="Calibri" w:hAnsi="Calibri" w:cs="Calibri"/>
+          <w:color w:val="000000" w:themeColor="text1"/>
+        </w:rPr>
+        <w:t>controllaScorte()</w:t>
       </w:r>
     </w:p>
     <w:p>
@@ -19842,71 +18388,12 @@
         </w:rPr>
         <w:t xml:space="preserve"> </w:t>
       </w:r>
-      <w:proofErr w:type="spellStart"/>
-      <w:proofErr w:type="gramStart"/>
-      <w:r>
-        <w:rPr>
-          <w:rFonts w:ascii="Calibri" w:hAnsi="Calibri" w:cs="Calibri"/>
-          <w:color w:val="000000" w:themeColor="text1"/>
-        </w:rPr>
-        <w:t>generaOrdine</w:t>
-      </w:r>
-      <w:proofErr w:type="spellEnd"/>
-      <w:r>
-        <w:rPr>
-          <w:rFonts w:ascii="Calibri" w:hAnsi="Calibri" w:cs="Calibri"/>
-          <w:color w:val="000000" w:themeColor="text1"/>
-        </w:rPr>
-        <w:t>(</w:t>
-      </w:r>
-      <w:proofErr w:type="spellStart"/>
-      <w:proofErr w:type="gramEnd"/>
-      <w:r>
-        <w:rPr>
-          <w:rFonts w:ascii="Calibri" w:hAnsi="Calibri" w:cs="Calibri"/>
-          <w:color w:val="000000" w:themeColor="text1"/>
-        </w:rPr>
-        <w:t>nomeFarmaco</w:t>
-      </w:r>
-      <w:proofErr w:type="spellEnd"/>
-      <w:r>
-        <w:rPr>
-          <w:rFonts w:ascii="Calibri" w:hAnsi="Calibri" w:cs="Calibri"/>
-          <w:color w:val="000000" w:themeColor="text1"/>
-        </w:rPr>
-        <w:t xml:space="preserve">: </w:t>
-      </w:r>
-      <w:proofErr w:type="gramStart"/>
-      <w:r>
-        <w:rPr>
-          <w:rFonts w:ascii="Calibri" w:hAnsi="Calibri" w:cs="Calibri"/>
-          <w:color w:val="000000" w:themeColor="text1"/>
-        </w:rPr>
-        <w:t>String ,</w:t>
-      </w:r>
-      <w:proofErr w:type="gramEnd"/>
-      <w:r>
-        <w:rPr>
-          <w:rFonts w:ascii="Calibri" w:hAnsi="Calibri" w:cs="Calibri"/>
-          <w:color w:val="000000" w:themeColor="text1"/>
-        </w:rPr>
-        <w:t xml:space="preserve"> quantità: </w:t>
-      </w:r>
-      <w:proofErr w:type="spellStart"/>
-      <w:r>
-        <w:rPr>
-          <w:rFonts w:ascii="Calibri" w:hAnsi="Calibri" w:cs="Calibri"/>
-          <w:color w:val="000000" w:themeColor="text1"/>
-        </w:rPr>
-        <w:t>int</w:t>
-      </w:r>
-      <w:proofErr w:type="spellEnd"/>
-      <w:r>
-        <w:rPr>
-          <w:rFonts w:ascii="Calibri" w:hAnsi="Calibri" w:cs="Calibri"/>
-          <w:color w:val="000000" w:themeColor="text1"/>
-        </w:rPr>
-        <w:t>)</w:t>
+      <w:r>
+        <w:rPr>
+          <w:rFonts w:ascii="Calibri" w:hAnsi="Calibri" w:cs="Calibri"/>
+          <w:color w:val="000000" w:themeColor="text1"/>
+        </w:rPr>
+        <w:t>generaOrdine(nomeFarmaco: String , quantità: int)</w:t>
       </w:r>
     </w:p>
     <w:p>
@@ -19966,23 +18453,7 @@
           <w:rFonts w:ascii="Calibri" w:hAnsi="Calibri" w:cs="Calibri"/>
           <w:color w:val="000000" w:themeColor="text1"/>
         </w:rPr>
-        <w:t>Post-</w:t>
-      </w:r>
-      <w:proofErr w:type="gramStart"/>
-      <w:r>
-        <w:rPr>
-          <w:rFonts w:ascii="Calibri" w:hAnsi="Calibri" w:cs="Calibri"/>
-          <w:color w:val="000000" w:themeColor="text1"/>
-        </w:rPr>
-        <w:t>condizioni:-</w:t>
-      </w:r>
-      <w:proofErr w:type="gramEnd"/>
-      <w:r>
-        <w:rPr>
-          <w:rFonts w:ascii="Calibri" w:hAnsi="Calibri" w:cs="Calibri"/>
-          <w:color w:val="000000" w:themeColor="text1"/>
-        </w:rPr>
-        <w:t xml:space="preserve"> è stato generato un ordine di farmaci;</w:t>
+        <w:t>Post-condizioni:- è stato generato un ordine di farmaci;</w:t>
       </w:r>
     </w:p>
     <w:p>
@@ -20150,30 +18621,12 @@
         </w:rPr>
         <w:t xml:space="preserve"> </w:t>
       </w:r>
-      <w:proofErr w:type="spellStart"/>
-      <w:proofErr w:type="gramStart"/>
-      <w:r>
-        <w:rPr>
-          <w:rFonts w:ascii="Calibri" w:hAnsi="Calibri" w:cs="Calibri"/>
-          <w:color w:val="000000" w:themeColor="text1"/>
-        </w:rPr>
-        <w:t>FlussoGestisciTurni</w:t>
-      </w:r>
-      <w:proofErr w:type="spellEnd"/>
-      <w:r>
-        <w:rPr>
-          <w:rFonts w:ascii="Calibri" w:hAnsi="Calibri" w:cs="Calibri"/>
-          <w:color w:val="000000" w:themeColor="text1"/>
-        </w:rPr>
-        <w:t>(</w:t>
-      </w:r>
-      <w:proofErr w:type="gramEnd"/>
-      <w:r>
-        <w:rPr>
-          <w:rFonts w:ascii="Calibri" w:hAnsi="Calibri" w:cs="Calibri"/>
-          <w:color w:val="000000" w:themeColor="text1"/>
-        </w:rPr>
-        <w:t>)</w:t>
+      <w:r>
+        <w:rPr>
+          <w:rFonts w:ascii="Calibri" w:hAnsi="Calibri" w:cs="Calibri"/>
+          <w:color w:val="000000" w:themeColor="text1"/>
+        </w:rPr>
+        <w:t>FlussoGestisciTurni()</w:t>
       </w:r>
     </w:p>
     <w:p>
@@ -20255,9 +18708,12 @@
       </w:pPr>
       <w:bookmarkStart w:id="38" w:name="_Toc222587116"/>
       <w:r>
-        <w:t>MODELLO DI DOMINIO</w:t>
+        <w:t xml:space="preserve">MODELLO DI </w:t>
       </w:r>
       <w:bookmarkEnd w:id="38"/>
+      <w:r>
+        <w:t>PROGETTO</w:t>
+      </w:r>
     </w:p>
     <w:p>
       <w:pPr>
@@ -20504,7 +18960,7 @@
           <w:color w:val="000000" w:themeColor="text1"/>
         </w:rPr>
         <w:drawing>
-          <wp:anchor distT="0" distB="0" distL="114300" distR="114300" simplePos="0" relativeHeight="251667456" behindDoc="1" locked="0" layoutInCell="1" allowOverlap="1" wp14:anchorId="1CA21F51" wp14:editId="6671693D">
+          <wp:anchor distT="0" distB="0" distL="114300" distR="114300" simplePos="0" relativeHeight="251667456" behindDoc="1" locked="0" layoutInCell="1" allowOverlap="1" wp14:anchorId="1CA21F51" wp14:editId="71A237C1">
             <wp:simplePos x="0" y="0"/>
             <wp:positionH relativeFrom="margin">
               <wp:align>right</wp:align>
@@ -21361,39 +19817,7 @@
           <w:rFonts w:ascii="Calibri" w:hAnsi="Calibri" w:cs="Calibri"/>
           <w:color w:val="000000" w:themeColor="text1"/>
         </w:rPr>
-        <w:t xml:space="preserve">Il sistema </w:t>
-      </w:r>
-      <w:proofErr w:type="spellStart"/>
-      <w:r>
-        <w:rPr>
-          <w:rFonts w:ascii="Calibri" w:hAnsi="Calibri" w:cs="Calibri"/>
-          <w:color w:val="000000" w:themeColor="text1"/>
-        </w:rPr>
-        <w:t>VetCare</w:t>
-      </w:r>
-      <w:proofErr w:type="spellEnd"/>
-      <w:r>
-        <w:rPr>
-          <w:rFonts w:ascii="Calibri" w:hAnsi="Calibri" w:cs="Calibri"/>
-          <w:color w:val="000000" w:themeColor="text1"/>
-        </w:rPr>
-        <w:t xml:space="preserve">, nella sua architettura attuale, costituisce una solida base per la gestione integrata di una clinica veterinaria, soddisfacendo pienamente i requisiti funzionali e non funzionali emersi durante la fase di analisi. Tuttavia, in un'ottica di miglioramento continuo e di adattamento a scenari operativi più complessi, sono state identificate due direttrici di evoluzione architetturale. Questi interventi mirano a rendere il sistema ancora più </w:t>
-      </w:r>
-      <w:proofErr w:type="spellStart"/>
-      <w:r>
-        <w:rPr>
-          <w:rFonts w:ascii="Calibri" w:hAnsi="Calibri" w:cs="Calibri"/>
-          <w:color w:val="000000" w:themeColor="text1"/>
-        </w:rPr>
-        <w:t>manutenibile</w:t>
-      </w:r>
-      <w:proofErr w:type="spellEnd"/>
-      <w:r>
-        <w:rPr>
-          <w:rFonts w:ascii="Calibri" w:hAnsi="Calibri" w:cs="Calibri"/>
-          <w:color w:val="000000" w:themeColor="text1"/>
-        </w:rPr>
-        <w:t>, testabile e aderente ai principi dell'ingegneria del software, in particolare per quanto riguarda la gestione della complessità e la separazione delle responsabilità.</w:t>
+        <w:t>Il sistema VetCare, nella sua architettura attuale, costituisce una solida base per la gestione integrata di una clinica veterinaria, soddisfacendo pienamente i requisiti funzionali e non funzionali emersi durante la fase di analisi. Tuttavia, in un'ottica di miglioramento continuo e di adattamento a scenari operativi più complessi, sono state identificate due direttrici di evoluzione architetturale. Questi interventi mirano a rendere il sistema ancora più manutenibile, testabile e aderente ai principi dell'ingegneria del software, in particolare per quanto riguarda la gestione della complessità e la separazione delle responsabilità.</w:t>
       </w:r>
     </w:p>
     <w:p>
@@ -21421,55 +19845,7 @@
           <w:rFonts w:ascii="Calibri" w:hAnsi="Calibri" w:cs="Calibri"/>
           <w:color w:val="000000" w:themeColor="text1"/>
         </w:rPr>
-        <w:t>Analizzando le responsabilità attuali di </w:t>
-      </w:r>
-      <w:proofErr w:type="spellStart"/>
-      <w:r>
-        <w:rPr>
-          <w:rFonts w:ascii="Calibri" w:hAnsi="Calibri" w:cs="Calibri"/>
-          <w:color w:val="000000" w:themeColor="text1"/>
-        </w:rPr>
-        <w:t>VetCare</w:t>
-      </w:r>
-      <w:proofErr w:type="spellEnd"/>
-      <w:r>
-        <w:rPr>
-          <w:rFonts w:ascii="Calibri" w:hAnsi="Calibri" w:cs="Calibri"/>
-          <w:color w:val="000000" w:themeColor="text1"/>
-        </w:rPr>
-        <w:t>, si osserva che essa si occupa non solo del coordinamento delle operazioni, ma anche della gestione diretta della persistenza e della ricerca di entità come Proprietario, Animale e </w:t>
-      </w:r>
-      <w:proofErr w:type="spellStart"/>
-      <w:r>
-        <w:rPr>
-          <w:rFonts w:ascii="Calibri" w:hAnsi="Calibri" w:cs="Calibri"/>
-          <w:color w:val="000000" w:themeColor="text1"/>
-        </w:rPr>
-        <w:t>MembroPersonale</w:t>
-      </w:r>
-      <w:proofErr w:type="spellEnd"/>
-      <w:r>
-        <w:rPr>
-          <w:rFonts w:ascii="Calibri" w:hAnsi="Calibri" w:cs="Calibri"/>
-          <w:color w:val="000000" w:themeColor="text1"/>
-        </w:rPr>
-        <w:t xml:space="preserve"> (Veterinario, Segretario, </w:t>
-      </w:r>
-      <w:proofErr w:type="spellStart"/>
-      <w:r>
-        <w:rPr>
-          <w:rFonts w:ascii="Calibri" w:hAnsi="Calibri" w:cs="Calibri"/>
-          <w:color w:val="000000" w:themeColor="text1"/>
-        </w:rPr>
-        <w:t>MembroEquipe</w:t>
-      </w:r>
-      <w:proofErr w:type="spellEnd"/>
-      <w:r>
-        <w:rPr>
-          <w:rFonts w:ascii="Calibri" w:hAnsi="Calibri" w:cs="Calibri"/>
-          <w:color w:val="000000" w:themeColor="text1"/>
-        </w:rPr>
-        <w:t>). Questa gestione non appartiene naturalmente al controller, che dovrebbe coordinare i flussi, né alle singole entità di dominio, il cui compito è rappresentare concetti del mondo reale.</w:t>
+        <w:t>Analizzando le responsabilità attuali di VetCare, si osserva che essa si occupa non solo del coordinamento delle operazioni, ma anche della gestione diretta della persistenza e della ricerca di entità come Proprietario, Animale e MembroPersonale (Veterinario, Segretario, MembroEquipe). Questa gestione non appartiene naturalmente al controller, che dovrebbe coordinare i flussi, né alle singole entità di dominio, il cui compito è rappresentare concetti del mondo reale.</w:t>
       </w:r>
     </w:p>
     <w:p>
@@ -21487,23 +19863,7 @@
           <w:rFonts w:ascii="Calibri" w:hAnsi="Calibri" w:cs="Calibri"/>
           <w:color w:val="000000" w:themeColor="text1"/>
         </w:rPr>
-        <w:t xml:space="preserve">Applicando il principio del Pure </w:t>
-      </w:r>
-      <w:proofErr w:type="spellStart"/>
-      <w:r>
-        <w:rPr>
-          <w:rFonts w:ascii="Calibri" w:hAnsi="Calibri" w:cs="Calibri"/>
-          <w:color w:val="000000" w:themeColor="text1"/>
-        </w:rPr>
-        <w:t>Fabrication</w:t>
-      </w:r>
-      <w:proofErr w:type="spellEnd"/>
-      <w:r>
-        <w:rPr>
-          <w:rFonts w:ascii="Calibri" w:hAnsi="Calibri" w:cs="Calibri"/>
-          <w:color w:val="000000" w:themeColor="text1"/>
-        </w:rPr>
-        <w:t>, si introduce una nuova classe, denominata Archivio, la cui unica responsabilità è la memorizzazione, il recupero e la ricerca delle entità anagrafiche. Questa classe viene "fabbricata" puramente per esigenze di progettazione, non esiste nel dominio reale della clinica, ma serve a migliorare la struttura del software.</w:t>
+        <w:t>Applicando il principio del Pure Fabrication, si introduce una nuova classe, denominata Archivio, la cui unica responsabilità è la memorizzazione, il recupero e la ricerca delle entità anagrafiche. Questa classe viene "fabbricata" puramente per esigenze di progettazione, non esiste nel dominio reale della clinica, ma serve a migliorare la struttura del software.</w:t>
       </w:r>
     </w:p>
     <w:p>
@@ -21558,23 +19918,7 @@
           <w:rFonts w:ascii="Calibri" w:hAnsi="Calibri" w:cs="Calibri"/>
           <w:color w:val="000000" w:themeColor="text1"/>
         </w:rPr>
-        <w:t> </w:t>
-      </w:r>
-      <w:proofErr w:type="spellStart"/>
-      <w:r>
-        <w:rPr>
-          <w:rFonts w:ascii="Calibri" w:hAnsi="Calibri" w:cs="Calibri"/>
-          <w:color w:val="000000" w:themeColor="text1"/>
-        </w:rPr>
-        <w:t>VetCare</w:t>
-      </w:r>
-      <w:proofErr w:type="spellEnd"/>
-      <w:r>
-        <w:rPr>
-          <w:rFonts w:ascii="Calibri" w:hAnsi="Calibri" w:cs="Calibri"/>
-          <w:color w:val="000000" w:themeColor="text1"/>
-        </w:rPr>
-        <w:t> viene sollevata dalla gestione diretta dei dati anagrafici e può concentrarsi esclusivamente sul coordinamento dei flussi logici.</w:t>
+        <w:t> VetCare viene sollevata dalla gestione diretta dei dati anagrafici e può concentrarsi esclusivamente sul coordinamento dei flussi logici.</w:t>
       </w:r>
     </w:p>
     <w:p>
@@ -21605,23 +19949,7 @@
           <w:rFonts w:ascii="Calibri" w:hAnsi="Calibri" w:cs="Calibri"/>
           <w:color w:val="000000" w:themeColor="text1"/>
         </w:rPr>
-        <w:t> Sia </w:t>
-      </w:r>
-      <w:proofErr w:type="spellStart"/>
-      <w:r>
-        <w:rPr>
-          <w:rFonts w:ascii="Calibri" w:hAnsi="Calibri" w:cs="Calibri"/>
-          <w:color w:val="000000" w:themeColor="text1"/>
-        </w:rPr>
-        <w:t>VetCare</w:t>
-      </w:r>
-      <w:proofErr w:type="spellEnd"/>
-      <w:r>
-        <w:rPr>
-          <w:rFonts w:ascii="Calibri" w:hAnsi="Calibri" w:cs="Calibri"/>
-          <w:color w:val="000000" w:themeColor="text1"/>
-        </w:rPr>
-        <w:t> (coordinamento) che Archivio (gestione dati) diventano classi con una responsabilità unica e ben definita.</w:t>
+        <w:t> Sia VetCare (coordinamento) che Archivio (gestione dati) diventano classi con una responsabilità unica e ben definita.</w:t>
       </w:r>
     </w:p>
     <w:p>
@@ -21808,23 +20136,7 @@
           <w:rFonts w:ascii="Calibri" w:hAnsi="Calibri" w:cs="Calibri"/>
           <w:color w:val="000000" w:themeColor="text1"/>
         </w:rPr>
-        <w:t xml:space="preserve">Allo stato attuale, la classe </w:t>
-      </w:r>
-      <w:proofErr w:type="spellStart"/>
-      <w:r>
-        <w:rPr>
-          <w:rFonts w:ascii="Calibri" w:hAnsi="Calibri" w:cs="Calibri"/>
-          <w:color w:val="000000" w:themeColor="text1"/>
-        </w:rPr>
-        <w:t>VetCare</w:t>
-      </w:r>
-      <w:proofErr w:type="spellEnd"/>
-      <w:r>
-        <w:rPr>
-          <w:rFonts w:ascii="Calibri" w:hAnsi="Calibri" w:cs="Calibri"/>
-          <w:color w:val="000000" w:themeColor="text1"/>
-        </w:rPr>
-        <w:t xml:space="preserve"> (che funge da controller) gestisce anche parte della logica di interazione con l'utente, come la stampa di messaggi di conferma o la richiesta di input. Questa commistione di responsabilità viola il principio della Separazione delle Responsabilità (SoC) e riduce la coesione della classe, rendendola più complessa e difficile da manutenere o adattare a diversi tipi di interfaccia utente (es. grafica invece che a riga di comando).</w:t>
+        <w:t>Allo stato attuale, la classe VetCare (che funge da controller) gestisce anche parte della logica di interazione con l'utente, come la stampa di messaggi di conferma o la richiesta di input. Questa commistione di responsabilità viola il principio della Separazione delle Responsabilità (SoC) e riduce la coesione della classe, rendendola più complessa e difficile da manutenere o adattare a diversi tipi di interfaccia utente (es. grafica invece che a riga di comando).</w:t>
       </w:r>
     </w:p>
     <w:p>
@@ -21875,71 +20187,7 @@
           <w:rFonts w:ascii="Calibri" w:hAnsi="Calibri" w:cs="Calibri"/>
           <w:color w:val="000000" w:themeColor="text1"/>
         </w:rPr>
-        <w:t xml:space="preserve">Si intende operare un </w:t>
-      </w:r>
-      <w:proofErr w:type="spellStart"/>
-      <w:r>
-        <w:rPr>
-          <w:rFonts w:ascii="Calibri" w:hAnsi="Calibri" w:cs="Calibri"/>
-          <w:color w:val="000000" w:themeColor="text1"/>
-        </w:rPr>
-        <w:t>refactoring</w:t>
-      </w:r>
-      <w:proofErr w:type="spellEnd"/>
-      <w:r>
-        <w:rPr>
-          <w:rFonts w:ascii="Calibri" w:hAnsi="Calibri" w:cs="Calibri"/>
-          <w:color w:val="000000" w:themeColor="text1"/>
-        </w:rPr>
-        <w:t xml:space="preserve"> che trasferisca completamente la responsabilità dell'interazione con l'utente dalla classe </w:t>
-      </w:r>
-      <w:proofErr w:type="spellStart"/>
-      <w:r>
-        <w:rPr>
-          <w:rFonts w:ascii="Calibri" w:hAnsi="Calibri" w:cs="Calibri"/>
-          <w:color w:val="000000" w:themeColor="text1"/>
-        </w:rPr>
-        <w:t>VetCare</w:t>
-      </w:r>
-      <w:proofErr w:type="spellEnd"/>
-      <w:r>
-        <w:rPr>
-          <w:rFonts w:ascii="Calibri" w:hAnsi="Calibri" w:cs="Calibri"/>
-          <w:color w:val="000000" w:themeColor="text1"/>
-        </w:rPr>
-        <w:t xml:space="preserve"> a un livello dedicato, ovvero la UI. L'obiettivo è fare in modo che </w:t>
-      </w:r>
-      <w:proofErr w:type="spellStart"/>
-      <w:r>
-        <w:rPr>
-          <w:rFonts w:ascii="Calibri" w:hAnsi="Calibri" w:cs="Calibri"/>
-          <w:color w:val="000000" w:themeColor="text1"/>
-        </w:rPr>
-        <w:t>VetCare</w:t>
-      </w:r>
-      <w:proofErr w:type="spellEnd"/>
-      <w:r>
-        <w:rPr>
-          <w:rFonts w:ascii="Calibri" w:hAnsi="Calibri" w:cs="Calibri"/>
-          <w:color w:val="000000" w:themeColor="text1"/>
-        </w:rPr>
-        <w:t xml:space="preserve"> si occupi esclusivamente della logica di dominio e del coordinamento dei servizi, diventando un vero e proprio Application Service o </w:t>
-      </w:r>
-      <w:proofErr w:type="spellStart"/>
-      <w:r>
-        <w:rPr>
-          <w:rFonts w:ascii="Calibri" w:hAnsi="Calibri" w:cs="Calibri"/>
-          <w:color w:val="000000" w:themeColor="text1"/>
-        </w:rPr>
-        <w:t>Facade</w:t>
-      </w:r>
-      <w:proofErr w:type="spellEnd"/>
-      <w:r>
-        <w:rPr>
-          <w:rFonts w:ascii="Calibri" w:hAnsi="Calibri" w:cs="Calibri"/>
-          <w:color w:val="000000" w:themeColor="text1"/>
-        </w:rPr>
-        <w:t xml:space="preserve"> per il sistema.</w:t>
+        <w:t>Si intende operare un refactoring che trasferisca completamente la responsabilità dell'interazione con l'utente dalla classe VetCare a un livello dedicato, ovvero la UI. L'obiettivo è fare in modo che VetCare si occupi esclusivamente della logica di dominio e del coordinamento dei servizi, diventando un vero e proprio Application Service o Facade per il sistema.</w:t>
       </w:r>
     </w:p>
     <w:p>
@@ -21981,39 +20229,7 @@
           <w:color w:val="000000" w:themeColor="text1"/>
         </w:rPr>
         <w:lastRenderedPageBreak/>
-        <w:t>La UI (</w:t>
-      </w:r>
-      <w:proofErr w:type="spellStart"/>
-      <w:r>
-        <w:rPr>
-          <w:rFonts w:ascii="Calibri" w:hAnsi="Calibri" w:cs="Calibri"/>
-          <w:color w:val="000000" w:themeColor="text1"/>
-        </w:rPr>
-        <w:t>ConsoleUI</w:t>
-      </w:r>
-      <w:proofErr w:type="spellEnd"/>
-      <w:r>
-        <w:rPr>
-          <w:rFonts w:ascii="Calibri" w:hAnsi="Calibri" w:cs="Calibri"/>
-          <w:color w:val="000000" w:themeColor="text1"/>
-        </w:rPr>
-        <w:t xml:space="preserve">) gestisce tutto il flusso di presentazione: raccoglie i dati in input, li validano sintatticamente (es. formato della data) e li passa a </w:t>
-      </w:r>
-      <w:proofErr w:type="spellStart"/>
-      <w:r>
-        <w:rPr>
-          <w:rFonts w:ascii="Calibri" w:hAnsi="Calibri" w:cs="Calibri"/>
-          <w:color w:val="000000" w:themeColor="text1"/>
-        </w:rPr>
-        <w:t>VetCare</w:t>
-      </w:r>
-      <w:proofErr w:type="spellEnd"/>
-      <w:r>
-        <w:rPr>
-          <w:rFonts w:ascii="Calibri" w:hAnsi="Calibri" w:cs="Calibri"/>
-          <w:color w:val="000000" w:themeColor="text1"/>
-        </w:rPr>
-        <w:t xml:space="preserve"> sotto forma di oggetti dati semplici (DTO o parametri già tipizzati).</w:t>
+        <w:t>La UI (ConsoleUI) gestisce tutto il flusso di presentazione: raccoglie i dati in input, li validano sintatticamente (es. formato della data) e li passa a VetCare sotto forma di oggetti dati semplici (DTO o parametri già tipizzati).</w:t>
       </w:r>
     </w:p>
     <w:p>
@@ -22036,23 +20252,7 @@
           <w:rFonts w:ascii="Calibri" w:hAnsi="Calibri" w:cs="Calibri"/>
           <w:color w:val="000000" w:themeColor="text1"/>
         </w:rPr>
-        <w:t>Il controller (</w:t>
-      </w:r>
-      <w:proofErr w:type="spellStart"/>
-      <w:r>
-        <w:rPr>
-          <w:rFonts w:ascii="Calibri" w:hAnsi="Calibri" w:cs="Calibri"/>
-          <w:color w:val="000000" w:themeColor="text1"/>
-        </w:rPr>
-        <w:t>VetCare</w:t>
-      </w:r>
-      <w:proofErr w:type="spellEnd"/>
-      <w:r>
-        <w:rPr>
-          <w:rFonts w:ascii="Calibri" w:hAnsi="Calibri" w:cs="Calibri"/>
-          <w:color w:val="000000" w:themeColor="text1"/>
-        </w:rPr>
-        <w:t>) esegue le operazioni richieste: interagisce con il modello di dominio (attraverso le nuove interfacce di servizio) e restituisce alla UI un oggetto risultato (es. l'animale appena creato, un messaggio di stato, un'eccezione trasformata).</w:t>
+        <w:t>Il controller (VetCare) esegue le operazioni richieste: interagisce con il modello di dominio (attraverso le nuove interfacce di servizio) e restituisce alla UI un oggetto risultato (es. l'animale appena creato, un messaggio di stato, un'eccezione trasformata).</w:t>
       </w:r>
     </w:p>
     <w:p>
@@ -22075,23 +20275,7 @@
           <w:rFonts w:ascii="Calibri" w:hAnsi="Calibri" w:cs="Calibri"/>
           <w:color w:val="000000" w:themeColor="text1"/>
         </w:rPr>
-        <w:t xml:space="preserve">La UI gestisce l'output: riceve il risultato da </w:t>
-      </w:r>
-      <w:proofErr w:type="spellStart"/>
-      <w:r>
-        <w:rPr>
-          <w:rFonts w:ascii="Calibri" w:hAnsi="Calibri" w:cs="Calibri"/>
-          <w:color w:val="000000" w:themeColor="text1"/>
-        </w:rPr>
-        <w:t>VetCare</w:t>
-      </w:r>
-      <w:proofErr w:type="spellEnd"/>
-      <w:r>
-        <w:rPr>
-          <w:rFonts w:ascii="Calibri" w:hAnsi="Calibri" w:cs="Calibri"/>
-          <w:color w:val="000000" w:themeColor="text1"/>
-        </w:rPr>
-        <w:t xml:space="preserve"> e decide come presentarlo all'utente, che si tratti di un messaggio di successo, di un errore, o della formattazione di dati da visualizzare.</w:t>
+        <w:t>La UI gestisce l'output: riceve il risultato da VetCare e decide come presentarlo all'utente, che si tratti di un messaggio di successo, di un errore, o della formattazione di dati da visualizzare.</w:t>
       </w:r>
     </w:p>
     <w:p>
@@ -22147,23 +20331,7 @@
           <w:rFonts w:ascii="Calibri" w:hAnsi="Calibri" w:cs="Calibri"/>
           <w:color w:val="000000" w:themeColor="text1"/>
         </w:rPr>
-        <w:t xml:space="preserve">Massima Coesione: </w:t>
-      </w:r>
-      <w:proofErr w:type="spellStart"/>
-      <w:r>
-        <w:rPr>
-          <w:rFonts w:ascii="Calibri" w:hAnsi="Calibri" w:cs="Calibri"/>
-          <w:color w:val="000000" w:themeColor="text1"/>
-        </w:rPr>
-        <w:t>VetCare</w:t>
-      </w:r>
-      <w:proofErr w:type="spellEnd"/>
-      <w:r>
-        <w:rPr>
-          <w:rFonts w:ascii="Calibri" w:hAnsi="Calibri" w:cs="Calibri"/>
-          <w:color w:val="000000" w:themeColor="text1"/>
-        </w:rPr>
-        <w:t xml:space="preserve"> diventa un componente altamente coeso, focalizzato solo sulla logica applicativa. La UI si occupa solo di presentazione.</w:t>
+        <w:t>Massima Coesione: VetCare diventa un componente altamente coeso, focalizzato solo sulla logica applicativa. La UI si occupa solo di presentazione.</w:t>
       </w:r>
     </w:p>
     <w:p>
@@ -22209,23 +20377,7 @@
           <w:rFonts w:ascii="Calibri" w:hAnsi="Calibri" w:cs="Calibri"/>
           <w:color w:val="000000" w:themeColor="text1"/>
         </w:rPr>
-        <w:t xml:space="preserve">Adattabilità: Questa separazione apre la strada allo sviluppo di diverse interfacce utente (Web, REST API, applicazione mobile) senza dover modificare il nucleo dell'applicazione. Basterà creare una nuova UI che interagisca con la medesima interfaccia pubblica di </w:t>
-      </w:r>
-      <w:proofErr w:type="spellStart"/>
-      <w:r>
-        <w:rPr>
-          <w:rFonts w:ascii="Calibri" w:hAnsi="Calibri" w:cs="Calibri"/>
-          <w:color w:val="000000" w:themeColor="text1"/>
-        </w:rPr>
-        <w:t>VetCare</w:t>
-      </w:r>
-      <w:proofErr w:type="spellEnd"/>
-      <w:r>
-        <w:rPr>
-          <w:rFonts w:ascii="Calibri" w:hAnsi="Calibri" w:cs="Calibri"/>
-          <w:color w:val="000000" w:themeColor="text1"/>
-        </w:rPr>
-        <w:t>.</w:t>
+        <w:t>Adattabilità: Questa separazione apre la strada allo sviluppo di diverse interfacce utente (Web, REST API, applicazione mobile) senza dover modificare il nucleo dell'applicazione. Basterà creare una nuova UI che interagisca con la medesima interfaccia pubblica di VetCare.</w:t>
       </w:r>
     </w:p>
     <w:p>
@@ -22248,23 +20400,7 @@
           <w:rFonts w:ascii="Calibri" w:hAnsi="Calibri" w:cs="Calibri"/>
           <w:color w:val="000000" w:themeColor="text1"/>
         </w:rPr>
-        <w:t xml:space="preserve">Testabilità: La logica di dominio in </w:t>
-      </w:r>
-      <w:proofErr w:type="spellStart"/>
-      <w:r>
-        <w:rPr>
-          <w:rFonts w:ascii="Calibri" w:hAnsi="Calibri" w:cs="Calibri"/>
-          <w:color w:val="000000" w:themeColor="text1"/>
-        </w:rPr>
-        <w:t>VetCare</w:t>
-      </w:r>
-      <w:proofErr w:type="spellEnd"/>
-      <w:r>
-        <w:rPr>
-          <w:rFonts w:ascii="Calibri" w:hAnsi="Calibri" w:cs="Calibri"/>
-          <w:color w:val="000000" w:themeColor="text1"/>
-        </w:rPr>
-        <w:t xml:space="preserve"> può essere testata tramite test unitari senza la necessità di simulare l'interazione con un utente attraverso una console.</w:t>
+        <w:t>Testabilità: La logica di dominio in VetCare può essere testata tramite test unitari senza la necessità di simulare l'interazione con un utente attraverso una console.</w:t>
       </w:r>
     </w:p>
     <w:p>
@@ -22296,15 +20432,7 @@
         </w:rPr>
       </w:pPr>
       <w:r>
-        <w:t xml:space="preserve">Il percorso di sviluppo del sistema </w:t>
-      </w:r>
-      <w:proofErr w:type="spellStart"/>
-      <w:r>
-        <w:t>VetCare</w:t>
-      </w:r>
-      <w:proofErr w:type="spellEnd"/>
-      <w:r>
-        <w:t xml:space="preserve"> si conclude con la definizione di un’architettura software solida e coerente, frutto di un processo di analisi e progettazione meticoloso. Ogni fase dell'attività, dalla prima ideazione alla stesura dei contratti delle operazioni, è stata guidata dall'obiettivo di tradurre le necessità operative della clinica in un ambiente digitale integrato e privo di ambiguità.</w:t>
+        <w:t>Il percorso di sviluppo del sistema VetCare si conclude con la definizione di un’architettura software solida e coerente, frutto di un processo di analisi e progettazione meticoloso. Ogni fase dell'attività, dalla prima ideazione alla stesura dei contratti delle operazioni, è stata guidata dall'obiettivo di tradurre le necessità operative della clinica in un ambiente digitale integrato e privo di ambiguità.</w:t>
       </w:r>
     </w:p>
     <w:p>
@@ -22366,23 +20494,7 @@
           <w:rFonts w:ascii="Calibri" w:hAnsi="Calibri" w:cs="Calibri"/>
           <w:color w:val="000000" w:themeColor="text1"/>
         </w:rPr>
-        <w:t>Coerenza del Nucleo Informativo: L'uso del pattern Singleton per i gestori critici (</w:t>
-      </w:r>
-      <w:proofErr w:type="spellStart"/>
-      <w:r>
-        <w:rPr>
-          <w:rFonts w:ascii="Calibri" w:hAnsi="Calibri" w:cs="Calibri"/>
-          <w:color w:val="000000" w:themeColor="text1"/>
-        </w:rPr>
-        <w:t>VetCare</w:t>
-      </w:r>
-      <w:proofErr w:type="spellEnd"/>
-      <w:r>
-        <w:rPr>
-          <w:rFonts w:ascii="Calibri" w:hAnsi="Calibri" w:cs="Calibri"/>
-          <w:color w:val="000000" w:themeColor="text1"/>
-        </w:rPr>
-        <w:t>, Magazzino, Laboratorio) assicura un unico punto di accesso allo stato del sistema, prevenendo inconsistenze nei dati clinici e logistici.</w:t>
+        <w:t>Coerenza del Nucleo Informativo: L'uso del pattern Singleton per i gestori critici (VetCare, Magazzino, Laboratorio) assicura un unico punto di accesso allo stato del sistema, prevenendo inconsistenze nei dati clinici e logistici.</w:t>
       </w:r>
     </w:p>
     <w:p>
@@ -22432,23 +20544,7 @@
           <w:color w:val="000000" w:themeColor="text1"/>
         </w:rPr>
         <w:lastRenderedPageBreak/>
-        <w:t xml:space="preserve">sistema </w:t>
-      </w:r>
-      <w:proofErr w:type="spellStart"/>
-      <w:r>
-        <w:rPr>
-          <w:rFonts w:ascii="Calibri" w:hAnsi="Calibri" w:cs="Calibri"/>
-          <w:color w:val="000000" w:themeColor="text1"/>
-        </w:rPr>
-        <w:t>VetCare</w:t>
-      </w:r>
-      <w:proofErr w:type="spellEnd"/>
-      <w:r>
-        <w:rPr>
-          <w:rFonts w:ascii="Calibri" w:hAnsi="Calibri" w:cs="Calibri"/>
-          <w:color w:val="000000" w:themeColor="text1"/>
-        </w:rPr>
-        <w:t xml:space="preserve"> si presenta dunque come una soluzione ponderata e robusta, pronta per guidare la clinica verso una</w:t>
+        <w:t>sistema VetCare si presenta dunque come una soluzione ponderata e robusta, pronta per guidare la clinica verso una</w:t>
       </w:r>
       <w:r>
         <w:rPr>
@@ -27030,6 +25126,15 @@
 </file>
 
 <file path=customXml/item1.xml><?xml version="1.0" encoding="utf-8"?>
+<?mso-contentType ?>
+<FormTemplates xmlns="http://schemas.microsoft.com/sharepoint/v3/contenttype/forms">
+  <Display>DocumentLibraryForm</Display>
+  <Edit>DocumentLibraryForm</Edit>
+  <New>DocumentLibraryForm</New>
+</FormTemplates>
+</file>
+
+<file path=customXml/item2.xml><?xml version="1.0" encoding="utf-8"?>
 <ct:contentTypeSchema xmlns:ct="http://schemas.microsoft.com/office/2006/metadata/contentType" xmlns:ma="http://schemas.microsoft.com/office/2006/metadata/properties/metaAttributes" ct:_="" ma:_="" ma:contentTypeName="Document" ma:contentTypeID="0x01010016E63A739F563946AD8C16C05D062E98" ma:contentTypeVersion="6" ma:contentTypeDescription="Create a new document." ma:contentTypeScope="" ma:versionID="a28a9786f1d8f4f56c75dc998e4d5f9b">
   <xsd:schema xmlns:xsd="http://www.w3.org/2001/XMLSchema" xmlns:xs="http://www.w3.org/2001/XMLSchema" xmlns:p="http://schemas.microsoft.com/office/2006/metadata/properties" xmlns:ns3="56c654e7-54e6-4cec-9125-9ecb39084783" targetNamespace="http://schemas.microsoft.com/office/2006/metadata/properties" ma:root="true" ma:fieldsID="a24d4552bcb2c83444a4b426af01032c" ns3:_="">
     <xsd:import namespace="56c654e7-54e6-4cec-9125-9ecb39084783"/>
@@ -27185,20 +25290,7 @@
 </ct:contentTypeSchema>
 </file>
 
-<file path=customXml/item2.xml><?xml version="1.0" encoding="utf-8"?>
-<?mso-contentType ?>
-<FormTemplates xmlns="http://schemas.microsoft.com/sharepoint/v3/contenttype/forms">
-  <Display>DocumentLibraryForm</Display>
-  <Edit>DocumentLibraryForm</Edit>
-  <New>DocumentLibraryForm</New>
-</FormTemplates>
-</file>
-
 <file path=customXml/item3.xml><?xml version="1.0" encoding="utf-8"?>
-<b:Sources xmlns:b="http://schemas.openxmlformats.org/officeDocument/2006/bibliography" xmlns="http://schemas.openxmlformats.org/officeDocument/2006/bibliography" SelectedStyle="\APASixthEditionOfficeOnline.xsl" StyleName="APA" Version="6"/>
-</file>
-
-<file path=customXml/item4.xml><?xml version="1.0" encoding="utf-8"?>
 <p:properties xmlns:p="http://schemas.microsoft.com/office/2006/metadata/properties" xmlns:xsi="http://www.w3.org/2001/XMLSchema-instance" xmlns:pc="http://schemas.microsoft.com/office/infopath/2007/PartnerControls">
   <documentManagement>
     <_activity xmlns="56c654e7-54e6-4cec-9125-9ecb39084783" xsi:nil="true"/>
@@ -27206,7 +25298,19 @@
 </p:properties>
 </file>
 
+<file path=customXml/item4.xml><?xml version="1.0" encoding="utf-8"?>
+<b:Sources xmlns:b="http://schemas.openxmlformats.org/officeDocument/2006/bibliography" xmlns="http://schemas.openxmlformats.org/officeDocument/2006/bibliography" SelectedStyle="\APASixthEditionOfficeOnline.xsl" StyleName="APA" Version="6"/>
+</file>
+
 <file path=customXml/itemProps1.xml><?xml version="1.0" encoding="utf-8"?>
+<ds:datastoreItem xmlns:ds="http://schemas.openxmlformats.org/officeDocument/2006/customXml" ds:itemID="{9526C769-C152-44AB-BBAD-EB530518D039}">
+  <ds:schemaRefs>
+    <ds:schemaRef ds:uri="http://schemas.microsoft.com/sharepoint/v3/contenttype/forms"/>
+  </ds:schemaRefs>
+</ds:datastoreItem>
+</file>
+
+<file path=customXml/itemProps2.xml><?xml version="1.0" encoding="utf-8"?>
 <ds:datastoreItem xmlns:ds="http://schemas.openxmlformats.org/officeDocument/2006/customXml" ds:itemID="{AF05F828-C5B5-4DC4-9F99-F95268BC84EF}">
   <ds:schemaRefs>
     <ds:schemaRef ds:uri="http://schemas.microsoft.com/office/2006/metadata/contentType"/>
@@ -27224,23 +25328,7 @@
 </ds:datastoreItem>
 </file>
 
-<file path=customXml/itemProps2.xml><?xml version="1.0" encoding="utf-8"?>
-<ds:datastoreItem xmlns:ds="http://schemas.openxmlformats.org/officeDocument/2006/customXml" ds:itemID="{9526C769-C152-44AB-BBAD-EB530518D039}">
-  <ds:schemaRefs>
-    <ds:schemaRef ds:uri="http://schemas.microsoft.com/sharepoint/v3/contenttype/forms"/>
-  </ds:schemaRefs>
-</ds:datastoreItem>
-</file>
-
 <file path=customXml/itemProps3.xml><?xml version="1.0" encoding="utf-8"?>
-<ds:datastoreItem xmlns:ds="http://schemas.openxmlformats.org/officeDocument/2006/customXml" ds:itemID="{57B83800-9DD8-48E5-B4BC-7F02BDC5F36A}">
-  <ds:schemaRefs>
-    <ds:schemaRef ds:uri="http://schemas.openxmlformats.org/officeDocument/2006/bibliography"/>
-  </ds:schemaRefs>
-</ds:datastoreItem>
-</file>
-
-<file path=customXml/itemProps4.xml><?xml version="1.0" encoding="utf-8"?>
 <ds:datastoreItem xmlns:ds="http://schemas.openxmlformats.org/officeDocument/2006/customXml" ds:itemID="{DAE6ADA1-BD15-4943-963F-C21A8F36A2A2}">
   <ds:schemaRefs>
     <ds:schemaRef ds:uri="http://schemas.microsoft.com/office/2006/metadata/properties"/>
@@ -27248,4 +25336,12 @@
     <ds:schemaRef ds:uri="56c654e7-54e6-4cec-9125-9ecb39084783"/>
   </ds:schemaRefs>
 </ds:datastoreItem>
+</file>
+
+<file path=customXml/itemProps4.xml><?xml version="1.0" encoding="utf-8"?>
+<ds:datastoreItem xmlns:ds="http://schemas.openxmlformats.org/officeDocument/2006/customXml" ds:itemID="{57B83800-9DD8-48E5-B4BC-7F02BDC5F36A}">
+  <ds:schemaRefs>
+    <ds:schemaRef ds:uri="http://schemas.openxmlformats.org/officeDocument/2006/bibliography"/>
+  </ds:schemaRefs>
+</ds:datastoreItem>
 </file>
--- a/Documenti/Documento di progetto finale.docx
+++ b/Documenti/Documento di progetto finale.docx
@@ -2852,7 +2852,21 @@
         <w:rPr>
           <w:rFonts w:ascii="Calibri" w:hAnsi="Calibri" w:cs="Calibri"/>
         </w:rPr>
-        <w:t>Per delineare in modo chiaro e completo il perimetro del progetto VetCare, ci si è avvalsi di un insieme di documenti preparatori, ciascuno dei quali ha contribuito a mettere a fuoco aspetti specifici del sistema. Tra questi rientrano il Documento di Visione, che esprime la finalità strategica del prodotto; le Specifiche Supplementari, che raccolgono requisiti non funzionali e vincoli tecnici; le Regole di Business, che descrivono le logiche organizzative della clinica; e il Glossario, utile a fissare una terminologia condivisa. Il presente documento</w:t>
+        <w:t xml:space="preserve">Per delineare in modo chiaro e completo il perimetro del progetto </w:t>
+      </w:r>
+      <w:proofErr w:type="spellStart"/>
+      <w:r>
+        <w:rPr>
+          <w:rFonts w:ascii="Calibri" w:hAnsi="Calibri" w:cs="Calibri"/>
+        </w:rPr>
+        <w:t>VetCare</w:t>
+      </w:r>
+      <w:proofErr w:type="spellEnd"/>
+      <w:r>
+        <w:rPr>
+          <w:rFonts w:ascii="Calibri" w:hAnsi="Calibri" w:cs="Calibri"/>
+        </w:rPr>
+        <w:t>, ci si è avvalsi di un insieme di documenti preparatori, ciascuno dei quali ha contribuito a mettere a fuoco aspetti specifici del sistema. Tra questi rientrano il Documento di Visione, che esprime la finalità strategica del prodotto; le Specifiche Supplementari, che raccolgono requisiti non funzionali e vincoli tecnici; le Regole di Business, che descrivono le logiche organizzative della clinica; e il Glossario, utile a fissare una terminologia condivisa. Il presente documento</w:t>
       </w:r>
       <w:r>
         <w:rPr>
@@ -2887,7 +2901,21 @@
         <w:rPr>
           <w:rFonts w:ascii="Calibri" w:hAnsi="Calibri" w:cs="Calibri"/>
         </w:rPr>
-        <w:t>La direzione di una clinica veterinaria ha manifestato l'esigenza di dotarsi di uno strumento informatico in grado di supportare in modo organico l'intera operatività della struttura. Il sistema, denominato VetCare, dovrà coprire tanto gli aspetti clinico-sanitari quanto quelli amministrativo-organizzativi, offrendo un ambiente integrato che accompagni ogni fase del percorso del paziente in clinica. A partire da questa esigenza generale, sono stati individuati i seguenti ambiti di intervento:</w:t>
+        <w:t xml:space="preserve">La direzione di una clinica veterinaria ha manifestato l'esigenza di dotarsi di uno strumento informatico in grado di supportare in modo organico l'intera operatività della struttura. Il sistema, denominato </w:t>
+      </w:r>
+      <w:proofErr w:type="spellStart"/>
+      <w:r>
+        <w:rPr>
+          <w:rFonts w:ascii="Calibri" w:hAnsi="Calibri" w:cs="Calibri"/>
+        </w:rPr>
+        <w:t>VetCare</w:t>
+      </w:r>
+      <w:proofErr w:type="spellEnd"/>
+      <w:r>
+        <w:rPr>
+          <w:rFonts w:ascii="Calibri" w:hAnsi="Calibri" w:cs="Calibri"/>
+        </w:rPr>
+        <w:t>, dovrà coprire tanto gli aspetti clinico-sanitari quanto quelli amministrativo-organizzativi, offrendo un ambiente integrato che accompagni ogni fase del percorso del paziente in clinica. A partire da questa esigenza generale, sono stati individuati i seguenti ambiti di intervento:</w:t>
       </w:r>
     </w:p>
     <w:p>
@@ -3100,7 +3128,14 @@
         <w:rPr>
           <w:rFonts w:ascii="Calibri" w:hAnsi="Calibri" w:cs="Calibri"/>
         </w:rPr>
-        <w:t> L'amministratore deve poter organizzare e visualizzare i turni di lavoro di veterinar</w:t>
+        <w:t xml:space="preserve"> L'amministratore deve poter organizzare e visualizzare i turni di lavoro di </w:t>
+      </w:r>
+      <w:proofErr w:type="spellStart"/>
+      <w:r>
+        <w:rPr>
+          <w:rFonts w:ascii="Calibri" w:hAnsi="Calibri" w:cs="Calibri"/>
+        </w:rPr>
+        <w:t>veterinar</w:t>
       </w:r>
       <w:r>
         <w:rPr>
@@ -3108,6 +3143,7 @@
         </w:rPr>
         <w:t>o</w:t>
       </w:r>
+      <w:proofErr w:type="spellEnd"/>
       <w:r>
         <w:rPr>
           <w:rFonts w:ascii="Calibri" w:hAnsi="Calibri" w:cs="Calibri"/>
@@ -4096,8 +4132,19 @@
                 <w:sz w:val="22"/>
                 <w:szCs w:val="22"/>
               </w:rPr>
-              <w:t>Applicazione VetCare</w:t>
-            </w:r>
+              <w:t xml:space="preserve">Applicazione </w:t>
+            </w:r>
+            <w:proofErr w:type="spellStart"/>
+            <w:r>
+              <w:rPr>
+                <w:rFonts w:ascii="Calibri" w:hAnsi="Calibri" w:cs="Calibri"/>
+                <w:color w:val="000000" w:themeColor="text1"/>
+                <w:sz w:val="22"/>
+                <w:szCs w:val="22"/>
+              </w:rPr>
+              <w:t>VetCare</w:t>
+            </w:r>
+            <w:proofErr w:type="spellEnd"/>
           </w:p>
         </w:tc>
       </w:tr>
@@ -4577,6 +4624,7 @@
                 <w:szCs w:val="22"/>
               </w:rPr>
             </w:pPr>
+            <w:proofErr w:type="spellStart"/>
             <w:r>
               <w:rPr>
                 <w:rFonts w:ascii="Calibri" w:hAnsi="Calibri" w:cs="Calibri"/>
@@ -4586,6 +4634,7 @@
               </w:rPr>
               <w:t>Eestensioni</w:t>
             </w:r>
+            <w:proofErr w:type="spellEnd"/>
           </w:p>
         </w:tc>
         <w:tc>
@@ -5062,8 +5111,19 @@
                 <w:sz w:val="22"/>
                 <w:szCs w:val="22"/>
               </w:rPr>
-              <w:t>Applicazione VetCare</w:t>
-            </w:r>
+              <w:t xml:space="preserve">Applicazione </w:t>
+            </w:r>
+            <w:proofErr w:type="spellStart"/>
+            <w:r>
+              <w:rPr>
+                <w:rFonts w:ascii="Calibri" w:hAnsi="Calibri" w:cs="Calibri"/>
+                <w:color w:val="000000" w:themeColor="text1"/>
+                <w:sz w:val="22"/>
+                <w:szCs w:val="22"/>
+              </w:rPr>
+              <w:t>VetCare</w:t>
+            </w:r>
+            <w:proofErr w:type="spellEnd"/>
           </w:p>
         </w:tc>
       </w:tr>
@@ -5543,6 +5603,7 @@
                 <w:szCs w:val="22"/>
               </w:rPr>
             </w:pPr>
+            <w:proofErr w:type="spellStart"/>
             <w:r>
               <w:rPr>
                 <w:rFonts w:ascii="Calibri" w:hAnsi="Calibri" w:cs="Calibri"/>
@@ -5552,6 +5613,7 @@
               </w:rPr>
               <w:t>Eestensioni</w:t>
             </w:r>
+            <w:proofErr w:type="spellEnd"/>
           </w:p>
         </w:tc>
         <w:tc>
@@ -6033,8 +6095,19 @@
                 <w:sz w:val="22"/>
                 <w:szCs w:val="22"/>
               </w:rPr>
-              <w:t>Applicazione VetCare</w:t>
-            </w:r>
+              <w:t xml:space="preserve">Applicazione </w:t>
+            </w:r>
+            <w:proofErr w:type="spellStart"/>
+            <w:r>
+              <w:rPr>
+                <w:rFonts w:ascii="Calibri" w:hAnsi="Calibri" w:cs="Calibri"/>
+                <w:color w:val="000000" w:themeColor="text1"/>
+                <w:sz w:val="22"/>
+                <w:szCs w:val="22"/>
+              </w:rPr>
+              <w:t>VetCare</w:t>
+            </w:r>
+            <w:proofErr w:type="spellEnd"/>
           </w:p>
         </w:tc>
       </w:tr>
@@ -6516,6 +6589,7 @@
                 <w:szCs w:val="22"/>
               </w:rPr>
             </w:pPr>
+            <w:proofErr w:type="spellStart"/>
             <w:r>
               <w:rPr>
                 <w:rFonts w:ascii="Calibri" w:hAnsi="Calibri" w:cs="Calibri"/>
@@ -6525,6 +6599,7 @@
               </w:rPr>
               <w:t>Eestensioni</w:t>
             </w:r>
+            <w:proofErr w:type="spellEnd"/>
           </w:p>
         </w:tc>
         <w:tc>
@@ -6941,8 +7016,19 @@
                 <w:sz w:val="22"/>
                 <w:szCs w:val="22"/>
               </w:rPr>
-              <w:t>Applicazione VetCare</w:t>
-            </w:r>
+              <w:t xml:space="preserve">Applicazione </w:t>
+            </w:r>
+            <w:proofErr w:type="spellStart"/>
+            <w:r>
+              <w:rPr>
+                <w:rFonts w:ascii="Calibri" w:hAnsi="Calibri" w:cs="Calibri"/>
+                <w:color w:val="000000" w:themeColor="text1"/>
+                <w:sz w:val="22"/>
+                <w:szCs w:val="22"/>
+              </w:rPr>
+              <w:t>VetCare</w:t>
+            </w:r>
+            <w:proofErr w:type="spellEnd"/>
           </w:p>
         </w:tc>
       </w:tr>
@@ -7403,6 +7489,7 @@
                 <w:szCs w:val="22"/>
               </w:rPr>
             </w:pPr>
+            <w:proofErr w:type="spellStart"/>
             <w:r>
               <w:rPr>
                 <w:rFonts w:ascii="Calibri" w:hAnsi="Calibri" w:cs="Calibri"/>
@@ -7412,6 +7499,7 @@
               </w:rPr>
               <w:t>Eestensioni</w:t>
             </w:r>
+            <w:proofErr w:type="spellEnd"/>
           </w:p>
         </w:tc>
         <w:tc>
@@ -7776,8 +7864,19 @@
                 <w:sz w:val="22"/>
                 <w:szCs w:val="22"/>
               </w:rPr>
-              <w:t>Applicazione VetCare</w:t>
-            </w:r>
+              <w:t xml:space="preserve">Applicazione </w:t>
+            </w:r>
+            <w:proofErr w:type="spellStart"/>
+            <w:r>
+              <w:rPr>
+                <w:rFonts w:ascii="Calibri" w:hAnsi="Calibri" w:cs="Calibri"/>
+                <w:color w:val="000000" w:themeColor="text1"/>
+                <w:sz w:val="22"/>
+                <w:szCs w:val="22"/>
+              </w:rPr>
+              <w:t>VetCare</w:t>
+            </w:r>
+            <w:proofErr w:type="spellEnd"/>
           </w:p>
         </w:tc>
       </w:tr>
@@ -8280,6 +8379,7 @@
                 <w:szCs w:val="22"/>
               </w:rPr>
             </w:pPr>
+            <w:proofErr w:type="spellStart"/>
             <w:r>
               <w:rPr>
                 <w:rFonts w:ascii="Calibri" w:hAnsi="Calibri" w:cs="Calibri"/>
@@ -8289,6 +8389,7 @@
               </w:rPr>
               <w:t>Eestensioni</w:t>
             </w:r>
+            <w:proofErr w:type="spellEnd"/>
           </w:p>
         </w:tc>
         <w:tc>
@@ -8704,8 +8805,19 @@
                 <w:sz w:val="22"/>
                 <w:szCs w:val="22"/>
               </w:rPr>
-              <w:t>Applicazione VetCare</w:t>
-            </w:r>
+              <w:t xml:space="preserve">Applicazione </w:t>
+            </w:r>
+            <w:proofErr w:type="spellStart"/>
+            <w:r>
+              <w:rPr>
+                <w:rFonts w:ascii="Calibri" w:hAnsi="Calibri" w:cs="Calibri"/>
+                <w:color w:val="000000" w:themeColor="text1"/>
+                <w:sz w:val="22"/>
+                <w:szCs w:val="22"/>
+              </w:rPr>
+              <w:t>VetCare</w:t>
+            </w:r>
+            <w:proofErr w:type="spellEnd"/>
           </w:p>
         </w:tc>
       </w:tr>
@@ -9168,6 +9280,7 @@
                 <w:szCs w:val="22"/>
               </w:rPr>
             </w:pPr>
+            <w:proofErr w:type="spellStart"/>
             <w:r>
               <w:rPr>
                 <w:rFonts w:ascii="Calibri" w:hAnsi="Calibri" w:cs="Calibri"/>
@@ -9177,6 +9290,7 @@
               </w:rPr>
               <w:t>Eestensioni</w:t>
             </w:r>
+            <w:proofErr w:type="spellEnd"/>
           </w:p>
         </w:tc>
         <w:tc>
@@ -9542,8 +9656,19 @@
                 <w:sz w:val="22"/>
                 <w:szCs w:val="22"/>
               </w:rPr>
-              <w:t>Applicazione VetCare</w:t>
-            </w:r>
+              <w:t xml:space="preserve">Applicazione </w:t>
+            </w:r>
+            <w:proofErr w:type="spellStart"/>
+            <w:r>
+              <w:rPr>
+                <w:rFonts w:ascii="Calibri" w:hAnsi="Calibri" w:cs="Calibri"/>
+                <w:color w:val="000000" w:themeColor="text1"/>
+                <w:sz w:val="22"/>
+                <w:szCs w:val="22"/>
+              </w:rPr>
+              <w:t>VetCare</w:t>
+            </w:r>
+            <w:proofErr w:type="spellEnd"/>
           </w:p>
         </w:tc>
       </w:tr>
@@ -10006,6 +10131,7 @@
                 <w:szCs w:val="22"/>
               </w:rPr>
             </w:pPr>
+            <w:proofErr w:type="spellStart"/>
             <w:r>
               <w:rPr>
                 <w:rFonts w:ascii="Calibri" w:hAnsi="Calibri" w:cs="Calibri"/>
@@ -10015,6 +10141,7 @@
               </w:rPr>
               <w:t>Eestensioni</w:t>
             </w:r>
+            <w:proofErr w:type="spellEnd"/>
           </w:p>
         </w:tc>
         <w:tc>
@@ -10419,8 +10546,19 @@
                 <w:sz w:val="22"/>
                 <w:szCs w:val="22"/>
               </w:rPr>
-              <w:t>Applicazione VetCare</w:t>
-            </w:r>
+              <w:t xml:space="preserve">Applicazione </w:t>
+            </w:r>
+            <w:proofErr w:type="spellStart"/>
+            <w:r>
+              <w:rPr>
+                <w:rFonts w:ascii="Calibri" w:hAnsi="Calibri" w:cs="Calibri"/>
+                <w:color w:val="000000" w:themeColor="text1"/>
+                <w:sz w:val="22"/>
+                <w:szCs w:val="22"/>
+              </w:rPr>
+              <w:t>VetCare</w:t>
+            </w:r>
+            <w:proofErr w:type="spellEnd"/>
           </w:p>
         </w:tc>
       </w:tr>
@@ -10825,6 +10963,7 @@
                 <w:szCs w:val="22"/>
               </w:rPr>
             </w:pPr>
+            <w:proofErr w:type="spellStart"/>
             <w:r>
               <w:rPr>
                 <w:rFonts w:ascii="Calibri" w:hAnsi="Calibri" w:cs="Calibri"/>
@@ -10834,6 +10973,7 @@
               </w:rPr>
               <w:t>Eestensioni</w:t>
             </w:r>
+            <w:proofErr w:type="spellEnd"/>
           </w:p>
         </w:tc>
         <w:tc>
@@ -11071,7 +11211,21 @@
         <w:rPr>
           <w:rFonts w:ascii="Calibri" w:hAnsi="Calibri" w:cs="Calibri"/>
         </w:rPr>
-        <w:t>Il software VetCare nasce con l’obiettivo di superare i tradizionali sistemi di gestione manuale delle cliniche veterinarie. Ciò consente una gestione dinamica ed efficiente delle attività cliniche, dei servizi offerti e della pianificazione delle risorse in cliniche veterinarie che operano su larga scala.</w:t>
+        <w:t xml:space="preserve">Il software </w:t>
+      </w:r>
+      <w:proofErr w:type="spellStart"/>
+      <w:r>
+        <w:rPr>
+          <w:rFonts w:ascii="Calibri" w:hAnsi="Calibri" w:cs="Calibri"/>
+        </w:rPr>
+        <w:t>VetCare</w:t>
+      </w:r>
+      <w:proofErr w:type="spellEnd"/>
+      <w:r>
+        <w:rPr>
+          <w:rFonts w:ascii="Calibri" w:hAnsi="Calibri" w:cs="Calibri"/>
+        </w:rPr>
+        <w:t xml:space="preserve"> nasce con l’obiettivo di superare i tradizionali sistemi di gestione manuale delle cliniche veterinarie. Ciò consente una gestione dinamica ed efficiente delle attività cliniche, dei servizi offerti e della pianificazione delle risorse in cliniche veterinarie che operano su larga scala.</w:t>
       </w:r>
     </w:p>
     <w:p>
@@ -11360,9 +11514,14 @@
       </w:pPr>
       <w:bookmarkStart w:id="27" w:name="_Toc222587105"/>
       <w:r>
-        <w:t>Specifiche Supplementari: Sistema VetCare</w:t>
+        <w:t xml:space="preserve">Specifiche Supplementari: Sistema </w:t>
+      </w:r>
+      <w:proofErr w:type="spellStart"/>
+      <w:r>
+        <w:t>VetCare</w:t>
       </w:r>
       <w:bookmarkEnd w:id="27"/>
+      <w:proofErr w:type="spellEnd"/>
       <w:r>
         <w:t xml:space="preserve"> </w:t>
       </w:r>
@@ -11389,7 +11548,23 @@
           <w:rFonts w:ascii="Calibri" w:hAnsi="Calibri" w:cs="Calibri"/>
           <w:color w:val="000000" w:themeColor="text1"/>
         </w:rPr>
-        <w:t xml:space="preserve">Semplicità di Interazione: L'interfaccia a riga di comando (CLI) è progettata per guidare l'utente attraverso menu numerati chiari, riducendo la possibilità di errore nell'inserimento dei dati. Auto-esplicatività: Ogni operazione richiede input specifici preceduti da messaggi di guida (prompt), rendendo il sistema utilizzabile anche senza una formazione tecnica approfondita. Feedback Immediato: Il sistema fornisce conferme esplicite per ogni operazione critica, come la registrazione di anagrafiche, visite o terapie, garantendo che l'utente sia sempre consapevole dell'esito delle sue azioni. </w:t>
+        <w:t>Semplicità di Interazione: L'interfaccia a riga di comando (CLI) è progettata per guidare l'utente attraverso menu numerati chiari, riducendo la possibilità di errore nell'inserimento dei dati. Auto-</w:t>
+      </w:r>
+      <w:proofErr w:type="spellStart"/>
+      <w:r>
+        <w:rPr>
+          <w:rFonts w:ascii="Calibri" w:hAnsi="Calibri" w:cs="Calibri"/>
+          <w:color w:val="000000" w:themeColor="text1"/>
+        </w:rPr>
+        <w:t>esplicatività</w:t>
+      </w:r>
+      <w:proofErr w:type="spellEnd"/>
+      <w:r>
+        <w:rPr>
+          <w:rFonts w:ascii="Calibri" w:hAnsi="Calibri" w:cs="Calibri"/>
+          <w:color w:val="000000" w:themeColor="text1"/>
+        </w:rPr>
+        <w:t xml:space="preserve">: Ogni operazione richiede input specifici preceduti da messaggi di guida (prompt), rendendo il sistema utilizzabile anche senza una formazione tecnica approfondita. Feedback Immediato: Il sistema fornisce conferme esplicite per ogni operazione critica, come la registrazione di anagrafiche, visite o terapie, garantendo che l'utente sia sempre consapevole dell'esito delle sue azioni. </w:t>
       </w:r>
     </w:p>
     <w:p>
@@ -11414,7 +11589,39 @@
           <w:rFonts w:ascii="Calibri" w:hAnsi="Calibri" w:cs="Calibri"/>
           <w:color w:val="000000" w:themeColor="text1"/>
         </w:rPr>
-        <w:t xml:space="preserve">Integrità dei Dati: Il sistema implementa controlli rigorosi sulla validità dei dati in ingresso, come il formato delle date e l'unicità dei codici microchip, per prevenire la corruzione della base dati. Gestione delle Eccezioni: Il software è dotato di un sistema di gestione degli errori che cattura anomalie specifiche (es. SovrapposizioneAppuntamentoException, FarmacoScadutoException) senza interrompere l'esecuzione del programma, garantendo la continuità operativa. </w:t>
+        <w:t xml:space="preserve">Integrità dei Dati: Il sistema implementa controlli rigorosi sulla validità dei dati in ingresso, come il formato delle date e l'unicità dei codici microchip, per prevenire la corruzione della base dati. Gestione delle Eccezioni: Il software è dotato di un sistema di gestione degli errori che cattura anomalie specifiche (es. </w:t>
+      </w:r>
+      <w:proofErr w:type="spellStart"/>
+      <w:r>
+        <w:rPr>
+          <w:rFonts w:ascii="Calibri" w:hAnsi="Calibri" w:cs="Calibri"/>
+          <w:color w:val="000000" w:themeColor="text1"/>
+        </w:rPr>
+        <w:t>SovrapposizioneAppuntamentoException</w:t>
+      </w:r>
+      <w:proofErr w:type="spellEnd"/>
+      <w:r>
+        <w:rPr>
+          <w:rFonts w:ascii="Calibri" w:hAnsi="Calibri" w:cs="Calibri"/>
+          <w:color w:val="000000" w:themeColor="text1"/>
+        </w:rPr>
+        <w:t xml:space="preserve">, </w:t>
+      </w:r>
+      <w:proofErr w:type="spellStart"/>
+      <w:r>
+        <w:rPr>
+          <w:rFonts w:ascii="Calibri" w:hAnsi="Calibri" w:cs="Calibri"/>
+          <w:color w:val="000000" w:themeColor="text1"/>
+        </w:rPr>
+        <w:t>FarmacoScadutoException</w:t>
+      </w:r>
+      <w:proofErr w:type="spellEnd"/>
+      <w:r>
+        <w:rPr>
+          <w:rFonts w:ascii="Calibri" w:hAnsi="Calibri" w:cs="Calibri"/>
+          <w:color w:val="000000" w:themeColor="text1"/>
+        </w:rPr>
+        <w:t xml:space="preserve">) senza interrompere l'esecuzione del programma, garantendo la continuità operativa. </w:t>
       </w:r>
     </w:p>
     <w:p>
@@ -11439,7 +11646,23 @@
           <w:rFonts w:ascii="Calibri" w:hAnsi="Calibri" w:cs="Calibri"/>
           <w:color w:val="000000" w:themeColor="text1"/>
         </w:rPr>
-        <w:t xml:space="preserve">Portabilità: Il software è sviluppato interamente in Java, garantendo la piena compatibilità con qualsiasi sistema operativo (Windows, macOS, Linux) dotato di una Java Virtual Machine (JVM). </w:t>
+        <w:t xml:space="preserve">Portabilità: Il software è sviluppato interamente in Java, garantendo la piena compatibilità con qualsiasi sistema operativo (Windows, </w:t>
+      </w:r>
+      <w:proofErr w:type="spellStart"/>
+      <w:r>
+        <w:rPr>
+          <w:rFonts w:ascii="Calibri" w:hAnsi="Calibri" w:cs="Calibri"/>
+          <w:color w:val="000000" w:themeColor="text1"/>
+        </w:rPr>
+        <w:t>macOS</w:t>
+      </w:r>
+      <w:proofErr w:type="spellEnd"/>
+      <w:r>
+        <w:rPr>
+          <w:rFonts w:ascii="Calibri" w:hAnsi="Calibri" w:cs="Calibri"/>
+          <w:color w:val="000000" w:themeColor="text1"/>
+        </w:rPr>
+        <w:t xml:space="preserve">, Linux) dotato di una Java Virtual Machine (JVM). </w:t>
       </w:r>
     </w:p>
     <w:p>
@@ -11581,6 +11804,7 @@
                 <w:b/>
               </w:rPr>
             </w:pPr>
+            <w:proofErr w:type="spellStart"/>
             <w:r>
               <w:rPr>
                 <w:b/>
@@ -11588,6 +11812,7 @@
               </w:rPr>
               <w:t>Definizione</w:t>
             </w:r>
+            <w:proofErr w:type="spellEnd"/>
           </w:p>
         </w:tc>
       </w:tr>
@@ -11608,6 +11833,7 @@
               <w:spacing w:before="8"/>
               <w:ind w:left="115"/>
             </w:pPr>
+            <w:proofErr w:type="spellStart"/>
             <w:r>
               <w:rPr>
                 <w:spacing w:val="-2"/>
@@ -11615,6 +11841,7 @@
               <w:lastRenderedPageBreak/>
               <w:t>Ambulatorio</w:t>
             </w:r>
+            <w:proofErr w:type="spellEnd"/>
           </w:p>
         </w:tc>
         <w:tc>
@@ -11656,12 +11883,14 @@
               <w:spacing w:before="4"/>
               <w:ind w:left="115"/>
             </w:pPr>
+            <w:proofErr w:type="spellStart"/>
             <w:r>
               <w:rPr>
                 <w:spacing w:val="-4"/>
               </w:rPr>
               <w:t>Anagrafica</w:t>
             </w:r>
+            <w:proofErr w:type="spellEnd"/>
           </w:p>
         </w:tc>
         <w:tc>
@@ -11702,12 +11931,14 @@
                 <w:spacing w:val="-4"/>
               </w:rPr>
             </w:pPr>
+            <w:proofErr w:type="spellStart"/>
             <w:r>
               <w:rPr>
                 <w:spacing w:val="-4"/>
               </w:rPr>
               <w:t>Anamnesi</w:t>
             </w:r>
+            <w:proofErr w:type="spellEnd"/>
           </w:p>
         </w:tc>
         <w:tc>
@@ -11745,12 +11976,14 @@
               <w:spacing w:before="6"/>
               <w:ind w:left="115"/>
             </w:pPr>
+            <w:proofErr w:type="spellStart"/>
             <w:r>
               <w:rPr>
                 <w:spacing w:val="-2"/>
               </w:rPr>
               <w:t>Animale</w:t>
             </w:r>
+            <w:proofErr w:type="spellEnd"/>
           </w:p>
         </w:tc>
         <w:tc>
@@ -11792,12 +12025,14 @@
                 <w:spacing w:val="-2"/>
               </w:rPr>
             </w:pPr>
+            <w:proofErr w:type="spellStart"/>
             <w:r>
               <w:rPr>
                 <w:spacing w:val="-2"/>
               </w:rPr>
               <w:t>Appuntamento</w:t>
             </w:r>
+            <w:proofErr w:type="spellEnd"/>
           </w:p>
         </w:tc>
         <w:tc>
@@ -11930,11 +12165,19 @@
               <w:spacing w:before="6"/>
               <w:ind w:left="115"/>
             </w:pPr>
+            <w:proofErr w:type="spellStart"/>
             <w:r>
               <w:rPr>
                 <w:spacing w:val="-2"/>
               </w:rPr>
-              <w:t>Cartella Clinica</w:t>
+              <w:t>Cartella</w:t>
+            </w:r>
+            <w:proofErr w:type="spellEnd"/>
+            <w:r>
+              <w:rPr>
+                <w:spacing w:val="-2"/>
+              </w:rPr>
+              <w:t xml:space="preserve"> Clinica</w:t>
             </w:r>
           </w:p>
         </w:tc>
@@ -11976,12 +12219,14 @@
                 <w:spacing w:val="-2"/>
               </w:rPr>
             </w:pPr>
+            <w:proofErr w:type="spellStart"/>
             <w:r>
               <w:rPr>
                 <w:spacing w:val="-2"/>
               </w:rPr>
               <w:t>Diagnosi</w:t>
             </w:r>
+            <w:proofErr w:type="spellEnd"/>
           </w:p>
         </w:tc>
         <w:tc>
@@ -12022,12 +12267,28 @@
                 <w:spacing w:val="-2"/>
               </w:rPr>
             </w:pPr>
+            <w:proofErr w:type="spellStart"/>
             <w:r>
               <w:rPr>
                 <w:spacing w:val="-2"/>
               </w:rPr>
-              <w:t>Esame obiettivo</w:t>
-            </w:r>
+              <w:t>Esame</w:t>
+            </w:r>
+            <w:proofErr w:type="spellEnd"/>
+            <w:r>
+              <w:rPr>
+                <w:spacing w:val="-2"/>
+              </w:rPr>
+              <w:t xml:space="preserve"> </w:t>
+            </w:r>
+            <w:proofErr w:type="spellStart"/>
+            <w:r>
+              <w:rPr>
+                <w:spacing w:val="-2"/>
+              </w:rPr>
+              <w:t>obiettivo</w:t>
+            </w:r>
+            <w:proofErr w:type="spellEnd"/>
           </w:p>
         </w:tc>
         <w:tc>
@@ -12068,12 +12329,14 @@
                 <w:spacing w:val="-2"/>
               </w:rPr>
             </w:pPr>
+            <w:proofErr w:type="spellStart"/>
             <w:r>
               <w:rPr>
                 <w:spacing w:val="-2"/>
               </w:rPr>
               <w:t>Farmaco</w:t>
             </w:r>
+            <w:proofErr w:type="spellEnd"/>
           </w:p>
         </w:tc>
         <w:tc>
@@ -12118,8 +12381,16 @@
               <w:rPr>
                 <w:spacing w:val="-2"/>
               </w:rPr>
-              <w:t>Ferie/Permessi</w:t>
-            </w:r>
+              <w:t>Ferie/</w:t>
+            </w:r>
+            <w:proofErr w:type="spellStart"/>
+            <w:r>
+              <w:rPr>
+                <w:spacing w:val="-2"/>
+              </w:rPr>
+              <w:t>Permessi</w:t>
+            </w:r>
+            <w:proofErr w:type="spellEnd"/>
           </w:p>
         </w:tc>
         <w:tc>
@@ -12256,8 +12527,16 @@
               <w:rPr>
                 <w:spacing w:val="-2"/>
               </w:rPr>
-              <w:t>Piano terapeutico</w:t>
-            </w:r>
+              <w:t xml:space="preserve">Piano </w:t>
+            </w:r>
+            <w:proofErr w:type="spellStart"/>
+            <w:r>
+              <w:rPr>
+                <w:spacing w:val="-2"/>
+              </w:rPr>
+              <w:t>terapeutico</w:t>
+            </w:r>
+            <w:proofErr w:type="spellEnd"/>
           </w:p>
         </w:tc>
         <w:tc>
@@ -12299,12 +12578,14 @@
                 <w:spacing w:val="-2"/>
               </w:rPr>
             </w:pPr>
+            <w:proofErr w:type="spellStart"/>
             <w:r>
               <w:rPr>
                 <w:spacing w:val="-2"/>
               </w:rPr>
               <w:t>Posologia</w:t>
             </w:r>
+            <w:proofErr w:type="spellEnd"/>
           </w:p>
         </w:tc>
         <w:tc>
@@ -12346,6 +12627,7 @@
                 <w:spacing w:val="-2"/>
               </w:rPr>
             </w:pPr>
+            <w:proofErr w:type="spellStart"/>
             <w:r>
               <w:rPr>
                 <w:spacing w:val="-2"/>
@@ -12353,6 +12635,7 @@
               <w:lastRenderedPageBreak/>
               <w:t>Proprietario</w:t>
             </w:r>
+            <w:proofErr w:type="spellEnd"/>
           </w:p>
         </w:tc>
         <w:tc>
@@ -12391,12 +12674,14 @@
               <w:spacing w:before="6"/>
               <w:ind w:left="115"/>
             </w:pPr>
+            <w:proofErr w:type="spellStart"/>
             <w:r>
               <w:rPr>
                 <w:spacing w:val="-2"/>
               </w:rPr>
               <w:t>Referto</w:t>
             </w:r>
+            <w:proofErr w:type="spellEnd"/>
           </w:p>
         </w:tc>
         <w:tc>
@@ -12437,12 +12722,14 @@
                 <w:spacing w:val="-2"/>
               </w:rPr>
             </w:pPr>
+            <w:proofErr w:type="spellStart"/>
             <w:r>
               <w:rPr>
                 <w:spacing w:val="-2"/>
               </w:rPr>
               <w:t>Ricetta</w:t>
             </w:r>
+            <w:proofErr w:type="spellEnd"/>
           </w:p>
         </w:tc>
         <w:tc>
@@ -12481,9 +12768,11 @@
               <w:spacing w:before="4"/>
               <w:ind w:left="115"/>
             </w:pPr>
+            <w:proofErr w:type="spellStart"/>
             <w:r>
               <w:t>Segretario</w:t>
             </w:r>
+            <w:proofErr w:type="spellEnd"/>
           </w:p>
         </w:tc>
         <w:tc>
@@ -12525,8 +12814,16 @@
               <w:rPr>
                 <w:spacing w:val="-2"/>
               </w:rPr>
-              <w:t>Storico clinico</w:t>
-            </w:r>
+              <w:t xml:space="preserve">Storico </w:t>
+            </w:r>
+            <w:proofErr w:type="spellStart"/>
+            <w:r>
+              <w:rPr>
+                <w:spacing w:val="-2"/>
+              </w:rPr>
+              <w:t>clinico</w:t>
+            </w:r>
+            <w:proofErr w:type="spellEnd"/>
           </w:p>
         </w:tc>
         <w:tc>
@@ -12567,12 +12864,14 @@
                 <w:spacing w:val="-2"/>
               </w:rPr>
             </w:pPr>
+            <w:proofErr w:type="spellStart"/>
             <w:r>
               <w:rPr>
                 <w:spacing w:val="-2"/>
               </w:rPr>
               <w:t>Turno</w:t>
             </w:r>
+            <w:proofErr w:type="spellEnd"/>
           </w:p>
         </w:tc>
         <w:tc>
@@ -12611,12 +12910,14 @@
               <w:spacing w:before="6"/>
               <w:ind w:left="115"/>
             </w:pPr>
+            <w:proofErr w:type="spellStart"/>
             <w:r>
               <w:rPr>
                 <w:spacing w:val="-2"/>
               </w:rPr>
               <w:t>Veterinario</w:t>
             </w:r>
+            <w:proofErr w:type="spellEnd"/>
           </w:p>
         </w:tc>
         <w:tc>
@@ -12738,7 +13039,23 @@
           <w:rFonts w:ascii="Calibri" w:hAnsi="Calibri" w:cs="Calibri"/>
           <w:color w:val="000000" w:themeColor="text1"/>
         </w:rPr>
-        <w:t>L'architettura del sistema VetCare è stata sviluppata attraverso un processo incrementale, dove ogni iterazione ha aggiunto funzionalità critiche (Use Cases) e raffinato la struttura logica attraverso l'applicazione dei design pattern.</w:t>
+        <w:t xml:space="preserve">L'architettura del sistema </w:t>
+      </w:r>
+      <w:proofErr w:type="spellStart"/>
+      <w:r>
+        <w:rPr>
+          <w:rFonts w:ascii="Calibri" w:hAnsi="Calibri" w:cs="Calibri"/>
+          <w:color w:val="000000" w:themeColor="text1"/>
+        </w:rPr>
+        <w:t>VetCare</w:t>
+      </w:r>
+      <w:proofErr w:type="spellEnd"/>
+      <w:r>
+        <w:rPr>
+          <w:rFonts w:ascii="Calibri" w:hAnsi="Calibri" w:cs="Calibri"/>
+          <w:color w:val="000000" w:themeColor="text1"/>
+        </w:rPr>
+        <w:t xml:space="preserve"> è stata sviluppata attraverso un processo incrementale, dove ogni iterazione ha aggiunto funzionalità critiche (Use Cases) e raffinato la struttura logica attraverso l'applicazione dei design pattern.</w:t>
       </w:r>
     </w:p>
     <w:p>
@@ -12834,14 +13151,59 @@
           <w:bCs/>
           <w:color w:val="000000" w:themeColor="text1"/>
         </w:rPr>
-        <w:t>Singleton Pattern (Classe VetCare):</w:t>
-      </w:r>
-      <w:r>
-        <w:rPr>
-          <w:rFonts w:ascii="Calibri" w:hAnsi="Calibri" w:cs="Calibri"/>
-          <w:color w:val="000000" w:themeColor="text1"/>
-        </w:rPr>
-        <w:t xml:space="preserve"> Il controller principale del sistema è stato implementato come Singleton. Tramite il metodo getInstance(), si garantisce un unico punto di accesso globale allo stato dell'applicazione, prevenendo inconsistenze nei registri di proprietari e animali durante il passaggio dei dati.</w:t>
+        <w:t xml:space="preserve">Singleton Pattern (Classe </w:t>
+      </w:r>
+      <w:proofErr w:type="spellStart"/>
+      <w:r>
+        <w:rPr>
+          <w:rFonts w:ascii="Calibri" w:hAnsi="Calibri" w:cs="Calibri"/>
+          <w:b/>
+          <w:bCs/>
+          <w:color w:val="000000" w:themeColor="text1"/>
+        </w:rPr>
+        <w:t>VetCare</w:t>
+      </w:r>
+      <w:proofErr w:type="spellEnd"/>
+      <w:r>
+        <w:rPr>
+          <w:rFonts w:ascii="Calibri" w:hAnsi="Calibri" w:cs="Calibri"/>
+          <w:b/>
+          <w:bCs/>
+          <w:color w:val="000000" w:themeColor="text1"/>
+        </w:rPr>
+        <w:t>):</w:t>
+      </w:r>
+      <w:r>
+        <w:rPr>
+          <w:rFonts w:ascii="Calibri" w:hAnsi="Calibri" w:cs="Calibri"/>
+          <w:color w:val="000000" w:themeColor="text1"/>
+        </w:rPr>
+        <w:t xml:space="preserve"> Il controller principale del sistema è stato implementato come Singleton. Tramite il metodo </w:t>
+      </w:r>
+      <w:proofErr w:type="spellStart"/>
+      <w:proofErr w:type="gramStart"/>
+      <w:r>
+        <w:rPr>
+          <w:rFonts w:ascii="Calibri" w:hAnsi="Calibri" w:cs="Calibri"/>
+          <w:color w:val="000000" w:themeColor="text1"/>
+        </w:rPr>
+        <w:t>getInstance</w:t>
+      </w:r>
+      <w:proofErr w:type="spellEnd"/>
+      <w:r>
+        <w:rPr>
+          <w:rFonts w:ascii="Calibri" w:hAnsi="Calibri" w:cs="Calibri"/>
+          <w:color w:val="000000" w:themeColor="text1"/>
+        </w:rPr>
+        <w:t>(</w:t>
+      </w:r>
+      <w:proofErr w:type="gramEnd"/>
+      <w:r>
+        <w:rPr>
+          <w:rFonts w:ascii="Calibri" w:hAnsi="Calibri" w:cs="Calibri"/>
+          <w:color w:val="000000" w:themeColor="text1"/>
+        </w:rPr>
+        <w:t>), si garantisce un unico punto di accesso globale allo stato dell'applicazione, prevenendo inconsistenze nei registri di proprietari e animali durante il passaggio dei dati.</w:t>
       </w:r>
     </w:p>
     <w:p>
@@ -12856,6 +13218,7 @@
           <w:color w:val="000000" w:themeColor="text1"/>
         </w:rPr>
       </w:pPr>
+      <w:proofErr w:type="spellStart"/>
       <w:r>
         <w:rPr>
           <w:rFonts w:ascii="Calibri" w:hAnsi="Calibri" w:cs="Calibri"/>
@@ -12863,8 +13226,9 @@
           <w:bCs/>
           <w:color w:val="000000" w:themeColor="text1"/>
         </w:rPr>
-        <w:t>Facade Pattern</w:t>
-      </w:r>
+        <w:t>Facade</w:t>
+      </w:r>
+      <w:proofErr w:type="spellEnd"/>
       <w:r>
         <w:rPr>
           <w:rFonts w:ascii="Calibri" w:hAnsi="Calibri" w:cs="Calibri"/>
@@ -12872,6 +13236,15 @@
           <w:bCs/>
           <w:color w:val="000000" w:themeColor="text1"/>
         </w:rPr>
+        <w:t xml:space="preserve"> Pattern</w:t>
+      </w:r>
+      <w:r>
+        <w:rPr>
+          <w:rFonts w:ascii="Calibri" w:hAnsi="Calibri" w:cs="Calibri"/>
+          <w:b/>
+          <w:bCs/>
+          <w:color w:val="000000" w:themeColor="text1"/>
+        </w:rPr>
         <w:t>:</w:t>
       </w:r>
       <w:r>
@@ -12879,7 +13252,39 @@
           <w:rFonts w:ascii="Calibri" w:hAnsi="Calibri" w:cs="Calibri"/>
           <w:color w:val="000000" w:themeColor="text1"/>
         </w:rPr>
-        <w:t xml:space="preserve"> La classe VetCare funge da coordinatore centrale, mediando tra la logica di presentazione (inizialmente gestita dalla classe Menu) e le entità di dominio come Proprietario, Animale e CartellaClinica.</w:t>
+        <w:t xml:space="preserve"> La classe </w:t>
+      </w:r>
+      <w:proofErr w:type="spellStart"/>
+      <w:r>
+        <w:rPr>
+          <w:rFonts w:ascii="Calibri" w:hAnsi="Calibri" w:cs="Calibri"/>
+          <w:color w:val="000000" w:themeColor="text1"/>
+        </w:rPr>
+        <w:t>VetCare</w:t>
+      </w:r>
+      <w:proofErr w:type="spellEnd"/>
+      <w:r>
+        <w:rPr>
+          <w:rFonts w:ascii="Calibri" w:hAnsi="Calibri" w:cs="Calibri"/>
+          <w:color w:val="000000" w:themeColor="text1"/>
+        </w:rPr>
+        <w:t xml:space="preserve"> funge da coordinatore centrale, mediando tra la logica di presentazione (inizialmente gestita dalla classe Menu) e le entità di dominio come Proprietario, Animale e </w:t>
+      </w:r>
+      <w:proofErr w:type="spellStart"/>
+      <w:r>
+        <w:rPr>
+          <w:rFonts w:ascii="Calibri" w:hAnsi="Calibri" w:cs="Calibri"/>
+          <w:color w:val="000000" w:themeColor="text1"/>
+        </w:rPr>
+        <w:t>CartellaClinica</w:t>
+      </w:r>
+      <w:proofErr w:type="spellEnd"/>
+      <w:r>
+        <w:rPr>
+          <w:rFonts w:ascii="Calibri" w:hAnsi="Calibri" w:cs="Calibri"/>
+          <w:color w:val="000000" w:themeColor="text1"/>
+        </w:rPr>
+        <w:t>.</w:t>
       </w:r>
     </w:p>
     <w:p>
@@ -12909,7 +13314,25 @@
           <w:rFonts w:ascii="Calibri" w:hAnsi="Calibri" w:cs="Calibri"/>
           <w:color w:val="000000" w:themeColor="text1"/>
         </w:rPr>
-        <w:t xml:space="preserve"> La gestione dei dati è stata affidata alle classi che detengono naturalmente l'informazione. Ad esempio, la classe CartellaClinica è stata designata come esperta della cronologia medica, occupandosi direttamente della creazione e dell'archiviazione degli oggetti Visita.</w:t>
+        <w:t xml:space="preserve"> La gestione dei dati è stata affidata alle classi che detengono naturalmente l'informazione. Ad esempio, la classe </w:t>
+      </w:r>
+      <w:proofErr w:type="spellStart"/>
+      <w:proofErr w:type="gramStart"/>
+      <w:r>
+        <w:rPr>
+          <w:rFonts w:ascii="Calibri" w:hAnsi="Calibri" w:cs="Calibri"/>
+          <w:color w:val="000000" w:themeColor="text1"/>
+        </w:rPr>
+        <w:t>CartellaClinica</w:t>
+      </w:r>
+      <w:proofErr w:type="spellEnd"/>
+      <w:proofErr w:type="gramEnd"/>
+      <w:r>
+        <w:rPr>
+          <w:rFonts w:ascii="Calibri" w:hAnsi="Calibri" w:cs="Calibri"/>
+          <w:color w:val="000000" w:themeColor="text1"/>
+        </w:rPr>
+        <w:t xml:space="preserve"> è stata designata come esperta della cronologia medica, occupandosi direttamente della creazione e dell'archiviazione degli oggetti Visita.</w:t>
       </w:r>
     </w:p>
     <w:p>
@@ -13041,7 +13464,25 @@
           <w:rFonts w:ascii="Calibri" w:hAnsi="Calibri" w:cs="Calibri"/>
           <w:color w:val="000000" w:themeColor="text1"/>
         </w:rPr>
-        <w:t xml:space="preserve"> Per gestire la varietà dei test clinici (UC4), è stato adottato il pattern Composite. Una classe astratta Esame permette di trattare uniformemente sia test semplici (come sangue o urine) sia la classe EsameCompleto, che raggruppa più analisi in un unico profilo clinico.</w:t>
+        <w:t xml:space="preserve"> Per gestire la varietà dei test clinici (UC4), è stato adottato il pattern Composite. Una classe astratta Esame permette di trattare uniformemente sia test semplici (come sangue o urine) sia la classe </w:t>
+      </w:r>
+      <w:proofErr w:type="spellStart"/>
+      <w:proofErr w:type="gramStart"/>
+      <w:r>
+        <w:rPr>
+          <w:rFonts w:ascii="Calibri" w:hAnsi="Calibri" w:cs="Calibri"/>
+          <w:color w:val="000000" w:themeColor="text1"/>
+        </w:rPr>
+        <w:t>EsameCompleto</w:t>
+      </w:r>
+      <w:proofErr w:type="spellEnd"/>
+      <w:proofErr w:type="gramEnd"/>
+      <w:r>
+        <w:rPr>
+          <w:rFonts w:ascii="Calibri" w:hAnsi="Calibri" w:cs="Calibri"/>
+          <w:color w:val="000000" w:themeColor="text1"/>
+        </w:rPr>
+        <w:t>, che raggruppa più analisi in un unico profilo clinico.</w:t>
       </w:r>
     </w:p>
     <w:p>
@@ -13166,7 +13607,27 @@
           <w:bCs/>
           <w:color w:val="000000" w:themeColor="text1"/>
         </w:rPr>
-        <w:t>Pure Fabrication (Classe Calendario):</w:t>
+        <w:t xml:space="preserve">Pure </w:t>
+      </w:r>
+      <w:proofErr w:type="spellStart"/>
+      <w:r>
+        <w:rPr>
+          <w:rFonts w:ascii="Calibri" w:hAnsi="Calibri" w:cs="Calibri"/>
+          <w:b/>
+          <w:bCs/>
+          <w:color w:val="000000" w:themeColor="text1"/>
+        </w:rPr>
+        <w:t>Fabrication</w:t>
+      </w:r>
+      <w:proofErr w:type="spellEnd"/>
+      <w:r>
+        <w:rPr>
+          <w:rFonts w:ascii="Calibri" w:hAnsi="Calibri" w:cs="Calibri"/>
+          <w:b/>
+          <w:bCs/>
+          <w:color w:val="000000" w:themeColor="text1"/>
+        </w:rPr>
+        <w:t xml:space="preserve"> (Classe Calendario):</w:t>
       </w:r>
       <w:r>
         <w:rPr>
@@ -13188,6 +13649,7 @@
           <w:color w:val="000000" w:themeColor="text1"/>
         </w:rPr>
       </w:pPr>
+      <w:proofErr w:type="spellStart"/>
       <w:r>
         <w:rPr>
           <w:rFonts w:ascii="Calibri" w:hAnsi="Calibri" w:cs="Calibri"/>
@@ -13195,7 +13657,17 @@
           <w:bCs/>
           <w:color w:val="000000" w:themeColor="text1"/>
         </w:rPr>
-        <w:t>Polymorphism:</w:t>
+        <w:t>Polymorphism</w:t>
+      </w:r>
+      <w:proofErr w:type="spellEnd"/>
+      <w:r>
+        <w:rPr>
+          <w:rFonts w:ascii="Calibri" w:hAnsi="Calibri" w:cs="Calibri"/>
+          <w:b/>
+          <w:bCs/>
+          <w:color w:val="000000" w:themeColor="text1"/>
+        </w:rPr>
+        <w:t>:</w:t>
       </w:r>
       <w:r>
         <w:rPr>
@@ -13211,8 +13683,19 @@
           <w:iCs/>
           <w:color w:val="000000" w:themeColor="text1"/>
         </w:rPr>
-        <w:t>Open/Closed</w:t>
-      </w:r>
+        <w:t>Open/</w:t>
+      </w:r>
+      <w:proofErr w:type="spellStart"/>
+      <w:r>
+        <w:rPr>
+          <w:rFonts w:ascii="Calibri" w:hAnsi="Calibri" w:cs="Calibri"/>
+          <w:i/>
+          <w:iCs/>
+          <w:color w:val="000000" w:themeColor="text1"/>
+        </w:rPr>
+        <w:t>Closed</w:t>
+      </w:r>
+      <w:proofErr w:type="spellEnd"/>
       <w:r>
         <w:rPr>
           <w:rFonts w:ascii="Calibri" w:hAnsi="Calibri" w:cs="Calibri"/>
@@ -13233,6 +13716,7 @@
           <w:color w:val="000000" w:themeColor="text1"/>
         </w:rPr>
       </w:pPr>
+      <w:proofErr w:type="spellStart"/>
       <w:r>
         <w:rPr>
           <w:rFonts w:ascii="Calibri" w:hAnsi="Calibri" w:cs="Calibri"/>
@@ -13240,14 +13724,72 @@
           <w:bCs/>
           <w:color w:val="000000" w:themeColor="text1"/>
         </w:rPr>
-        <w:t>Refactoring del Controller:</w:t>
-      </w:r>
-      <w:r>
-        <w:rPr>
-          <w:rFonts w:ascii="Calibri" w:hAnsi="Calibri" w:cs="Calibri"/>
-          <w:color w:val="000000" w:themeColor="text1"/>
-        </w:rPr>
-        <w:t xml:space="preserve"> Per consolidare il ruolo di VetCare come unico Controller, le responsabilità di interazione sono state delegate a una nuova classe, ConsoleUI. Questa si occupa esclusivamente dell'input sicuro dei dati, permettendo a VetCare di concentrarsi solo sull'elaborazione logica.</w:t>
+        <w:t>Refactoring</w:t>
+      </w:r>
+      <w:proofErr w:type="spellEnd"/>
+      <w:r>
+        <w:rPr>
+          <w:rFonts w:ascii="Calibri" w:hAnsi="Calibri" w:cs="Calibri"/>
+          <w:b/>
+          <w:bCs/>
+          <w:color w:val="000000" w:themeColor="text1"/>
+        </w:rPr>
+        <w:t xml:space="preserve"> del Controller:</w:t>
+      </w:r>
+      <w:r>
+        <w:rPr>
+          <w:rFonts w:ascii="Calibri" w:hAnsi="Calibri" w:cs="Calibri"/>
+          <w:color w:val="000000" w:themeColor="text1"/>
+        </w:rPr>
+        <w:t xml:space="preserve"> Per consolidare il ruolo di </w:t>
+      </w:r>
+      <w:proofErr w:type="spellStart"/>
+      <w:r>
+        <w:rPr>
+          <w:rFonts w:ascii="Calibri" w:hAnsi="Calibri" w:cs="Calibri"/>
+          <w:color w:val="000000" w:themeColor="text1"/>
+        </w:rPr>
+        <w:t>VetCare</w:t>
+      </w:r>
+      <w:proofErr w:type="spellEnd"/>
+      <w:r>
+        <w:rPr>
+          <w:rFonts w:ascii="Calibri" w:hAnsi="Calibri" w:cs="Calibri"/>
+          <w:color w:val="000000" w:themeColor="text1"/>
+        </w:rPr>
+        <w:t xml:space="preserve"> come unico Controller, le responsabilità di interazione sono state delegate a una nuova classe, </w:t>
+      </w:r>
+      <w:proofErr w:type="spellStart"/>
+      <w:r>
+        <w:rPr>
+          <w:rFonts w:ascii="Calibri" w:hAnsi="Calibri" w:cs="Calibri"/>
+          <w:color w:val="000000" w:themeColor="text1"/>
+        </w:rPr>
+        <w:t>ConsoleUI</w:t>
+      </w:r>
+      <w:proofErr w:type="spellEnd"/>
+      <w:r>
+        <w:rPr>
+          <w:rFonts w:ascii="Calibri" w:hAnsi="Calibri" w:cs="Calibri"/>
+          <w:color w:val="000000" w:themeColor="text1"/>
+        </w:rPr>
+        <w:t xml:space="preserve">. Questa si occupa esclusivamente dell'input sicuro dei dati, permettendo a </w:t>
+      </w:r>
+      <w:proofErr w:type="spellStart"/>
+      <w:r>
+        <w:rPr>
+          <w:rFonts w:ascii="Calibri" w:hAnsi="Calibri" w:cs="Calibri"/>
+          <w:color w:val="000000" w:themeColor="text1"/>
+        </w:rPr>
+        <w:t>VetCare</w:t>
+      </w:r>
+      <w:proofErr w:type="spellEnd"/>
+      <w:r>
+        <w:rPr>
+          <w:rFonts w:ascii="Calibri" w:hAnsi="Calibri" w:cs="Calibri"/>
+          <w:color w:val="000000" w:themeColor="text1"/>
+        </w:rPr>
+        <w:t xml:space="preserve"> di concentrarsi solo sull'elaborazione logica.</w:t>
       </w:r>
     </w:p>
     <w:p>
@@ -13386,7 +13928,32 @@
           <w:rFonts w:ascii="Calibri" w:hAnsi="Calibri" w:cs="Calibri"/>
           <w:color w:val="000000" w:themeColor="text1"/>
         </w:rPr>
-        <w:t xml:space="preserve"> Diventa l'esperto per il controllo scorte; il metodo controllaScorte() definisce le soglie critiche (es. quantità &lt; 5) e le scadenze imminenti, generando alert proattivi.</w:t>
+        <w:t xml:space="preserve"> Diventa l'esperto per il controllo scorte; il metodo </w:t>
+      </w:r>
+      <w:proofErr w:type="spellStart"/>
+      <w:proofErr w:type="gramStart"/>
+      <w:r>
+        <w:rPr>
+          <w:rFonts w:ascii="Calibri" w:hAnsi="Calibri" w:cs="Calibri"/>
+          <w:color w:val="000000" w:themeColor="text1"/>
+        </w:rPr>
+        <w:t>controllaScorte</w:t>
+      </w:r>
+      <w:proofErr w:type="spellEnd"/>
+      <w:r>
+        <w:rPr>
+          <w:rFonts w:ascii="Calibri" w:hAnsi="Calibri" w:cs="Calibri"/>
+          <w:color w:val="000000" w:themeColor="text1"/>
+        </w:rPr>
+        <w:t>(</w:t>
+      </w:r>
+      <w:proofErr w:type="gramEnd"/>
+      <w:r>
+        <w:rPr>
+          <w:rFonts w:ascii="Calibri" w:hAnsi="Calibri" w:cs="Calibri"/>
+          <w:color w:val="000000" w:themeColor="text1"/>
+        </w:rPr>
+        <w:t>) definisce le soglie critiche (es. quantità &lt; 5) e le scadenze imminenti, generando alert proattivi.</w:t>
       </w:r>
     </w:p>
     <w:p>
@@ -13415,7 +13982,25 @@
           <w:rFonts w:ascii="Calibri" w:hAnsi="Calibri" w:cs="Calibri"/>
           <w:color w:val="000000" w:themeColor="text1"/>
         </w:rPr>
-        <w:t xml:space="preserve"> Estende le sue responsabilità alla disponibilità del personale tramite la mappaTurni, garantendo che i dipendenti non vengano assegnati a orari conflittuali.</w:t>
+        <w:t xml:space="preserve"> Estende le sue responsabilità alla disponibilità del personale tramite la </w:t>
+      </w:r>
+      <w:proofErr w:type="spellStart"/>
+      <w:proofErr w:type="gramStart"/>
+      <w:r>
+        <w:rPr>
+          <w:rFonts w:ascii="Calibri" w:hAnsi="Calibri" w:cs="Calibri"/>
+          <w:color w:val="000000" w:themeColor="text1"/>
+        </w:rPr>
+        <w:t>mappaTurni</w:t>
+      </w:r>
+      <w:proofErr w:type="spellEnd"/>
+      <w:proofErr w:type="gramEnd"/>
+      <w:r>
+        <w:rPr>
+          <w:rFonts w:ascii="Calibri" w:hAnsi="Calibri" w:cs="Calibri"/>
+          <w:color w:val="000000" w:themeColor="text1"/>
+        </w:rPr>
+        <w:t>, garantendo che i dipendenti non vengano assegnati a orari conflittuali.</w:t>
       </w:r>
     </w:p>
     <w:p>
@@ -13437,14 +14022,50 @@
           <w:bCs/>
           <w:color w:val="000000" w:themeColor="text1"/>
         </w:rPr>
-        <w:t>Evoluzione Architetturale (Centralizzazione in VetCare):</w:t>
-      </w:r>
-      <w:r>
-        <w:rPr>
-          <w:rFonts w:ascii="Calibri" w:hAnsi="Calibri" w:cs="Calibri"/>
-          <w:color w:val="000000" w:themeColor="text1"/>
-        </w:rPr>
-        <w:t xml:space="preserve"> In questa fase è stata presa la decisione strategica di spostare le relazioni con Magazzino e Laboratorio dalla singola Visita alla classe centrale VetCare. Questa scelta risponde a tre criteri fondamentali:</w:t>
+        <w:t xml:space="preserve">Evoluzione Architetturale (Centralizzazione in </w:t>
+      </w:r>
+      <w:proofErr w:type="spellStart"/>
+      <w:r>
+        <w:rPr>
+          <w:rFonts w:ascii="Calibri" w:hAnsi="Calibri" w:cs="Calibri"/>
+          <w:b/>
+          <w:bCs/>
+          <w:color w:val="000000" w:themeColor="text1"/>
+        </w:rPr>
+        <w:t>VetCare</w:t>
+      </w:r>
+      <w:proofErr w:type="spellEnd"/>
+      <w:r>
+        <w:rPr>
+          <w:rFonts w:ascii="Calibri" w:hAnsi="Calibri" w:cs="Calibri"/>
+          <w:b/>
+          <w:bCs/>
+          <w:color w:val="000000" w:themeColor="text1"/>
+        </w:rPr>
+        <w:t>):</w:t>
+      </w:r>
+      <w:r>
+        <w:rPr>
+          <w:rFonts w:ascii="Calibri" w:hAnsi="Calibri" w:cs="Calibri"/>
+          <w:color w:val="000000" w:themeColor="text1"/>
+        </w:rPr>
+        <w:t xml:space="preserve"> In questa fase è stata presa la decisione strategica di spostare le relazioni con Magazzino e Laboratorio dalla singola Visita alla classe centrale </w:t>
+      </w:r>
+      <w:proofErr w:type="spellStart"/>
+      <w:r>
+        <w:rPr>
+          <w:rFonts w:ascii="Calibri" w:hAnsi="Calibri" w:cs="Calibri"/>
+          <w:color w:val="000000" w:themeColor="text1"/>
+        </w:rPr>
+        <w:t>VetCare</w:t>
+      </w:r>
+      <w:proofErr w:type="spellEnd"/>
+      <w:r>
+        <w:rPr>
+          <w:rFonts w:ascii="Calibri" w:hAnsi="Calibri" w:cs="Calibri"/>
+          <w:color w:val="000000" w:themeColor="text1"/>
+        </w:rPr>
+        <w:t>. Questa scelta risponde a tre criteri fondamentali:</w:t>
       </w:r>
     </w:p>
     <w:p>
@@ -13474,7 +14095,23 @@
           <w:rFonts w:ascii="Calibri" w:hAnsi="Calibri" w:cs="Calibri"/>
           <w:color w:val="000000" w:themeColor="text1"/>
         </w:rPr>
-        <w:t xml:space="preserve"> Le entità "leggere" (come Visita) non devono preoccuparsi di recuperare gestori globali; VetCare funge da unico orchestratore.</w:t>
+        <w:t xml:space="preserve"> Le entità "leggere" (come Visita) non devono preoccuparsi di recuperare gestori globali; </w:t>
+      </w:r>
+      <w:proofErr w:type="spellStart"/>
+      <w:r>
+        <w:rPr>
+          <w:rFonts w:ascii="Calibri" w:hAnsi="Calibri" w:cs="Calibri"/>
+          <w:color w:val="000000" w:themeColor="text1"/>
+        </w:rPr>
+        <w:t>VetCare</w:t>
+      </w:r>
+      <w:proofErr w:type="spellEnd"/>
+      <w:r>
+        <w:rPr>
+          <w:rFonts w:ascii="Calibri" w:hAnsi="Calibri" w:cs="Calibri"/>
+          <w:color w:val="000000" w:themeColor="text1"/>
+        </w:rPr>
+        <w:t xml:space="preserve"> funge da unico orchestratore.</w:t>
       </w:r>
     </w:p>
     <w:p>
@@ -13671,7 +14308,23 @@
           <w:rFonts w:ascii="Calibri" w:hAnsi="Calibri" w:cs="Calibri"/>
           <w:color w:val="000000" w:themeColor="text1"/>
         </w:rPr>
-        <w:t>Integrando le specifiche emerse durante i vari cicli di sviluppo, il modello risultante delinea l'architettura logica riportata nell'allegato tecnico. Di seguito vengono descritte le principali classi concettuali individuate per la gestione della clinica VetCare:</w:t>
+        <w:t xml:space="preserve">Integrando le specifiche emerse durante i vari cicli di sviluppo, il modello risultante delinea l'architettura logica riportata nell'allegato tecnico. Di seguito vengono descritte le principali classi concettuali individuate per la gestione della clinica </w:t>
+      </w:r>
+      <w:proofErr w:type="spellStart"/>
+      <w:r>
+        <w:rPr>
+          <w:rFonts w:ascii="Calibri" w:hAnsi="Calibri" w:cs="Calibri"/>
+          <w:color w:val="000000" w:themeColor="text1"/>
+        </w:rPr>
+        <w:t>VetCare</w:t>
+      </w:r>
+      <w:proofErr w:type="spellEnd"/>
+      <w:r>
+        <w:rPr>
+          <w:rFonts w:ascii="Calibri" w:hAnsi="Calibri" w:cs="Calibri"/>
+          <w:color w:val="000000" w:themeColor="text1"/>
+        </w:rPr>
+        <w:t>:</w:t>
       </w:r>
     </w:p>
     <w:p>
@@ -13705,6 +14358,7 @@
           <w:color w:val="000000" w:themeColor="text1"/>
         </w:rPr>
       </w:pPr>
+      <w:proofErr w:type="spellStart"/>
       <w:r>
         <w:rPr>
           <w:rFonts w:ascii="Calibri" w:hAnsi="Calibri" w:cs="Calibri"/>
@@ -13714,6 +14368,7 @@
         </w:rPr>
         <w:t>VetCare</w:t>
       </w:r>
+      <w:proofErr w:type="spellEnd"/>
       <w:r>
         <w:rPr>
           <w:rFonts w:ascii="Calibri" w:hAnsi="Calibri" w:cs="Calibri"/>
@@ -14247,12 +14902,30 @@
         </w:rPr>
         <w:t xml:space="preserve"> </w:t>
       </w:r>
-      <w:r>
-        <w:rPr>
-          <w:rFonts w:ascii="Calibri" w:hAnsi="Calibri" w:cs="Calibri"/>
-          <w:color w:val="000000" w:themeColor="text1"/>
-        </w:rPr>
-        <w:t>inserisciNuovaAnagrafica(Nome, CF, Contatto)</w:t>
+      <w:proofErr w:type="spellStart"/>
+      <w:proofErr w:type="gramStart"/>
+      <w:r>
+        <w:rPr>
+          <w:rFonts w:ascii="Calibri" w:hAnsi="Calibri" w:cs="Calibri"/>
+          <w:color w:val="000000" w:themeColor="text1"/>
+        </w:rPr>
+        <w:t>inserisciNuovaAnagrafica</w:t>
+      </w:r>
+      <w:proofErr w:type="spellEnd"/>
+      <w:r>
+        <w:rPr>
+          <w:rFonts w:ascii="Calibri" w:hAnsi="Calibri" w:cs="Calibri"/>
+          <w:color w:val="000000" w:themeColor="text1"/>
+        </w:rPr>
+        <w:t>(</w:t>
+      </w:r>
+      <w:proofErr w:type="gramEnd"/>
+      <w:r>
+        <w:rPr>
+          <w:rFonts w:ascii="Calibri" w:hAnsi="Calibri" w:cs="Calibri"/>
+          <w:color w:val="000000" w:themeColor="text1"/>
+        </w:rPr>
+        <w:t>Nome, CF, Contatto)</w:t>
       </w:r>
     </w:p>
     <w:p>
@@ -14342,7 +15015,23 @@
           <w:color w:val="000000" w:themeColor="text1"/>
         </w:rPr>
         <w:lastRenderedPageBreak/>
-        <w:t>- p è stato associato a VetCare tramite l'associazione "corrente";</w:t>
+        <w:t xml:space="preserve">- p è stato associato a </w:t>
+      </w:r>
+      <w:proofErr w:type="spellStart"/>
+      <w:r>
+        <w:rPr>
+          <w:rFonts w:ascii="Calibri" w:hAnsi="Calibri" w:cs="Calibri"/>
+          <w:color w:val="000000" w:themeColor="text1"/>
+        </w:rPr>
+        <w:t>VetCare</w:t>
+      </w:r>
+      <w:proofErr w:type="spellEnd"/>
+      <w:r>
+        <w:rPr>
+          <w:rFonts w:ascii="Calibri" w:hAnsi="Calibri" w:cs="Calibri"/>
+          <w:color w:val="000000" w:themeColor="text1"/>
+        </w:rPr>
+        <w:t xml:space="preserve"> tramite l'associazione "corrente";</w:t>
       </w:r>
     </w:p>
     <w:p>
@@ -14397,12 +15086,30 @@
         </w:rPr>
         <w:t xml:space="preserve"> </w:t>
       </w:r>
-      <w:r>
-        <w:rPr>
-          <w:rFonts w:ascii="Calibri" w:hAnsi="Calibri" w:cs="Calibri"/>
-          <w:color w:val="000000" w:themeColor="text1"/>
-        </w:rPr>
-        <w:t>inserisciNuovoAnimale(Nome, Specie, Razza, Microchip, Data di Nascita, Proprietario)</w:t>
+      <w:proofErr w:type="spellStart"/>
+      <w:proofErr w:type="gramStart"/>
+      <w:r>
+        <w:rPr>
+          <w:rFonts w:ascii="Calibri" w:hAnsi="Calibri" w:cs="Calibri"/>
+          <w:color w:val="000000" w:themeColor="text1"/>
+        </w:rPr>
+        <w:t>inserisciNuovoAnimale</w:t>
+      </w:r>
+      <w:proofErr w:type="spellEnd"/>
+      <w:r>
+        <w:rPr>
+          <w:rFonts w:ascii="Calibri" w:hAnsi="Calibri" w:cs="Calibri"/>
+          <w:color w:val="000000" w:themeColor="text1"/>
+        </w:rPr>
+        <w:t>(</w:t>
+      </w:r>
+      <w:proofErr w:type="gramEnd"/>
+      <w:r>
+        <w:rPr>
+          <w:rFonts w:ascii="Calibri" w:hAnsi="Calibri" w:cs="Calibri"/>
+          <w:color w:val="000000" w:themeColor="text1"/>
+        </w:rPr>
+        <w:t>Nome, Specie, Razza, Microchip, Data di Nascita, Proprietario)</w:t>
       </w:r>
     </w:p>
     <w:p>
@@ -14446,7 +15153,15 @@
           <w:rFonts w:ascii="Calibri" w:hAnsi="Calibri" w:cs="Calibri"/>
           <w:color w:val="000000" w:themeColor="text1"/>
         </w:rPr>
-        <w:t xml:space="preserve">Pre-condizioni: </w:t>
+        <w:t>Pre-</w:t>
+      </w:r>
+      <w:proofErr w:type="gramStart"/>
+      <w:r>
+        <w:rPr>
+          <w:rFonts w:ascii="Calibri" w:hAnsi="Calibri" w:cs="Calibri"/>
+          <w:color w:val="000000" w:themeColor="text1"/>
+        </w:rPr>
+        <w:t xml:space="preserve">condizioni: </w:t>
       </w:r>
       <w:r>
         <w:rPr>
@@ -14460,7 +15175,15 @@
           <w:rFonts w:ascii="Calibri" w:hAnsi="Calibri" w:cs="Calibri"/>
           <w:color w:val="000000" w:themeColor="text1"/>
         </w:rPr>
-        <w:t>- è presente l'istanza del Proprietario p;</w:t>
+        <w:t>-</w:t>
+      </w:r>
+      <w:proofErr w:type="gramEnd"/>
+      <w:r>
+        <w:rPr>
+          <w:rFonts w:ascii="Calibri" w:hAnsi="Calibri" w:cs="Calibri"/>
+          <w:color w:val="000000" w:themeColor="text1"/>
+        </w:rPr>
+        <w:t xml:space="preserve"> è presente l'istanza del Proprietario p;</w:t>
       </w:r>
     </w:p>
     <w:p>
@@ -14489,22 +15212,70 @@
           <w:rFonts w:ascii="Calibri" w:hAnsi="Calibri" w:cs="Calibri"/>
           <w:color w:val="000000" w:themeColor="text1"/>
         </w:rPr>
-        <w:t>- é stata creata un'istanza a di animale;</w:t>
-      </w:r>
-    </w:p>
-    <w:p>
-      <w:pPr>
-        <w:rPr>
-          <w:rFonts w:ascii="Calibri" w:hAnsi="Calibri" w:cs="Calibri"/>
-          <w:color w:val="000000" w:themeColor="text1"/>
-        </w:rPr>
-      </w:pPr>
-      <w:r>
-        <w:rPr>
-          <w:rFonts w:ascii="Calibri" w:hAnsi="Calibri" w:cs="Calibri"/>
-          <w:color w:val="000000" w:themeColor="text1"/>
-        </w:rPr>
-        <w:t>- gli attributi di a sono stati inizializzati;</w:t>
+        <w:t xml:space="preserve">- </w:t>
+      </w:r>
+      <w:proofErr w:type="spellStart"/>
+      <w:r>
+        <w:rPr>
+          <w:rFonts w:ascii="Calibri" w:hAnsi="Calibri" w:cs="Calibri"/>
+          <w:color w:val="000000" w:themeColor="text1"/>
+        </w:rPr>
+        <w:t>é</w:t>
+      </w:r>
+      <w:proofErr w:type="spellEnd"/>
+      <w:r>
+        <w:rPr>
+          <w:rFonts w:ascii="Calibri" w:hAnsi="Calibri" w:cs="Calibri"/>
+          <w:color w:val="000000" w:themeColor="text1"/>
+        </w:rPr>
+        <w:t xml:space="preserve"> stata creata un'istanza </w:t>
+      </w:r>
+      <w:proofErr w:type="gramStart"/>
+      <w:r>
+        <w:rPr>
+          <w:rFonts w:ascii="Calibri" w:hAnsi="Calibri" w:cs="Calibri"/>
+          <w:color w:val="000000" w:themeColor="text1"/>
+        </w:rPr>
+        <w:t>a di</w:t>
+      </w:r>
+      <w:proofErr w:type="gramEnd"/>
+      <w:r>
+        <w:rPr>
+          <w:rFonts w:ascii="Calibri" w:hAnsi="Calibri" w:cs="Calibri"/>
+          <w:color w:val="000000" w:themeColor="text1"/>
+        </w:rPr>
+        <w:t xml:space="preserve"> animale;</w:t>
+      </w:r>
+    </w:p>
+    <w:p>
+      <w:pPr>
+        <w:rPr>
+          <w:rFonts w:ascii="Calibri" w:hAnsi="Calibri" w:cs="Calibri"/>
+          <w:color w:val="000000" w:themeColor="text1"/>
+        </w:rPr>
+      </w:pPr>
+      <w:r>
+        <w:rPr>
+          <w:rFonts w:ascii="Calibri" w:hAnsi="Calibri" w:cs="Calibri"/>
+          <w:color w:val="000000" w:themeColor="text1"/>
+        </w:rPr>
+        <w:t xml:space="preserve">- gli attributi </w:t>
+      </w:r>
+      <w:proofErr w:type="gramStart"/>
+      <w:r>
+        <w:rPr>
+          <w:rFonts w:ascii="Calibri" w:hAnsi="Calibri" w:cs="Calibri"/>
+          <w:color w:val="000000" w:themeColor="text1"/>
+        </w:rPr>
+        <w:t>di a</w:t>
+      </w:r>
+      <w:proofErr w:type="gramEnd"/>
+      <w:r>
+        <w:rPr>
+          <w:rFonts w:ascii="Calibri" w:hAnsi="Calibri" w:cs="Calibri"/>
+          <w:color w:val="000000" w:themeColor="text1"/>
+        </w:rPr>
+        <w:t xml:space="preserve"> sono stati inizializzati;</w:t>
       </w:r>
     </w:p>
     <w:p>
@@ -14549,7 +15320,23 @@
           <w:rFonts w:ascii="Calibri" w:hAnsi="Calibri" w:cs="Calibri"/>
           <w:color w:val="000000" w:themeColor="text1"/>
         </w:rPr>
-        <w:t>- a è stato associato a VetCare tramite l'associazione "corrente";</w:t>
+        <w:t xml:space="preserve">- a è stato associato a </w:t>
+      </w:r>
+      <w:proofErr w:type="spellStart"/>
+      <w:r>
+        <w:rPr>
+          <w:rFonts w:ascii="Calibri" w:hAnsi="Calibri" w:cs="Calibri"/>
+          <w:color w:val="000000" w:themeColor="text1"/>
+        </w:rPr>
+        <w:t>VetCare</w:t>
+      </w:r>
+      <w:proofErr w:type="spellEnd"/>
+      <w:r>
+        <w:rPr>
+          <w:rFonts w:ascii="Calibri" w:hAnsi="Calibri" w:cs="Calibri"/>
+          <w:color w:val="000000" w:themeColor="text1"/>
+        </w:rPr>
+        <w:t xml:space="preserve"> tramite l'associazione "corrente";</w:t>
       </w:r>
     </w:p>
     <w:p>
@@ -14604,12 +15391,30 @@
         </w:rPr>
         <w:t xml:space="preserve"> </w:t>
       </w:r>
-      <w:r>
-        <w:rPr>
-          <w:rFonts w:ascii="Calibri" w:hAnsi="Calibri" w:cs="Calibri"/>
-          <w:color w:val="000000" w:themeColor="text1"/>
-        </w:rPr>
-        <w:t>ConfermaRegistrazione()</w:t>
+      <w:proofErr w:type="spellStart"/>
+      <w:proofErr w:type="gramStart"/>
+      <w:r>
+        <w:rPr>
+          <w:rFonts w:ascii="Calibri" w:hAnsi="Calibri" w:cs="Calibri"/>
+          <w:color w:val="000000" w:themeColor="text1"/>
+        </w:rPr>
+        <w:t>ConfermaRegistrazione</w:t>
+      </w:r>
+      <w:proofErr w:type="spellEnd"/>
+      <w:r>
+        <w:rPr>
+          <w:rFonts w:ascii="Calibri" w:hAnsi="Calibri" w:cs="Calibri"/>
+          <w:color w:val="000000" w:themeColor="text1"/>
+        </w:rPr>
+        <w:t>(</w:t>
+      </w:r>
+      <w:proofErr w:type="gramEnd"/>
+      <w:r>
+        <w:rPr>
+          <w:rFonts w:ascii="Calibri" w:hAnsi="Calibri" w:cs="Calibri"/>
+          <w:color w:val="000000" w:themeColor="text1"/>
+        </w:rPr>
+        <w:t>)</w:t>
       </w:r>
     </w:p>
     <w:p>
@@ -14639,8 +15444,17 @@
           <w:rFonts w:ascii="Calibri" w:hAnsi="Calibri" w:cs="Calibri"/>
           <w:color w:val="000000" w:themeColor="text1"/>
         </w:rPr>
-        <w:t>Pre-condizioni: - è presente l'istanza del Proprietario p;;</w:t>
-      </w:r>
+        <w:t xml:space="preserve">Pre-condizioni: - è presente l'istanza del Proprietario </w:t>
+      </w:r>
+      <w:proofErr w:type="gramStart"/>
+      <w:r>
+        <w:rPr>
+          <w:rFonts w:ascii="Calibri" w:hAnsi="Calibri" w:cs="Calibri"/>
+          <w:color w:val="000000" w:themeColor="text1"/>
+        </w:rPr>
+        <w:t>p;;</w:t>
+      </w:r>
+      <w:proofErr w:type="gramEnd"/>
     </w:p>
     <w:p>
       <w:pPr>
@@ -14683,22 +15497,86 @@
           <w:rFonts w:ascii="Calibri" w:hAnsi="Calibri" w:cs="Calibri"/>
           <w:color w:val="000000" w:themeColor="text1"/>
         </w:rPr>
-        <w:t>- è stata associata l'istanza p di Proprietatio a VetCare tramite l'associazione "gestisce";</w:t>
-      </w:r>
-    </w:p>
-    <w:p>
-      <w:pPr>
-        <w:rPr>
-          <w:rFonts w:ascii="Calibri" w:hAnsi="Calibri" w:cs="Calibri"/>
-          <w:color w:val="000000" w:themeColor="text1"/>
-        </w:rPr>
-      </w:pPr>
-      <w:r>
-        <w:rPr>
-          <w:rFonts w:ascii="Calibri" w:hAnsi="Calibri" w:cs="Calibri"/>
-          <w:color w:val="000000" w:themeColor="text1"/>
-        </w:rPr>
-        <w:t xml:space="preserve">- è stata associata l'istanza a di Animale a VetCare tramite l'associazione "registrati"; </w:t>
+        <w:t xml:space="preserve">- è stata associata l'istanza p di </w:t>
+      </w:r>
+      <w:proofErr w:type="spellStart"/>
+      <w:r>
+        <w:rPr>
+          <w:rFonts w:ascii="Calibri" w:hAnsi="Calibri" w:cs="Calibri"/>
+          <w:color w:val="000000" w:themeColor="text1"/>
+        </w:rPr>
+        <w:t>Proprietatio</w:t>
+      </w:r>
+      <w:proofErr w:type="spellEnd"/>
+      <w:r>
+        <w:rPr>
+          <w:rFonts w:ascii="Calibri" w:hAnsi="Calibri" w:cs="Calibri"/>
+          <w:color w:val="000000" w:themeColor="text1"/>
+        </w:rPr>
+        <w:t xml:space="preserve"> a </w:t>
+      </w:r>
+      <w:proofErr w:type="spellStart"/>
+      <w:r>
+        <w:rPr>
+          <w:rFonts w:ascii="Calibri" w:hAnsi="Calibri" w:cs="Calibri"/>
+          <w:color w:val="000000" w:themeColor="text1"/>
+        </w:rPr>
+        <w:t>VetCare</w:t>
+      </w:r>
+      <w:proofErr w:type="spellEnd"/>
+      <w:r>
+        <w:rPr>
+          <w:rFonts w:ascii="Calibri" w:hAnsi="Calibri" w:cs="Calibri"/>
+          <w:color w:val="000000" w:themeColor="text1"/>
+        </w:rPr>
+        <w:t xml:space="preserve"> tramite l'associazione "gestisce";</w:t>
+      </w:r>
+    </w:p>
+    <w:p>
+      <w:pPr>
+        <w:rPr>
+          <w:rFonts w:ascii="Calibri" w:hAnsi="Calibri" w:cs="Calibri"/>
+          <w:color w:val="000000" w:themeColor="text1"/>
+        </w:rPr>
+      </w:pPr>
+      <w:r>
+        <w:rPr>
+          <w:rFonts w:ascii="Calibri" w:hAnsi="Calibri" w:cs="Calibri"/>
+          <w:color w:val="000000" w:themeColor="text1"/>
+        </w:rPr>
+        <w:t xml:space="preserve">- è stata associata l'istanza </w:t>
+      </w:r>
+      <w:proofErr w:type="gramStart"/>
+      <w:r>
+        <w:rPr>
+          <w:rFonts w:ascii="Calibri" w:hAnsi="Calibri" w:cs="Calibri"/>
+          <w:color w:val="000000" w:themeColor="text1"/>
+        </w:rPr>
+        <w:t>a di</w:t>
+      </w:r>
+      <w:proofErr w:type="gramEnd"/>
+      <w:r>
+        <w:rPr>
+          <w:rFonts w:ascii="Calibri" w:hAnsi="Calibri" w:cs="Calibri"/>
+          <w:color w:val="000000" w:themeColor="text1"/>
+        </w:rPr>
+        <w:t xml:space="preserve"> Animale a </w:t>
+      </w:r>
+      <w:proofErr w:type="spellStart"/>
+      <w:r>
+        <w:rPr>
+          <w:rFonts w:ascii="Calibri" w:hAnsi="Calibri" w:cs="Calibri"/>
+          <w:color w:val="000000" w:themeColor="text1"/>
+        </w:rPr>
+        <w:t>VetCare</w:t>
+      </w:r>
+      <w:proofErr w:type="spellEnd"/>
+      <w:r>
+        <w:rPr>
+          <w:rFonts w:ascii="Calibri" w:hAnsi="Calibri" w:cs="Calibri"/>
+          <w:color w:val="000000" w:themeColor="text1"/>
+        </w:rPr>
+        <w:t xml:space="preserve"> tramite l'associazione "registrati"; </w:t>
       </w:r>
     </w:p>
     <w:p>
@@ -15016,12 +15894,21 @@
           <w:color w:val="000000" w:themeColor="text1"/>
         </w:rPr>
       </w:pPr>
-      <w:r>
-        <w:rPr>
-          <w:rFonts w:ascii="Calibri" w:hAnsi="Calibri" w:cs="Calibri"/>
-          <w:color w:val="000000" w:themeColor="text1"/>
-        </w:rPr>
-        <w:t>Contrattti delle operazioni UC2</w:t>
+      <w:proofErr w:type="spellStart"/>
+      <w:r>
+        <w:rPr>
+          <w:rFonts w:ascii="Calibri" w:hAnsi="Calibri" w:cs="Calibri"/>
+          <w:color w:val="000000" w:themeColor="text1"/>
+        </w:rPr>
+        <w:t>Contrattti</w:t>
+      </w:r>
+      <w:proofErr w:type="spellEnd"/>
+      <w:r>
+        <w:rPr>
+          <w:rFonts w:ascii="Calibri" w:hAnsi="Calibri" w:cs="Calibri"/>
+          <w:color w:val="000000" w:themeColor="text1"/>
+        </w:rPr>
+        <w:t xml:space="preserve"> delle operazioni UC2</w:t>
       </w:r>
     </w:p>
     <w:p>
@@ -15069,12 +15956,21 @@
         </w:rPr>
         <w:t xml:space="preserve"> </w:t>
       </w:r>
-      <w:r>
-        <w:rPr>
-          <w:rFonts w:ascii="Calibri" w:hAnsi="Calibri" w:cs="Calibri"/>
-          <w:color w:val="000000" w:themeColor="text1"/>
-        </w:rPr>
-        <w:t>ricercaAnimale (Microchip)</w:t>
+      <w:proofErr w:type="spellStart"/>
+      <w:r>
+        <w:rPr>
+          <w:rFonts w:ascii="Calibri" w:hAnsi="Calibri" w:cs="Calibri"/>
+          <w:color w:val="000000" w:themeColor="text1"/>
+        </w:rPr>
+        <w:t>ricercaAnimale</w:t>
+      </w:r>
+      <w:proofErr w:type="spellEnd"/>
+      <w:r>
+        <w:rPr>
+          <w:rFonts w:ascii="Calibri" w:hAnsi="Calibri" w:cs="Calibri"/>
+          <w:color w:val="000000" w:themeColor="text1"/>
+        </w:rPr>
+        <w:t xml:space="preserve"> (Microchip)</w:t>
       </w:r>
     </w:p>
     <w:p>
@@ -15180,12 +16076,46 @@
         </w:rPr>
         <w:t xml:space="preserve"> </w:t>
       </w:r>
-      <w:r>
-        <w:rPr>
-          <w:rFonts w:ascii="Calibri" w:hAnsi="Calibri" w:cs="Calibri"/>
-          <w:color w:val="000000" w:themeColor="text1"/>
-        </w:rPr>
-        <w:t>NuovaVisita(anamnesi, esame obiettivo, diagnosi, idvisit)</w:t>
+      <w:proofErr w:type="spellStart"/>
+      <w:proofErr w:type="gramStart"/>
+      <w:r>
+        <w:rPr>
+          <w:rFonts w:ascii="Calibri" w:hAnsi="Calibri" w:cs="Calibri"/>
+          <w:color w:val="000000" w:themeColor="text1"/>
+        </w:rPr>
+        <w:t>NuovaVisita</w:t>
+      </w:r>
+      <w:proofErr w:type="spellEnd"/>
+      <w:r>
+        <w:rPr>
+          <w:rFonts w:ascii="Calibri" w:hAnsi="Calibri" w:cs="Calibri"/>
+          <w:color w:val="000000" w:themeColor="text1"/>
+        </w:rPr>
+        <w:t>(</w:t>
+      </w:r>
+      <w:proofErr w:type="gramEnd"/>
+      <w:r>
+        <w:rPr>
+          <w:rFonts w:ascii="Calibri" w:hAnsi="Calibri" w:cs="Calibri"/>
+          <w:color w:val="000000" w:themeColor="text1"/>
+        </w:rPr>
+        <w:t xml:space="preserve">anamnesi, esame obiettivo, diagnosi, </w:t>
+      </w:r>
+      <w:proofErr w:type="spellStart"/>
+      <w:r>
+        <w:rPr>
+          <w:rFonts w:ascii="Calibri" w:hAnsi="Calibri" w:cs="Calibri"/>
+          <w:color w:val="000000" w:themeColor="text1"/>
+        </w:rPr>
+        <w:t>idvisit</w:t>
+      </w:r>
+      <w:proofErr w:type="spellEnd"/>
+      <w:r>
+        <w:rPr>
+          <w:rFonts w:ascii="Calibri" w:hAnsi="Calibri" w:cs="Calibri"/>
+          <w:color w:val="000000" w:themeColor="text1"/>
+        </w:rPr>
+        <w:t>)</w:t>
       </w:r>
     </w:p>
     <w:p>
@@ -15230,7 +16160,23 @@
           <w:rFonts w:ascii="Calibri" w:hAnsi="Calibri" w:cs="Calibri"/>
           <w:color w:val="000000" w:themeColor="text1"/>
         </w:rPr>
-        <w:t>Post-condizioni:- è stata creata un'istanza v di visita;</w:t>
+        <w:t>Post-</w:t>
+      </w:r>
+      <w:proofErr w:type="gramStart"/>
+      <w:r>
+        <w:rPr>
+          <w:rFonts w:ascii="Calibri" w:hAnsi="Calibri" w:cs="Calibri"/>
+          <w:color w:val="000000" w:themeColor="text1"/>
+        </w:rPr>
+        <w:t>condizioni:-</w:t>
+      </w:r>
+      <w:proofErr w:type="gramEnd"/>
+      <w:r>
+        <w:rPr>
+          <w:rFonts w:ascii="Calibri" w:hAnsi="Calibri" w:cs="Calibri"/>
+          <w:color w:val="000000" w:themeColor="text1"/>
+        </w:rPr>
+        <w:t xml:space="preserve"> è stata creata un'istanza v di visita;</w:t>
       </w:r>
     </w:p>
     <w:p>
@@ -15300,12 +16246,30 @@
         </w:rPr>
         <w:t xml:space="preserve"> </w:t>
       </w:r>
-      <w:r>
-        <w:rPr>
-          <w:rFonts w:ascii="Calibri" w:hAnsi="Calibri" w:cs="Calibri"/>
-          <w:color w:val="000000" w:themeColor="text1"/>
-        </w:rPr>
-        <w:t>ConfermaVisit()</w:t>
+      <w:proofErr w:type="spellStart"/>
+      <w:proofErr w:type="gramStart"/>
+      <w:r>
+        <w:rPr>
+          <w:rFonts w:ascii="Calibri" w:hAnsi="Calibri" w:cs="Calibri"/>
+          <w:color w:val="000000" w:themeColor="text1"/>
+        </w:rPr>
+        <w:t>ConfermaVisit</w:t>
+      </w:r>
+      <w:proofErr w:type="spellEnd"/>
+      <w:r>
+        <w:rPr>
+          <w:rFonts w:ascii="Calibri" w:hAnsi="Calibri" w:cs="Calibri"/>
+          <w:color w:val="000000" w:themeColor="text1"/>
+        </w:rPr>
+        <w:t>(</w:t>
+      </w:r>
+      <w:proofErr w:type="gramEnd"/>
+      <w:r>
+        <w:rPr>
+          <w:rFonts w:ascii="Calibri" w:hAnsi="Calibri" w:cs="Calibri"/>
+          <w:color w:val="000000" w:themeColor="text1"/>
+        </w:rPr>
+        <w:t>)</w:t>
       </w:r>
     </w:p>
     <w:p>
@@ -15779,12 +16743,37 @@
         </w:rPr>
         <w:t xml:space="preserve"> </w:t>
       </w:r>
-      <w:r>
-        <w:rPr>
-          <w:rFonts w:ascii="Calibri" w:hAnsi="Calibri" w:cs="Calibri"/>
-          <w:color w:val="000000" w:themeColor="text1"/>
-        </w:rPr>
-        <w:t>ricercaFarmaco(nomeFarmaco)</w:t>
+      <w:proofErr w:type="spellStart"/>
+      <w:r>
+        <w:rPr>
+          <w:rFonts w:ascii="Calibri" w:hAnsi="Calibri" w:cs="Calibri"/>
+          <w:color w:val="000000" w:themeColor="text1"/>
+        </w:rPr>
+        <w:t>ricercaFarmaco</w:t>
+      </w:r>
+      <w:proofErr w:type="spellEnd"/>
+      <w:r>
+        <w:rPr>
+          <w:rFonts w:ascii="Calibri" w:hAnsi="Calibri" w:cs="Calibri"/>
+          <w:color w:val="000000" w:themeColor="text1"/>
+        </w:rPr>
+        <w:t>(</w:t>
+      </w:r>
+      <w:proofErr w:type="spellStart"/>
+      <w:r>
+        <w:rPr>
+          <w:rFonts w:ascii="Calibri" w:hAnsi="Calibri" w:cs="Calibri"/>
+          <w:color w:val="000000" w:themeColor="text1"/>
+        </w:rPr>
+        <w:t>nomeFarmaco</w:t>
+      </w:r>
+      <w:proofErr w:type="spellEnd"/>
+      <w:r>
+        <w:rPr>
+          <w:rFonts w:ascii="Calibri" w:hAnsi="Calibri" w:cs="Calibri"/>
+          <w:color w:val="000000" w:themeColor="text1"/>
+        </w:rPr>
+        <w:t>)</w:t>
       </w:r>
     </w:p>
     <w:p>
@@ -15935,12 +16924,37 @@
         </w:rPr>
         <w:t xml:space="preserve"> </w:t>
       </w:r>
-      <w:r>
-        <w:rPr>
-          <w:rFonts w:ascii="Calibri" w:hAnsi="Calibri" w:cs="Calibri"/>
-          <w:color w:val="000000" w:themeColor="text1"/>
-        </w:rPr>
-        <w:t>selFarmaco(idFarmaco)</w:t>
+      <w:proofErr w:type="spellStart"/>
+      <w:r>
+        <w:rPr>
+          <w:rFonts w:ascii="Calibri" w:hAnsi="Calibri" w:cs="Calibri"/>
+          <w:color w:val="000000" w:themeColor="text1"/>
+        </w:rPr>
+        <w:t>selFarmaco</w:t>
+      </w:r>
+      <w:proofErr w:type="spellEnd"/>
+      <w:r>
+        <w:rPr>
+          <w:rFonts w:ascii="Calibri" w:hAnsi="Calibri" w:cs="Calibri"/>
+          <w:color w:val="000000" w:themeColor="text1"/>
+        </w:rPr>
+        <w:t>(</w:t>
+      </w:r>
+      <w:proofErr w:type="spellStart"/>
+      <w:r>
+        <w:rPr>
+          <w:rFonts w:ascii="Calibri" w:hAnsi="Calibri" w:cs="Calibri"/>
+          <w:color w:val="000000" w:themeColor="text1"/>
+        </w:rPr>
+        <w:t>idFarmaco</w:t>
+      </w:r>
+      <w:proofErr w:type="spellEnd"/>
+      <w:r>
+        <w:rPr>
+          <w:rFonts w:ascii="Calibri" w:hAnsi="Calibri" w:cs="Calibri"/>
+          <w:color w:val="000000" w:themeColor="text1"/>
+        </w:rPr>
+        <w:t>)</w:t>
       </w:r>
     </w:p>
     <w:p>
@@ -16091,12 +17105,62 @@
         </w:rPr>
         <w:t xml:space="preserve"> </w:t>
       </w:r>
-      <w:r>
-        <w:rPr>
-          <w:rFonts w:ascii="Calibri" w:hAnsi="Calibri" w:cs="Calibri"/>
-          <w:color w:val="000000" w:themeColor="text1"/>
-        </w:rPr>
-        <w:t>creaTerapia(Farmaco, posologia, frequenza, data_inizio, data_fine)</w:t>
+      <w:proofErr w:type="spellStart"/>
+      <w:proofErr w:type="gramStart"/>
+      <w:r>
+        <w:rPr>
+          <w:rFonts w:ascii="Calibri" w:hAnsi="Calibri" w:cs="Calibri"/>
+          <w:color w:val="000000" w:themeColor="text1"/>
+        </w:rPr>
+        <w:t>creaTerapia</w:t>
+      </w:r>
+      <w:proofErr w:type="spellEnd"/>
+      <w:r>
+        <w:rPr>
+          <w:rFonts w:ascii="Calibri" w:hAnsi="Calibri" w:cs="Calibri"/>
+          <w:color w:val="000000" w:themeColor="text1"/>
+        </w:rPr>
+        <w:t>(</w:t>
+      </w:r>
+      <w:proofErr w:type="gramEnd"/>
+      <w:r>
+        <w:rPr>
+          <w:rFonts w:ascii="Calibri" w:hAnsi="Calibri" w:cs="Calibri"/>
+          <w:color w:val="000000" w:themeColor="text1"/>
+        </w:rPr>
+        <w:t xml:space="preserve">Farmaco, posologia, frequenza, </w:t>
+      </w:r>
+      <w:proofErr w:type="spellStart"/>
+      <w:r>
+        <w:rPr>
+          <w:rFonts w:ascii="Calibri" w:hAnsi="Calibri" w:cs="Calibri"/>
+          <w:color w:val="000000" w:themeColor="text1"/>
+        </w:rPr>
+        <w:t>data_inizio</w:t>
+      </w:r>
+      <w:proofErr w:type="spellEnd"/>
+      <w:r>
+        <w:rPr>
+          <w:rFonts w:ascii="Calibri" w:hAnsi="Calibri" w:cs="Calibri"/>
+          <w:color w:val="000000" w:themeColor="text1"/>
+        </w:rPr>
+        <w:t xml:space="preserve">, </w:t>
+      </w:r>
+      <w:proofErr w:type="spellStart"/>
+      <w:r>
+        <w:rPr>
+          <w:rFonts w:ascii="Calibri" w:hAnsi="Calibri" w:cs="Calibri"/>
+          <w:color w:val="000000" w:themeColor="text1"/>
+        </w:rPr>
+        <w:t>data_fine</w:t>
+      </w:r>
+      <w:proofErr w:type="spellEnd"/>
+      <w:r>
+        <w:rPr>
+          <w:rFonts w:ascii="Calibri" w:hAnsi="Calibri" w:cs="Calibri"/>
+          <w:color w:val="000000" w:themeColor="text1"/>
+        </w:rPr>
+        <w:t>)</w:t>
       </w:r>
     </w:p>
     <w:p>
@@ -16230,7 +17294,23 @@
           <w:rFonts w:ascii="Calibri" w:hAnsi="Calibri" w:cs="Calibri"/>
           <w:color w:val="000000" w:themeColor="text1"/>
         </w:rPr>
-        <w:t>- è stata associata l’istanza t di terapia all’istanza v di visita tarmite l’associazione “gestisce”;</w:t>
+        <w:t xml:space="preserve">- è stata associata l’istanza t di terapia all’istanza v di visita </w:t>
+      </w:r>
+      <w:proofErr w:type="spellStart"/>
+      <w:r>
+        <w:rPr>
+          <w:rFonts w:ascii="Calibri" w:hAnsi="Calibri" w:cs="Calibri"/>
+          <w:color w:val="000000" w:themeColor="text1"/>
+        </w:rPr>
+        <w:t>tarmite</w:t>
+      </w:r>
+      <w:proofErr w:type="spellEnd"/>
+      <w:r>
+        <w:rPr>
+          <w:rFonts w:ascii="Calibri" w:hAnsi="Calibri" w:cs="Calibri"/>
+          <w:color w:val="000000" w:themeColor="text1"/>
+        </w:rPr>
+        <w:t xml:space="preserve"> l’associazione “gestisce”;</w:t>
       </w:r>
     </w:p>
     <w:p>
@@ -16424,12 +17504,39 @@
           <w:color w:val="000000" w:themeColor="text1"/>
         </w:rPr>
       </w:pPr>
-      <w:r>
-        <w:rPr>
-          <w:rFonts w:ascii="Calibri" w:hAnsi="Calibri" w:cs="Calibri"/>
-          <w:color w:val="000000" w:themeColor="text1"/>
-        </w:rPr>
-        <w:t>richiediEsame(TipoEsame)</w:t>
+      <w:proofErr w:type="spellStart"/>
+      <w:proofErr w:type="gramStart"/>
+      <w:r>
+        <w:rPr>
+          <w:rFonts w:ascii="Calibri" w:hAnsi="Calibri" w:cs="Calibri"/>
+          <w:color w:val="000000" w:themeColor="text1"/>
+        </w:rPr>
+        <w:t>richiediEsame</w:t>
+      </w:r>
+      <w:proofErr w:type="spellEnd"/>
+      <w:r>
+        <w:rPr>
+          <w:rFonts w:ascii="Calibri" w:hAnsi="Calibri" w:cs="Calibri"/>
+          <w:color w:val="000000" w:themeColor="text1"/>
+        </w:rPr>
+        <w:t>(</w:t>
+      </w:r>
+      <w:proofErr w:type="spellStart"/>
+      <w:proofErr w:type="gramEnd"/>
+      <w:r>
+        <w:rPr>
+          <w:rFonts w:ascii="Calibri" w:hAnsi="Calibri" w:cs="Calibri"/>
+          <w:color w:val="000000" w:themeColor="text1"/>
+        </w:rPr>
+        <w:t>TipoEsame</w:t>
+      </w:r>
+      <w:proofErr w:type="spellEnd"/>
+      <w:r>
+        <w:rPr>
+          <w:rFonts w:ascii="Calibri" w:hAnsi="Calibri" w:cs="Calibri"/>
+          <w:color w:val="000000" w:themeColor="text1"/>
+        </w:rPr>
+        <w:t>)</w:t>
       </w:r>
     </w:p>
     <w:p>
@@ -16519,7 +17626,23 @@
           <w:rFonts w:ascii="Calibri" w:hAnsi="Calibri" w:cs="Calibri"/>
           <w:color w:val="000000" w:themeColor="text1"/>
         </w:rPr>
-        <w:t>-è presente un’istanza a di animale;</w:t>
+        <w:t xml:space="preserve">-è presente un’istanza </w:t>
+      </w:r>
+      <w:proofErr w:type="gramStart"/>
+      <w:r>
+        <w:rPr>
+          <w:rFonts w:ascii="Calibri" w:hAnsi="Calibri" w:cs="Calibri"/>
+          <w:color w:val="000000" w:themeColor="text1"/>
+        </w:rPr>
+        <w:t>a di</w:t>
+      </w:r>
+      <w:proofErr w:type="gramEnd"/>
+      <w:r>
+        <w:rPr>
+          <w:rFonts w:ascii="Calibri" w:hAnsi="Calibri" w:cs="Calibri"/>
+          <w:color w:val="000000" w:themeColor="text1"/>
+        </w:rPr>
+        <w:t xml:space="preserve"> animale;</w:t>
       </w:r>
     </w:p>
     <w:p>
@@ -16555,7 +17678,23 @@
           <w:rFonts w:ascii="Calibri" w:hAnsi="Calibri" w:cs="Calibri"/>
           <w:color w:val="000000" w:themeColor="text1"/>
         </w:rPr>
-        <w:t>-viene inizializzato l’attributo idEsame in visita;</w:t>
+        <w:t xml:space="preserve">-viene inizializzato l’attributo </w:t>
+      </w:r>
+      <w:proofErr w:type="spellStart"/>
+      <w:r>
+        <w:rPr>
+          <w:rFonts w:ascii="Calibri" w:hAnsi="Calibri" w:cs="Calibri"/>
+          <w:color w:val="000000" w:themeColor="text1"/>
+        </w:rPr>
+        <w:t>idEsame</w:t>
+      </w:r>
+      <w:proofErr w:type="spellEnd"/>
+      <w:r>
+        <w:rPr>
+          <w:rFonts w:ascii="Calibri" w:hAnsi="Calibri" w:cs="Calibri"/>
+          <w:color w:val="000000" w:themeColor="text1"/>
+        </w:rPr>
+        <w:t xml:space="preserve"> in visita;</w:t>
       </w:r>
     </w:p>
     <w:p>
@@ -16614,12 +17753,37 @@
         </w:rPr>
         <w:t xml:space="preserve"> </w:t>
       </w:r>
-      <w:r>
-        <w:rPr>
-          <w:rFonts w:ascii="Calibri" w:hAnsi="Calibri" w:cs="Calibri"/>
-          <w:color w:val="000000" w:themeColor="text1"/>
-        </w:rPr>
-        <w:t>ricercaFarmaco(nomeFarmaco)</w:t>
+      <w:proofErr w:type="spellStart"/>
+      <w:r>
+        <w:rPr>
+          <w:rFonts w:ascii="Calibri" w:hAnsi="Calibri" w:cs="Calibri"/>
+          <w:color w:val="000000" w:themeColor="text1"/>
+        </w:rPr>
+        <w:t>ricercaFarmaco</w:t>
+      </w:r>
+      <w:proofErr w:type="spellEnd"/>
+      <w:r>
+        <w:rPr>
+          <w:rFonts w:ascii="Calibri" w:hAnsi="Calibri" w:cs="Calibri"/>
+          <w:color w:val="000000" w:themeColor="text1"/>
+        </w:rPr>
+        <w:t>(</w:t>
+      </w:r>
+      <w:proofErr w:type="spellStart"/>
+      <w:r>
+        <w:rPr>
+          <w:rFonts w:ascii="Calibri" w:hAnsi="Calibri" w:cs="Calibri"/>
+          <w:color w:val="000000" w:themeColor="text1"/>
+        </w:rPr>
+        <w:t>nomeFarmaco</w:t>
+      </w:r>
+      <w:proofErr w:type="spellEnd"/>
+      <w:r>
+        <w:rPr>
+          <w:rFonts w:ascii="Calibri" w:hAnsi="Calibri" w:cs="Calibri"/>
+          <w:color w:val="000000" w:themeColor="text1"/>
+        </w:rPr>
+        <w:t>)</w:t>
       </w:r>
     </w:p>
     <w:p>
@@ -16673,7 +17837,23 @@
           <w:rFonts w:ascii="Calibri" w:hAnsi="Calibri" w:cs="Calibri"/>
           <w:color w:val="000000" w:themeColor="text1"/>
         </w:rPr>
-        <w:t>-è presente un’istanza a di animale;</w:t>
+        <w:t xml:space="preserve">-è presente un’istanza </w:t>
+      </w:r>
+      <w:proofErr w:type="gramStart"/>
+      <w:r>
+        <w:rPr>
+          <w:rFonts w:ascii="Calibri" w:hAnsi="Calibri" w:cs="Calibri"/>
+          <w:color w:val="000000" w:themeColor="text1"/>
+        </w:rPr>
+        <w:t>a di</w:t>
+      </w:r>
+      <w:proofErr w:type="gramEnd"/>
+      <w:r>
+        <w:rPr>
+          <w:rFonts w:ascii="Calibri" w:hAnsi="Calibri" w:cs="Calibri"/>
+          <w:color w:val="000000" w:themeColor="text1"/>
+        </w:rPr>
+        <w:t xml:space="preserve"> animale;</w:t>
       </w:r>
     </w:p>
     <w:p>
@@ -16691,7 +17871,23 @@
           <w:rFonts w:ascii="Calibri" w:hAnsi="Calibri" w:cs="Calibri"/>
           <w:color w:val="000000" w:themeColor="text1"/>
         </w:rPr>
-        <w:t>- l’attributo idEsame è stato inizializzato in Visita;</w:t>
+        <w:t xml:space="preserve">- l’attributo </w:t>
+      </w:r>
+      <w:proofErr w:type="spellStart"/>
+      <w:r>
+        <w:rPr>
+          <w:rFonts w:ascii="Calibri" w:hAnsi="Calibri" w:cs="Calibri"/>
+          <w:color w:val="000000" w:themeColor="text1"/>
+        </w:rPr>
+        <w:t>idEsame</w:t>
+      </w:r>
+      <w:proofErr w:type="spellEnd"/>
+      <w:r>
+        <w:rPr>
+          <w:rFonts w:ascii="Calibri" w:hAnsi="Calibri" w:cs="Calibri"/>
+          <w:color w:val="000000" w:themeColor="text1"/>
+        </w:rPr>
+        <w:t xml:space="preserve"> è stato inizializzato in Visita;</w:t>
       </w:r>
     </w:p>
     <w:p>
@@ -16709,7 +17905,23 @@
           <w:rFonts w:ascii="Calibri" w:hAnsi="Calibri" w:cs="Calibri"/>
           <w:color w:val="000000" w:themeColor="text1"/>
         </w:rPr>
-        <w:t>Post-condizioni:- è stata restituita una lista di esami;</w:t>
+        <w:t>Post-</w:t>
+      </w:r>
+      <w:proofErr w:type="gramStart"/>
+      <w:r>
+        <w:rPr>
+          <w:rFonts w:ascii="Calibri" w:hAnsi="Calibri" w:cs="Calibri"/>
+          <w:color w:val="000000" w:themeColor="text1"/>
+        </w:rPr>
+        <w:t>condizioni:-</w:t>
+      </w:r>
+      <w:proofErr w:type="gramEnd"/>
+      <w:r>
+        <w:rPr>
+          <w:rFonts w:ascii="Calibri" w:hAnsi="Calibri" w:cs="Calibri"/>
+          <w:color w:val="000000" w:themeColor="text1"/>
+        </w:rPr>
+        <w:t xml:space="preserve"> è stata restituita una lista di esami;</w:t>
       </w:r>
     </w:p>
     <w:p>
@@ -16768,12 +17980,30 @@
         </w:rPr>
         <w:t xml:space="preserve"> </w:t>
       </w:r>
-      <w:r>
-        <w:rPr>
-          <w:rFonts w:ascii="Calibri" w:hAnsi="Calibri" w:cs="Calibri"/>
-          <w:color w:val="000000" w:themeColor="text1"/>
-        </w:rPr>
-        <w:t>confermaEsame()</w:t>
+      <w:proofErr w:type="spellStart"/>
+      <w:proofErr w:type="gramStart"/>
+      <w:r>
+        <w:rPr>
+          <w:rFonts w:ascii="Calibri" w:hAnsi="Calibri" w:cs="Calibri"/>
+          <w:color w:val="000000" w:themeColor="text1"/>
+        </w:rPr>
+        <w:t>confermaEsame</w:t>
+      </w:r>
+      <w:proofErr w:type="spellEnd"/>
+      <w:r>
+        <w:rPr>
+          <w:rFonts w:ascii="Calibri" w:hAnsi="Calibri" w:cs="Calibri"/>
+          <w:color w:val="000000" w:themeColor="text1"/>
+        </w:rPr>
+        <w:t>(</w:t>
+      </w:r>
+      <w:proofErr w:type="gramEnd"/>
+      <w:r>
+        <w:rPr>
+          <w:rFonts w:ascii="Calibri" w:hAnsi="Calibri" w:cs="Calibri"/>
+          <w:color w:val="000000" w:themeColor="text1"/>
+        </w:rPr>
+        <w:t>)</w:t>
       </w:r>
     </w:p>
     <w:p>
@@ -16827,7 +18057,23 @@
           <w:rFonts w:ascii="Calibri" w:hAnsi="Calibri" w:cs="Calibri"/>
           <w:color w:val="000000" w:themeColor="text1"/>
         </w:rPr>
-        <w:t>-è presente un’istanza a di animale;</w:t>
+        <w:t xml:space="preserve">-è presente un’istanza </w:t>
+      </w:r>
+      <w:proofErr w:type="gramStart"/>
+      <w:r>
+        <w:rPr>
+          <w:rFonts w:ascii="Calibri" w:hAnsi="Calibri" w:cs="Calibri"/>
+          <w:color w:val="000000" w:themeColor="text1"/>
+        </w:rPr>
+        <w:t>a di</w:t>
+      </w:r>
+      <w:proofErr w:type="gramEnd"/>
+      <w:r>
+        <w:rPr>
+          <w:rFonts w:ascii="Calibri" w:hAnsi="Calibri" w:cs="Calibri"/>
+          <w:color w:val="000000" w:themeColor="text1"/>
+        </w:rPr>
+        <w:t xml:space="preserve"> animale;</w:t>
       </w:r>
     </w:p>
     <w:p>
@@ -16846,7 +18092,23 @@
           <w:color w:val="000000" w:themeColor="text1"/>
         </w:rPr>
         <w:lastRenderedPageBreak/>
-        <w:t>- l’attributo idEsame è stato inizializzato in Visita;</w:t>
+        <w:t xml:space="preserve">- l’attributo </w:t>
+      </w:r>
+      <w:proofErr w:type="spellStart"/>
+      <w:r>
+        <w:rPr>
+          <w:rFonts w:ascii="Calibri" w:hAnsi="Calibri" w:cs="Calibri"/>
+          <w:color w:val="000000" w:themeColor="text1"/>
+        </w:rPr>
+        <w:t>idEsame</w:t>
+      </w:r>
+      <w:proofErr w:type="spellEnd"/>
+      <w:r>
+        <w:rPr>
+          <w:rFonts w:ascii="Calibri" w:hAnsi="Calibri" w:cs="Calibri"/>
+          <w:color w:val="000000" w:themeColor="text1"/>
+        </w:rPr>
+        <w:t xml:space="preserve"> è stato inizializzato in Visita;</w:t>
       </w:r>
     </w:p>
     <w:p>
@@ -16878,7 +18140,39 @@
           <w:rFonts w:ascii="Calibri" w:hAnsi="Calibri" w:cs="Calibri"/>
           <w:color w:val="000000" w:themeColor="text1"/>
         </w:rPr>
-        <w:t>- gli esami vengono associtai a cartella clinica tramite l’associazione esamiSostenuti;</w:t>
+        <w:t xml:space="preserve">- gli esami vengono </w:t>
+      </w:r>
+      <w:proofErr w:type="spellStart"/>
+      <w:r>
+        <w:rPr>
+          <w:rFonts w:ascii="Calibri" w:hAnsi="Calibri" w:cs="Calibri"/>
+          <w:color w:val="000000" w:themeColor="text1"/>
+        </w:rPr>
+        <w:t>associtai</w:t>
+      </w:r>
+      <w:proofErr w:type="spellEnd"/>
+      <w:r>
+        <w:rPr>
+          <w:rFonts w:ascii="Calibri" w:hAnsi="Calibri" w:cs="Calibri"/>
+          <w:color w:val="000000" w:themeColor="text1"/>
+        </w:rPr>
+        <w:t xml:space="preserve"> a cartella clinica tramite l’associazione </w:t>
+      </w:r>
+      <w:proofErr w:type="spellStart"/>
+      <w:r>
+        <w:rPr>
+          <w:rFonts w:ascii="Calibri" w:hAnsi="Calibri" w:cs="Calibri"/>
+          <w:color w:val="000000" w:themeColor="text1"/>
+        </w:rPr>
+        <w:t>esamiSostenuti</w:t>
+      </w:r>
+      <w:proofErr w:type="spellEnd"/>
+      <w:r>
+        <w:rPr>
+          <w:rFonts w:ascii="Calibri" w:hAnsi="Calibri" w:cs="Calibri"/>
+          <w:color w:val="000000" w:themeColor="text1"/>
+        </w:rPr>
+        <w:t>;</w:t>
       </w:r>
     </w:p>
     <w:p>
@@ -17071,21 +18365,40 @@
         </w:rPr>
         <w:t xml:space="preserve"> </w:t>
       </w:r>
-      <w:r>
-        <w:rPr>
-          <w:rFonts w:ascii="Calibri" w:hAnsi="Calibri" w:cs="Calibri"/>
-          <w:color w:val="000000" w:themeColor="text1"/>
-        </w:rPr>
-        <w:t>visualizzaCalendario()</w:t>
-      </w:r>
-    </w:p>
-    <w:p>
-      <w:pPr>
-        <w:rPr>
-          <w:rFonts w:ascii="Calibri" w:hAnsi="Calibri" w:cs="Calibri"/>
-          <w:color w:val="000000" w:themeColor="text1"/>
-        </w:rPr>
-      </w:pPr>
+      <w:proofErr w:type="spellStart"/>
+      <w:proofErr w:type="gramStart"/>
+      <w:r>
+        <w:rPr>
+          <w:rFonts w:ascii="Calibri" w:hAnsi="Calibri" w:cs="Calibri"/>
+          <w:color w:val="000000" w:themeColor="text1"/>
+        </w:rPr>
+        <w:t>visualizzaCalendario</w:t>
+      </w:r>
+      <w:proofErr w:type="spellEnd"/>
+      <w:r>
+        <w:rPr>
+          <w:rFonts w:ascii="Calibri" w:hAnsi="Calibri" w:cs="Calibri"/>
+          <w:color w:val="000000" w:themeColor="text1"/>
+        </w:rPr>
+        <w:t>(</w:t>
+      </w:r>
+      <w:proofErr w:type="gramEnd"/>
+      <w:r>
+        <w:rPr>
+          <w:rFonts w:ascii="Calibri" w:hAnsi="Calibri" w:cs="Calibri"/>
+          <w:color w:val="000000" w:themeColor="text1"/>
+        </w:rPr>
+        <w:t>)</w:t>
+      </w:r>
+    </w:p>
+    <w:p>
+      <w:pPr>
+        <w:rPr>
+          <w:rFonts w:ascii="Calibri" w:hAnsi="Calibri" w:cs="Calibri"/>
+          <w:color w:val="000000" w:themeColor="text1"/>
+        </w:rPr>
+      </w:pPr>
+      <w:proofErr w:type="gramStart"/>
       <w:r>
         <w:rPr>
           <w:rFonts w:ascii="Calibri" w:hAnsi="Calibri" w:cs="Calibri"/>
@@ -17105,22 +18418,38 @@
           <w:rFonts w:ascii="Calibri" w:hAnsi="Calibri" w:cs="Calibri"/>
           <w:color w:val="000000" w:themeColor="text1"/>
         </w:rPr>
-        <w:t>Caso d'uso: Gestione calendario prenotazioni e appuntamenti</w:t>
-      </w:r>
-    </w:p>
-    <w:p>
-      <w:pPr>
-        <w:rPr>
-          <w:rFonts w:ascii="Calibri" w:hAnsi="Calibri" w:cs="Calibri"/>
-          <w:color w:val="000000" w:themeColor="text1"/>
-        </w:rPr>
-      </w:pPr>
-      <w:r>
-        <w:rPr>
-          <w:rFonts w:ascii="Calibri" w:hAnsi="Calibri" w:cs="Calibri"/>
-          <w:color w:val="000000" w:themeColor="text1"/>
-        </w:rPr>
-        <w:t xml:space="preserve">Pre-condizioni: </w:t>
+        <w:t>Caso</w:t>
+      </w:r>
+      <w:proofErr w:type="gramEnd"/>
+      <w:r>
+        <w:rPr>
+          <w:rFonts w:ascii="Calibri" w:hAnsi="Calibri" w:cs="Calibri"/>
+          <w:color w:val="000000" w:themeColor="text1"/>
+        </w:rPr>
+        <w:t xml:space="preserve"> d'uso: Gestione calendario prenotazioni e appuntamenti</w:t>
+      </w:r>
+    </w:p>
+    <w:p>
+      <w:pPr>
+        <w:rPr>
+          <w:rFonts w:ascii="Calibri" w:hAnsi="Calibri" w:cs="Calibri"/>
+          <w:color w:val="000000" w:themeColor="text1"/>
+        </w:rPr>
+      </w:pPr>
+      <w:r>
+        <w:rPr>
+          <w:rFonts w:ascii="Calibri" w:hAnsi="Calibri" w:cs="Calibri"/>
+          <w:color w:val="000000" w:themeColor="text1"/>
+        </w:rPr>
+        <w:t>Pre-</w:t>
+      </w:r>
+      <w:proofErr w:type="gramStart"/>
+      <w:r>
+        <w:rPr>
+          <w:rFonts w:ascii="Calibri" w:hAnsi="Calibri" w:cs="Calibri"/>
+          <w:color w:val="000000" w:themeColor="text1"/>
+        </w:rPr>
+        <w:t xml:space="preserve">condizioni: </w:t>
       </w:r>
       <w:r>
         <w:rPr>
@@ -17134,22 +18463,46 @@
           <w:rFonts w:ascii="Calibri" w:hAnsi="Calibri" w:cs="Calibri"/>
           <w:color w:val="000000" w:themeColor="text1"/>
         </w:rPr>
-        <w:t>-è presente un’istanza ca di calendario;</w:t>
-      </w:r>
-    </w:p>
-    <w:p>
-      <w:pPr>
-        <w:rPr>
-          <w:rFonts w:ascii="Calibri" w:hAnsi="Calibri" w:cs="Calibri"/>
-          <w:color w:val="000000" w:themeColor="text1"/>
-        </w:rPr>
-      </w:pPr>
-      <w:r>
-        <w:rPr>
-          <w:rFonts w:ascii="Calibri" w:hAnsi="Calibri" w:cs="Calibri"/>
-          <w:color w:val="000000" w:themeColor="text1"/>
-        </w:rPr>
-        <w:t>Post-condizioni:-viene restituito il calendario;</w:t>
+        <w:t>-</w:t>
+      </w:r>
+      <w:proofErr w:type="gramEnd"/>
+      <w:r>
+        <w:rPr>
+          <w:rFonts w:ascii="Calibri" w:hAnsi="Calibri" w:cs="Calibri"/>
+          <w:color w:val="000000" w:themeColor="text1"/>
+        </w:rPr>
+        <w:t>è presente un’istanza ca di calendario;</w:t>
+      </w:r>
+    </w:p>
+    <w:p>
+      <w:pPr>
+        <w:rPr>
+          <w:rFonts w:ascii="Calibri" w:hAnsi="Calibri" w:cs="Calibri"/>
+          <w:color w:val="000000" w:themeColor="text1"/>
+        </w:rPr>
+      </w:pPr>
+      <w:r>
+        <w:rPr>
+          <w:rFonts w:ascii="Calibri" w:hAnsi="Calibri" w:cs="Calibri"/>
+          <w:color w:val="000000" w:themeColor="text1"/>
+        </w:rPr>
+        <w:t>Post-</w:t>
+      </w:r>
+      <w:proofErr w:type="gramStart"/>
+      <w:r>
+        <w:rPr>
+          <w:rFonts w:ascii="Calibri" w:hAnsi="Calibri" w:cs="Calibri"/>
+          <w:color w:val="000000" w:themeColor="text1"/>
+        </w:rPr>
+        <w:t>condizioni:-</w:t>
+      </w:r>
+      <w:proofErr w:type="gramEnd"/>
+      <w:r>
+        <w:rPr>
+          <w:rFonts w:ascii="Calibri" w:hAnsi="Calibri" w:cs="Calibri"/>
+          <w:color w:val="000000" w:themeColor="text1"/>
+        </w:rPr>
+        <w:t>viene restituito il calendario;</w:t>
       </w:r>
     </w:p>
     <w:p>
@@ -17196,12 +18549,48 @@
         </w:rPr>
         <w:t xml:space="preserve"> </w:t>
       </w:r>
-      <w:r>
-        <w:rPr>
-          <w:rFonts w:ascii="Calibri" w:hAnsi="Calibri" w:cs="Calibri"/>
-          <w:color w:val="000000" w:themeColor="text1"/>
-        </w:rPr>
-        <w:t>aggiungiAppuntamento(data, orarioInizio, durata, animale, motivazione)</w:t>
+      <w:proofErr w:type="spellStart"/>
+      <w:proofErr w:type="gramStart"/>
+      <w:r>
+        <w:rPr>
+          <w:rFonts w:ascii="Calibri" w:hAnsi="Calibri" w:cs="Calibri"/>
+          <w:color w:val="000000" w:themeColor="text1"/>
+        </w:rPr>
+        <w:t>aggiungiAppuntamento</w:t>
+      </w:r>
+      <w:proofErr w:type="spellEnd"/>
+      <w:r>
+        <w:rPr>
+          <w:rFonts w:ascii="Calibri" w:hAnsi="Calibri" w:cs="Calibri"/>
+          <w:color w:val="000000" w:themeColor="text1"/>
+        </w:rPr>
+        <w:t>(</w:t>
+      </w:r>
+      <w:proofErr w:type="gramEnd"/>
+      <w:r>
+        <w:rPr>
+          <w:rFonts w:ascii="Calibri" w:hAnsi="Calibri" w:cs="Calibri"/>
+          <w:color w:val="000000" w:themeColor="text1"/>
+        </w:rPr>
+        <w:t xml:space="preserve">data, </w:t>
+      </w:r>
+      <w:proofErr w:type="spellStart"/>
+      <w:proofErr w:type="gramStart"/>
+      <w:r>
+        <w:rPr>
+          <w:rFonts w:ascii="Calibri" w:hAnsi="Calibri" w:cs="Calibri"/>
+          <w:color w:val="000000" w:themeColor="text1"/>
+        </w:rPr>
+        <w:t>orarioInizio</w:t>
+      </w:r>
+      <w:proofErr w:type="spellEnd"/>
+      <w:proofErr w:type="gramEnd"/>
+      <w:r>
+        <w:rPr>
+          <w:rFonts w:ascii="Calibri" w:hAnsi="Calibri" w:cs="Calibri"/>
+          <w:color w:val="000000" w:themeColor="text1"/>
+        </w:rPr>
+        <w:t>, durata, animale, motivazione)</w:t>
       </w:r>
     </w:p>
     <w:p>
@@ -17246,7 +18635,23 @@
           <w:rFonts w:ascii="Calibri" w:hAnsi="Calibri" w:cs="Calibri"/>
           <w:color w:val="000000" w:themeColor="text1"/>
         </w:rPr>
-        <w:t>-è presente un’istanza a di animale;</w:t>
+        <w:t xml:space="preserve">-è presente un’istanza </w:t>
+      </w:r>
+      <w:proofErr w:type="gramStart"/>
+      <w:r>
+        <w:rPr>
+          <w:rFonts w:ascii="Calibri" w:hAnsi="Calibri" w:cs="Calibri"/>
+          <w:color w:val="000000" w:themeColor="text1"/>
+        </w:rPr>
+        <w:t>a di</w:t>
+      </w:r>
+      <w:proofErr w:type="gramEnd"/>
+      <w:r>
+        <w:rPr>
+          <w:rFonts w:ascii="Calibri" w:hAnsi="Calibri" w:cs="Calibri"/>
+          <w:color w:val="000000" w:themeColor="text1"/>
+        </w:rPr>
+        <w:t xml:space="preserve"> animale;</w:t>
       </w:r>
     </w:p>
     <w:p>
@@ -17641,12 +19046,37 @@
         </w:rPr>
         <w:t xml:space="preserve"> </w:t>
       </w:r>
-      <w:r>
-        <w:rPr>
-          <w:rFonts w:ascii="Calibri" w:hAnsi="Calibri" w:cs="Calibri"/>
-          <w:color w:val="000000" w:themeColor="text1"/>
-        </w:rPr>
-        <w:t>selezionaMembro(idMembro)</w:t>
+      <w:proofErr w:type="spellStart"/>
+      <w:r>
+        <w:rPr>
+          <w:rFonts w:ascii="Calibri" w:hAnsi="Calibri" w:cs="Calibri"/>
+          <w:color w:val="000000" w:themeColor="text1"/>
+        </w:rPr>
+        <w:t>selezionaMembro</w:t>
+      </w:r>
+      <w:proofErr w:type="spellEnd"/>
+      <w:r>
+        <w:rPr>
+          <w:rFonts w:ascii="Calibri" w:hAnsi="Calibri" w:cs="Calibri"/>
+          <w:color w:val="000000" w:themeColor="text1"/>
+        </w:rPr>
+        <w:t>(</w:t>
+      </w:r>
+      <w:proofErr w:type="spellStart"/>
+      <w:r>
+        <w:rPr>
+          <w:rFonts w:ascii="Calibri" w:hAnsi="Calibri" w:cs="Calibri"/>
+          <w:color w:val="000000" w:themeColor="text1"/>
+        </w:rPr>
+        <w:t>idMembro</w:t>
+      </w:r>
+      <w:proofErr w:type="spellEnd"/>
+      <w:r>
+        <w:rPr>
+          <w:rFonts w:ascii="Calibri" w:hAnsi="Calibri" w:cs="Calibri"/>
+          <w:color w:val="000000" w:themeColor="text1"/>
+        </w:rPr>
+        <w:t>)</w:t>
       </w:r>
     </w:p>
     <w:p>
@@ -17691,7 +19121,23 @@
           <w:rFonts w:ascii="Calibri" w:hAnsi="Calibri" w:cs="Calibri"/>
           <w:color w:val="000000" w:themeColor="text1"/>
         </w:rPr>
-        <w:t>-è presente un’istanza a di animale;</w:t>
+        <w:t xml:space="preserve">-è presente un’istanza </w:t>
+      </w:r>
+      <w:proofErr w:type="gramStart"/>
+      <w:r>
+        <w:rPr>
+          <w:rFonts w:ascii="Calibri" w:hAnsi="Calibri" w:cs="Calibri"/>
+          <w:color w:val="000000" w:themeColor="text1"/>
+        </w:rPr>
+        <w:t>a di</w:t>
+      </w:r>
+      <w:proofErr w:type="gramEnd"/>
+      <w:r>
+        <w:rPr>
+          <w:rFonts w:ascii="Calibri" w:hAnsi="Calibri" w:cs="Calibri"/>
+          <w:color w:val="000000" w:themeColor="text1"/>
+        </w:rPr>
+        <w:t xml:space="preserve"> animale;</w:t>
       </w:r>
     </w:p>
     <w:p>
@@ -17767,12 +19213,64 @@
         </w:rPr>
         <w:t xml:space="preserve"> </w:t>
       </w:r>
-      <w:r>
-        <w:rPr>
-          <w:rFonts w:ascii="Calibri" w:hAnsi="Calibri" w:cs="Calibri"/>
-          <w:color w:val="000000" w:themeColor="text1"/>
-        </w:rPr>
-        <w:t>aggiungiAppuntamento(data, orarioInizio, durata, animale, motivazione, List&lt;MembroEquipe&gt;)</w:t>
+      <w:proofErr w:type="spellStart"/>
+      <w:proofErr w:type="gramStart"/>
+      <w:r>
+        <w:rPr>
+          <w:rFonts w:ascii="Calibri" w:hAnsi="Calibri" w:cs="Calibri"/>
+          <w:color w:val="000000" w:themeColor="text1"/>
+        </w:rPr>
+        <w:t>aggiungiAppuntamento</w:t>
+      </w:r>
+      <w:proofErr w:type="spellEnd"/>
+      <w:r>
+        <w:rPr>
+          <w:rFonts w:ascii="Calibri" w:hAnsi="Calibri" w:cs="Calibri"/>
+          <w:color w:val="000000" w:themeColor="text1"/>
+        </w:rPr>
+        <w:t>(</w:t>
+      </w:r>
+      <w:proofErr w:type="gramEnd"/>
+      <w:r>
+        <w:rPr>
+          <w:rFonts w:ascii="Calibri" w:hAnsi="Calibri" w:cs="Calibri"/>
+          <w:color w:val="000000" w:themeColor="text1"/>
+        </w:rPr>
+        <w:t xml:space="preserve">data, </w:t>
+      </w:r>
+      <w:proofErr w:type="spellStart"/>
+      <w:proofErr w:type="gramStart"/>
+      <w:r>
+        <w:rPr>
+          <w:rFonts w:ascii="Calibri" w:hAnsi="Calibri" w:cs="Calibri"/>
+          <w:color w:val="000000" w:themeColor="text1"/>
+        </w:rPr>
+        <w:t>orarioInizio</w:t>
+      </w:r>
+      <w:proofErr w:type="spellEnd"/>
+      <w:proofErr w:type="gramEnd"/>
+      <w:r>
+        <w:rPr>
+          <w:rFonts w:ascii="Calibri" w:hAnsi="Calibri" w:cs="Calibri"/>
+          <w:color w:val="000000" w:themeColor="text1"/>
+        </w:rPr>
+        <w:t>, durata, animale, motivazione, List&lt;</w:t>
+      </w:r>
+      <w:proofErr w:type="spellStart"/>
+      <w:r>
+        <w:rPr>
+          <w:rFonts w:ascii="Calibri" w:hAnsi="Calibri" w:cs="Calibri"/>
+          <w:color w:val="000000" w:themeColor="text1"/>
+        </w:rPr>
+        <w:t>MembroEquipe</w:t>
+      </w:r>
+      <w:proofErr w:type="spellEnd"/>
+      <w:r>
+        <w:rPr>
+          <w:rFonts w:ascii="Calibri" w:hAnsi="Calibri" w:cs="Calibri"/>
+          <w:color w:val="000000" w:themeColor="text1"/>
+        </w:rPr>
+        <w:t>&gt;)</w:t>
       </w:r>
     </w:p>
     <w:p>
@@ -17817,7 +19315,23 @@
           <w:rFonts w:ascii="Calibri" w:hAnsi="Calibri" w:cs="Calibri"/>
           <w:color w:val="000000" w:themeColor="text1"/>
         </w:rPr>
-        <w:t>-è presente un’istanza a di animale;</w:t>
+        <w:t xml:space="preserve">-è presente un’istanza </w:t>
+      </w:r>
+      <w:proofErr w:type="gramStart"/>
+      <w:r>
+        <w:rPr>
+          <w:rFonts w:ascii="Calibri" w:hAnsi="Calibri" w:cs="Calibri"/>
+          <w:color w:val="000000" w:themeColor="text1"/>
+        </w:rPr>
+        <w:t>a di</w:t>
+      </w:r>
+      <w:proofErr w:type="gramEnd"/>
+      <w:r>
+        <w:rPr>
+          <w:rFonts w:ascii="Calibri" w:hAnsi="Calibri" w:cs="Calibri"/>
+          <w:color w:val="000000" w:themeColor="text1"/>
+        </w:rPr>
+        <w:t xml:space="preserve"> animale;</w:t>
       </w:r>
     </w:p>
     <w:p>
@@ -18277,12 +19791,30 @@
         </w:rPr>
         <w:t xml:space="preserve"> </w:t>
       </w:r>
-      <w:r>
-        <w:rPr>
-          <w:rFonts w:ascii="Calibri" w:hAnsi="Calibri" w:cs="Calibri"/>
-          <w:color w:val="000000" w:themeColor="text1"/>
-        </w:rPr>
-        <w:t>controllaScorte()</w:t>
+      <w:proofErr w:type="spellStart"/>
+      <w:proofErr w:type="gramStart"/>
+      <w:r>
+        <w:rPr>
+          <w:rFonts w:ascii="Calibri" w:hAnsi="Calibri" w:cs="Calibri"/>
+          <w:color w:val="000000" w:themeColor="text1"/>
+        </w:rPr>
+        <w:t>controllaScorte</w:t>
+      </w:r>
+      <w:proofErr w:type="spellEnd"/>
+      <w:r>
+        <w:rPr>
+          <w:rFonts w:ascii="Calibri" w:hAnsi="Calibri" w:cs="Calibri"/>
+          <w:color w:val="000000" w:themeColor="text1"/>
+        </w:rPr>
+        <w:t>(</w:t>
+      </w:r>
+      <w:proofErr w:type="gramEnd"/>
+      <w:r>
+        <w:rPr>
+          <w:rFonts w:ascii="Calibri" w:hAnsi="Calibri" w:cs="Calibri"/>
+          <w:color w:val="000000" w:themeColor="text1"/>
+        </w:rPr>
+        <w:t>)</w:t>
       </w:r>
     </w:p>
     <w:p>
@@ -18388,12 +19920,71 @@
         </w:rPr>
         <w:t xml:space="preserve"> </w:t>
       </w:r>
-      <w:r>
-        <w:rPr>
-          <w:rFonts w:ascii="Calibri" w:hAnsi="Calibri" w:cs="Calibri"/>
-          <w:color w:val="000000" w:themeColor="text1"/>
-        </w:rPr>
-        <w:t>generaOrdine(nomeFarmaco: String , quantità: int)</w:t>
+      <w:proofErr w:type="spellStart"/>
+      <w:proofErr w:type="gramStart"/>
+      <w:r>
+        <w:rPr>
+          <w:rFonts w:ascii="Calibri" w:hAnsi="Calibri" w:cs="Calibri"/>
+          <w:color w:val="000000" w:themeColor="text1"/>
+        </w:rPr>
+        <w:t>generaOrdine</w:t>
+      </w:r>
+      <w:proofErr w:type="spellEnd"/>
+      <w:r>
+        <w:rPr>
+          <w:rFonts w:ascii="Calibri" w:hAnsi="Calibri" w:cs="Calibri"/>
+          <w:color w:val="000000" w:themeColor="text1"/>
+        </w:rPr>
+        <w:t>(</w:t>
+      </w:r>
+      <w:proofErr w:type="spellStart"/>
+      <w:proofErr w:type="gramEnd"/>
+      <w:r>
+        <w:rPr>
+          <w:rFonts w:ascii="Calibri" w:hAnsi="Calibri" w:cs="Calibri"/>
+          <w:color w:val="000000" w:themeColor="text1"/>
+        </w:rPr>
+        <w:t>nomeFarmaco</w:t>
+      </w:r>
+      <w:proofErr w:type="spellEnd"/>
+      <w:r>
+        <w:rPr>
+          <w:rFonts w:ascii="Calibri" w:hAnsi="Calibri" w:cs="Calibri"/>
+          <w:color w:val="000000" w:themeColor="text1"/>
+        </w:rPr>
+        <w:t xml:space="preserve">: </w:t>
+      </w:r>
+      <w:proofErr w:type="gramStart"/>
+      <w:r>
+        <w:rPr>
+          <w:rFonts w:ascii="Calibri" w:hAnsi="Calibri" w:cs="Calibri"/>
+          <w:color w:val="000000" w:themeColor="text1"/>
+        </w:rPr>
+        <w:t>String ,</w:t>
+      </w:r>
+      <w:proofErr w:type="gramEnd"/>
+      <w:r>
+        <w:rPr>
+          <w:rFonts w:ascii="Calibri" w:hAnsi="Calibri" w:cs="Calibri"/>
+          <w:color w:val="000000" w:themeColor="text1"/>
+        </w:rPr>
+        <w:t xml:space="preserve"> quantità: </w:t>
+      </w:r>
+      <w:proofErr w:type="spellStart"/>
+      <w:r>
+        <w:rPr>
+          <w:rFonts w:ascii="Calibri" w:hAnsi="Calibri" w:cs="Calibri"/>
+          <w:color w:val="000000" w:themeColor="text1"/>
+        </w:rPr>
+        <w:t>int</w:t>
+      </w:r>
+      <w:proofErr w:type="spellEnd"/>
+      <w:r>
+        <w:rPr>
+          <w:rFonts w:ascii="Calibri" w:hAnsi="Calibri" w:cs="Calibri"/>
+          <w:color w:val="000000" w:themeColor="text1"/>
+        </w:rPr>
+        <w:t>)</w:t>
       </w:r>
     </w:p>
     <w:p>
@@ -18453,7 +20044,23 @@
           <w:rFonts w:ascii="Calibri" w:hAnsi="Calibri" w:cs="Calibri"/>
           <w:color w:val="000000" w:themeColor="text1"/>
         </w:rPr>
-        <w:t>Post-condizioni:- è stato generato un ordine di farmaci;</w:t>
+        <w:t>Post-</w:t>
+      </w:r>
+      <w:proofErr w:type="gramStart"/>
+      <w:r>
+        <w:rPr>
+          <w:rFonts w:ascii="Calibri" w:hAnsi="Calibri" w:cs="Calibri"/>
+          <w:color w:val="000000" w:themeColor="text1"/>
+        </w:rPr>
+        <w:t>condizioni:-</w:t>
+      </w:r>
+      <w:proofErr w:type="gramEnd"/>
+      <w:r>
+        <w:rPr>
+          <w:rFonts w:ascii="Calibri" w:hAnsi="Calibri" w:cs="Calibri"/>
+          <w:color w:val="000000" w:themeColor="text1"/>
+        </w:rPr>
+        <w:t xml:space="preserve"> è stato generato un ordine di farmaci;</w:t>
       </w:r>
     </w:p>
     <w:p>
@@ -18621,12 +20228,30 @@
         </w:rPr>
         <w:t xml:space="preserve"> </w:t>
       </w:r>
-      <w:r>
-        <w:rPr>
-          <w:rFonts w:ascii="Calibri" w:hAnsi="Calibri" w:cs="Calibri"/>
-          <w:color w:val="000000" w:themeColor="text1"/>
-        </w:rPr>
-        <w:t>FlussoGestisciTurni()</w:t>
+      <w:proofErr w:type="spellStart"/>
+      <w:proofErr w:type="gramStart"/>
+      <w:r>
+        <w:rPr>
+          <w:rFonts w:ascii="Calibri" w:hAnsi="Calibri" w:cs="Calibri"/>
+          <w:color w:val="000000" w:themeColor="text1"/>
+        </w:rPr>
+        <w:t>FlussoGestisciTurni</w:t>
+      </w:r>
+      <w:proofErr w:type="spellEnd"/>
+      <w:r>
+        <w:rPr>
+          <w:rFonts w:ascii="Calibri" w:hAnsi="Calibri" w:cs="Calibri"/>
+          <w:color w:val="000000" w:themeColor="text1"/>
+        </w:rPr>
+        <w:t>(</w:t>
+      </w:r>
+      <w:proofErr w:type="gramEnd"/>
+      <w:r>
+        <w:rPr>
+          <w:rFonts w:ascii="Calibri" w:hAnsi="Calibri" w:cs="Calibri"/>
+          <w:color w:val="000000" w:themeColor="text1"/>
+        </w:rPr>
+        <w:t>)</w:t>
       </w:r>
     </w:p>
     <w:p>
@@ -18857,33 +20482,17 @@
       <w:r>
         <w:rPr>
           <w:rFonts w:ascii="Calibri" w:hAnsi="Calibri" w:cs="Calibri"/>
-          <w:color w:val="000000" w:themeColor="text1"/>
-        </w:rPr>
-        <w:t>Inserimento di un nuovo animale e relativo padrone</w:t>
-      </w:r>
-    </w:p>
-    <w:p>
-      <w:pPr>
-        <w:pStyle w:val="Paragrafoelenco"/>
-        <w:rPr>
-          <w:rFonts w:ascii="Calibri" w:hAnsi="Calibri" w:cs="Calibri"/>
-          <w:color w:val="000000" w:themeColor="text1"/>
-        </w:rPr>
-      </w:pPr>
-      <w:r>
-        <w:rPr>
-          <w:rFonts w:ascii="Calibri" w:hAnsi="Calibri" w:cs="Calibri"/>
           <w:noProof/>
           <w:color w:val="000000" w:themeColor="text1"/>
         </w:rPr>
         <w:drawing>
-          <wp:anchor distT="0" distB="0" distL="114300" distR="114300" simplePos="0" relativeHeight="251706368" behindDoc="1" locked="0" layoutInCell="1" allowOverlap="1" wp14:anchorId="68F2213A" wp14:editId="2BF192C7">
+          <wp:anchor distT="0" distB="0" distL="114300" distR="114300" simplePos="0" relativeHeight="251706368" behindDoc="1" locked="0" layoutInCell="1" allowOverlap="1" wp14:anchorId="68F2213A" wp14:editId="563E9403">
             <wp:simplePos x="0" y="0"/>
             <wp:positionH relativeFrom="margin">
-              <wp:posOffset>0</wp:posOffset>
+              <wp:posOffset>89282</wp:posOffset>
             </wp:positionH>
             <wp:positionV relativeFrom="page">
-              <wp:posOffset>7612380</wp:posOffset>
+              <wp:posOffset>5661806</wp:posOffset>
             </wp:positionV>
             <wp:extent cx="6120130" cy="2414270"/>
             <wp:effectExtent l="0" t="0" r="0" b="5080"/>
@@ -18940,6 +20549,22 @@
           </wp:anchor>
         </w:drawing>
       </w:r>
+      <w:r>
+        <w:rPr>
+          <w:rFonts w:ascii="Calibri" w:hAnsi="Calibri" w:cs="Calibri"/>
+          <w:color w:val="000000" w:themeColor="text1"/>
+        </w:rPr>
+        <w:t>Inserimento di un nuovo animale e relativo padrone</w:t>
+      </w:r>
+    </w:p>
+    <w:p>
+      <w:pPr>
+        <w:pStyle w:val="Paragrafoelenco"/>
+        <w:rPr>
+          <w:rFonts w:ascii="Calibri" w:hAnsi="Calibri" w:cs="Calibri"/>
+          <w:color w:val="000000" w:themeColor="text1"/>
+        </w:rPr>
+      </w:pPr>
     </w:p>
     <w:p>
       <w:pPr>
@@ -18959,8 +20584,9 @@
           <w:noProof/>
           <w:color w:val="000000" w:themeColor="text1"/>
         </w:rPr>
+        <w:lastRenderedPageBreak/>
         <w:drawing>
-          <wp:anchor distT="0" distB="0" distL="114300" distR="114300" simplePos="0" relativeHeight="251667456" behindDoc="1" locked="0" layoutInCell="1" allowOverlap="1" wp14:anchorId="1CA21F51" wp14:editId="71A237C1">
+          <wp:anchor distT="0" distB="0" distL="114300" distR="114300" simplePos="0" relativeHeight="251667456" behindDoc="1" locked="0" layoutInCell="1" allowOverlap="1" wp14:anchorId="1CA21F51" wp14:editId="4AB380B9">
             <wp:simplePos x="0" y="0"/>
             <wp:positionH relativeFrom="margin">
               <wp:align>right</wp:align>
@@ -19042,7 +20668,6 @@
           <w:rFonts w:ascii="Calibri" w:hAnsi="Calibri" w:cs="Calibri"/>
           <w:color w:val="000000" w:themeColor="text1"/>
         </w:rPr>
-        <w:lastRenderedPageBreak/>
         <w:t>Generazione e salvataggio di una nuova terapia</w:t>
       </w:r>
     </w:p>
@@ -19817,7 +21442,39 @@
           <w:rFonts w:ascii="Calibri" w:hAnsi="Calibri" w:cs="Calibri"/>
           <w:color w:val="000000" w:themeColor="text1"/>
         </w:rPr>
-        <w:t>Il sistema VetCare, nella sua architettura attuale, costituisce una solida base per la gestione integrata di una clinica veterinaria, soddisfacendo pienamente i requisiti funzionali e non funzionali emersi durante la fase di analisi. Tuttavia, in un'ottica di miglioramento continuo e di adattamento a scenari operativi più complessi, sono state identificate due direttrici di evoluzione architetturale. Questi interventi mirano a rendere il sistema ancora più manutenibile, testabile e aderente ai principi dell'ingegneria del software, in particolare per quanto riguarda la gestione della complessità e la separazione delle responsabilità.</w:t>
+        <w:t xml:space="preserve">Il sistema </w:t>
+      </w:r>
+      <w:proofErr w:type="spellStart"/>
+      <w:r>
+        <w:rPr>
+          <w:rFonts w:ascii="Calibri" w:hAnsi="Calibri" w:cs="Calibri"/>
+          <w:color w:val="000000" w:themeColor="text1"/>
+        </w:rPr>
+        <w:t>VetCare</w:t>
+      </w:r>
+      <w:proofErr w:type="spellEnd"/>
+      <w:r>
+        <w:rPr>
+          <w:rFonts w:ascii="Calibri" w:hAnsi="Calibri" w:cs="Calibri"/>
+          <w:color w:val="000000" w:themeColor="text1"/>
+        </w:rPr>
+        <w:t xml:space="preserve">, nella sua architettura attuale, costituisce una solida base per la gestione integrata di una clinica veterinaria, soddisfacendo pienamente i requisiti funzionali e non funzionali emersi durante la fase di analisi. Tuttavia, in un'ottica di miglioramento continuo e di adattamento a scenari operativi più complessi, sono state identificate due direttrici di evoluzione architetturale. Questi interventi mirano a rendere il sistema ancora più </w:t>
+      </w:r>
+      <w:proofErr w:type="spellStart"/>
+      <w:r>
+        <w:rPr>
+          <w:rFonts w:ascii="Calibri" w:hAnsi="Calibri" w:cs="Calibri"/>
+          <w:color w:val="000000" w:themeColor="text1"/>
+        </w:rPr>
+        <w:t>manutenibile</w:t>
+      </w:r>
+      <w:proofErr w:type="spellEnd"/>
+      <w:r>
+        <w:rPr>
+          <w:rFonts w:ascii="Calibri" w:hAnsi="Calibri" w:cs="Calibri"/>
+          <w:color w:val="000000" w:themeColor="text1"/>
+        </w:rPr>
+        <w:t>, testabile e aderente ai principi dell'ingegneria del software, in particolare per quanto riguarda la gestione della complessità e la separazione delle responsabilità.</w:t>
       </w:r>
     </w:p>
     <w:p>
@@ -19845,7 +21502,55 @@
           <w:rFonts w:ascii="Calibri" w:hAnsi="Calibri" w:cs="Calibri"/>
           <w:color w:val="000000" w:themeColor="text1"/>
         </w:rPr>
-        <w:t>Analizzando le responsabilità attuali di VetCare, si osserva che essa si occupa non solo del coordinamento delle operazioni, ma anche della gestione diretta della persistenza e della ricerca di entità come Proprietario, Animale e MembroPersonale (Veterinario, Segretario, MembroEquipe). Questa gestione non appartiene naturalmente al controller, che dovrebbe coordinare i flussi, né alle singole entità di dominio, il cui compito è rappresentare concetti del mondo reale.</w:t>
+        <w:t>Analizzando le responsabilità attuali di </w:t>
+      </w:r>
+      <w:proofErr w:type="spellStart"/>
+      <w:r>
+        <w:rPr>
+          <w:rFonts w:ascii="Calibri" w:hAnsi="Calibri" w:cs="Calibri"/>
+          <w:color w:val="000000" w:themeColor="text1"/>
+        </w:rPr>
+        <w:t>VetCare</w:t>
+      </w:r>
+      <w:proofErr w:type="spellEnd"/>
+      <w:r>
+        <w:rPr>
+          <w:rFonts w:ascii="Calibri" w:hAnsi="Calibri" w:cs="Calibri"/>
+          <w:color w:val="000000" w:themeColor="text1"/>
+        </w:rPr>
+        <w:t>, si osserva che essa si occupa non solo del coordinamento delle operazioni, ma anche della gestione diretta della persistenza e della ricerca di entità come Proprietario, Animale e </w:t>
+      </w:r>
+      <w:proofErr w:type="spellStart"/>
+      <w:r>
+        <w:rPr>
+          <w:rFonts w:ascii="Calibri" w:hAnsi="Calibri" w:cs="Calibri"/>
+          <w:color w:val="000000" w:themeColor="text1"/>
+        </w:rPr>
+        <w:t>MembroPersonale</w:t>
+      </w:r>
+      <w:proofErr w:type="spellEnd"/>
+      <w:r>
+        <w:rPr>
+          <w:rFonts w:ascii="Calibri" w:hAnsi="Calibri" w:cs="Calibri"/>
+          <w:color w:val="000000" w:themeColor="text1"/>
+        </w:rPr>
+        <w:t xml:space="preserve"> (Veterinario, Segretario, </w:t>
+      </w:r>
+      <w:proofErr w:type="spellStart"/>
+      <w:r>
+        <w:rPr>
+          <w:rFonts w:ascii="Calibri" w:hAnsi="Calibri" w:cs="Calibri"/>
+          <w:color w:val="000000" w:themeColor="text1"/>
+        </w:rPr>
+        <w:t>MembroEquipe</w:t>
+      </w:r>
+      <w:proofErr w:type="spellEnd"/>
+      <w:r>
+        <w:rPr>
+          <w:rFonts w:ascii="Calibri" w:hAnsi="Calibri" w:cs="Calibri"/>
+          <w:color w:val="000000" w:themeColor="text1"/>
+        </w:rPr>
+        <w:t>). Questa gestione non appartiene naturalmente al controller, che dovrebbe coordinare i flussi, né alle singole entità di dominio, il cui compito è rappresentare concetti del mondo reale.</w:t>
       </w:r>
     </w:p>
     <w:p>
@@ -19863,7 +21568,23 @@
           <w:rFonts w:ascii="Calibri" w:hAnsi="Calibri" w:cs="Calibri"/>
           <w:color w:val="000000" w:themeColor="text1"/>
         </w:rPr>
-        <w:t>Applicando il principio del Pure Fabrication, si introduce una nuova classe, denominata Archivio, la cui unica responsabilità è la memorizzazione, il recupero e la ricerca delle entità anagrafiche. Questa classe viene "fabbricata" puramente per esigenze di progettazione, non esiste nel dominio reale della clinica, ma serve a migliorare la struttura del software.</w:t>
+        <w:t xml:space="preserve">Applicando il principio del Pure </w:t>
+      </w:r>
+      <w:proofErr w:type="spellStart"/>
+      <w:r>
+        <w:rPr>
+          <w:rFonts w:ascii="Calibri" w:hAnsi="Calibri" w:cs="Calibri"/>
+          <w:color w:val="000000" w:themeColor="text1"/>
+        </w:rPr>
+        <w:t>Fabrication</w:t>
+      </w:r>
+      <w:proofErr w:type="spellEnd"/>
+      <w:r>
+        <w:rPr>
+          <w:rFonts w:ascii="Calibri" w:hAnsi="Calibri" w:cs="Calibri"/>
+          <w:color w:val="000000" w:themeColor="text1"/>
+        </w:rPr>
+        <w:t>, si introduce una nuova classe, denominata Archivio, la cui unica responsabilità è la memorizzazione, il recupero e la ricerca delle entità anagrafiche. Questa classe viene "fabbricata" puramente per esigenze di progettazione, non esiste nel dominio reale della clinica, ma serve a migliorare la struttura del software.</w:t>
       </w:r>
     </w:p>
     <w:p>
@@ -19918,7 +21639,23 @@
           <w:rFonts w:ascii="Calibri" w:hAnsi="Calibri" w:cs="Calibri"/>
           <w:color w:val="000000" w:themeColor="text1"/>
         </w:rPr>
-        <w:t> VetCare viene sollevata dalla gestione diretta dei dati anagrafici e può concentrarsi esclusivamente sul coordinamento dei flussi logici.</w:t>
+        <w:t> </w:t>
+      </w:r>
+      <w:proofErr w:type="spellStart"/>
+      <w:r>
+        <w:rPr>
+          <w:rFonts w:ascii="Calibri" w:hAnsi="Calibri" w:cs="Calibri"/>
+          <w:color w:val="000000" w:themeColor="text1"/>
+        </w:rPr>
+        <w:t>VetCare</w:t>
+      </w:r>
+      <w:proofErr w:type="spellEnd"/>
+      <w:r>
+        <w:rPr>
+          <w:rFonts w:ascii="Calibri" w:hAnsi="Calibri" w:cs="Calibri"/>
+          <w:color w:val="000000" w:themeColor="text1"/>
+        </w:rPr>
+        <w:t> viene sollevata dalla gestione diretta dei dati anagrafici e può concentrarsi esclusivamente sul coordinamento dei flussi logici.</w:t>
       </w:r>
     </w:p>
     <w:p>
@@ -19949,7 +21686,23 @@
           <w:rFonts w:ascii="Calibri" w:hAnsi="Calibri" w:cs="Calibri"/>
           <w:color w:val="000000" w:themeColor="text1"/>
         </w:rPr>
-        <w:t> Sia VetCare (coordinamento) che Archivio (gestione dati) diventano classi con una responsabilità unica e ben definita.</w:t>
+        <w:t> Sia </w:t>
+      </w:r>
+      <w:proofErr w:type="spellStart"/>
+      <w:r>
+        <w:rPr>
+          <w:rFonts w:ascii="Calibri" w:hAnsi="Calibri" w:cs="Calibri"/>
+          <w:color w:val="000000" w:themeColor="text1"/>
+        </w:rPr>
+        <w:t>VetCare</w:t>
+      </w:r>
+      <w:proofErr w:type="spellEnd"/>
+      <w:r>
+        <w:rPr>
+          <w:rFonts w:ascii="Calibri" w:hAnsi="Calibri" w:cs="Calibri"/>
+          <w:color w:val="000000" w:themeColor="text1"/>
+        </w:rPr>
+        <w:t> (coordinamento) che Archivio (gestione dati) diventano classi con una responsabilità unica e ben definita.</w:t>
       </w:r>
     </w:p>
     <w:p>
@@ -20136,7 +21889,23 @@
           <w:rFonts w:ascii="Calibri" w:hAnsi="Calibri" w:cs="Calibri"/>
           <w:color w:val="000000" w:themeColor="text1"/>
         </w:rPr>
-        <w:t>Allo stato attuale, la classe VetCare (che funge da controller) gestisce anche parte della logica di interazione con l'utente, come la stampa di messaggi di conferma o la richiesta di input. Questa commistione di responsabilità viola il principio della Separazione delle Responsabilità (SoC) e riduce la coesione della classe, rendendola più complessa e difficile da manutenere o adattare a diversi tipi di interfaccia utente (es. grafica invece che a riga di comando).</w:t>
+        <w:t xml:space="preserve">Allo stato attuale, la classe </w:t>
+      </w:r>
+      <w:proofErr w:type="spellStart"/>
+      <w:r>
+        <w:rPr>
+          <w:rFonts w:ascii="Calibri" w:hAnsi="Calibri" w:cs="Calibri"/>
+          <w:color w:val="000000" w:themeColor="text1"/>
+        </w:rPr>
+        <w:t>VetCare</w:t>
+      </w:r>
+      <w:proofErr w:type="spellEnd"/>
+      <w:r>
+        <w:rPr>
+          <w:rFonts w:ascii="Calibri" w:hAnsi="Calibri" w:cs="Calibri"/>
+          <w:color w:val="000000" w:themeColor="text1"/>
+        </w:rPr>
+        <w:t xml:space="preserve"> (che funge da controller) gestisce anche parte della logica di interazione con l'utente, come la stampa di messaggi di conferma o la richiesta di input. Questa commistione di responsabilità viola il principio della Separazione delle Responsabilità (SoC) e riduce la coesione della classe, rendendola più complessa e difficile da manutenere o adattare a diversi tipi di interfaccia utente (es. grafica invece che a riga di comando).</w:t>
       </w:r>
     </w:p>
     <w:p>
@@ -20187,7 +21956,71 @@
           <w:rFonts w:ascii="Calibri" w:hAnsi="Calibri" w:cs="Calibri"/>
           <w:color w:val="000000" w:themeColor="text1"/>
         </w:rPr>
-        <w:t>Si intende operare un refactoring che trasferisca completamente la responsabilità dell'interazione con l'utente dalla classe VetCare a un livello dedicato, ovvero la UI. L'obiettivo è fare in modo che VetCare si occupi esclusivamente della logica di dominio e del coordinamento dei servizi, diventando un vero e proprio Application Service o Facade per il sistema.</w:t>
+        <w:t xml:space="preserve">Si intende operare un </w:t>
+      </w:r>
+      <w:proofErr w:type="spellStart"/>
+      <w:r>
+        <w:rPr>
+          <w:rFonts w:ascii="Calibri" w:hAnsi="Calibri" w:cs="Calibri"/>
+          <w:color w:val="000000" w:themeColor="text1"/>
+        </w:rPr>
+        <w:t>refactoring</w:t>
+      </w:r>
+      <w:proofErr w:type="spellEnd"/>
+      <w:r>
+        <w:rPr>
+          <w:rFonts w:ascii="Calibri" w:hAnsi="Calibri" w:cs="Calibri"/>
+          <w:color w:val="000000" w:themeColor="text1"/>
+        </w:rPr>
+        <w:t xml:space="preserve"> che trasferisca completamente la responsabilità dell'interazione con l'utente dalla classe </w:t>
+      </w:r>
+      <w:proofErr w:type="spellStart"/>
+      <w:r>
+        <w:rPr>
+          <w:rFonts w:ascii="Calibri" w:hAnsi="Calibri" w:cs="Calibri"/>
+          <w:color w:val="000000" w:themeColor="text1"/>
+        </w:rPr>
+        <w:t>VetCare</w:t>
+      </w:r>
+      <w:proofErr w:type="spellEnd"/>
+      <w:r>
+        <w:rPr>
+          <w:rFonts w:ascii="Calibri" w:hAnsi="Calibri" w:cs="Calibri"/>
+          <w:color w:val="000000" w:themeColor="text1"/>
+        </w:rPr>
+        <w:t xml:space="preserve"> a un livello dedicato, ovvero la UI. L'obiettivo è fare in modo che </w:t>
+      </w:r>
+      <w:proofErr w:type="spellStart"/>
+      <w:r>
+        <w:rPr>
+          <w:rFonts w:ascii="Calibri" w:hAnsi="Calibri" w:cs="Calibri"/>
+          <w:color w:val="000000" w:themeColor="text1"/>
+        </w:rPr>
+        <w:t>VetCare</w:t>
+      </w:r>
+      <w:proofErr w:type="spellEnd"/>
+      <w:r>
+        <w:rPr>
+          <w:rFonts w:ascii="Calibri" w:hAnsi="Calibri" w:cs="Calibri"/>
+          <w:color w:val="000000" w:themeColor="text1"/>
+        </w:rPr>
+        <w:t xml:space="preserve"> si occupi esclusivamente della logica di dominio e del coordinamento dei servizi, diventando un vero e proprio Application Service o </w:t>
+      </w:r>
+      <w:proofErr w:type="spellStart"/>
+      <w:r>
+        <w:rPr>
+          <w:rFonts w:ascii="Calibri" w:hAnsi="Calibri" w:cs="Calibri"/>
+          <w:color w:val="000000" w:themeColor="text1"/>
+        </w:rPr>
+        <w:t>Facade</w:t>
+      </w:r>
+      <w:proofErr w:type="spellEnd"/>
+      <w:r>
+        <w:rPr>
+          <w:rFonts w:ascii="Calibri" w:hAnsi="Calibri" w:cs="Calibri"/>
+          <w:color w:val="000000" w:themeColor="text1"/>
+        </w:rPr>
+        <w:t xml:space="preserve"> per il sistema.</w:t>
       </w:r>
     </w:p>
     <w:p>
@@ -20229,7 +22062,39 @@
           <w:color w:val="000000" w:themeColor="text1"/>
         </w:rPr>
         <w:lastRenderedPageBreak/>
-        <w:t>La UI (ConsoleUI) gestisce tutto il flusso di presentazione: raccoglie i dati in input, li validano sintatticamente (es. formato della data) e li passa a VetCare sotto forma di oggetti dati semplici (DTO o parametri già tipizzati).</w:t>
+        <w:t>La UI (</w:t>
+      </w:r>
+      <w:proofErr w:type="spellStart"/>
+      <w:r>
+        <w:rPr>
+          <w:rFonts w:ascii="Calibri" w:hAnsi="Calibri" w:cs="Calibri"/>
+          <w:color w:val="000000" w:themeColor="text1"/>
+        </w:rPr>
+        <w:t>ConsoleUI</w:t>
+      </w:r>
+      <w:proofErr w:type="spellEnd"/>
+      <w:r>
+        <w:rPr>
+          <w:rFonts w:ascii="Calibri" w:hAnsi="Calibri" w:cs="Calibri"/>
+          <w:color w:val="000000" w:themeColor="text1"/>
+        </w:rPr>
+        <w:t xml:space="preserve">) gestisce tutto il flusso di presentazione: raccoglie i dati in input, li validano sintatticamente (es. formato della data) e li passa a </w:t>
+      </w:r>
+      <w:proofErr w:type="spellStart"/>
+      <w:r>
+        <w:rPr>
+          <w:rFonts w:ascii="Calibri" w:hAnsi="Calibri" w:cs="Calibri"/>
+          <w:color w:val="000000" w:themeColor="text1"/>
+        </w:rPr>
+        <w:t>VetCare</w:t>
+      </w:r>
+      <w:proofErr w:type="spellEnd"/>
+      <w:r>
+        <w:rPr>
+          <w:rFonts w:ascii="Calibri" w:hAnsi="Calibri" w:cs="Calibri"/>
+          <w:color w:val="000000" w:themeColor="text1"/>
+        </w:rPr>
+        <w:t xml:space="preserve"> sotto forma di oggetti dati semplici (DTO o parametri già tipizzati).</w:t>
       </w:r>
     </w:p>
     <w:p>
@@ -20252,7 +22117,23 @@
           <w:rFonts w:ascii="Calibri" w:hAnsi="Calibri" w:cs="Calibri"/>
           <w:color w:val="000000" w:themeColor="text1"/>
         </w:rPr>
-        <w:t>Il controller (VetCare) esegue le operazioni richieste: interagisce con il modello di dominio (attraverso le nuove interfacce di servizio) e restituisce alla UI un oggetto risultato (es. l'animale appena creato, un messaggio di stato, un'eccezione trasformata).</w:t>
+        <w:t>Il controller (</w:t>
+      </w:r>
+      <w:proofErr w:type="spellStart"/>
+      <w:r>
+        <w:rPr>
+          <w:rFonts w:ascii="Calibri" w:hAnsi="Calibri" w:cs="Calibri"/>
+          <w:color w:val="000000" w:themeColor="text1"/>
+        </w:rPr>
+        <w:t>VetCare</w:t>
+      </w:r>
+      <w:proofErr w:type="spellEnd"/>
+      <w:r>
+        <w:rPr>
+          <w:rFonts w:ascii="Calibri" w:hAnsi="Calibri" w:cs="Calibri"/>
+          <w:color w:val="000000" w:themeColor="text1"/>
+        </w:rPr>
+        <w:t>) esegue le operazioni richieste: interagisce con il modello di dominio (attraverso le nuove interfacce di servizio) e restituisce alla UI un oggetto risultato (es. l'animale appena creato, un messaggio di stato, un'eccezione trasformata).</w:t>
       </w:r>
     </w:p>
     <w:p>
@@ -20275,7 +22156,23 @@
           <w:rFonts w:ascii="Calibri" w:hAnsi="Calibri" w:cs="Calibri"/>
           <w:color w:val="000000" w:themeColor="text1"/>
         </w:rPr>
-        <w:t>La UI gestisce l'output: riceve il risultato da VetCare e decide come presentarlo all'utente, che si tratti di un messaggio di successo, di un errore, o della formattazione di dati da visualizzare.</w:t>
+        <w:t xml:space="preserve">La UI gestisce l'output: riceve il risultato da </w:t>
+      </w:r>
+      <w:proofErr w:type="spellStart"/>
+      <w:r>
+        <w:rPr>
+          <w:rFonts w:ascii="Calibri" w:hAnsi="Calibri" w:cs="Calibri"/>
+          <w:color w:val="000000" w:themeColor="text1"/>
+        </w:rPr>
+        <w:t>VetCare</w:t>
+      </w:r>
+      <w:proofErr w:type="spellEnd"/>
+      <w:r>
+        <w:rPr>
+          <w:rFonts w:ascii="Calibri" w:hAnsi="Calibri" w:cs="Calibri"/>
+          <w:color w:val="000000" w:themeColor="text1"/>
+        </w:rPr>
+        <w:t xml:space="preserve"> e decide come presentarlo all'utente, che si tratti di un messaggio di successo, di un errore, o della formattazione di dati da visualizzare.</w:t>
       </w:r>
     </w:p>
     <w:p>
@@ -20331,7 +22228,23 @@
           <w:rFonts w:ascii="Calibri" w:hAnsi="Calibri" w:cs="Calibri"/>
           <w:color w:val="000000" w:themeColor="text1"/>
         </w:rPr>
-        <w:t>Massima Coesione: VetCare diventa un componente altamente coeso, focalizzato solo sulla logica applicativa. La UI si occupa solo di presentazione.</w:t>
+        <w:t xml:space="preserve">Massima Coesione: </w:t>
+      </w:r>
+      <w:proofErr w:type="spellStart"/>
+      <w:r>
+        <w:rPr>
+          <w:rFonts w:ascii="Calibri" w:hAnsi="Calibri" w:cs="Calibri"/>
+          <w:color w:val="000000" w:themeColor="text1"/>
+        </w:rPr>
+        <w:t>VetCare</w:t>
+      </w:r>
+      <w:proofErr w:type="spellEnd"/>
+      <w:r>
+        <w:rPr>
+          <w:rFonts w:ascii="Calibri" w:hAnsi="Calibri" w:cs="Calibri"/>
+          <w:color w:val="000000" w:themeColor="text1"/>
+        </w:rPr>
+        <w:t xml:space="preserve"> diventa un componente altamente coeso, focalizzato solo sulla logica applicativa. La UI si occupa solo di presentazione.</w:t>
       </w:r>
     </w:p>
     <w:p>
@@ -20377,7 +22290,23 @@
           <w:rFonts w:ascii="Calibri" w:hAnsi="Calibri" w:cs="Calibri"/>
           <w:color w:val="000000" w:themeColor="text1"/>
         </w:rPr>
-        <w:t>Adattabilità: Questa separazione apre la strada allo sviluppo di diverse interfacce utente (Web, REST API, applicazione mobile) senza dover modificare il nucleo dell'applicazione. Basterà creare una nuova UI che interagisca con la medesima interfaccia pubblica di VetCare.</w:t>
+        <w:t xml:space="preserve">Adattabilità: Questa separazione apre la strada allo sviluppo di diverse interfacce utente (Web, REST API, applicazione mobile) senza dover modificare il nucleo dell'applicazione. Basterà creare una nuova UI che interagisca con la medesima interfaccia pubblica di </w:t>
+      </w:r>
+      <w:proofErr w:type="spellStart"/>
+      <w:r>
+        <w:rPr>
+          <w:rFonts w:ascii="Calibri" w:hAnsi="Calibri" w:cs="Calibri"/>
+          <w:color w:val="000000" w:themeColor="text1"/>
+        </w:rPr>
+        <w:t>VetCare</w:t>
+      </w:r>
+      <w:proofErr w:type="spellEnd"/>
+      <w:r>
+        <w:rPr>
+          <w:rFonts w:ascii="Calibri" w:hAnsi="Calibri" w:cs="Calibri"/>
+          <w:color w:val="000000" w:themeColor="text1"/>
+        </w:rPr>
+        <w:t>.</w:t>
       </w:r>
     </w:p>
     <w:p>
@@ -20400,7 +22329,23 @@
           <w:rFonts w:ascii="Calibri" w:hAnsi="Calibri" w:cs="Calibri"/>
           <w:color w:val="000000" w:themeColor="text1"/>
         </w:rPr>
-        <w:t>Testabilità: La logica di dominio in VetCare può essere testata tramite test unitari senza la necessità di simulare l'interazione con un utente attraverso una console.</w:t>
+        <w:t xml:space="preserve">Testabilità: La logica di dominio in </w:t>
+      </w:r>
+      <w:proofErr w:type="spellStart"/>
+      <w:r>
+        <w:rPr>
+          <w:rFonts w:ascii="Calibri" w:hAnsi="Calibri" w:cs="Calibri"/>
+          <w:color w:val="000000" w:themeColor="text1"/>
+        </w:rPr>
+        <w:t>VetCare</w:t>
+      </w:r>
+      <w:proofErr w:type="spellEnd"/>
+      <w:r>
+        <w:rPr>
+          <w:rFonts w:ascii="Calibri" w:hAnsi="Calibri" w:cs="Calibri"/>
+          <w:color w:val="000000" w:themeColor="text1"/>
+        </w:rPr>
+        <w:t xml:space="preserve"> può essere testata tramite test unitari senza la necessità di simulare l'interazione con un utente attraverso una console.</w:t>
       </w:r>
     </w:p>
     <w:p>
@@ -20432,7 +22377,15 @@
         </w:rPr>
       </w:pPr>
       <w:r>
-        <w:t>Il percorso di sviluppo del sistema VetCare si conclude con la definizione di un’architettura software solida e coerente, frutto di un processo di analisi e progettazione meticoloso. Ogni fase dell'attività, dalla prima ideazione alla stesura dei contratti delle operazioni, è stata guidata dall'obiettivo di tradurre le necessità operative della clinica in un ambiente digitale integrato e privo di ambiguità.</w:t>
+        <w:t xml:space="preserve">Il percorso di sviluppo del sistema </w:t>
+      </w:r>
+      <w:proofErr w:type="spellStart"/>
+      <w:r>
+        <w:t>VetCare</w:t>
+      </w:r>
+      <w:proofErr w:type="spellEnd"/>
+      <w:r>
+        <w:t xml:space="preserve"> si conclude con la definizione di un’architettura software solida e coerente, frutto di un processo di analisi e progettazione meticoloso. Ogni fase dell'attività, dalla prima ideazione alla stesura dei contratti delle operazioni, è stata guidata dall'obiettivo di tradurre le necessità operative della clinica in un ambiente digitale integrato e privo di ambiguità.</w:t>
       </w:r>
     </w:p>
     <w:p>
@@ -20494,7 +22447,23 @@
           <w:rFonts w:ascii="Calibri" w:hAnsi="Calibri" w:cs="Calibri"/>
           <w:color w:val="000000" w:themeColor="text1"/>
         </w:rPr>
-        <w:t>Coerenza del Nucleo Informativo: L'uso del pattern Singleton per i gestori critici (VetCare, Magazzino, Laboratorio) assicura un unico punto di accesso allo stato del sistema, prevenendo inconsistenze nei dati clinici e logistici.</w:t>
+        <w:t>Coerenza del Nucleo Informativo: L'uso del pattern Singleton per i gestori critici (</w:t>
+      </w:r>
+      <w:proofErr w:type="spellStart"/>
+      <w:r>
+        <w:rPr>
+          <w:rFonts w:ascii="Calibri" w:hAnsi="Calibri" w:cs="Calibri"/>
+          <w:color w:val="000000" w:themeColor="text1"/>
+        </w:rPr>
+        <w:t>VetCare</w:t>
+      </w:r>
+      <w:proofErr w:type="spellEnd"/>
+      <w:r>
+        <w:rPr>
+          <w:rFonts w:ascii="Calibri" w:hAnsi="Calibri" w:cs="Calibri"/>
+          <w:color w:val="000000" w:themeColor="text1"/>
+        </w:rPr>
+        <w:t>, Magazzino, Laboratorio) assicura un unico punto di accesso allo stato del sistema, prevenendo inconsistenze nei dati clinici e logistici.</w:t>
       </w:r>
     </w:p>
     <w:p>
@@ -20544,7 +22513,23 @@
           <w:color w:val="000000" w:themeColor="text1"/>
         </w:rPr>
         <w:lastRenderedPageBreak/>
-        <w:t>sistema VetCare si presenta dunque come una soluzione ponderata e robusta, pronta per guidare la clinica verso una</w:t>
+        <w:t xml:space="preserve">sistema </w:t>
+      </w:r>
+      <w:proofErr w:type="spellStart"/>
+      <w:r>
+        <w:rPr>
+          <w:rFonts w:ascii="Calibri" w:hAnsi="Calibri" w:cs="Calibri"/>
+          <w:color w:val="000000" w:themeColor="text1"/>
+        </w:rPr>
+        <w:t>VetCare</w:t>
+      </w:r>
+      <w:proofErr w:type="spellEnd"/>
+      <w:r>
+        <w:rPr>
+          <w:rFonts w:ascii="Calibri" w:hAnsi="Calibri" w:cs="Calibri"/>
+          <w:color w:val="000000" w:themeColor="text1"/>
+        </w:rPr>
+        <w:t xml:space="preserve"> si presenta dunque come una soluzione ponderata e robusta, pronta per guidare la clinica verso una</w:t>
       </w:r>
       <w:r>
         <w:rPr>
@@ -25126,15 +27111,6 @@
 </file>
 
 <file path=customXml/item1.xml><?xml version="1.0" encoding="utf-8"?>
-<?mso-contentType ?>
-<FormTemplates xmlns="http://schemas.microsoft.com/sharepoint/v3/contenttype/forms">
-  <Display>DocumentLibraryForm</Display>
-  <Edit>DocumentLibraryForm</Edit>
-  <New>DocumentLibraryForm</New>
-</FormTemplates>
-</file>
-
-<file path=customXml/item2.xml><?xml version="1.0" encoding="utf-8"?>
 <ct:contentTypeSchema xmlns:ct="http://schemas.microsoft.com/office/2006/metadata/contentType" xmlns:ma="http://schemas.microsoft.com/office/2006/metadata/properties/metaAttributes" ct:_="" ma:_="" ma:contentTypeName="Document" ma:contentTypeID="0x01010016E63A739F563946AD8C16C05D062E98" ma:contentTypeVersion="6" ma:contentTypeDescription="Create a new document." ma:contentTypeScope="" ma:versionID="a28a9786f1d8f4f56c75dc998e4d5f9b">
   <xsd:schema xmlns:xsd="http://www.w3.org/2001/XMLSchema" xmlns:xs="http://www.w3.org/2001/XMLSchema" xmlns:p="http://schemas.microsoft.com/office/2006/metadata/properties" xmlns:ns3="56c654e7-54e6-4cec-9125-9ecb39084783" targetNamespace="http://schemas.microsoft.com/office/2006/metadata/properties" ma:root="true" ma:fieldsID="a24d4552bcb2c83444a4b426af01032c" ns3:_="">
     <xsd:import namespace="56c654e7-54e6-4cec-9125-9ecb39084783"/>
@@ -25290,7 +27266,20 @@
 </ct:contentTypeSchema>
 </file>
 
+<file path=customXml/item2.xml><?xml version="1.0" encoding="utf-8"?>
+<?mso-contentType ?>
+<FormTemplates xmlns="http://schemas.microsoft.com/sharepoint/v3/contenttype/forms">
+  <Display>DocumentLibraryForm</Display>
+  <Edit>DocumentLibraryForm</Edit>
+  <New>DocumentLibraryForm</New>
+</FormTemplates>
+</file>
+
 <file path=customXml/item3.xml><?xml version="1.0" encoding="utf-8"?>
+<b:Sources xmlns:b="http://schemas.openxmlformats.org/officeDocument/2006/bibliography" xmlns="http://schemas.openxmlformats.org/officeDocument/2006/bibliography" SelectedStyle="\APASixthEditionOfficeOnline.xsl" StyleName="APA" Version="6"/>
+</file>
+
+<file path=customXml/item4.xml><?xml version="1.0" encoding="utf-8"?>
 <p:properties xmlns:p="http://schemas.microsoft.com/office/2006/metadata/properties" xmlns:xsi="http://www.w3.org/2001/XMLSchema-instance" xmlns:pc="http://schemas.microsoft.com/office/infopath/2007/PartnerControls">
   <documentManagement>
     <_activity xmlns="56c654e7-54e6-4cec-9125-9ecb39084783" xsi:nil="true"/>
@@ -25298,19 +27287,7 @@
 </p:properties>
 </file>
 
-<file path=customXml/item4.xml><?xml version="1.0" encoding="utf-8"?>
-<b:Sources xmlns:b="http://schemas.openxmlformats.org/officeDocument/2006/bibliography" xmlns="http://schemas.openxmlformats.org/officeDocument/2006/bibliography" SelectedStyle="\APASixthEditionOfficeOnline.xsl" StyleName="APA" Version="6"/>
-</file>
-
 <file path=customXml/itemProps1.xml><?xml version="1.0" encoding="utf-8"?>
-<ds:datastoreItem xmlns:ds="http://schemas.openxmlformats.org/officeDocument/2006/customXml" ds:itemID="{9526C769-C152-44AB-BBAD-EB530518D039}">
-  <ds:schemaRefs>
-    <ds:schemaRef ds:uri="http://schemas.microsoft.com/sharepoint/v3/contenttype/forms"/>
-  </ds:schemaRefs>
-</ds:datastoreItem>
-</file>
-
-<file path=customXml/itemProps2.xml><?xml version="1.0" encoding="utf-8"?>
 <ds:datastoreItem xmlns:ds="http://schemas.openxmlformats.org/officeDocument/2006/customXml" ds:itemID="{AF05F828-C5B5-4DC4-9F99-F95268BC84EF}">
   <ds:schemaRefs>
     <ds:schemaRef ds:uri="http://schemas.microsoft.com/office/2006/metadata/contentType"/>
@@ -25328,7 +27305,23 @@
 </ds:datastoreItem>
 </file>
 
+<file path=customXml/itemProps2.xml><?xml version="1.0" encoding="utf-8"?>
+<ds:datastoreItem xmlns:ds="http://schemas.openxmlformats.org/officeDocument/2006/customXml" ds:itemID="{9526C769-C152-44AB-BBAD-EB530518D039}">
+  <ds:schemaRefs>
+    <ds:schemaRef ds:uri="http://schemas.microsoft.com/sharepoint/v3/contenttype/forms"/>
+  </ds:schemaRefs>
+</ds:datastoreItem>
+</file>
+
 <file path=customXml/itemProps3.xml><?xml version="1.0" encoding="utf-8"?>
+<ds:datastoreItem xmlns:ds="http://schemas.openxmlformats.org/officeDocument/2006/customXml" ds:itemID="{57B83800-9DD8-48E5-B4BC-7F02BDC5F36A}">
+  <ds:schemaRefs>
+    <ds:schemaRef ds:uri="http://schemas.openxmlformats.org/officeDocument/2006/bibliography"/>
+  </ds:schemaRefs>
+</ds:datastoreItem>
+</file>
+
+<file path=customXml/itemProps4.xml><?xml version="1.0" encoding="utf-8"?>
 <ds:datastoreItem xmlns:ds="http://schemas.openxmlformats.org/officeDocument/2006/customXml" ds:itemID="{DAE6ADA1-BD15-4943-963F-C21A8F36A2A2}">
   <ds:schemaRefs>
     <ds:schemaRef ds:uri="http://schemas.microsoft.com/office/2006/metadata/properties"/>
@@ -25336,12 +27329,4 @@
     <ds:schemaRef ds:uri="56c654e7-54e6-4cec-9125-9ecb39084783"/>
   </ds:schemaRefs>
 </ds:datastoreItem>
-</file>
-
-<file path=customXml/itemProps4.xml><?xml version="1.0" encoding="utf-8"?>
-<ds:datastoreItem xmlns:ds="http://schemas.openxmlformats.org/officeDocument/2006/customXml" ds:itemID="{57B83800-9DD8-48E5-B4BC-7F02BDC5F36A}">
-  <ds:schemaRefs>
-    <ds:schemaRef ds:uri="http://schemas.openxmlformats.org/officeDocument/2006/bibliography"/>
-  </ds:schemaRefs>
-</ds:datastoreItem>
 </file>
--- a/Documenti/Documento di progetto finale.docx
+++ b/Documenti/Documento di progetto finale.docx
@@ -41,7 +41,7 @@
         </w:rPr>
         <w:fldChar w:fldCharType="separate"/>
       </w:r>
-      <w:hyperlink w:anchor="_Toc222587094" w:history="1">
+      <w:hyperlink w:anchor="_Toc222587546" w:history="1">
         <w:r>
           <w:rPr>
             <w:rStyle w:val="Collegamentoipertestuale"/>
@@ -84,7 +84,7 @@
             <w:noProof/>
             <w:webHidden/>
           </w:rPr>
-          <w:instrText xml:space="preserve"> PAGEREF _Toc222587094 \h </w:instrText>
+          <w:instrText xml:space="preserve"> PAGEREF _Toc222587546 \h </w:instrText>
         </w:r>
         <w:r>
           <w:rPr>
@@ -131,7 +131,7 @@
           <w14:ligatures w14:val="standardContextual"/>
         </w:rPr>
       </w:pPr>
-      <w:hyperlink w:anchor="_Toc222587095" w:history="1">
+      <w:hyperlink w:anchor="_Toc222587547" w:history="1">
         <w:r>
           <w:rPr>
             <w:rStyle w:val="Collegamentoipertestuale"/>
@@ -176,7 +176,7 @@
             <w:noProof/>
             <w:webHidden/>
           </w:rPr>
-          <w:instrText xml:space="preserve"> PAGEREF _Toc222587095 \h </w:instrText>
+          <w:instrText xml:space="preserve"> PAGEREF _Toc222587547 \h </w:instrText>
         </w:r>
         <w:r>
           <w:rPr>
@@ -223,7 +223,7 @@
           <w14:ligatures w14:val="standardContextual"/>
         </w:rPr>
       </w:pPr>
-      <w:hyperlink w:anchor="_Toc222587096" w:history="1">
+      <w:hyperlink w:anchor="_Toc222587548" w:history="1">
         <w:r>
           <w:rPr>
             <w:rStyle w:val="Collegamentoipertestuale"/>
@@ -268,7 +268,7 @@
             <w:noProof/>
             <w:webHidden/>
           </w:rPr>
-          <w:instrText xml:space="preserve"> PAGEREF _Toc222587096 \h </w:instrText>
+          <w:instrText xml:space="preserve"> PAGEREF _Toc222587548 \h </w:instrText>
         </w:r>
         <w:r>
           <w:rPr>
@@ -315,7 +315,7 @@
           <w14:ligatures w14:val="standardContextual"/>
         </w:rPr>
       </w:pPr>
-      <w:hyperlink w:anchor="_Toc222587097" w:history="1">
+      <w:hyperlink w:anchor="_Toc222587549" w:history="1">
         <w:r>
           <w:rPr>
             <w:rStyle w:val="Collegamentoipertestuale"/>
@@ -360,7 +360,7 @@
             <w:noProof/>
             <w:webHidden/>
           </w:rPr>
-          <w:instrText xml:space="preserve"> PAGEREF _Toc222587097 \h </w:instrText>
+          <w:instrText xml:space="preserve"> PAGEREF _Toc222587549 \h </w:instrText>
         </w:r>
         <w:r>
           <w:rPr>
@@ -407,7 +407,7 @@
           <w14:ligatures w14:val="standardContextual"/>
         </w:rPr>
       </w:pPr>
-      <w:hyperlink w:anchor="_Toc222587098" w:history="1">
+      <w:hyperlink w:anchor="_Toc222587550" w:history="1">
         <w:r>
           <w:rPr>
             <w:rStyle w:val="Collegamentoipertestuale"/>
@@ -452,7 +452,7 @@
             <w:noProof/>
             <w:webHidden/>
           </w:rPr>
-          <w:instrText xml:space="preserve"> PAGEREF _Toc222587098 \h </w:instrText>
+          <w:instrText xml:space="preserve"> PAGEREF _Toc222587550 \h </w:instrText>
         </w:r>
         <w:r>
           <w:rPr>
@@ -499,7 +499,7 @@
           <w14:ligatures w14:val="standardContextual"/>
         </w:rPr>
       </w:pPr>
-      <w:hyperlink w:anchor="_Toc222587099" w:history="1">
+      <w:hyperlink w:anchor="_Toc222587551" w:history="1">
         <w:r>
           <w:rPr>
             <w:rStyle w:val="Collegamentoipertestuale"/>
@@ -544,7 +544,7 @@
             <w:noProof/>
             <w:webHidden/>
           </w:rPr>
-          <w:instrText xml:space="preserve"> PAGEREF _Toc222587099 \h </w:instrText>
+          <w:instrText xml:space="preserve"> PAGEREF _Toc222587551 \h </w:instrText>
         </w:r>
         <w:r>
           <w:rPr>
@@ -592,7 +592,7 @@
           <w14:ligatures w14:val="standardContextual"/>
         </w:rPr>
       </w:pPr>
-      <w:hyperlink w:anchor="_Toc222587100" w:history="1">
+      <w:hyperlink w:anchor="_Toc222587552" w:history="1">
         <w:r>
           <w:rPr>
             <w:rStyle w:val="Collegamentoipertestuale"/>
@@ -638,7 +638,7 @@
             <w:noProof/>
             <w:webHidden/>
           </w:rPr>
-          <w:instrText xml:space="preserve"> PAGEREF _Toc222587100 \h </w:instrText>
+          <w:instrText xml:space="preserve"> PAGEREF _Toc222587552 \h </w:instrText>
         </w:r>
         <w:r>
           <w:rPr>
@@ -686,7 +686,7 @@
           <w14:ligatures w14:val="standardContextual"/>
         </w:rPr>
       </w:pPr>
-      <w:hyperlink w:anchor="_Toc222587101" w:history="1">
+      <w:hyperlink w:anchor="_Toc222587553" w:history="1">
         <w:r>
           <w:rPr>
             <w:rStyle w:val="Collegamentoipertestuale"/>
@@ -732,7 +732,7 @@
             <w:noProof/>
             <w:webHidden/>
           </w:rPr>
-          <w:instrText xml:space="preserve"> PAGEREF _Toc222587101 \h </w:instrText>
+          <w:instrText xml:space="preserve"> PAGEREF _Toc222587553 \h </w:instrText>
         </w:r>
         <w:r>
           <w:rPr>
@@ -780,7 +780,7 @@
           <w14:ligatures w14:val="standardContextual"/>
         </w:rPr>
       </w:pPr>
-      <w:hyperlink w:anchor="_Toc222587102" w:history="1">
+      <w:hyperlink w:anchor="_Toc222587554" w:history="1">
         <w:r>
           <w:rPr>
             <w:rStyle w:val="Collegamentoipertestuale"/>
@@ -826,7 +826,7 @@
             <w:noProof/>
             <w:webHidden/>
           </w:rPr>
-          <w:instrText xml:space="preserve"> PAGEREF _Toc222587102 \h </w:instrText>
+          <w:instrText xml:space="preserve"> PAGEREF _Toc222587554 \h </w:instrText>
         </w:r>
         <w:r>
           <w:rPr>
@@ -874,7 +874,7 @@
           <w14:ligatures w14:val="standardContextual"/>
         </w:rPr>
       </w:pPr>
-      <w:hyperlink w:anchor="_Toc222587103" w:history="1">
+      <w:hyperlink w:anchor="_Toc222587555" w:history="1">
         <w:r>
           <w:rPr>
             <w:rStyle w:val="Collegamentoipertestuale"/>
@@ -920,7 +920,7 @@
             <w:noProof/>
             <w:webHidden/>
           </w:rPr>
-          <w:instrText xml:space="preserve"> PAGEREF _Toc222587103 \h </w:instrText>
+          <w:instrText xml:space="preserve"> PAGEREF _Toc222587555 \h </w:instrText>
         </w:r>
         <w:r>
           <w:rPr>
@@ -968,7 +968,7 @@
           <w14:ligatures w14:val="standardContextual"/>
         </w:rPr>
       </w:pPr>
-      <w:hyperlink w:anchor="_Toc222587104" w:history="1">
+      <w:hyperlink w:anchor="_Toc222587556" w:history="1">
         <w:r>
           <w:rPr>
             <w:rStyle w:val="Collegamentoipertestuale"/>
@@ -1014,7 +1014,7 @@
             <w:noProof/>
             <w:webHidden/>
           </w:rPr>
-          <w:instrText xml:space="preserve"> PAGEREF _Toc222587104 \h </w:instrText>
+          <w:instrText xml:space="preserve"> PAGEREF _Toc222587556 \h </w:instrText>
         </w:r>
         <w:r>
           <w:rPr>
@@ -1061,7 +1061,7 @@
           <w14:ligatures w14:val="standardContextual"/>
         </w:rPr>
       </w:pPr>
-      <w:hyperlink w:anchor="_Toc222587105" w:history="1">
+      <w:hyperlink w:anchor="_Toc222587557" w:history="1">
         <w:r>
           <w:rPr>
             <w:rStyle w:val="Collegamentoipertestuale"/>
@@ -1106,7 +1106,7 @@
             <w:noProof/>
             <w:webHidden/>
           </w:rPr>
-          <w:instrText xml:space="preserve"> PAGEREF _Toc222587105 \h </w:instrText>
+          <w:instrText xml:space="preserve"> PAGEREF _Toc222587557 \h </w:instrText>
         </w:r>
         <w:r>
           <w:rPr>
@@ -1154,7 +1154,7 @@
           <w14:ligatures w14:val="standardContextual"/>
         </w:rPr>
       </w:pPr>
-      <w:hyperlink w:anchor="_Toc222587106" w:history="1">
+      <w:hyperlink w:anchor="_Toc222587558" w:history="1">
         <w:r>
           <w:rPr>
             <w:rStyle w:val="Collegamentoipertestuale"/>
@@ -1200,7 +1200,7 @@
             <w:noProof/>
             <w:webHidden/>
           </w:rPr>
-          <w:instrText xml:space="preserve"> PAGEREF _Toc222587106 \h </w:instrText>
+          <w:instrText xml:space="preserve"> PAGEREF _Toc222587558 \h </w:instrText>
         </w:r>
         <w:r>
           <w:rPr>
@@ -1248,7 +1248,7 @@
           <w14:ligatures w14:val="standardContextual"/>
         </w:rPr>
       </w:pPr>
-      <w:hyperlink w:anchor="_Toc222587107" w:history="1">
+      <w:hyperlink w:anchor="_Toc222587559" w:history="1">
         <w:r>
           <w:rPr>
             <w:rStyle w:val="Collegamentoipertestuale"/>
@@ -1294,7 +1294,7 @@
             <w:noProof/>
             <w:webHidden/>
           </w:rPr>
-          <w:instrText xml:space="preserve"> PAGEREF _Toc222587107 \h </w:instrText>
+          <w:instrText xml:space="preserve"> PAGEREF _Toc222587559 \h </w:instrText>
         </w:r>
         <w:r>
           <w:rPr>
@@ -1342,7 +1342,7 @@
           <w14:ligatures w14:val="standardContextual"/>
         </w:rPr>
       </w:pPr>
-      <w:hyperlink w:anchor="_Toc222587108" w:history="1">
+      <w:hyperlink w:anchor="_Toc222587560" w:history="1">
         <w:r>
           <w:rPr>
             <w:rStyle w:val="Collegamentoipertestuale"/>
@@ -1388,7 +1388,7 @@
             <w:noProof/>
             <w:webHidden/>
           </w:rPr>
-          <w:instrText xml:space="preserve"> PAGEREF _Toc222587108 \h </w:instrText>
+          <w:instrText xml:space="preserve"> PAGEREF _Toc222587560 \h </w:instrText>
         </w:r>
         <w:r>
           <w:rPr>
@@ -1436,7 +1436,7 @@
           <w14:ligatures w14:val="standardContextual"/>
         </w:rPr>
       </w:pPr>
-      <w:hyperlink w:anchor="_Toc222587109" w:history="1">
+      <w:hyperlink w:anchor="_Toc222587561" w:history="1">
         <w:r>
           <w:rPr>
             <w:rStyle w:val="Collegamentoipertestuale"/>
@@ -1482,7 +1482,7 @@
             <w:noProof/>
             <w:webHidden/>
           </w:rPr>
-          <w:instrText xml:space="preserve"> PAGEREF _Toc222587109 \h </w:instrText>
+          <w:instrText xml:space="preserve"> PAGEREF _Toc222587561 \h </w:instrText>
         </w:r>
         <w:r>
           <w:rPr>
@@ -1530,7 +1530,7 @@
           <w14:ligatures w14:val="standardContextual"/>
         </w:rPr>
       </w:pPr>
-      <w:hyperlink w:anchor="_Toc222587110" w:history="1">
+      <w:hyperlink w:anchor="_Toc222587562" w:history="1">
         <w:r>
           <w:rPr>
             <w:rStyle w:val="Collegamentoipertestuale"/>
@@ -1576,7 +1576,7 @@
             <w:noProof/>
             <w:webHidden/>
           </w:rPr>
-          <w:instrText xml:space="preserve"> PAGEREF _Toc222587110 \h </w:instrText>
+          <w:instrText xml:space="preserve"> PAGEREF _Toc222587562 \h </w:instrText>
         </w:r>
         <w:r>
           <w:rPr>
@@ -1623,7 +1623,7 @@
           <w14:ligatures w14:val="standardContextual"/>
         </w:rPr>
       </w:pPr>
-      <w:hyperlink w:anchor="_Toc222587111" w:history="1">
+      <w:hyperlink w:anchor="_Toc222587563" w:history="1">
         <w:r>
           <w:rPr>
             <w:rStyle w:val="Collegamentoipertestuale"/>
@@ -1668,7 +1668,7 @@
             <w:noProof/>
             <w:webHidden/>
           </w:rPr>
-          <w:instrText xml:space="preserve"> PAGEREF _Toc222587111 \h </w:instrText>
+          <w:instrText xml:space="preserve"> PAGEREF _Toc222587563 \h </w:instrText>
         </w:r>
         <w:r>
           <w:rPr>
@@ -1709,7 +1709,7 @@
           <w14:ligatures w14:val="standardContextual"/>
         </w:rPr>
       </w:pPr>
-      <w:hyperlink w:anchor="_Toc222587112" w:history="1">
+      <w:hyperlink w:anchor="_Toc222587564" w:history="1">
         <w:r>
           <w:rPr>
             <w:rStyle w:val="Collegamentoipertestuale"/>
@@ -1752,7 +1752,7 @@
             <w:noProof/>
             <w:webHidden/>
           </w:rPr>
-          <w:instrText xml:space="preserve"> PAGEREF _Toc222587112 \h </w:instrText>
+          <w:instrText xml:space="preserve"> PAGEREF _Toc222587564 \h </w:instrText>
         </w:r>
         <w:r>
           <w:rPr>
@@ -1799,7 +1799,7 @@
           <w14:ligatures w14:val="standardContextual"/>
         </w:rPr>
       </w:pPr>
-      <w:hyperlink w:anchor="_Toc222587113" w:history="1">
+      <w:hyperlink w:anchor="_Toc222587565" w:history="1">
         <w:r>
           <w:rPr>
             <w:rStyle w:val="Collegamentoipertestuale"/>
@@ -1844,7 +1844,7 @@
             <w:noProof/>
             <w:webHidden/>
           </w:rPr>
-          <w:instrText xml:space="preserve"> PAGEREF _Toc222587113 \h </w:instrText>
+          <w:instrText xml:space="preserve"> PAGEREF _Toc222587565 \h </w:instrText>
         </w:r>
         <w:r>
           <w:rPr>
@@ -1891,7 +1891,7 @@
           <w14:ligatures w14:val="standardContextual"/>
         </w:rPr>
       </w:pPr>
-      <w:hyperlink w:anchor="_Toc222587114" w:history="1">
+      <w:hyperlink w:anchor="_Toc222587566" w:history="1">
         <w:r>
           <w:rPr>
             <w:rStyle w:val="Collegamentoipertestuale"/>
@@ -1936,7 +1936,7 @@
             <w:noProof/>
             <w:webHidden/>
           </w:rPr>
-          <w:instrText xml:space="preserve"> PAGEREF _Toc222587114 \h </w:instrText>
+          <w:instrText xml:space="preserve"> PAGEREF _Toc222587566 \h </w:instrText>
         </w:r>
         <w:r>
           <w:rPr>
@@ -1983,7 +1983,7 @@
           <w14:ligatures w14:val="standardContextual"/>
         </w:rPr>
       </w:pPr>
-      <w:hyperlink w:anchor="_Toc222587115" w:history="1">
+      <w:hyperlink w:anchor="_Toc222587567" w:history="1">
         <w:r>
           <w:rPr>
             <w:rStyle w:val="Collegamentoipertestuale"/>
@@ -2028,7 +2028,7 @@
             <w:noProof/>
             <w:webHidden/>
           </w:rPr>
-          <w:instrText xml:space="preserve"> PAGEREF _Toc222587115 \h </w:instrText>
+          <w:instrText xml:space="preserve"> PAGEREF _Toc222587567 \h </w:instrText>
         </w:r>
         <w:r>
           <w:rPr>
@@ -2069,7 +2069,7 @@
           <w14:ligatures w14:val="standardContextual"/>
         </w:rPr>
       </w:pPr>
-      <w:hyperlink w:anchor="_Toc222587116" w:history="1">
+      <w:hyperlink w:anchor="_Toc222587568" w:history="1">
         <w:r>
           <w:rPr>
             <w:rStyle w:val="Collegamentoipertestuale"/>
@@ -2091,7 +2091,7 @@
             <w:rStyle w:val="Collegamentoipertestuale"/>
             <w:noProof/>
           </w:rPr>
-          <w:t>MODELLO DI DOMINIO</w:t>
+          <w:t>MODELLO DI PROGETTO</w:t>
         </w:r>
         <w:r>
           <w:rPr>
@@ -2112,7 +2112,7 @@
             <w:noProof/>
             <w:webHidden/>
           </w:rPr>
-          <w:instrText xml:space="preserve"> PAGEREF _Toc222587116 \h </w:instrText>
+          <w:instrText xml:space="preserve"> PAGEREF _Toc222587568 \h </w:instrText>
         </w:r>
         <w:r>
           <w:rPr>
@@ -2159,7 +2159,7 @@
           <w14:ligatures w14:val="standardContextual"/>
         </w:rPr>
       </w:pPr>
-      <w:hyperlink w:anchor="_Toc222587117" w:history="1">
+      <w:hyperlink w:anchor="_Toc222587569" w:history="1">
         <w:r>
           <w:rPr>
             <w:rStyle w:val="Collegamentoipertestuale"/>
@@ -2204,7 +2204,7 @@
             <w:noProof/>
             <w:webHidden/>
           </w:rPr>
-          <w:instrText xml:space="preserve"> PAGEREF _Toc222587117 \h </w:instrText>
+          <w:instrText xml:space="preserve"> PAGEREF _Toc222587569 \h </w:instrText>
         </w:r>
         <w:r>
           <w:rPr>
@@ -2251,7 +2251,7 @@
           <w14:ligatures w14:val="standardContextual"/>
         </w:rPr>
       </w:pPr>
-      <w:hyperlink w:anchor="_Toc222587118" w:history="1">
+      <w:hyperlink w:anchor="_Toc222587570" w:history="1">
         <w:r>
           <w:rPr>
             <w:rStyle w:val="Collegamentoipertestuale"/>
@@ -2296,7 +2296,7 @@
             <w:noProof/>
             <w:webHidden/>
           </w:rPr>
-          <w:instrText xml:space="preserve"> PAGEREF _Toc222587118 \h </w:instrText>
+          <w:instrText xml:space="preserve"> PAGEREF _Toc222587570 \h </w:instrText>
         </w:r>
         <w:r>
           <w:rPr>
@@ -2337,7 +2337,7 @@
           <w14:ligatures w14:val="standardContextual"/>
         </w:rPr>
       </w:pPr>
-      <w:hyperlink w:anchor="_Toc222587119" w:history="1">
+      <w:hyperlink w:anchor="_Toc222587571" w:history="1">
         <w:r>
           <w:rPr>
             <w:rStyle w:val="Collegamentoipertestuale"/>
@@ -2380,7 +2380,7 @@
             <w:noProof/>
             <w:webHidden/>
           </w:rPr>
-          <w:instrText xml:space="preserve"> PAGEREF _Toc222587119 \h </w:instrText>
+          <w:instrText xml:space="preserve"> PAGEREF _Toc222587571 \h </w:instrText>
         </w:r>
         <w:r>
           <w:rPr>
@@ -2421,7 +2421,7 @@
           <w14:ligatures w14:val="standardContextual"/>
         </w:rPr>
       </w:pPr>
-      <w:hyperlink w:anchor="_Toc222587120" w:history="1">
+      <w:hyperlink w:anchor="_Toc222587572" w:history="1">
         <w:r>
           <w:rPr>
             <w:rStyle w:val="Collegamentoipertestuale"/>
@@ -2464,7 +2464,7 @@
             <w:noProof/>
             <w:webHidden/>
           </w:rPr>
-          <w:instrText xml:space="preserve"> PAGEREF _Toc222587120 \h </w:instrText>
+          <w:instrText xml:space="preserve"> PAGEREF _Toc222587572 \h </w:instrText>
         </w:r>
         <w:r>
           <w:rPr>
@@ -2511,7 +2511,7 @@
           <w14:ligatures w14:val="standardContextual"/>
         </w:rPr>
       </w:pPr>
-      <w:hyperlink w:anchor="_Toc222587121" w:history="1">
+      <w:hyperlink w:anchor="_Toc222587573" w:history="1">
         <w:r>
           <w:rPr>
             <w:rStyle w:val="Collegamentoipertestuale"/>
@@ -2556,7 +2556,7 @@
             <w:noProof/>
             <w:webHidden/>
           </w:rPr>
-          <w:instrText xml:space="preserve"> PAGEREF _Toc222587121 \h </w:instrText>
+          <w:instrText xml:space="preserve"> PAGEREF _Toc222587573 \h </w:instrText>
         </w:r>
         <w:r>
           <w:rPr>
@@ -2603,7 +2603,7 @@
           <w14:ligatures w14:val="standardContextual"/>
         </w:rPr>
       </w:pPr>
-      <w:hyperlink w:anchor="_Toc222587122" w:history="1">
+      <w:hyperlink w:anchor="_Toc222587574" w:history="1">
         <w:r>
           <w:rPr>
             <w:rStyle w:val="Collegamentoipertestuale"/>
@@ -2648,7 +2648,7 @@
             <w:noProof/>
             <w:webHidden/>
           </w:rPr>
-          <w:instrText xml:space="preserve"> PAGEREF _Toc222587122 \h </w:instrText>
+          <w:instrText xml:space="preserve"> PAGEREF _Toc222587574 \h </w:instrText>
         </w:r>
         <w:r>
           <w:rPr>
@@ -2689,7 +2689,7 @@
           <w14:ligatures w14:val="standardContextual"/>
         </w:rPr>
       </w:pPr>
-      <w:hyperlink w:anchor="_Toc222587123" w:history="1">
+      <w:hyperlink w:anchor="_Toc222587575" w:history="1">
         <w:r>
           <w:rPr>
             <w:rStyle w:val="Collegamentoipertestuale"/>
@@ -2732,7 +2732,7 @@
             <w:noProof/>
             <w:webHidden/>
           </w:rPr>
-          <w:instrText xml:space="preserve"> PAGEREF _Toc222587123 \h </w:instrText>
+          <w:instrText xml:space="preserve"> PAGEREF _Toc222587575 \h </w:instrText>
         </w:r>
         <w:r>
           <w:rPr>
@@ -2813,7 +2813,7 @@
       <w:r>
         <w:t xml:space="preserve"> </w:t>
       </w:r>
-      <w:bookmarkStart w:id="0" w:name="_Toc222587094"/>
+      <w:bookmarkStart w:id="0" w:name="_Toc222587546"/>
       <w:r>
         <w:t>IDEAZIONE E ANALISI DEI REQUISITI</w:t>
       </w:r>
@@ -2823,7 +2823,7 @@
       <w:pPr>
         <w:pStyle w:val="Subtitle1"/>
       </w:pPr>
-      <w:bookmarkStart w:id="1" w:name="_Toc222587095"/>
+      <w:bookmarkStart w:id="1" w:name="_Toc222587547"/>
       <w:r>
         <w:t>Introduzione</w:t>
       </w:r>
@@ -2885,7 +2885,7 @@
       <w:pPr>
         <w:pStyle w:val="Subtitle1"/>
       </w:pPr>
-      <w:bookmarkStart w:id="2" w:name="_Toc222587096"/>
+      <w:bookmarkStart w:id="2" w:name="_Toc222587548"/>
       <w:r>
         <w:t>Requisiti</w:t>
       </w:r>
@@ -3380,7 +3380,7 @@
       <w:pPr>
         <w:pStyle w:val="Subtitle1"/>
       </w:pPr>
-      <w:bookmarkStart w:id="3" w:name="_Toc222587097"/>
+      <w:bookmarkStart w:id="3" w:name="_Toc222587549"/>
       <w:r>
         <w:t>Obiettivi e casi d’uso</w:t>
       </w:r>
@@ -3967,7 +3967,7 @@
       <w:pPr>
         <w:pStyle w:val="Subtitle1"/>
       </w:pPr>
-      <w:bookmarkStart w:id="4" w:name="_Toc222587098"/>
+      <w:bookmarkStart w:id="4" w:name="_Toc222587550"/>
       <w:r>
         <w:t>Modello dei Casi d’uso</w:t>
       </w:r>
@@ -11185,7 +11185,7 @@
       <w:pPr>
         <w:pStyle w:val="Subtitle1"/>
       </w:pPr>
-      <w:bookmarkStart w:id="21" w:name="_Toc222587099"/>
+      <w:bookmarkStart w:id="21" w:name="_Toc222587551"/>
       <w:r>
         <w:t>Documento di visione</w:t>
       </w:r>
@@ -11195,7 +11195,7 @@
       <w:pPr>
         <w:pStyle w:val="Subtitle2"/>
       </w:pPr>
-      <w:bookmarkStart w:id="22" w:name="_Toc222587100"/>
+      <w:bookmarkStart w:id="22" w:name="_Toc222587552"/>
       <w:r>
         <w:t>Opportunità di business</w:t>
       </w:r>
@@ -11232,7 +11232,7 @@
       <w:pPr>
         <w:pStyle w:val="Subtitle2"/>
       </w:pPr>
-      <w:bookmarkStart w:id="23" w:name="_Toc222587101"/>
+      <w:bookmarkStart w:id="23" w:name="_Toc222587553"/>
       <w:r>
         <w:t>Formulazione del problema</w:t>
       </w:r>
@@ -11255,7 +11255,7 @@
       <w:pPr>
         <w:pStyle w:val="Subtitle2"/>
       </w:pPr>
-      <w:bookmarkStart w:id="24" w:name="_Toc222587102"/>
+      <w:bookmarkStart w:id="24" w:name="_Toc222587554"/>
       <w:r>
         <w:t>Formulazione della posizione del prodotto</w:t>
       </w:r>
@@ -11281,7 +11281,7 @@
       <w:pPr>
         <w:pStyle w:val="Subtitle2"/>
       </w:pPr>
-      <w:bookmarkStart w:id="25" w:name="_Toc222587103"/>
+      <w:bookmarkStart w:id="25" w:name="_Toc222587555"/>
       <w:r>
         <w:t>Obiettivi a livello utente</w:t>
       </w:r>
@@ -11358,7 +11358,7 @@
       <w:pPr>
         <w:pStyle w:val="Subtitle2"/>
       </w:pPr>
-      <w:bookmarkStart w:id="26" w:name="_Toc222587104"/>
+      <w:bookmarkStart w:id="26" w:name="_Toc222587556"/>
       <w:r>
         <w:t>Riepilogo delle caratteristiche del sistema</w:t>
       </w:r>
@@ -11512,7 +11512,7 @@
       <w:pPr>
         <w:pStyle w:val="Subtitle1"/>
       </w:pPr>
-      <w:bookmarkStart w:id="27" w:name="_Toc222587105"/>
+      <w:bookmarkStart w:id="27" w:name="_Toc222587557"/>
       <w:r>
         <w:t xml:space="preserve">Specifiche Supplementari: Sistema </w:t>
       </w:r>
@@ -11530,7 +11530,7 @@
       <w:pPr>
         <w:pStyle w:val="Subtitle2"/>
       </w:pPr>
-      <w:bookmarkStart w:id="28" w:name="_Toc222587106"/>
+      <w:bookmarkStart w:id="28" w:name="_Toc222587558"/>
       <w:r>
         <w:t>Usabilità</w:t>
       </w:r>
@@ -11571,7 +11571,7 @@
       <w:pPr>
         <w:pStyle w:val="Subtitle2"/>
       </w:pPr>
-      <w:bookmarkStart w:id="29" w:name="_Toc222587107"/>
+      <w:bookmarkStart w:id="29" w:name="_Toc222587559"/>
       <w:r>
         <w:t>Affidabilità e Robustezza</w:t>
       </w:r>
@@ -11628,7 +11628,7 @@
       <w:pPr>
         <w:pStyle w:val="Subtitle2"/>
       </w:pPr>
-      <w:bookmarkStart w:id="30" w:name="_Toc222587108"/>
+      <w:bookmarkStart w:id="30" w:name="_Toc222587560"/>
       <w:r>
         <w:t>Vincoli Hardware e Software</w:t>
       </w:r>
@@ -11669,7 +11669,7 @@
       <w:pPr>
         <w:pStyle w:val="Subtitle2"/>
       </w:pPr>
-      <w:bookmarkStart w:id="31" w:name="_Toc222587109"/>
+      <w:bookmarkStart w:id="31" w:name="_Toc222587561"/>
       <w:r>
         <w:t>Vincoli di Sviluppo e Architettura</w:t>
       </w:r>
@@ -11694,7 +11694,7 @@
       <w:pPr>
         <w:pStyle w:val="Subtitle2"/>
       </w:pPr>
-      <w:bookmarkStart w:id="32" w:name="_Toc222587110"/>
+      <w:bookmarkStart w:id="32" w:name="_Toc222587562"/>
       <w:r>
         <w:t>Aspetti Legali e Licenza</w:t>
       </w:r>
@@ -11719,7 +11719,7 @@
       <w:pPr>
         <w:pStyle w:val="Subtitle1"/>
       </w:pPr>
-      <w:bookmarkStart w:id="33" w:name="_Toc222587111"/>
+      <w:bookmarkStart w:id="33" w:name="_Toc222587563"/>
       <w:r>
         <w:t>Glossario</w:t>
       </w:r>
@@ -12997,7 +12997,7 @@
       <w:pPr>
         <w:pStyle w:val="Title1"/>
       </w:pPr>
-      <w:bookmarkStart w:id="34" w:name="_Toc222587112"/>
+      <w:bookmarkStart w:id="34" w:name="_Toc222587564"/>
       <w:r>
         <w:t>ANALISI ORIENTATA AGLI OGGETTI</w:t>
       </w:r>
@@ -13019,7 +13019,7 @@
       <w:pPr>
         <w:pStyle w:val="Subtitle1"/>
       </w:pPr>
-      <w:bookmarkStart w:id="35" w:name="_Toc222587113"/>
+      <w:bookmarkStart w:id="35" w:name="_Toc222587565"/>
       <w:r>
         <w:t>Analisi delle Iterazioni</w:t>
       </w:r>
@@ -14194,7 +14194,7 @@
       <w:pPr>
         <w:pStyle w:val="Subtitle1"/>
       </w:pPr>
-      <w:bookmarkStart w:id="36" w:name="_Toc222587114"/>
+      <w:bookmarkStart w:id="36" w:name="_Toc222587566"/>
       <w:r>
         <w:t>Modello di dominio</w:t>
       </w:r>
@@ -14708,7 +14708,7 @@
       <w:pPr>
         <w:pStyle w:val="Subtitle1"/>
       </w:pPr>
-      <w:bookmarkStart w:id="37" w:name="_Toc222587115"/>
+      <w:bookmarkStart w:id="37" w:name="_Toc222587567"/>
       <w:r>
         <w:t>SSD e Contratti</w:t>
       </w:r>
@@ -20331,20 +20331,20 @@
       <w:pPr>
         <w:pStyle w:val="Title1"/>
       </w:pPr>
-      <w:bookmarkStart w:id="38" w:name="_Toc222587116"/>
+      <w:bookmarkStart w:id="38" w:name="_Toc222587568"/>
       <w:r>
         <w:t xml:space="preserve">MODELLO DI </w:t>
       </w:r>
+      <w:r>
+        <w:t>PROGETTO</w:t>
+      </w:r>
       <w:bookmarkEnd w:id="38"/>
-      <w:r>
-        <w:t>PROGETTO</w:t>
-      </w:r>
     </w:p>
     <w:p>
       <w:pPr>
         <w:pStyle w:val="Subtitle1"/>
       </w:pPr>
-      <w:bookmarkStart w:id="39" w:name="_Toc222587117"/>
+      <w:bookmarkStart w:id="39" w:name="_Toc222587569"/>
       <w:r>
         <w:t>Diagramma delle classi</w:t>
       </w:r>
@@ -20446,7 +20446,7 @@
       <w:pPr>
         <w:pStyle w:val="Subtitle1"/>
       </w:pPr>
-      <w:bookmarkStart w:id="40" w:name="_Toc222587118"/>
+      <w:bookmarkStart w:id="40" w:name="_Toc222587570"/>
       <w:r>
         <w:t>Diagrammi di sequenza</w:t>
       </w:r>
@@ -21327,7 +21327,7 @@
       <w:pPr>
         <w:pStyle w:val="Title1"/>
       </w:pPr>
-      <w:bookmarkStart w:id="41" w:name="_Toc222587119"/>
+      <w:bookmarkStart w:id="41" w:name="_Toc222587571"/>
       <w:r>
         <w:rPr>
           <w:b w:val="0"/>
@@ -21421,7 +21421,7 @@
       <w:pPr>
         <w:pStyle w:val="Title1"/>
       </w:pPr>
-      <w:bookmarkStart w:id="42" w:name="_Toc222587120"/>
+      <w:bookmarkStart w:id="42" w:name="_Toc222587572"/>
       <w:r>
         <w:t>RAFFINAMENTO DELL’ARCHITETTURA E PROSPETTIVE FUTURE</w:t>
       </w:r>
@@ -21481,7 +21481,7 @@
       <w:pPr>
         <w:pStyle w:val="Subtitle1"/>
       </w:pPr>
-      <w:bookmarkStart w:id="43" w:name="_Toc222587121"/>
+      <w:bookmarkStart w:id="43" w:name="_Toc222587573"/>
       <w:r>
         <w:t>Introduzione della classe Archivio</w:t>
       </w:r>
@@ -21868,7 +21868,7 @@
       <w:pPr>
         <w:pStyle w:val="Subtitle1"/>
       </w:pPr>
-      <w:bookmarkStart w:id="44" w:name="_Toc222587122"/>
+      <w:bookmarkStart w:id="44" w:name="_Toc222587574"/>
       <w:r>
         <w:t>Riorganizzazione della Logica di Presentazione per una Maggiore Coesione</w:t>
       </w:r>
@@ -22363,7 +22363,7 @@
       <w:pPr>
         <w:pStyle w:val="Title1"/>
       </w:pPr>
-      <w:bookmarkStart w:id="45" w:name="_Toc222587123"/>
+      <w:bookmarkStart w:id="45" w:name="_Toc222587575"/>
       <w:r>
         <w:t>CONCLUSIONI</w:t>
       </w:r>
